--- a/docs/articulo/Articulo_Tapete_Interactivo.docx
+++ b/docs/articulo/Articulo_Tapete_Interactivo.docx
@@ -4040,7 +4040,7 @@
         <w:pStyle w:val="BodyText"/>
       </w:pPr>
       <w:r>
-        <w:t xml:space="preserve">Tres de los ocho escenarios se verifican en modo</w:t>
+        <w:t xml:space="preserve">Dos de los ocho escenarios se verifican en modo</w:t>
       </w:r>
       <w:r>
         <w:t xml:space="preserve"> </w:t>
@@ -4053,7 +4053,7 @@
         <w:t xml:space="preserve">estricto</w:t>
       </w:r>
       <w:r>
-        <w:t xml:space="preserve">: la traza emitida debe coincidir con la esperada elemento a elemento, sin eventos intermedios ni omisiones. Los cinco restantes exigen que la traza esperada aparezca como subsecuencia ordenada de la emitida. Los ocho escenarios se ejecutan contra la biblioteca compilada desde el mismo código fuente que se carga en el microcontrolador, y los ocho pasan. Dado que no existen dos implementaciones de la lógica, este resultado no debe leerse como una comparación entre dos sistemas que coinciden, sino como la verificación de que el único sistema existente se comporta según su especificación en ambos destinos de compilación.</w:t>
+        <w:t xml:space="preserve">: la traza emitida debe coincidir con la esperada elemento a elemento, sin eventos intermedios ni omisiones. Los seis restantes exigen que la traza esperada aparezca como subsecuencia ordenada de la emitida. Los ocho escenarios se ejecutan contra la biblioteca compilada desde el mismo código fuente que se carga en el microcontrolador, y los ocho pasan. Dado que no existen dos implementaciones de la lógica, este resultado no debe leerse como una comparación entre dos sistemas que coinciden, sino como la verificación de que el único sistema existente se comporta según su especificación en ambos destinos de compilación.</w:t>
       </w:r>
     </w:p>
     <w:bookmarkEnd w:id="49"/>
@@ -5682,7 +5682,7 @@
               <w:jc w:val="right"/>
             </w:pPr>
             <w:r>
-              <w:t xml:space="preserve">± 0,025</w:t>
+              <w:t xml:space="preserve">± 0,024</w:t>
             </w:r>
           </w:p>
         </w:tc>
@@ -6386,7 +6386,7 @@
               <w:jc w:val="right"/>
             </w:pPr>
             <w:r>
-              <w:t xml:space="preserve">0,594</w:t>
+              <w:t xml:space="preserve">0,593</w:t>
             </w:r>
           </w:p>
         </w:tc>
@@ -7107,7 +7107,7 @@
         <w:t xml:space="preserve">no constituyen la latencia del lazo de interacción física</w:t>
       </w:r>
       <w:r>
-        <w:t xml:space="preserve">, que incluye el tiempo de conversión analógico-digital, el filtrado de la pisada y la conmutación de los diodos, y que solo puede medirse sobre el prototipo instrumentado (evidencia E9, pendiente). Lo que sí establecen es que el coste de la lógica es de tres a cinco órdenes de magnitud inferior a la escala temporal del juego —cuya ventana de reacción más exigente es de 1000 ms— y que, por tanto, el núcleo no puede constituir el cuello de botella del lazo de interacción.</w:t>
+        <w:t xml:space="preserve">, que incluye el tiempo de conversión analógico-digital, el filtrado de la pisada y la conmutación de los diodos, y que solo puede medirse sobre el prototipo instrumentado (evidencia E9, pendiente). Lo que sí establecen es que el coste de la lógica es más de seis órdenes de magnitud inferior a la escala temporal del juego —cuya ventana de reacción más exigente es de 1000 ms, frente a los 481,8 ns que cuesta procesar una pisada— y que, por tanto, el núcleo no puede constituir el cuello de botella del lazo de interacción.</w:t>
       </w:r>
     </w:p>
     <w:p>

--- a/docs/articulo/Articulo_Tapete_Interactivo.docx
+++ b/docs/articulo/Articulo_Tapete_Interactivo.docx
@@ -276,7 +276,7 @@
         <w:pStyle w:val="FirstParagraph"/>
       </w:pPr>
       <w:r>
-        <w:t xml:space="preserve">El síndrome de Down es una condición genética asociada a alteraciones del desarrollo motor y cognitivo, particularmente en el equilibrio, la coordinación, la memoria de trabajo y la planificación motora. Estas dificultades limitan la autonomía y la participación de los niños en entornos educativos y terapéuticos, lo que motiva el desarrollo de estrategias de intervención que complementen las terapias tradicionales. Este artículo presenta el diseño y desarrollo de un tapete interactivo multisensorial de seis casillas que combina secuencias de luces y sonidos como herramienta de apoyo terapéutico. El sistema integra sensores de presión resistivos (FSR), iluminación LED regulada por modulación de ancho de pulso y salida de audio, gobernados por un microcontrolador ESP32 que ejecuta tres modos de juego orientados a estimular la memoria de trabajo, la velocidad de respuesta y el equilibrio. Un programa de monitoreo en PC registra aciertos, errores y tiempos de reacción, y presenta al terapeuta una recomendación de nivel que este acepta o rechaza: la dificultad se adapta con el profesional en el lazo de decisión, nunca de forma autónoma.</w:t>
+        <w:t xml:space="preserve">El síndrome de Down es una condición genética asociada a alteraciones del desarrollo motor y cognitivo, particularmente en el equilibrio, la coordinación, la memoria de trabajo y la planificación motora. Estas dificultades limitan la autonomía y la participación de los niños en entornos educativos y terapéuticos, lo que motiva el desarrollo de estrategias de intervención que complementen las terapias tradicionales. Este artículo presenta el diseño y desarrollo de un tapete interactivo multisensorial de seis casillas que combina secuencias de luces y sonidos como herramienta de apoyo terapéutico. El sistema integra sensores de presión resistivos (FSR), iluminación LED regulada mediante modulación por ancho de pulso (PWM) y salida de audio, gobernados por un microcontrolador ESP32 que ejecuta tres modos de juego orientados a estimular la memoria de trabajo, la velocidad de respuesta y el equilibrio. Un programa de monitoreo en PC registra aciertos, errores y tiempos de reacción, y presenta al terapeuta una recomendación de nivel que este acepta o rechaza: la dificultad se adapta con el profesional en el lazo de decisión, nunca de forma autónoma.</w:t>
       </w:r>
     </w:p>
     <w:p>
@@ -284,7 +284,7 @@
         <w:pStyle w:val="BodyText"/>
       </w:pPr>
       <w:r>
-        <w:t xml:space="preserve">La contribución metodológica central es la estrategia de validación. La lógica de juego se implementó como un núcleo de software portable, sin dependencias del entorno Arduino, que se compila tanto para el microcontrolador como para una biblioteca de enlace dinámico ejecutable en PC. Simulador y prototipo ejecutan, por construcción, el mismo binario lógico. Sobre ese núcleo se ejercitó un jugador simulado, parametrizado por una probabilidad de acierto por pisada, y se obtuvieron ocho evidencias reproducibles: determinismo de la traza, equivalencia de la lógica entre plataformas, respuesta de la adaptación al desempeño en los tres modos, escalado de la exigencia por nivel, convergencia del nivel al desempeño, verificación estadística de la regla de dificultad frente a su predicción analítica, robustez frente a entradas malformadas y coste computacional del núcleo. Destaca la sexta: la probabilidad teórica de ganar una ronda es</w:t>
+        <w:t xml:space="preserve">La contribución metodológica central es la estrategia de validación. La lógica de juego se implementó como un núcleo de software portable, sin dependencias del entorno Arduino, que se compila tanto para el microcontrolador como para una biblioteca de enlace dinámico ejecutable en PC. Simulador y prototipo ejecutan, por construcción, el mismo binario lógico. Sobre ese núcleo se ejercitó un jugador simulado, parametrizado por una probabilidad de acierto por pisada, y se obtuvieron ocho evidencias reproducibles: determinismo de la traza, equivalencia de la lógica entre plataformas, respuesta de la adaptación al desempeño en los tres modos, escalado de la exigencia por nivel, convergencia del nivel al desempeño, verificación estadística de la regla de dificultad frente a su predicción analítica, robustez frente a entradas malformadas y costo computacional del núcleo. Destaca la sexta: la probabilidad teórica de ganar una ronda es</w:t>
       </w:r>
       <w:r>
         <w:t xml:space="preserve"> </w:t>
@@ -672,7 +672,7 @@
         <w:t xml:space="preserve">(Bevilacqua Junior et al., 2023; Kamińska et al., 2023)</w:t>
       </w:r>
       <w:r>
-        <w:t xml:space="preserve">. Sin embargo, muchas de estas terapias, así como los juegos tradicionales empleados como apoyo, carecen de dos propiedades que la tecnología puede aportar con naturalidad: retroalimentación inmediata y personalizada, y registro objetivo del desempeño. Su ausencia dificulta ajustar la dificultad al ritmo del niño, lo que puede derivar en frustración o en desmotivación. Este último punto es especialmente relevante en el síndrome de Down, donde se han documentado estrategias de evitación ante tareas percibidas como difíciles: el niño aprende a rehuir el desafío en lugar de afrontarlo, con un coste acumulado sobre el aprendizaje</w:t>
+        <w:t xml:space="preserve">. Sin embargo, muchas de estas terapias, así como los juegos tradicionales empleados como apoyo, carecen de dos propiedades que la tecnología puede aportar con naturalidad: retroalimentación inmediata y personalizada, y registro objetivo del desempeño. Su ausencia dificulta ajustar la dificultad al ritmo del niño, lo que puede derivar en frustración o en desmotivación. Este último punto es especialmente relevante en el síndrome de Down, donde se han documentado estrategias de evitación ante tareas percibidas como difíciles: el niño aprende a rehuir el desafío en lugar de afrontarlo, con un costo acumulado sobre el aprendizaje</w:t>
       </w:r>
       <w:r>
         <w:t xml:space="preserve"> </w:t>
@@ -733,7 +733,7 @@
         <w:pStyle w:val="BodyText"/>
       </w:pPr>
       <w:r>
-        <w:t xml:space="preserve">En este contexto, el presente trabajo propone el diseño y desarrollo de un tapete interactivo multisensorial que combina secuencias de luces y sonidos, sensores de presión y un programa de análisis en PC, con el fin de estimular las habilidades cognitivas y motoras de los niños con síndrome de Down. El sistema ofrece tres modos de juego orientados a la memoria de trabajo, la velocidad de respuesta y el equilibrio, proporciona retroalimentación inmediata y registra indicadores de desempeño que facilitan el acompañamiento terapéutico.</w:t>
+        <w:t xml:space="preserve">En este contexto, el presente trabajo propone el diseño y desarrollo de un tapete interactivo multisensorial que combina secuencias de luces y sonidos, sensores de presión y un programa de monitoreo en PC, con el fin de estimular las habilidades cognitivas y motoras de los niños con síndrome de Down. El sistema ofrece tres modos de juego orientados a la memoria de trabajo, la velocidad de respuesta y el equilibrio, proporciona retroalimentación inmediata y registra indicadores de desempeño que facilitan el acompañamiento terapéutico.</w:t>
       </w:r>
     </w:p>
     <w:p>
@@ -1542,7 +1542,7 @@
         <w:t xml:space="preserve"> </w:t>
       </w:r>
       <w:r>
-        <w:t xml:space="preserve">Cada casilla incorpora un sensor de presión resistivo (FSR 402), cuya resistencia disminuye al aumentar la fuerza aplicada. El sensor forma un divisor de tensión con una resistencia fija de 10 kΩ a masa, de modo que el nodo intermedio, leído por el convertidor analógico-digital, aumenta su tensión con la fuerza. Los seis canales se asignaron a las entradas GPIO 36, 39, 34, 35, 32 y 33, todas pertenecientes al primer bloque de conversión del ESP32, que es el único utilizable cuando la interfaz inalámbrica está activa. El firmware considera pisada toda lectura que supere un umbral configurable, fijado provisionalmente en 2000 sobre un rango de conversión de 0 a 4095. La elección del FSR frente a alternativas como celdas de carga o interruptores mecánicos responde a su bajo coste, su perfil delgado y su idoneidad demostrada para plataformas de medición de presión plantar construidas con este mismo componente</w:t>
+        <w:t xml:space="preserve">Cada casilla incorpora un sensor de presión resistivo (FSR 402), cuya resistencia disminuye al aumentar la fuerza aplicada. El sensor forma un divisor de tensión con una resistencia fija de 10 kΩ a masa, de modo que el nodo intermedio, leído por el convertidor analógico-digital, aumenta su tensión con la fuerza. Los seis canales se asignaron a las entradas GPIO 36, 39, 34, 35, 32 y 33, todas pertenecientes al primer bloque de conversión del ESP32, que es el único utilizable cuando la interfaz inalámbrica está activa. El firmware considera pisada toda lectura que supere un umbral configurable, fijado provisionalmente en 2000 sobre un rango de conversión de 0 a 4095. La elección del FSR frente a alternativas como celdas de carga o interruptores mecánicos responde a su bajo costo, su perfil delgado y su idoneidad demostrada para plataformas de medición de presión plantar construidas con este mismo componente</w:t>
       </w:r>
       <w:r>
         <w:t xml:space="preserve"> </w:t>
@@ -1593,7 +1593,7 @@
         <w:t xml:space="preserve"> </w:t>
       </w:r>
       <w:r>
-        <w:t xml:space="preserve">merece justificación explícita, pues se aparta de la propuesta inicial del proyecto. Responde a tres criterios de ingeniería. Primero, accesibilidad: la retroalimentación del tapete se sustenta en la posición de la casilla encendida y en su estado —encendida, apagada, intensidad—, no en la discriminación cromática, con lo que se evita excluir a usuarios con alteraciones de la percepción del color. Segundo, robustez: el control por PWM de un grupo de diodos es más simple y tolerante que el protocolo temporizado que exigen las tiras direccionables, lo que reduce los puntos de fallo en un dispositivo destinado al uso repetido por niños. Tercero, coste y disponibilidad de componentes. Conviene subrayar que esta decisión no compromete la lógica de juego: el firmware expone una abstracción de hardware con las operaciones de encender, apagar y regular intensidad por casilla, de modo que una futura migración a iluminación de color no exigiría modificar la lógica de los modos.</w:t>
+        <w:t xml:space="preserve">merece justificación explícita, pues se aparta de la propuesta inicial del proyecto. Responde a tres criterios de ingeniería. Primero, accesibilidad: la retroalimentación del tapete se sustenta en la posición de la casilla encendida y en su estado —encendida, apagada, intensidad—, no en la discriminación cromática, con lo que se evita excluir a usuarios con alteraciones de la percepción del color. Segundo, robustez: el control por PWM de un grupo de diodos es más simple y tolerante que el protocolo temporizado que exigen las tiras direccionables, lo que reduce los puntos de fallo en un dispositivo destinado al uso repetido por niños. Tercero, costo y disponibilidad de componentes. Conviene subrayar que esta decisión no compromete la lógica de juego: el firmware expone una abstracción de hardware con las operaciones de encender, apagar y regular intensidad por casilla, de modo que una futura migración a iluminación de color no exigiría modificar la lógica de los modos.</w:t>
       </w:r>
     </w:p>
     <w:p>
@@ -1611,7 +1611,7 @@
         <w:t xml:space="preserve"> </w:t>
       </w:r>
       <w:r>
-        <w:t xml:space="preserve">Un módulo DFPlayer Mini, con amplificador integrado y tarjeta microSD, reproduce cuatro pistas asociadas a los eventos del juego: instrucción, acierto, error y éxito de secuencia. Se comunica con el microcontrolador por interfaz serie asíncrona (GPIO 17 y 16) y ataca un altavoz de 4 Ω y 3 W.</w:t>
+        <w:t xml:space="preserve">Un módulo DFPlayer Mini, con amplificador integrado y tarjeta microSD, reproduce cuatro pistas asociadas a los eventos del juego: instrucción, acierto, error y éxito de secuencia. Se comunica con el microcontrolador por interfaz serie asíncrona (GPIO 17 y 16) y ataca un parlante de 4 Ω y 3 W.</w:t>
       </w:r>
     </w:p>
     <w:p>
@@ -3233,7 +3233,7 @@
         <w:pStyle w:val="BodyText"/>
       </w:pPr>
       <w:r>
-        <w:t xml:space="preserve">Las evidencias se numeran de E1 a E10. Las ocho primeras, obtenidas por software, se reportan en la sección de resultados; las dos últimas dependen del prototipo instrumentado y se declaran pendientes.</w:t>
+        <w:t xml:space="preserve">Las evidencias se numeran de E1 a E10. Las siete primeras se obtienen por simulación determinista de la lógica; la octava, por medición sobre la implementación compilada —banco de software, sin el prototipo físico—. Las ocho se reportan en la sección de resultados. Las dos últimas dependen del prototipo instrumentado y se declaran pendientes.</w:t>
       </w:r>
     </w:p>
     <w:p>
@@ -3682,19 +3682,19 @@
               <w:jc w:val="left"/>
             </w:pPr>
             <w:r>
-              <w:t xml:space="preserve">Coste computacional del núcleo y huella de recursos</w:t>
-            </w:r>
-          </w:p>
-        </w:tc>
-        <w:tc>
-          <w:tcPr/>
-          <w:p>
-            <w:pPr>
-              <w:pStyle w:val="Compact"/>
-              <w:jc w:val="left"/>
-            </w:pPr>
-            <w:r>
-              <w:t xml:space="preserve">Banco (PC y compilación)</w:t>
+              <w:t xml:space="preserve">Costo computacional del núcleo y huella de recursos</w:t>
+            </w:r>
+          </w:p>
+        </w:tc>
+        <w:tc>
+          <w:tcPr/>
+          <w:p>
+            <w:pPr>
+              <w:pStyle w:val="Compact"/>
+              <w:jc w:val="left"/>
+            </w:pPr>
+            <w:r>
+              <w:t xml:space="preserve">Banco de software</w:t>
             </w:r>
           </w:p>
         </w:tc>
@@ -4121,6 +4121,40 @@
       </w:pPr>
       <w:r>
         <w:t xml:space="preserve">La Figura 2 presenta el caso del modo de velocidad, para el que la recomendación transita por las tres direcciones posibles: sugiere bajar con habilidades de 0 a 10 %, mantener entre 20 y 30 % —franja en la que la tasa de acierto se sitúa en el 50 %, dentro de la banda muerta del recomendador— y subir a partir del 40 %.</w:t>
+      </w:r>
+    </w:p>
+    <w:p>
+      <w:pPr>
+        <w:pStyle w:val="BodyText"/>
+      </w:pPr>
+      <w:r>
+        <w:t xml:space="preserve">Conviene evitar aquí una lectura errónea de la figura. El eje vertical representa la tasa de acierto de la</w:t>
+      </w:r>
+      <w:r>
+        <w:t xml:space="preserve"> </w:t>
+      </w:r>
+      <w:r>
+        <w:rPr>
+          <w:bCs/>
+          <w:b/>
+        </w:rPr>
+        <w:t xml:space="preserve">sesión completa</w:t>
+      </w:r>
+      <w:r>
+        <w:t xml:space="preserve">, mientras que la dirección recomendada se calcula sobre la</w:t>
+      </w:r>
+      <w:r>
+        <w:t xml:space="preserve"> </w:t>
+      </w:r>
+      <w:r>
+        <w:rPr>
+          <w:bCs/>
+          <w:b/>
+        </w:rPr>
+        <w:t xml:space="preserve">ventana de las cuatro últimas rondas</w:t>
+      </w:r>
+      <w:r>
+        <w:t xml:space="preserve">. Ambas magnitudes no tienen por qué coincidir: con una habilidad del 40 %, la sesión cierra con un 62,5 % de aciertos y, sin embargo, el sistema recomienda subir, porque las cuatro rondas finales alcanzaron el umbral del 75 %. La figura describe el desempeño global; la recomendación responde al desempeño reciente, que es justamente lo que interesa a un mecanismo adaptativo.</w:t>
       </w:r>
     </w:p>
     <w:p>
@@ -5087,7 +5121,7 @@
         <w:pStyle w:val="BodyText"/>
       </w:pPr>
       <w:r>
-        <w:t xml:space="preserve">En el modo de memoria el patrón es distinto y revelador. El número de aciertos por sesión es constante e igual a cuatro en los cuatro niveles, porque por construcción la sesión termina cuando la secuencia alcanza su longitud final, tres elementos por encima de la inicial. Lo que crece con el nivel no es el número de aciertos sino el de errores necesarios para llegar hasta allí: de uno en el nivel 1 a nueve en el nivel 4. La dificultad se manifiesta como coste de intentos, no como duración.</w:t>
+        <w:t xml:space="preserve">En el modo de memoria el patrón es distinto y revelador. El número de aciertos por sesión es constante e igual a cuatro en los cuatro niveles, porque por construcción la sesión termina cuando la secuencia alcanza su longitud final, tres elementos por encima de la inicial. Lo que crece con el nivel no es el número de aciertos sino el de errores necesarios para llegar hasta allí: de uno en el nivel 1 a nueve en el nivel 4. La dificultad se manifiesta como costo de intentos, no como duración.</w:t>
       </w:r>
     </w:p>
     <w:p>
@@ -6815,7 +6849,7 @@
           <wp:inline>
             <wp:extent cx="5334000" cy="2326163"/>
             <wp:effectExtent b="0" l="0" r="0" t="0"/>
-            <wp:docPr descr="Verificación estadística de la regla del motor sobre 200 semillas. Los puntos son las proporciones medidas con su intervalo de confianza del 95 %; la línea discontinua, la predicción analítica. Simulación determinista." title="" id="60" name="Picture"/>
+            <wp:docPr descr="Verificación estadística de la regla de dificultad sobre 200 semillas. Los puntos son las proporciones medidas con su intervalo de confianza del 95 %; la línea discontinua, la predicción analítica. Simulación determinista." title="" id="60" name="Picture"/>
             <a:graphic>
               <a:graphicData uri="http://schemas.openxmlformats.org/drawingml/2006/picture">
                 <pic:pic>
@@ -6858,7 +6892,7 @@
         <w:pStyle w:val="ImageCaption"/>
       </w:pPr>
       <w:r>
-        <w:t xml:space="preserve">Verificación estadística de la regla del motor sobre 200 semillas. Los puntos son las proporciones medidas con su intervalo de confianza del 95 %; la línea discontinua, la predicción analítica. Simulación determinista.</w:t>
+        <w:t xml:space="preserve">Verificación estadística de la regla de dificultad sobre 200 semillas. Los puntos son las proporciones medidas con su intervalo de confianza del 95 %; la línea discontinua, la predicción analítica. Simulación determinista.</w:t>
       </w:r>
     </w:p>
     <w:p>
@@ -7024,7 +7058,7 @@
       </w:r>
     </w:p>
     <w:bookmarkEnd w:id="63"/>
-    <w:bookmarkStart w:id="64" w:name="X693f251763e8af082259b1b59c312f754607829"/>
+    <w:bookmarkStart w:id="64" w:name="X00c204f8fc2d12d022abc099c3eb6738535c1bc"/>
     <w:p>
       <w:pPr>
         <w:pStyle w:val="Heading2"/>
@@ -7039,7 +7073,7 @@
         <w:tab/>
       </w:r>
       <w:r>
-        <w:t xml:space="preserve">Coste computacional y huella de recursos (E8)</w:t>
+        <w:t xml:space="preserve">Costo computacional y huella de recursos (E8)</w:t>
       </w:r>
     </w:p>
     <w:p>
@@ -7047,7 +7081,7 @@
         <w:pStyle w:val="FirstParagraph"/>
       </w:pPr>
       <w:r>
-        <w:t xml:space="preserve">Se midió el coste de cómputo del núcleo compilado con optimización sobre un procesador Intel Core i7-1355U, ejercitando directamente la máquina de estados y serializando cada evento emitido como haría el firmware. Un ciclo de avance temporal sin transiciones cuesta</w:t>
+        <w:t xml:space="preserve">Se midió el costo de cómputo del núcleo compilado con optimización sobre un procesador Intel Core i7-1355U, ejercitando directamente la máquina de estados y serializando cada evento emitido como haría el firmware. Un ciclo de avance temporal sin transiciones cuesta</w:t>
       </w:r>
       <w:r>
         <w:t xml:space="preserve"> </w:t>
@@ -7107,7 +7141,7 @@
         <w:t xml:space="preserve">no constituyen la latencia del lazo de interacción física</w:t>
       </w:r>
       <w:r>
-        <w:t xml:space="preserve">, que incluye el tiempo de conversión analógico-digital, el filtrado de la pisada y la conmutación de los diodos, y que solo puede medirse sobre el prototipo instrumentado (evidencia E9, pendiente). Lo que sí establecen es que el coste de la lógica es más de seis órdenes de magnitud inferior a la escala temporal del juego —cuya ventana de reacción más exigente es de 1000 ms, frente a los 481,8 ns que cuesta procesar una pisada— y que, por tanto, el núcleo no puede constituir el cuello de botella del lazo de interacción.</w:t>
+        <w:t xml:space="preserve">, que incluye el tiempo de conversión analógico-digital, el filtrado de la pisada y la conmutación de los diodos, y que solo puede medirse sobre el prototipo instrumentado (evidencia E9, pendiente). Lo que sí establecen es que el costo de la lógica es más de seis órdenes de magnitud inferior a la escala temporal del juego —cuya ventana de reacción más exigente es de 1000 ms, frente a los 481,8 ns que cuesta procesar una pisada— y que, por tanto, el núcleo no puede constituir el cuello de botella del lazo de interacción.</w:t>
       </w:r>
     </w:p>
     <w:p>
@@ -7174,7 +7208,7 @@
         <w:pStyle w:val="FirstParagraph"/>
       </w:pPr>
       <w:r>
-        <w:t xml:space="preserve">El prototipo fue construido conforme al diseño descrito: se montó el circuito completo, se integraron los seis sensores y los seis grupos de iluminación en la tapa reforzada, y se verificó con multímetro la ausencia de cortocircuitos entre los raíles de alimentación antes de energizar. El enlace serie con el programa de monitoreo funciona: el dispositivo anuncia su versión de firmware, acepta comandos y emite eventos de estado y puntuación, que quedan registrados en la base de datos de sesiones.</w:t>
+        <w:t xml:space="preserve">El prototipo fue construido conforme al diseño descrito: se montó el circuito completo, se integraron los seis sensores y los seis grupos de iluminación en la tapa reforzada, y se verificó con multímetro la ausencia de cortocircuitos entre los rieles de alimentación antes de energizar. El enlace serie con el programa de monitoreo funciona: el dispositivo anuncia su versión de firmware, acepta comandos y emite eventos de estado y puntuación, que quedan registrados en la base de datos de sesiones.</w:t>
       </w:r>
     </w:p>
     <w:p>
@@ -7379,7 +7413,7 @@
               <w:jc w:val="left"/>
             </w:pPr>
             <w:r>
-              <w:t xml:space="preserve">E1–E8 por simulación y banco de software; E9–E10 sobre el prototipo</w:t>
+              <w:t xml:space="preserve">E1–E7 por simulación determinista; E8 en banco de software; E9–E10 sobre el prototipo</w:t>
             </w:r>
           </w:p>
         </w:tc>
@@ -7619,7 +7653,7 @@
         <w:t xml:space="preserve">no está respaldada por medición</w:t>
       </w:r>
       <w:r>
-        <w:t xml:space="preserve">. Las cifras de coste computacional (E8) acotan la contribución del software a la latencia, pero no sustituyen la medición del lazo completo.</w:t>
+        <w:t xml:space="preserve">. Las cifras de costo computacional (E8) acotan la contribución del software a la latencia, pero no sustituyen la medición del lazo completo.</w:t>
       </w:r>
     </w:p>
     <w:p>
@@ -7905,7 +7939,7 @@
         <w:pStyle w:val="FirstParagraph"/>
       </w:pPr>
       <w:r>
-        <w:t xml:space="preserve">Se diseñó y desarrolló un tapete interactivo multisensorial de seis casillas para el apoyo a terapias de niños con síndrome de Down, integrando sensores de presión resistivos, iluminación LED regulada por modulación de ancho de pulso y salida de audio sobre un microcontrolador ESP32, con un programa de monitoreo en PC que registra el desempeño y asiste al terapeuta.</w:t>
+        <w:t xml:space="preserve">Se diseñó y desarrolló un tapete interactivo multisensorial de seis casillas para el apoyo a terapias de niños con síndrome de Down, integrando sensores de presión resistivos, iluminación LED regulada mediante modulación por ancho de pulso y salida de audio sobre un microcontrolador ESP32, con un programa de monitoreo en PC que registra el desempeño y asiste al terapeuta.</w:t>
       </w:r>
     </w:p>
     <w:p>
@@ -7913,7 +7947,7 @@
         <w:pStyle w:val="BodyText"/>
       </w:pPr>
       <w:r>
-        <w:t xml:space="preserve">La contribución central del trabajo es metodológica. Al implementar la lógica de juego como un núcleo portable, determinista y libre de dependencias del hardware, que se compila sin modificaciones tanto para el microcontrolador como para el PC, se hizo posible validar el comportamiento del sistema de forma reproducible y auditable sin exponer a ningún niño a un prototipo no verificado. Sobre esa base se obtuvieron ocho evidencias: el determinismo de la traza, la equivalencia de la lógica entre plataformas, la respuesta de la adaptación al desempeño en los tres modos, el escalado de la exigencia con el nivel, la convergencia del nivel al desempeño, la verificación estadística de la regla de dificultad frente a su predicción analítica, la robustez frente a decenas de miles de entradas malformadas y la caracterización del coste computacional del núcleo.</w:t>
+        <w:t xml:space="preserve">La contribución central del trabajo es metodológica. Al implementar la lógica de juego como un núcleo portable, determinista y libre de dependencias del hardware, que se compila sin modificaciones tanto para el microcontrolador como para el PC, se hizo posible validar el comportamiento del sistema de forma reproducible y auditable sin exponer a ningún niño a un prototipo no verificado. Sobre esa base se obtuvieron ocho evidencias: el determinismo de la traza, la equivalencia de la lógica entre plataformas, la respuesta de la adaptación al desempeño en los tres modos, el escalado de la exigencia con el nivel, la convergencia del nivel al desempeño, la verificación estadística de la regla de dificultad frente a su predicción analítica, la robustez frente a decenas de miles de entradas malformadas y la caracterización del costo computacional del núcleo.</w:t>
       </w:r>
     </w:p>
     <w:p>

--- a/docs/articulo/Articulo_Tapete_Interactivo.docx
+++ b/docs/articulo/Articulo_Tapete_Interactivo.docx
@@ -1392,7 +1392,7 @@
     </w:p>
     <w:bookmarkEnd w:id="34"/>
     <w:bookmarkEnd w:id="35"/>
-    <w:bookmarkStart w:id="47" w:name="metodología"/>
+    <w:bookmarkStart w:id="50" w:name="metodología"/>
     <w:p>
       <w:pPr>
         <w:pStyle w:val="Heading1"/>
@@ -1501,7 +1501,7 @@
       </w:r>
     </w:p>
     <w:bookmarkEnd w:id="36"/>
-    <w:bookmarkStart w:id="40" w:name="diseño-del-sistema-electrónico"/>
+    <w:bookmarkStart w:id="43" w:name="diseño-del-sistema-electrónico"/>
     <w:p>
       <w:pPr>
         <w:pStyle w:val="Heading2"/>
@@ -1629,7 +1629,7 @@
         <w:t xml:space="preserve"> </w:t>
       </w:r>
       <w:r>
-        <w:t xml:space="preserve">El conjunto se alimenta exclusivamente desde el puerto USB del PC que ejecuta el programa de monitoreo, decisión que elimina la necesidad de una fuente externa y simplifica la seguridad eléctrica del prototipo en un entorno con niños. El circuito se montó sobre placa de prototipado alojada en una caja transparente de 40 × 28 × 13 cm, con la tapa reforzada mediante láminas de acrílico que distribuyen la carga de la pisada sobre los sensores y sobre la que se dispone el arte gráfico de las seis casillas. La Figura 1 muestra el inventario de componentes y el prototipo ensamblado.</w:t>
+        <w:t xml:space="preserve">El conjunto se alimenta exclusivamente desde el puerto USB del PC que ejecuta el programa de monitoreo, decisión que elimina la necesidad de una fuente externa y simplifica la seguridad eléctrica del prototipo en un entorno con niños. El circuito se montó sobre placa de prototipado alojada en una caja transparente de 40 × 28 × 13 cm, con la tapa reforzada mediante láminas de acrílico que distribuyen la carga de la pisada sobre los sensores y sobre la que se dispone el arte gráfico de las seis casillas. Las Figuras 1 y 2 muestran, respectivamente, el inventario de componentes y el prototipo ensamblado.</w:t>
       </w:r>
     </w:p>
     <w:p>
@@ -1639,9 +1639,9 @@
       <w:r>
         <w:drawing>
           <wp:inline>
-            <wp:extent cx="3733800" cy="3227403"/>
+            <wp:extent cx="3627120" cy="3135191"/>
             <wp:effectExtent b="0" l="0" r="0" t="0"/>
-            <wp:docPr descr="Inventario de componentes del prototipo (izquierda) y caja ensamblada con la tapa reforzada (derecha). El circuito se aloja en una caja transparente de 40 × 28 × 13 cm y se alimenta exclusivamente por USB." title="" id="38" name="Picture"/>
+            <wp:docPr descr="Inventario de componentes del prototipo: placa de prototipado con el módulo ESP32, arreglo de conmutación, módulo de audio con tarjeta microSD, parlante, condensadores, resistencias, diodos emisores de luz, cableado y los seis sensores de presión resistivos (abajo a la derecha)." title="" id="38" name="Picture"/>
             <a:graphic>
               <a:graphicData uri="http://schemas.openxmlformats.org/drawingml/2006/picture">
                 <pic:pic>
@@ -1660,7 +1660,7 @@
                   <pic:spPr bwMode="auto">
                     <a:xfrm>
                       <a:off x="0" y="0"/>
-                      <a:ext cx="3733800" cy="3227403"/>
+                      <a:ext cx="3627120" cy="3135191"/>
                     </a:xfrm>
                     <a:prstGeom prst="rect">
                       <a:avLst/>
@@ -1684,11 +1684,66 @@
         <w:pStyle w:val="ImageCaption"/>
       </w:pPr>
       <w:r>
-        <w:t xml:space="preserve">Inventario de componentes del prototipo (izquierda) y caja ensamblada con la tapa reforzada (derecha). El circuito se aloja en una caja transparente de 40 × 28 × 13 cm y se alimenta exclusivamente por USB.</w:t>
-      </w:r>
-    </w:p>
-    <w:bookmarkEnd w:id="40"/>
-    <w:bookmarkStart w:id="41" w:name="Xd4691480d663c9dbeb192473310809f309d2595"/>
+        <w:t xml:space="preserve">Inventario de componentes del prototipo: placa de prototipado con el módulo ESP32, arreglo de conmutación, módulo de audio con tarjeta microSD, parlante, condensadores, resistencias, diodos emisores de luz, cableado y los seis sensores de presión resistivos (abajo a la derecha).</w:t>
+      </w:r>
+    </w:p>
+    <w:p>
+      <w:pPr>
+        <w:pStyle w:val="CaptionedFigure"/>
+      </w:pPr>
+      <w:r>
+        <w:drawing>
+          <wp:inline>
+            <wp:extent cx="2773680" cy="1280660"/>
+            <wp:effectExtent b="0" l="0" r="0" t="0"/>
+            <wp:docPr descr="Prototipo ensamblado. El circuito se aloja en una caja transparente de 40 × 28 × 13 cm, cuya tapa se refuerza con láminas de acrílico que distribuyen la carga de la pisada sobre los sensores. La alimentación se toma exclusivamente del puerto USB del PC." title="" id="41" name="Picture"/>
+            <a:graphic>
+              <a:graphicData uri="http://schemas.openxmlformats.org/drawingml/2006/picture">
+                <pic:pic>
+                  <pic:nvPicPr>
+                    <pic:cNvPr descr="../evidencia/caja/vista_frontal.jpeg" id="42" name="Picture"/>
+                    <pic:cNvPicPr>
+                      <a:picLocks noChangeArrowheads="1" noChangeAspect="1"/>
+                    </pic:cNvPicPr>
+                  </pic:nvPicPr>
+                  <pic:blipFill>
+                    <a:blip r:embed="rId40"/>
+                    <a:stretch>
+                      <a:fillRect/>
+                    </a:stretch>
+                  </pic:blipFill>
+                  <pic:spPr bwMode="auto">
+                    <a:xfrm>
+                      <a:off x="0" y="0"/>
+                      <a:ext cx="2773680" cy="1280660"/>
+                    </a:xfrm>
+                    <a:prstGeom prst="rect">
+                      <a:avLst/>
+                    </a:prstGeom>
+                    <a:noFill/>
+                    <a:ln w="9525">
+                      <a:noFill/>
+                      <a:headEnd/>
+                      <a:tailEnd/>
+                    </a:ln>
+                  </pic:spPr>
+                </pic:pic>
+              </a:graphicData>
+            </a:graphic>
+          </wp:inline>
+        </w:drawing>
+      </w:r>
+    </w:p>
+    <w:p>
+      <w:pPr>
+        <w:pStyle w:val="ImageCaption"/>
+      </w:pPr>
+      <w:r>
+        <w:t xml:space="preserve">Prototipo ensamblado. El circuito se aloja en una caja transparente de 40 × 28 × 13 cm, cuya tapa se refuerza con láminas de acrílico que distribuyen la carga de la pisada sobre los sensores. La alimentación se toma exclusivamente del puerto USB del PC.</w:t>
+      </w:r>
+    </w:p>
+    <w:bookmarkEnd w:id="43"/>
+    <w:bookmarkStart w:id="44" w:name="Xd4691480d663c9dbeb192473310809f309d2595"/>
     <w:p>
       <w:pPr>
         <w:pStyle w:val="Heading2"/>
@@ -1782,8 +1837,8 @@
         <w:t xml:space="preserve">El núcleo no utiliza el generador de números aleatorios de la biblioteca estándar. Emplea un generador xorshift de 32 bits propio, con semilla fijable desde el protocolo, cuyo estado nulo se normaliza a una constante para evitar el punto fijo degenerado. Toda elección aleatoria del juego —qué casilla se ilumina, qué patrón se propone— deriva de él. En consecuencia, una terna (modo, nivel, semilla) determina por completo la secuencia de eventos que el sistema producirá. Esta propiedad es la base de todo el protocolo de validación.</w:t>
       </w:r>
     </w:p>
-    <w:bookmarkEnd w:id="41"/>
-    <w:bookmarkStart w:id="42" w:name="protocolo-de-comunicación"/>
+    <w:bookmarkEnd w:id="44"/>
+    <w:bookmarkStart w:id="45" w:name="protocolo-de-comunicación"/>
     <w:p>
       <w:pPr>
         <w:pStyle w:val="Heading2"/>
@@ -2029,8 +2084,8 @@
         <w:t xml:space="preserve">.</w:t>
       </w:r>
     </w:p>
-    <w:bookmarkEnd w:id="42"/>
-    <w:bookmarkStart w:id="43" w:name="modos-de-juego-y-parámetros"/>
+    <w:bookmarkEnd w:id="45"/>
+    <w:bookmarkStart w:id="46" w:name="modos-de-juego-y-parámetros"/>
     <w:p>
       <w:pPr>
         <w:pStyle w:val="Heading2"/>
@@ -2936,8 +2991,8 @@
         <w:t xml:space="preserve">El intervalo entre casillas de la exhibición en el modo de memoria es de 250 ms, constante. Los tres modos releen el nivel vigente al comienzo de cada ronda, de manera que un cambio ordenado por el terapeuta a mitad de sesión surte efecto en la ronda siguiente sin reiniciar el juego.</w:t>
       </w:r>
     </w:p>
-    <w:bookmarkEnd w:id="43"/>
-    <w:bookmarkStart w:id="44" w:name="X1843ce3772c9f21d99b771790349de335c03a6f"/>
+    <w:bookmarkEnd w:id="46"/>
+    <w:bookmarkStart w:id="47" w:name="X1843ce3772c9f21d99b771790349de335c03a6f"/>
     <w:p>
       <w:pPr>
         <w:pStyle w:val="Heading2"/>
@@ -3047,8 +3102,8 @@
         <w:t xml:space="preserve">: un profesional que observa al niño dispone de información —fatiga, frustración, distracción— que ninguna tasa de acierto captura. El algoritmo aporta objetividad; el terapeuta, criterio.</w:t>
       </w:r>
     </w:p>
-    <w:bookmarkEnd w:id="44"/>
-    <w:bookmarkStart w:id="45" w:name="sistema-de-monitoreo-en-pc"/>
+    <w:bookmarkEnd w:id="47"/>
+    <w:bookmarkStart w:id="48" w:name="sistema-de-monitoreo-en-pc"/>
     <w:p>
       <w:pPr>
         <w:pStyle w:val="Heading2"/>
@@ -3090,8 +3145,8 @@
         <w:t xml:space="preserve">El programa incorpora además un modo de práctica que ejecuta el núcleo embebido en el propio PC, sin hardware. Al ser el mismo núcleo, el terapeuta puede familiarizarse con la interfaz y con la dinámica de los tres modos de forma idéntica a como se comportará el dispositivo físico.</w:t>
       </w:r>
     </w:p>
-    <w:bookmarkEnd w:id="45"/>
-    <w:bookmarkStart w:id="46" w:name="protocolo-de-validación"/>
+    <w:bookmarkEnd w:id="48"/>
+    <w:bookmarkStart w:id="49" w:name="protocolo-de-validación"/>
     <w:p>
       <w:pPr>
         <w:pStyle w:val="Heading2"/>
@@ -3844,9 +3899,9 @@
         <w:t xml:space="preserve">y se plantea como trabajo futuro.</w:t>
       </w:r>
     </w:p>
-    <w:bookmarkEnd w:id="46"/>
-    <w:bookmarkEnd w:id="47"/>
-    <w:bookmarkStart w:id="67" w:name="resultados"/>
+    <w:bookmarkEnd w:id="49"/>
+    <w:bookmarkEnd w:id="50"/>
+    <w:bookmarkStart w:id="70" w:name="resultados"/>
     <w:p>
       <w:pPr>
         <w:pStyle w:val="Heading1"/>
@@ -3919,7 +3974,7 @@
         <w:t xml:space="preserve">y no autorizan ninguna afirmación sobre eficacia terapéutica.</w:t>
       </w:r>
     </w:p>
-    <w:bookmarkStart w:id="48" w:name="determinismo-de-la-traza-e1"/>
+    <w:bookmarkStart w:id="51" w:name="determinismo-de-la-traza-e1"/>
     <w:p>
       <w:pPr>
         <w:pStyle w:val="Heading2"/>
@@ -3998,8 +4053,8 @@
         <w:t xml:space="preserve">Este resultado, aparentemente modesto, es la condición de posibilidad de todos los demás: si el sistema no fuese reproducible, ninguna cifra de las siguientes secciones podría verificarse de forma independiente. El determinismo convierte cada figura de este artículo en un experimento repetible por cualquier lector que disponga del código y de la semilla.</w:t>
       </w:r>
     </w:p>
-    <w:bookmarkEnd w:id="48"/>
-    <w:bookmarkStart w:id="49" w:name="Xc8b673ce852e3094f2f0ad5ce8de5fcf9bbb311"/>
+    <w:bookmarkEnd w:id="51"/>
+    <w:bookmarkStart w:id="52" w:name="Xc8b673ce852e3094f2f0ad5ce8de5fcf9bbb311"/>
     <w:p>
       <w:pPr>
         <w:pStyle w:val="Heading2"/>
@@ -4056,8 +4111,8 @@
         <w:t xml:space="preserve">: la traza emitida debe coincidir con la esperada elemento a elemento, sin eventos intermedios ni omisiones. Los seis restantes exigen que la traza esperada aparezca como subsecuencia ordenada de la emitida. Los ocho escenarios se ejecutan contra la biblioteca compilada desde el mismo código fuente que se carga en el microcontrolador, y los ocho pasan. Dado que no existen dos implementaciones de la lógica, este resultado no debe leerse como una comparación entre dos sistemas que coinciden, sino como la verificación de que el único sistema existente se comporta según su especificación en ambos destinos de compilación.</w:t>
       </w:r>
     </w:p>
-    <w:bookmarkEnd w:id="49"/>
-    <w:bookmarkStart w:id="53" w:name="Xaa0dac4c600001b17cde096959bb8876b8122bd"/>
+    <w:bookmarkEnd w:id="52"/>
+    <w:bookmarkStart w:id="56" w:name="Xaa0dac4c600001b17cde096959bb8876b8122bd"/>
     <w:p>
       <w:pPr>
         <w:pStyle w:val="Heading2"/>
@@ -4120,7 +4175,7 @@
         <w:pStyle w:val="BodyText"/>
       </w:pPr>
       <w:r>
-        <w:t xml:space="preserve">La Figura 2 presenta el caso del modo de velocidad, para el que la recomendación transita por las tres direcciones posibles: sugiere bajar con habilidades de 0 a 10 %, mantener entre 20 y 30 % —franja en la que la tasa de acierto se sitúa en el 50 %, dentro de la banda muerta del recomendador— y subir a partir del 40 %.</w:t>
+        <w:t xml:space="preserve">La Figura 3 presenta el caso del modo de velocidad, para el que la recomendación transita por las tres direcciones posibles: sugiere bajar con habilidades de 0 a 10 %, mantener entre 20 y 30 % —franja en la que la tasa de acierto se sitúa en el 50 %, dentro de la banda muerta del recomendador— y subir a partir del 40 %.</w:t>
       </w:r>
     </w:p>
     <w:p>
@@ -4166,18 +4221,18 @@
           <wp:inline>
             <wp:extent cx="5334000" cy="3556000"/>
             <wp:effectExtent b="0" l="0" r="0" t="0"/>
-            <wp:docPr descr="Recomendación adaptativa frente al desempeño en el modo de velocidad, nivel 2. La curva muestra la tasa de acierto de la sesión en función de la habilidad del jugador simulado; el color de cada punto indica la dirección recomendada por el sistema. Simulación determinista." title="" id="51" name="Picture"/>
+            <wp:docPr descr="Recomendación adaptativa frente al desempeño en el modo de velocidad, nivel 2. La curva muestra la tasa de acierto de la sesión en función de la habilidad del jugador simulado; el color de cada punto indica la dirección recomendada por el sistema. Simulación determinista." title="" id="54" name="Picture"/>
             <a:graphic>
               <a:graphicData uri="http://schemas.openxmlformats.org/drawingml/2006/picture">
                 <pic:pic>
                   <pic:nvPicPr>
-                    <pic:cNvPr descr="../evidencia/E2_adaptacion.png" id="52" name="Picture"/>
+                    <pic:cNvPr descr="../evidencia/E2_adaptacion.png" id="55" name="Picture"/>
                     <pic:cNvPicPr>
                       <a:picLocks noChangeArrowheads="1" noChangeAspect="1"/>
                     </pic:cNvPicPr>
                   </pic:nvPicPr>
                   <pic:blipFill>
-                    <a:blip r:embed="rId50"/>
+                    <a:blip r:embed="rId53"/>
                     <a:stretch>
                       <a:fillRect/>
                     </a:stretch>
@@ -4248,8 +4303,8 @@
         <w:t xml:space="preserve">pasos de la secuencia. La exigencia efectiva es, por tanto, considerablemente mayor en estos dos modos: con una habilidad del 70 %, el jugador simulado alcanza el 75 % de aciertos en velocidad, el 67 % en equilibrio y solo el 40 % en memoria. Esta observación, lejos de ser un defecto, describe con precisión el papel de cada modo: el de memoria es el más exigente porque acumula la demanda a lo largo de una secuencia. La sección E6 convierte esta observación cualitativa en una predicción cuantitativa y la somete a contraste.</w:t>
       </w:r>
     </w:p>
-    <w:bookmarkEnd w:id="53"/>
-    <w:bookmarkStart w:id="54" w:name="escalado-de-la-exigencia-con-el-nivel-e4"/>
+    <w:bookmarkEnd w:id="56"/>
+    <w:bookmarkStart w:id="57" w:name="escalado-de-la-exigencia-con-el-nivel-e4"/>
     <w:p>
       <w:pPr>
         <w:pStyle w:val="Heading2"/>
@@ -5132,8 +5187,8 @@
         <w:t xml:space="preserve">El modo de equilibrio muestra el salto esperado entre los niveles 2 y 3, donde el patrón pasa de tres a cuatro casillas simultáneas: los errores se cuadruplican, de uno a cuatro. Es el punto en el que la demanda de control postural se vuelve dominante.</w:t>
       </w:r>
     </w:p>
-    <w:bookmarkEnd w:id="54"/>
-    <w:bookmarkStart w:id="58" w:name="convergencia-del-nivel-al-desempeño-e5"/>
+    <w:bookmarkEnd w:id="57"/>
+    <w:bookmarkStart w:id="61" w:name="convergencia-del-nivel-al-desempeño-e5"/>
     <w:p>
       <w:pPr>
         <w:pStyle w:val="Heading2"/>
@@ -5156,7 +5211,7 @@
         <w:pStyle w:val="FirstParagraph"/>
       </w:pPr>
       <w:r>
-        <w:t xml:space="preserve">Encadenando sesiones y aplicando en cada una la recomendación emitida por el sistema, se simularon dos perfiles extremos: un jugador con habilidad máxima que comienza en el nivel 1, y un jugador con habilidad nula que comienza en el nivel 4. La Figura 3 muestra el resultado para los tres modos.</w:t>
+        <w:t xml:space="preserve">Encadenando sesiones y aplicando en cada una la recomendación emitida por el sistema, se simularon dos perfiles extremos: un jugador con habilidad máxima que comienza en el nivel 1, y un jugador con habilidad nula que comienza en el nivel 4. La Figura 4 muestra el resultado para los tres modos.</w:t>
       </w:r>
     </w:p>
     <w:p>
@@ -5168,18 +5223,18 @@
           <wp:inline>
             <wp:extent cx="5334000" cy="2360246"/>
             <wp:effectExtent b="0" l="0" r="0" t="0"/>
-            <wp:docPr descr="Convergencia del nivel de dificultad al desempeño, en los tres modos. El jugador hábil asciende del nivel 1 al 4 y satura; el jugador con dificultad desciende del 4 al 1 y satura. Simulación determinista." title="" id="56" name="Picture"/>
+            <wp:docPr descr="Convergencia del nivel de dificultad al desempeño, en los tres modos. El jugador hábil asciende del nivel 1 al 4 y satura; el jugador con dificultad desciende del 4 al 1 y satura. Simulación determinista." title="" id="59" name="Picture"/>
             <a:graphic>
               <a:graphicData uri="http://schemas.openxmlformats.org/drawingml/2006/picture">
                 <pic:pic>
                   <pic:nvPicPr>
-                    <pic:cNvPr descr="../evidencia/E5_convergencia_modos.png" id="57" name="Picture"/>
+                    <pic:cNvPr descr="../evidencia/E5_convergencia_modos.png" id="60" name="Picture"/>
                     <pic:cNvPicPr>
                       <a:picLocks noChangeArrowheads="1" noChangeAspect="1"/>
                     </pic:cNvPicPr>
                   </pic:nvPicPr>
                   <pic:blipFill>
-                    <a:blip r:embed="rId55"/>
+                    <a:blip r:embed="rId58"/>
                     <a:stretch>
                       <a:fillRect/>
                     </a:stretch>
@@ -5246,8 +5301,8 @@
         <w:t xml:space="preserve">cada recomendación, cosa que en operación real hace el terapeuta, no el sistema. La figura describe, pues, el comportamiento del recomendador si sus sugerencias se aceptasen siempre, que es el escenario límite útil para caracterizarlo.</w:t>
       </w:r>
     </w:p>
-    <w:bookmarkEnd w:id="58"/>
-    <w:bookmarkStart w:id="62" w:name="Xcbd117778e66c077411b8c62ba9260d63a7a155"/>
+    <w:bookmarkEnd w:id="61"/>
+    <w:bookmarkStart w:id="65" w:name="Xcbd117778e66c077411b8c62ba9260d63a7a155"/>
     <w:p>
       <w:pPr>
         <w:pStyle w:val="Heading2"/>
@@ -5416,7 +5471,7 @@
         <w:pStyle w:val="BodyText"/>
       </w:pPr>
       <w:r>
-        <w:t xml:space="preserve">Para contrastarlas se ejecutaron 200 semillas independientes por punto y se agregaron todas las rondas observadas. La Tabla 5 y la Figura 4 comparan la proporción medida con la predicción teórica. El intervalo de confianza del 95 % se calculó por aproximación normal sobre la proporción.</w:t>
+        <w:t xml:space="preserve">Para contrastarlas se ejecutaron 200 semillas independientes por punto y se agregaron todas las rondas observadas. La Tabla 5 y la Figura 5 comparan la proporción medida con la predicción teórica. El intervalo de confianza del 95 % se calculó por aproximación normal sobre la proporción.</w:t>
       </w:r>
     </w:p>
     <w:p>
@@ -6849,18 +6904,18 @@
           <wp:inline>
             <wp:extent cx="5334000" cy="2326163"/>
             <wp:effectExtent b="0" l="0" r="0" t="0"/>
-            <wp:docPr descr="Verificación estadística de la regla de dificultad sobre 200 semillas. Los puntos son las proporciones medidas con su intervalo de confianza del 95 %; la línea discontinua, la predicción analítica. Simulación determinista." title="" id="60" name="Picture"/>
+            <wp:docPr descr="Verificación estadística de la regla de dificultad sobre 200 semillas. Los puntos son las proporciones medidas con su intervalo de confianza del 95 %; la línea discontinua, la predicción analítica. Simulación determinista." title="" id="63" name="Picture"/>
             <a:graphic>
               <a:graphicData uri="http://schemas.openxmlformats.org/drawingml/2006/picture">
                 <pic:pic>
                   <pic:nvPicPr>
-                    <pic:cNvPr descr="../evidencia/E6_montecarlo.png" id="61" name="Picture"/>
+                    <pic:cNvPr descr="../evidencia/E6_montecarlo.png" id="64" name="Picture"/>
                     <pic:cNvPicPr>
                       <a:picLocks noChangeArrowheads="1" noChangeAspect="1"/>
                     </pic:cNvPicPr>
                   </pic:nvPicPr>
                   <pic:blipFill>
-                    <a:blip r:embed="rId59"/>
+                    <a:blip r:embed="rId62"/>
                     <a:stretch>
                       <a:fillRect/>
                     </a:stretch>
@@ -6966,8 +7021,8 @@
         <w:t xml:space="preserve">funcionar y verificar que hace lo que su especificación dice.</w:t>
       </w:r>
     </w:p>
-    <w:bookmarkEnd w:id="62"/>
-    <w:bookmarkStart w:id="63" w:name="X73f4e29b189cf23b3a42dad1e673342389a8639"/>
+    <w:bookmarkEnd w:id="65"/>
+    <w:bookmarkStart w:id="66" w:name="X73f4e29b189cf23b3a42dad1e673342389a8639"/>
     <w:p>
       <w:pPr>
         <w:pStyle w:val="Heading2"/>
@@ -7057,8 +7112,8 @@
         <w:t xml:space="preserve">Ninguna de estas pruebas produjo una excepción no controlada ni una terminación anómala. Los hallazgos que motivaron este esfuerzo fueron reales y se corrigieron: el analizador original empleaba conversiones de la biblioteca estándar que lanzaban excepción ante enteros fuera de rango, y la aplicación de escritorio podía morir por un error interno en un manejador de eventos. La suite de pruebas del proyecto comprende hoy 52 casos con 2174 aserciones en C++ y 135 pruebas en Python.</w:t>
       </w:r>
     </w:p>
-    <w:bookmarkEnd w:id="63"/>
-    <w:bookmarkStart w:id="64" w:name="X00c204f8fc2d12d022abc099c3eb6738535c1bc"/>
+    <w:bookmarkEnd w:id="66"/>
+    <w:bookmarkStart w:id="67" w:name="X00c204f8fc2d12d022abc099c3eb6738535c1bc"/>
     <w:p>
       <w:pPr>
         <w:pStyle w:val="Heading2"/>
@@ -7184,8 +7239,8 @@
         <w:t xml:space="preserve">de la memoria de datos (45 324 de 327 680 bytes), lo que deja margen suficiente para las extensiones previstas.</w:t>
       </w:r>
     </w:p>
-    <w:bookmarkEnd w:id="64"/>
-    <w:bookmarkStart w:id="65" w:name="prototipo-físico"/>
+    <w:bookmarkEnd w:id="67"/>
+    <w:bookmarkStart w:id="68" w:name="prototipo-físico"/>
     <w:p>
       <w:pPr>
         <w:pStyle w:val="Heading2"/>
@@ -7235,8 +7290,8 @@
         <w:t xml:space="preserve">en el momento de redactar este artículo. En consecuencia, las evidencias E9 —latencia del lazo físico— y E10 —fiabilidad de detección y umbral de activación— no se reportan aquí. El instrumental de captura necesario para obtenerlas forma parte del sistema y está operativo: el programa de monitoreo registra cada pisada con su marca temporal, y se dispone de un modo de firmware específico que expone por el enlace serie los valores crudos de conversión de los seis canales, así como de una herramienta que emite un veredicto por casilla a partir de los eventos almacenados. Su ejecución queda supeditada a la finalización de la calibración.</w:t>
       </w:r>
     </w:p>
-    <w:bookmarkEnd w:id="65"/>
-    <w:bookmarkStart w:id="66" w:name="trazabilidad-objetivoevidencia"/>
+    <w:bookmarkEnd w:id="68"/>
+    <w:bookmarkStart w:id="69" w:name="trazabilidad-objetivoevidencia"/>
     <w:p>
       <w:pPr>
         <w:pStyle w:val="Heading2"/>
@@ -7431,9 +7486,9 @@
         </w:tc>
       </w:tr>
     </w:tbl>
-    <w:bookmarkEnd w:id="66"/>
-    <w:bookmarkEnd w:id="67"/>
-    <w:bookmarkStart w:id="68" w:name="discusión"/>
+    <w:bookmarkEnd w:id="69"/>
+    <w:bookmarkEnd w:id="70"/>
+    <w:bookmarkStart w:id="71" w:name="discusión"/>
     <w:p>
       <w:pPr>
         <w:pStyle w:val="Heading1"/>
@@ -7546,8 +7601,8 @@
         <w:t xml:space="preserve">Respondiendo, pues, a la pregunta de investigación: los elementos clave identificados son la integración multisensorial coherente, con luces y sonidos sincronizados con la acción; la retroalimentación inmediata; la adaptabilidad de la dificultad al desempeño, mediada por criterio profesional; y el registro objetivo del desempeño que permite al terapeuta acompañar el proceso con datos. A ellos debe añadirse un quinto elemento, de naturaleza metodológica, que este trabajo defiende: la verificabilidad del propio dispositivo como requisito previo a su uso.</w:t>
       </w:r>
     </w:p>
-    <w:bookmarkEnd w:id="68"/>
-    <w:bookmarkStart w:id="69" w:name="limitaciones"/>
+    <w:bookmarkEnd w:id="71"/>
+    <w:bookmarkStart w:id="72" w:name="limitaciones"/>
     <w:p>
       <w:pPr>
         <w:pStyle w:val="Heading1"/>
@@ -7622,7 +7677,7 @@
         <w:t xml:space="preserve"> </w:t>
       </w:r>
       <w:r>
-        <w:t xml:space="preserve">El modelo de usuario empleado reduce el comportamiento a un único parámetro: la probabilidad de acertar cada pisada, constante e independiente entre pisadas. Un niño real presenta fatiga, aprendizaje intrasesión, variabilidad en el tiempo de reacción, distracción y correlación entre errores consecutivos. El jugador simulado es un instrumento para verificar el sistema, no un modelo del usuario. Las trayectorias de convergencia de la Figura 3 caracterizan al recomendador, no predicen la progresión de ningún niño.</w:t>
+        <w:t xml:space="preserve">El modelo de usuario empleado reduce el comportamiento a un único parámetro: la probabilidad de acertar cada pisada, constante e independiente entre pisadas. Un niño real presenta fatiga, aprendizaje intrasesión, variabilidad en el tiempo de reacción, distracción y correlación entre errores consecutivos. El jugador simulado es un instrumento para verificar el sistema, no un modelo del usuario. Las trayectorias de convergencia de la Figura 4 caracterizan al recomendador, no predicen la progresión de ningún niño.</w:t>
       </w:r>
     </w:p>
     <w:p>
@@ -7724,8 +7779,8 @@
         <w:t xml:space="preserve">no dice nada sobre si una secuencia de seis elementos es apropiada para un niño de siete años.</w:t>
       </w:r>
     </w:p>
-    <w:bookmarkEnd w:id="69"/>
-    <w:bookmarkStart w:id="70" w:name="consideraciones-éticas"/>
+    <w:bookmarkEnd w:id="72"/>
+    <w:bookmarkStart w:id="73" w:name="consideraciones-éticas"/>
     <w:p>
       <w:pPr>
         <w:pStyle w:val="Heading1"/>
@@ -7780,8 +7835,8 @@
         <w:t xml:space="preserve">La fase de evaluación con usuarios, descrita en la sección siguiente, exigirá: aprobación del comité de ética institucional de la Universidad Santiago de Cali; consentimiento informado de padres o tutores y asentimiento del propio niño en la medida de su comprensión; protocolo de interrupción ante signos de fatiga o malestar; anonimización y custodia de los datos de desempeño; y la garantía explícita de que el dispositivo complementa, y en ningún caso sustituye, la intervención del profesional.</w:t>
       </w:r>
     </w:p>
-    <w:bookmarkEnd w:id="70"/>
-    <w:bookmarkStart w:id="71" w:name="trabajo-futuro"/>
+    <w:bookmarkEnd w:id="73"/>
+    <w:bookmarkStart w:id="74" w:name="trabajo-futuro"/>
     <w:p>
       <w:pPr>
         <w:pStyle w:val="Heading1"/>
@@ -7915,8 +7970,8 @@
         <w:t xml:space="preserve">A más largo plazo, y solo sobre la base de las fases anteriores, cabría plantear estudios longitudinales con muestras suficientes que permitan valorar el impacto del tapete en el desarrollo de habilidades cognitivas y motoras, con un diseño que contemple grupo de comparación y medidas estandarizadas.</w:t>
       </w:r>
     </w:p>
-    <w:bookmarkEnd w:id="71"/>
-    <w:bookmarkStart w:id="72" w:name="conclusiones"/>
+    <w:bookmarkEnd w:id="74"/>
+    <w:bookmarkStart w:id="75" w:name="conclusiones"/>
     <w:p>
       <w:pPr>
         <w:pStyle w:val="Heading1"/>
@@ -8040,8 +8095,8 @@
         <w:t xml:space="preserve">.</w:t>
       </w:r>
     </w:p>
-    <w:bookmarkEnd w:id="72"/>
-    <w:bookmarkStart w:id="73" w:name="disponibilidad-de-la-evidencia"/>
+    <w:bookmarkEnd w:id="75"/>
+    <w:bookmarkStart w:id="76" w:name="disponibilidad-de-la-evidencia"/>
     <w:p>
       <w:pPr>
         <w:pStyle w:val="Heading1"/>
@@ -8058,8 +8113,8 @@
         <w:t xml:space="preserve">Todas las cifras, tablas y figuras de la sección de resultados se generan mediante un único guion de experimentos incluido con el código del proyecto, que ejecuta el núcleo de software y produce un archivo de resultados junto con las figuras. Fijada la semilla, su ejecución reproduce exactamente los valores aquí reportados.</w:t>
       </w:r>
     </w:p>
-    <w:bookmarkEnd w:id="73"/>
-    <w:bookmarkStart w:id="131" w:name="referencias"/>
+    <w:bookmarkEnd w:id="76"/>
+    <w:bookmarkStart w:id="134" w:name="referencias"/>
     <w:p>
       <w:pPr>
         <w:pStyle w:val="Heading1"/>
@@ -8068,8 +8123,8 @@
         <w:t xml:space="preserve">Referencias</w:t>
       </w:r>
     </w:p>
-    <w:bookmarkStart w:id="130" w:name="refs"/>
-    <w:bookmarkStart w:id="75" w:name="ref-antonarakis2020down"/>
+    <w:bookmarkStart w:id="133" w:name="refs"/>
+    <w:bookmarkStart w:id="78" w:name="ref-antonarakis2020down"/>
     <w:p>
       <w:pPr>
         <w:pStyle w:val="Bibliography"/>
@@ -8106,7 +8161,7 @@
       <w:r>
         <w:t xml:space="preserve"> </w:t>
       </w:r>
-      <w:hyperlink r:id="rId74">
+      <w:hyperlink r:id="rId77">
         <w:r>
           <w:rPr>
             <w:rStyle w:val="Hyperlink"/>
@@ -8115,8 +8170,8 @@
         </w:r>
       </w:hyperlink>
     </w:p>
-    <w:bookmarkEnd w:id="75"/>
-    <w:bookmarkStart w:id="76" w:name="ref-arevalo2007playtek"/>
+    <w:bookmarkEnd w:id="78"/>
+    <w:bookmarkStart w:id="79" w:name="ref-arevalo2007playtek"/>
     <w:p>
       <w:pPr>
         <w:pStyle w:val="Bibliography"/>
@@ -8173,8 +8228,8 @@
         <w:t xml:space="preserve">, (11), 17-28.</w:t>
       </w:r>
     </w:p>
-    <w:bookmarkEnd w:id="76"/>
-    <w:bookmarkStart w:id="78" w:name="ref-bausela2014funciones"/>
+    <w:bookmarkEnd w:id="79"/>
+    <w:bookmarkStart w:id="81" w:name="ref-bausela2014funciones"/>
     <w:p>
       <w:pPr>
         <w:pStyle w:val="Bibliography"/>
@@ -8245,7 +8300,7 @@
       <w:r>
         <w:t xml:space="preserve"> </w:t>
       </w:r>
-      <w:hyperlink r:id="rId77">
+      <w:hyperlink r:id="rId80">
         <w:r>
           <w:rPr>
             <w:rStyle w:val="Hyperlink"/>
@@ -8254,8 +8309,8 @@
         </w:r>
       </w:hyperlink>
     </w:p>
-    <w:bookmarkEnd w:id="78"/>
-    <w:bookmarkStart w:id="80" w:name="ref-beccaluva2022vic"/>
+    <w:bookmarkEnd w:id="81"/>
+    <w:bookmarkStart w:id="83" w:name="ref-beccaluva2022vic"/>
     <w:p>
       <w:pPr>
         <w:pStyle w:val="Bibliography"/>
@@ -8304,7 +8359,7 @@
       <w:r>
         <w:t xml:space="preserve"> </w:t>
       </w:r>
-      <w:hyperlink r:id="rId79">
+      <w:hyperlink r:id="rId82">
         <w:r>
           <w:rPr>
             <w:rStyle w:val="Hyperlink"/>
@@ -8313,8 +8368,8 @@
         </w:r>
       </w:hyperlink>
     </w:p>
-    <w:bookmarkEnd w:id="80"/>
-    <w:bookmarkStart w:id="81" w:name="ref-bernal2019tapete"/>
+    <w:bookmarkEnd w:id="83"/>
+    <w:bookmarkStart w:id="84" w:name="ref-bernal2019tapete"/>
     <w:p>
       <w:pPr>
         <w:pStyle w:val="Bibliography"/>
@@ -8382,8 +8437,8 @@
         <w:t xml:space="preserve">.</w:t>
       </w:r>
     </w:p>
-    <w:bookmarkEnd w:id="81"/>
-    <w:bookmarkStart w:id="83" w:name="ref-bevilacqua2023analysis"/>
+    <w:bookmarkEnd w:id="84"/>
+    <w:bookmarkStart w:id="86" w:name="ref-bevilacqua2023analysis"/>
     <w:p>
       <w:pPr>
         <w:pStyle w:val="Bibliography"/>
@@ -8432,7 +8487,7 @@
       <w:r>
         <w:t xml:space="preserve"> </w:t>
       </w:r>
-      <w:hyperlink r:id="rId82">
+      <w:hyperlink r:id="rId85">
         <w:r>
           <w:rPr>
             <w:rStyle w:val="Hyperlink"/>
@@ -8441,8 +8496,8 @@
         </w:r>
       </w:hyperlink>
     </w:p>
-    <w:bookmarkEnd w:id="83"/>
-    <w:bookmarkStart w:id="85" w:name="ref-bian2020designed"/>
+    <w:bookmarkEnd w:id="86"/>
+    <w:bookmarkStart w:id="88" w:name="ref-bian2020designed"/>
     <w:p>
       <w:pPr>
         <w:pStyle w:val="Bibliography"/>
@@ -8487,7 +8542,7 @@
       <w:r>
         <w:t xml:space="preserve"> </w:t>
       </w:r>
-      <w:hyperlink r:id="rId84">
+      <w:hyperlink r:id="rId87">
         <w:r>
           <w:rPr>
             <w:rStyle w:val="Hyperlink"/>
@@ -8496,8 +8551,8 @@
         </w:r>
       </w:hyperlink>
     </w:p>
-    <w:bookmarkEnd w:id="85"/>
-    <w:bookmarkStart w:id="87" w:name="ref-chen2018effectiveness"/>
+    <w:bookmarkEnd w:id="88"/>
+    <w:bookmarkStart w:id="90" w:name="ref-chen2018effectiveness"/>
     <w:p>
       <w:pPr>
         <w:pStyle w:val="Bibliography"/>
@@ -8534,7 +8589,7 @@
       <w:r>
         <w:t xml:space="preserve"> </w:t>
       </w:r>
-      <w:hyperlink r:id="rId86">
+      <w:hyperlink r:id="rId89">
         <w:r>
           <w:rPr>
             <w:rStyle w:val="Hyperlink"/>
@@ -8543,8 +8598,8 @@
         </w:r>
       </w:hyperlink>
     </w:p>
-    <w:bookmarkEnd w:id="87"/>
-    <w:bookmarkStart w:id="89" w:name="ref-minh2021gamebased"/>
+    <w:bookmarkEnd w:id="90"/>
+    <w:bookmarkStart w:id="92" w:name="ref-minh2021gamebased"/>
     <w:p>
       <w:pPr>
         <w:pStyle w:val="Bibliography"/>
@@ -8581,7 +8636,7 @@
       <w:r>
         <w:t xml:space="preserve"> </w:t>
       </w:r>
-      <w:hyperlink r:id="rId88">
+      <w:hyperlink r:id="rId91">
         <w:r>
           <w:rPr>
             <w:rStyle w:val="Hyperlink"/>
@@ -8590,8 +8645,8 @@
         </w:r>
       </w:hyperlink>
     </w:p>
-    <w:bookmarkEnd w:id="89"/>
-    <w:bookmarkStart w:id="91" w:name="ref-covaci2015assessing"/>
+    <w:bookmarkEnd w:id="92"/>
+    <w:bookmarkStart w:id="94" w:name="ref-covaci2015assessing"/>
     <w:p>
       <w:pPr>
         <w:pStyle w:val="Bibliography"/>
@@ -8615,7 +8670,7 @@
       <w:r>
         <w:t xml:space="preserve"> </w:t>
       </w:r>
-      <w:hyperlink r:id="rId90">
+      <w:hyperlink r:id="rId93">
         <w:r>
           <w:rPr>
             <w:rStyle w:val="Hyperlink"/>
@@ -8624,8 +8679,8 @@
         </w:r>
       </w:hyperlink>
     </w:p>
-    <w:bookmarkEnd w:id="91"/>
-    <w:bookmarkStart w:id="93" w:name="ref-darzi2021dda"/>
+    <w:bookmarkEnd w:id="94"/>
+    <w:bookmarkStart w:id="96" w:name="ref-darzi2021dda"/>
     <w:p>
       <w:pPr>
         <w:pStyle w:val="Bibliography"/>
@@ -8662,7 +8717,7 @@
       <w:r>
         <w:t xml:space="preserve"> </w:t>
       </w:r>
-      <w:hyperlink r:id="rId92">
+      <w:hyperlink r:id="rId95">
         <w:r>
           <w:rPr>
             <w:rStyle w:val="Hyperlink"/>
@@ -8671,8 +8726,8 @@
         </w:r>
       </w:hyperlink>
     </w:p>
-    <w:bookmarkEnd w:id="93"/>
-    <w:bookmarkStart w:id="95" w:name="ref-doumas2025dda"/>
+    <w:bookmarkEnd w:id="96"/>
+    <w:bookmarkStart w:id="98" w:name="ref-doumas2025dda"/>
     <w:p>
       <w:pPr>
         <w:pStyle w:val="Bibliography"/>
@@ -8709,7 +8764,7 @@
       <w:r>
         <w:t xml:space="preserve"> </w:t>
       </w:r>
-      <w:hyperlink r:id="rId94">
+      <w:hyperlink r:id="rId97">
         <w:r>
           <w:rPr>
             <w:rStyle w:val="Hyperlink"/>
@@ -8718,8 +8773,8 @@
         </w:r>
       </w:hyperlink>
     </w:p>
-    <w:bookmarkEnd w:id="95"/>
-    <w:bookmarkStart w:id="97" w:name="ref-vanderfels2015relationship"/>
+    <w:bookmarkEnd w:id="98"/>
+    <w:bookmarkStart w:id="100" w:name="ref-vanderfels2015relationship"/>
     <w:p>
       <w:pPr>
         <w:pStyle w:val="Bibliography"/>
@@ -8756,7 +8811,7 @@
       <w:r>
         <w:t xml:space="preserve"> </w:t>
       </w:r>
-      <w:hyperlink r:id="rId96">
+      <w:hyperlink r:id="rId99">
         <w:r>
           <w:rPr>
             <w:rStyle w:val="Hyperlink"/>
@@ -8765,8 +8820,8 @@
         </w:r>
       </w:hyperlink>
     </w:p>
-    <w:bookmarkEnd w:id="97"/>
-    <w:bookmarkStart w:id="99" w:name="ref-fournier2010motor"/>
+    <w:bookmarkEnd w:id="100"/>
+    <w:bookmarkStart w:id="102" w:name="ref-fournier2010motor"/>
     <w:p>
       <w:pPr>
         <w:pStyle w:val="Bibliography"/>
@@ -8803,7 +8858,7 @@
       <w:r>
         <w:t xml:space="preserve"> </w:t>
       </w:r>
-      <w:hyperlink r:id="rId98">
+      <w:hyperlink r:id="rId101">
         <w:r>
           <w:rPr>
             <w:rStyle w:val="Hyperlink"/>
@@ -8812,8 +8867,8 @@
         </w:r>
       </w:hyperlink>
     </w:p>
-    <w:bookmarkEnd w:id="99"/>
-    <w:bookmarkStart w:id="101" w:name="ref-galli2008postural"/>
+    <w:bookmarkEnd w:id="102"/>
+    <w:bookmarkStart w:id="104" w:name="ref-galli2008postural"/>
     <w:p>
       <w:pPr>
         <w:pStyle w:val="Bibliography"/>
@@ -8862,7 +8917,7 @@
       <w:r>
         <w:t xml:space="preserve"> </w:t>
       </w:r>
-      <w:hyperlink r:id="rId100">
+      <w:hyperlink r:id="rId103">
         <w:r>
           <w:rPr>
             <w:rStyle w:val="Hyperlink"/>
@@ -8871,8 +8926,8 @@
         </w:r>
       </w:hyperlink>
     </w:p>
-    <w:bookmarkEnd w:id="101"/>
-    <w:bookmarkStart w:id="103" w:name="ref-degraaf2015estimates"/>
+    <w:bookmarkEnd w:id="104"/>
+    <w:bookmarkStart w:id="106" w:name="ref-degraaf2015estimates"/>
     <w:p>
       <w:pPr>
         <w:pStyle w:val="Bibliography"/>
@@ -8930,7 +8985,7 @@
       <w:r>
         <w:t xml:space="preserve"> </w:t>
       </w:r>
-      <w:hyperlink r:id="rId102">
+      <w:hyperlink r:id="rId105">
         <w:r>
           <w:rPr>
             <w:rStyle w:val="Hyperlink"/>
@@ -8939,8 +8994,8 @@
         </w:r>
       </w:hyperlink>
     </w:p>
-    <w:bookmarkEnd w:id="103"/>
-    <w:bookmarkStart w:id="105" w:name="ref-degraaf2025latam"/>
+    <w:bookmarkEnd w:id="106"/>
+    <w:bookmarkStart w:id="108" w:name="ref-degraaf2025latam"/>
     <w:p>
       <w:pPr>
         <w:pStyle w:val="Bibliography"/>
@@ -9010,7 +9065,7 @@
       <w:r>
         <w:t xml:space="preserve"> </w:t>
       </w:r>
-      <w:hyperlink r:id="rId104">
+      <w:hyperlink r:id="rId107">
         <w:r>
           <w:rPr>
             <w:rStyle w:val="Hyperlink"/>
@@ -9019,8 +9074,8 @@
         </w:r>
       </w:hyperlink>
     </w:p>
-    <w:bookmarkEnd w:id="105"/>
-    <w:bookmarkStart w:id="107" w:name="ref-grieco2015down"/>
+    <w:bookmarkEnd w:id="108"/>
+    <w:bookmarkStart w:id="110" w:name="ref-grieco2015down"/>
     <w:p>
       <w:pPr>
         <w:pStyle w:val="Bibliography"/>
@@ -9057,7 +9112,7 @@
       <w:r>
         <w:t xml:space="preserve"> </w:t>
       </w:r>
-      <w:hyperlink r:id="rId106">
+      <w:hyperlink r:id="rId109">
         <w:r>
           <w:rPr>
             <w:rStyle w:val="Hyperlink"/>
@@ -9066,8 +9121,8 @@
         </w:r>
       </w:hyperlink>
     </w:p>
-    <w:bookmarkEnd w:id="107"/>
-    <w:bookmarkStart w:id="109" w:name="ref-hulteen2018foundational"/>
+    <w:bookmarkEnd w:id="110"/>
+    <w:bookmarkStart w:id="112" w:name="ref-hulteen2018foundational"/>
     <w:p>
       <w:pPr>
         <w:pStyle w:val="Bibliography"/>
@@ -9104,7 +9159,7 @@
       <w:r>
         <w:t xml:space="preserve"> </w:t>
       </w:r>
-      <w:hyperlink r:id="rId108">
+      <w:hyperlink r:id="rId111">
         <w:r>
           <w:rPr>
             <w:rStyle w:val="Hyperlink"/>
@@ -9113,8 +9168,8 @@
         </w:r>
       </w:hyperlink>
     </w:p>
-    <w:bookmarkEnd w:id="109"/>
-    <w:bookmarkStart w:id="111" w:name="ref-jung2024fsr"/>
+    <w:bookmarkEnd w:id="112"/>
+    <w:bookmarkStart w:id="114" w:name="ref-jung2024fsr"/>
     <w:p>
       <w:pPr>
         <w:pStyle w:val="Bibliography"/>
@@ -9151,7 +9206,7 @@
       <w:r>
         <w:t xml:space="preserve"> </w:t>
       </w:r>
-      <w:hyperlink r:id="rId110">
+      <w:hyperlink r:id="rId113">
         <w:r>
           <w:rPr>
             <w:rStyle w:val="Hyperlink"/>
@@ -9160,8 +9215,8 @@
         </w:r>
       </w:hyperlink>
     </w:p>
-    <w:bookmarkEnd w:id="111"/>
-    <w:bookmarkStart w:id="113" w:name="ref-kaminska2023benefits"/>
+    <w:bookmarkEnd w:id="114"/>
+    <w:bookmarkStart w:id="116" w:name="ref-kaminska2023benefits"/>
     <w:p>
       <w:pPr>
         <w:pStyle w:val="Bibliography"/>
@@ -9210,7 +9265,7 @@
       <w:r>
         <w:t xml:space="preserve"> </w:t>
       </w:r>
-      <w:hyperlink r:id="rId112">
+      <w:hyperlink r:id="rId115">
         <w:r>
           <w:rPr>
             <w:rStyle w:val="Hyperlink"/>
@@ -9219,8 +9274,8 @@
         </w:r>
       </w:hyperlink>
     </w:p>
-    <w:bookmarkEnd w:id="113"/>
-    <w:bookmarkStart w:id="115" w:name="ref-latash2008hypotonia"/>
+    <w:bookmarkEnd w:id="116"/>
+    <w:bookmarkStart w:id="118" w:name="ref-latash2008hypotonia"/>
     <w:p>
       <w:pPr>
         <w:pStyle w:val="Bibliography"/>
@@ -9256,7 +9311,7 @@
       <w:r>
         <w:t xml:space="preserve"> </w:t>
       </w:r>
-      <w:hyperlink r:id="rId114">
+      <w:hyperlink r:id="rId117">
         <w:r>
           <w:rPr>
             <w:rStyle w:val="Hyperlink"/>
@@ -9265,8 +9320,8 @@
         </w:r>
       </w:hyperlink>
     </w:p>
-    <w:bookmarkEnd w:id="115"/>
-    <w:bookmarkStart w:id="117" w:name="ref-lukowski2019cognitive"/>
+    <w:bookmarkEnd w:id="118"/>
+    <w:bookmarkStart w:id="120" w:name="ref-lukowski2019cognitive"/>
     <w:p>
       <w:pPr>
         <w:pStyle w:val="Bibliography"/>
@@ -9305,7 +9360,7 @@
       <w:r>
         <w:t xml:space="preserve"> </w:t>
       </w:r>
-      <w:hyperlink r:id="rId116">
+      <w:hyperlink r:id="rId119">
         <w:r>
           <w:rPr>
             <w:rStyle w:val="Hyperlink"/>
@@ -9314,8 +9369,8 @@
         </w:r>
       </w:hyperlink>
     </w:p>
-    <w:bookmarkEnd w:id="117"/>
-    <w:bookmarkStart w:id="119" w:name="ref-okada2019assessing"/>
+    <w:bookmarkEnd w:id="120"/>
+    <w:bookmarkStart w:id="122" w:name="ref-okada2019assessing"/>
     <w:p>
       <w:pPr>
         <w:pStyle w:val="Bibliography"/>
@@ -9364,7 +9419,7 @@
       <w:r>
         <w:t xml:space="preserve"> </w:t>
       </w:r>
-      <w:hyperlink r:id="rId118">
+      <w:hyperlink r:id="rId121">
         <w:r>
           <w:rPr>
             <w:rStyle w:val="Hyperlink"/>
@@ -9373,8 +9428,8 @@
         </w:r>
       </w:hyperlink>
     </w:p>
-    <w:bookmarkEnd w:id="119"/>
-    <w:bookmarkStart w:id="121" w:name="ref-rodrigueztimana2024use"/>
+    <w:bookmarkEnd w:id="122"/>
+    <w:bookmarkStart w:id="124" w:name="ref-rodrigueztimana2024use"/>
     <w:p>
       <w:pPr>
         <w:pStyle w:val="Bibliography"/>
@@ -9411,7 +9466,7 @@
       <w:r>
         <w:t xml:space="preserve"> </w:t>
       </w:r>
-      <w:hyperlink r:id="rId120">
+      <w:hyperlink r:id="rId123">
         <w:r>
           <w:rPr>
             <w:rStyle w:val="Hyperlink"/>
@@ -9420,8 +9475,8 @@
         </w:r>
       </w:hyperlink>
     </w:p>
-    <w:bookmarkEnd w:id="121"/>
-    <w:bookmarkStart w:id="123" w:name="ref-un2015sdgs"/>
+    <w:bookmarkEnd w:id="124"/>
+    <w:bookmarkStart w:id="126" w:name="ref-un2015sdgs"/>
     <w:p>
       <w:pPr>
         <w:pStyle w:val="Bibliography"/>
@@ -9515,7 +9570,7 @@
       <w:r>
         <w:t xml:space="preserve"> </w:t>
       </w:r>
-      <w:hyperlink r:id="rId122">
+      <w:hyperlink r:id="rId125">
         <w:r>
           <w:rPr>
             <w:rStyle w:val="Hyperlink"/>
@@ -9527,8 +9582,8 @@
         <w:t xml:space="preserve">.</w:t>
       </w:r>
     </w:p>
-    <w:bookmarkEnd w:id="123"/>
-    <w:bookmarkStart w:id="125" w:name="ref-valenciajimenez2023effect"/>
+    <w:bookmarkEnd w:id="126"/>
+    <w:bookmarkStart w:id="128" w:name="ref-valenciajimenez2023effect"/>
     <w:p>
       <w:pPr>
         <w:pStyle w:val="Bibliography"/>
@@ -9577,7 +9632,7 @@
       <w:r>
         <w:t xml:space="preserve"> </w:t>
       </w:r>
-      <w:hyperlink r:id="rId124">
+      <w:hyperlink r:id="rId127">
         <w:r>
           <w:rPr>
             <w:rStyle w:val="Hyperlink"/>
@@ -9586,8 +9641,8 @@
         </w:r>
       </w:hyperlink>
     </w:p>
-    <w:bookmarkEnd w:id="125"/>
-    <w:bookmarkStart w:id="127" w:name="ref-wibowo2020fsr"/>
+    <w:bookmarkEnd w:id="128"/>
+    <w:bookmarkStart w:id="130" w:name="ref-wibowo2020fsr"/>
     <w:p>
       <w:pPr>
         <w:pStyle w:val="Bibliography"/>
@@ -9624,7 +9679,7 @@
       <w:r>
         <w:t xml:space="preserve"> </w:t>
       </w:r>
-      <w:hyperlink r:id="rId126">
+      <w:hyperlink r:id="rId129">
         <w:r>
           <w:rPr>
             <w:rStyle w:val="Hyperlink"/>
@@ -9633,8 +9688,8 @@
         </w:r>
       </w:hyperlink>
     </w:p>
-    <w:bookmarkEnd w:id="127"/>
-    <w:bookmarkStart w:id="129" w:name="ref-wishart1993learning"/>
+    <w:bookmarkEnd w:id="130"/>
+    <w:bookmarkStart w:id="132" w:name="ref-wishart1993learning"/>
     <w:p>
       <w:pPr>
         <w:pStyle w:val="Bibliography"/>
@@ -9683,7 +9738,7 @@
       <w:r>
         <w:t xml:space="preserve"> </w:t>
       </w:r>
-      <w:hyperlink r:id="rId128">
+      <w:hyperlink r:id="rId131">
         <w:r>
           <w:rPr>
             <w:rStyle w:val="Hyperlink"/>
@@ -9692,9 +9747,9 @@
         </w:r>
       </w:hyperlink>
     </w:p>
-    <w:bookmarkEnd w:id="129"/>
-    <w:bookmarkEnd w:id="130"/>
-    <w:bookmarkEnd w:id="131"/>
+    <w:bookmarkEnd w:id="132"/>
+    <w:bookmarkEnd w:id="133"/>
+    <w:bookmarkEnd w:id="134"/>
     <w:sectPr/>
   </w:body>
 </w:document>

--- a/docs/articulo/Articulo_Tapete_Interactivo.docx
+++ b/docs/articulo/Articulo_Tapete_Interactivo.docx
@@ -284,7 +284,7 @@
         <w:pStyle w:val="BodyText"/>
       </w:pPr>
       <w:r>
-        <w:t xml:space="preserve">La contribución metodológica central es la estrategia de validación. La lógica de juego se implementó como un núcleo de software portable, sin dependencias del entorno Arduino, que se compila tanto para el microcontrolador como para una biblioteca de enlace dinámico ejecutable en PC. Simulador y prototipo ejecutan, por construcción, el mismo binario lógico. Sobre ese núcleo se ejercitó un jugador simulado, parametrizado por una probabilidad de acierto por pisada, y se obtuvieron ocho evidencias reproducibles: determinismo de la traza, equivalencia de la lógica entre plataformas, respuesta de la adaptación al desempeño en los tres modos, escalado de la exigencia por nivel, convergencia del nivel al desempeño, verificación estadística de la regla de dificultad frente a su predicción analítica, robustez frente a entradas malformadas y costo computacional del núcleo. Destaca la sexta: la probabilidad teórica de ganar una ronda es</w:t>
+        <w:t xml:space="preserve">La contribución metodológica central es la estrategia de validación. La lógica de juego se implementó como un núcleo de software portable, sin dependencias del entorno Arduino, que se compila tanto para el microcontrolador como para una biblioteca de enlace dinámico ejecutable en PC. Simulador y prototipo ejecutan, por construcción, el mismo binario lógico. Sobre ese núcleo se ejercitó un jugador simulado, parametrizado por una probabilidad de acierto por pisada, y se obtuvieron nueve evidencias reproducibles: determinismo de la traza, equivalencia de la lógica entre plataformas, respuesta de la adaptación al desempeño en los tres modos, escalado de la exigencia por nivel, convergencia del nivel al desempeño, verificación estadística de la regla de dificultad frente a su predicción analítica, robustez frente a entradas malformadas, costo computacional del núcleo y caracterización analógica del canal de sensado por simulación eléctrica. Destaca la sexta: la probabilidad teórica de ganar una ronda es</w:t>
       </w:r>
       <w:r>
         <w:t xml:space="preserve"> </w:t>
@@ -438,7 +438,7 @@
         <w:pStyle w:val="BodyText"/>
       </w:pPr>
       <w:r>
-        <w:t xml:space="preserve">The central methodological contribution is the validation strategy. The game logic was implemented as a portable software core, free of Arduino dependencies, compiled both for the microcontroller and as a shared library executable on a PC. Simulator and prototype therefore execute, by construction, the same logical binary. A simulated player parameterized by a per-step success probability was run against that core, yielding eight reproducible pieces of evidence: trace determinism, cross-platform logic equivalence, response of the adaptation mechanism to performance across all three modes, per-level scaling of demand, convergence of level to performance, statistical verification of the difficulty rule against its analytical prediction, robustness to malformed input, and computational cost of the core. The sixth stands out: the theoretical probability of winning a round is</w:t>
+        <w:t xml:space="preserve">The central methodological contribution is the validation strategy. The game logic was implemented as a portable software core, free of Arduino dependencies, compiled both for the microcontroller and as a shared library executable on a PC. Simulator and prototype therefore execute, by construction, the same logical binary. A simulated player parameterized by a per-step success probability was run against that core, yielding nine reproducible pieces of evidence: trace determinism, cross-platform logic equivalence, response of the adaptation mechanism to performance across all three modes, per-level scaling of demand, convergence of level to performance, statistical verification of the difficulty rule against its analytical prediction, robustness to malformed input, computational cost of the core, and analog characterisation of the sensing channel by circuit simulation. The sixth stands out: the theoretical probability of winning a round is</w:t>
       </w:r>
       <w:r>
         <w:t xml:space="preserve"> </w:t>
@@ -1392,7 +1392,7 @@
     </w:p>
     <w:bookmarkEnd w:id="34"/>
     <w:bookmarkEnd w:id="35"/>
-    <w:bookmarkStart w:id="50" w:name="metodología"/>
+    <w:bookmarkStart w:id="53" w:name="metodología"/>
     <w:p>
       <w:pPr>
         <w:pStyle w:val="Heading1"/>
@@ -1418,7 +1418,7 @@
         <w:t xml:space="preserve">El desarrollo se organizó en tres fases, alineadas con los objetivos específicos: diseño del sistema electrónico, desarrollo del firmware con modos terapéuticos adaptables, y validación funcional del comportamiento. Esta sección describe el sistema construido y, con particular detalle, el protocolo de validación, que constituye la aportación metodológica del trabajo.</w:t>
       </w:r>
     </w:p>
-    <w:bookmarkStart w:id="36" w:name="arquitectura-general"/>
+    <w:bookmarkStart w:id="39" w:name="arquitectura-general"/>
     <w:p>
       <w:pPr>
         <w:pStyle w:val="Heading2"/>
@@ -1500,136 +1500,12 @@
         <w:t xml:space="preserve">La frontera entre el dispositivo y el PC es un protocolo de texto documentado, descrito más adelante. Esa frontera es el elemento que hace posible toda la estrategia de validación: cualquier entidad que hable el protocolo puede ocupar el lugar del tapete.</w:t>
       </w:r>
     </w:p>
-    <w:bookmarkEnd w:id="36"/>
-    <w:bookmarkStart w:id="43" w:name="diseño-del-sistema-electrónico"/>
-    <w:p>
-      <w:pPr>
-        <w:pStyle w:val="Heading2"/>
-      </w:pPr>
-      <w:r>
-        <w:rPr>
-          <w:rStyle w:val="SectionNumber"/>
-        </w:rPr>
-        <w:t xml:space="preserve">4.2</w:t>
-      </w:r>
-      <w:r>
-        <w:tab/>
-      </w:r>
-      <w:r>
-        <w:t xml:space="preserve">Diseño del sistema electrónico</w:t>
-      </w:r>
-    </w:p>
-    <w:p>
-      <w:pPr>
-        <w:pStyle w:val="FirstParagraph"/>
-      </w:pPr>
-      <w:r>
-        <w:t xml:space="preserve">Como unidad de procesamiento se seleccionó un módulo de desarrollo ESP32 de 30 pines. Integra conectividad inalámbrica, capacidad de procesamiento local y suficientes interfaces de entrada/salida —convertidores analógico-digitales y salidas moduladas por ancho de pulso— para atender los seis canales de sensado y los seis de iluminación sin circuitería auxiliar de expansión.</w:t>
-      </w:r>
-    </w:p>
     <w:p>
       <w:pPr>
         <w:pStyle w:val="BodyText"/>
       </w:pPr>
       <w:r>
-        <w:rPr>
-          <w:bCs/>
-          <w:b/>
-        </w:rPr>
-        <w:t xml:space="preserve">Sensado de pisada.</w:t>
-      </w:r>
-      <w:r>
-        <w:t xml:space="preserve"> </w:t>
-      </w:r>
-      <w:r>
-        <w:t xml:space="preserve">Cada casilla incorpora un sensor de presión resistivo (FSR 402), cuya resistencia disminuye al aumentar la fuerza aplicada. El sensor forma un divisor de tensión con una resistencia fija de 10 kΩ a masa, de modo que el nodo intermedio, leído por el convertidor analógico-digital, aumenta su tensión con la fuerza. Los seis canales se asignaron a las entradas GPIO 36, 39, 34, 35, 32 y 33, todas pertenecientes al primer bloque de conversión del ESP32, que es el único utilizable cuando la interfaz inalámbrica está activa. El firmware considera pisada toda lectura que supere un umbral configurable, fijado provisionalmente en 2000 sobre un rango de conversión de 0 a 4095. La elección del FSR frente a alternativas como celdas de carga o interruptores mecánicos responde a su bajo costo, su perfil delgado y su idoneidad demostrada para plataformas de medición de presión plantar construidas con este mismo componente</w:t>
-      </w:r>
-      <w:r>
-        <w:t xml:space="preserve"> </w:t>
-      </w:r>
-      <w:r>
-        <w:t xml:space="preserve">(Jung et al., 2024; Wibowo et al., 2020)</w:t>
-      </w:r>
-      <w:r>
-        <w:t xml:space="preserve">.</w:t>
-      </w:r>
-    </w:p>
-    <w:p>
-      <w:pPr>
-        <w:pStyle w:val="BodyText"/>
-      </w:pPr>
-      <w:r>
-        <w:rPr>
-          <w:bCs/>
-          <w:b/>
-        </w:rPr>
-        <w:t xml:space="preserve">Retroalimentación visual.</w:t>
-      </w:r>
-      <w:r>
-        <w:t xml:space="preserve"> </w:t>
-      </w:r>
-      <w:r>
-        <w:t xml:space="preserve">Cada casilla dispone de un grupo de tres diodos emisores de luz blanca, alimentados a 5 V y conmutados mediante un arreglo de transistores Darlington ULN2803A, gobernado por seis salidas moduladas por ancho de pulso del microcontrolador (GPIO 4, 5, 18, 19, 21 y 23). Una resistencia de 2,2 kΩ en serie por grupo fija la corriente.</w:t>
-      </w:r>
-    </w:p>
-    <w:p>
-      <w:pPr>
-        <w:pStyle w:val="BodyText"/>
-      </w:pPr>
-      <w:r>
-        <w:t xml:space="preserve">La decisión de emplear</w:t>
-      </w:r>
-      <w:r>
-        <w:t xml:space="preserve"> </w:t>
-      </w:r>
-      <w:r>
-        <w:rPr>
-          <w:bCs/>
-          <w:b/>
-        </w:rPr>
-        <w:t xml:space="preserve">iluminación blanca regulada por PWM en lugar de tiras de LED RGB direccionables</w:t>
-      </w:r>
-      <w:r>
-        <w:t xml:space="preserve"> </w:t>
-      </w:r>
-      <w:r>
-        <w:t xml:space="preserve">merece justificación explícita, pues se aparta de la propuesta inicial del proyecto. Responde a tres criterios de ingeniería. Primero, accesibilidad: la retroalimentación del tapete se sustenta en la posición de la casilla encendida y en su estado —encendida, apagada, intensidad—, no en la discriminación cromática, con lo que se evita excluir a usuarios con alteraciones de la percepción del color. Segundo, robustez: el control por PWM de un grupo de diodos es más simple y tolerante que el protocolo temporizado que exigen las tiras direccionables, lo que reduce los puntos de fallo en un dispositivo destinado al uso repetido por niños. Tercero, costo y disponibilidad de componentes. Conviene subrayar que esta decisión no compromete la lógica de juego: el firmware expone una abstracción de hardware con las operaciones de encender, apagar y regular intensidad por casilla, de modo que una futura migración a iluminación de color no exigiría modificar la lógica de los modos.</w:t>
-      </w:r>
-    </w:p>
-    <w:p>
-      <w:pPr>
-        <w:pStyle w:val="BodyText"/>
-      </w:pPr>
-      <w:r>
-        <w:rPr>
-          <w:bCs/>
-          <w:b/>
-        </w:rPr>
-        <w:t xml:space="preserve">Salida de audio.</w:t>
-      </w:r>
-      <w:r>
-        <w:t xml:space="preserve"> </w:t>
-      </w:r>
-      <w:r>
-        <w:t xml:space="preserve">Un módulo DFPlayer Mini, con amplificador integrado y tarjeta microSD, reproduce cuatro pistas asociadas a los eventos del juego: instrucción, acierto, error y éxito de secuencia. Se comunica con el microcontrolador por interfaz serie asíncrona (GPIO 17 y 16) y ataca un parlante de 4 Ω y 3 W.</w:t>
-      </w:r>
-    </w:p>
-    <w:p>
-      <w:pPr>
-        <w:pStyle w:val="BodyText"/>
-      </w:pPr>
-      <w:r>
-        <w:rPr>
-          <w:bCs/>
-          <w:b/>
-        </w:rPr>
-        <w:t xml:space="preserve">Alimentación y montaje.</w:t>
-      </w:r>
-      <w:r>
-        <w:t xml:space="preserve"> </w:t>
-      </w:r>
-      <w:r>
-        <w:t xml:space="preserve">El conjunto se alimenta exclusivamente desde el puerto USB del PC que ejecuta el programa de monitoreo, decisión que elimina la necesidad de una fuente externa y simplifica la seguridad eléctrica del prototipo en un entorno con niños. El circuito se montó sobre placa de prototipado alojada en una caja transparente de 40 × 28 × 13 cm, con la tapa reforzada mediante láminas de acrílico que distribuyen la carga de la pisada sobre los sensores y sobre la que se dispone el arte gráfico de las seis casillas. Las Figuras 1 y 2 muestran, respectivamente, el inventario de componentes y el prototipo ensamblado.</w:t>
+        <w:t xml:space="preserve">La Figura 1 resume la arquitectura, con los dos dominios de alimentación separados. El esquemático eléctrico completo, con la totalidad de los componentes y sus interconexiones, se incluye en el Anexo A.</w:t>
       </w:r>
     </w:p>
     <w:p>
@@ -1639,20 +1515,207 @@
       <w:r>
         <w:drawing>
           <wp:inline>
-            <wp:extent cx="3627120" cy="3135191"/>
+            <wp:extent cx="4907280" cy="3276363"/>
             <wp:effectExtent b="0" l="0" r="0" t="0"/>
-            <wp:docPr descr="Inventario de componentes del prototipo: placa de prototipado con el módulo ESP32, arreglo de conmutación, módulo de audio con tarjeta microSD, parlante, condensadores, resistencias, diodos emisores de luz, cableado y los seis sensores de presión resistivos (abajo a la derecha)." title="" id="38" name="Picture"/>
+            <wp:docPr descr="Arquitectura del sistema. El dominio de 3,3 V agrupa el sensado; el de 5 V, la actuación. Los dos rieles nunca se puentean. Los números de GPIO no están escritos a mano: el diagrama se genera leyéndolos de la configuración del firmware, de modo que no puede divergir de él." title="" id="37" name="Picture"/>
             <a:graphic>
               <a:graphicData uri="http://schemas.openxmlformats.org/drawingml/2006/picture">
                 <pic:pic>
                   <pic:nvPicPr>
-                    <pic:cNvPr descr="../evidencia/caja/materiales_completos.jpeg" id="39" name="Picture"/>
+                    <pic:cNvPr descr="../evidencia/diagrama_bloques.png" id="38" name="Picture"/>
                     <pic:cNvPicPr>
                       <a:picLocks noChangeArrowheads="1" noChangeAspect="1"/>
                     </pic:cNvPicPr>
                   </pic:nvPicPr>
                   <pic:blipFill>
-                    <a:blip r:embed="rId37"/>
+                    <a:blip r:embed="rId36"/>
+                    <a:stretch>
+                      <a:fillRect/>
+                    </a:stretch>
+                  </pic:blipFill>
+                  <pic:spPr bwMode="auto">
+                    <a:xfrm>
+                      <a:off x="0" y="0"/>
+                      <a:ext cx="4907280" cy="3276363"/>
+                    </a:xfrm>
+                    <a:prstGeom prst="rect">
+                      <a:avLst/>
+                    </a:prstGeom>
+                    <a:noFill/>
+                    <a:ln w="9525">
+                      <a:noFill/>
+                      <a:headEnd/>
+                      <a:tailEnd/>
+                    </a:ln>
+                  </pic:spPr>
+                </pic:pic>
+              </a:graphicData>
+            </a:graphic>
+          </wp:inline>
+        </w:drawing>
+      </w:r>
+    </w:p>
+    <w:p>
+      <w:pPr>
+        <w:pStyle w:val="ImageCaption"/>
+      </w:pPr>
+      <w:r>
+        <w:t xml:space="preserve">Arquitectura del sistema. El dominio de 3,3 V agrupa el sensado; el de 5 V, la actuación. Los dos rieles nunca se puentean. Los números de GPIO no están escritos a mano: el diagrama se genera leyéndolos de la configuración del firmware, de modo que no puede divergir de él.</w:t>
+      </w:r>
+    </w:p>
+    <w:bookmarkEnd w:id="39"/>
+    <w:bookmarkStart w:id="46" w:name="diseño-del-sistema-electrónico"/>
+    <w:p>
+      <w:pPr>
+        <w:pStyle w:val="Heading2"/>
+      </w:pPr>
+      <w:r>
+        <w:rPr>
+          <w:rStyle w:val="SectionNumber"/>
+        </w:rPr>
+        <w:t xml:space="preserve">4.2</w:t>
+      </w:r>
+      <w:r>
+        <w:tab/>
+      </w:r>
+      <w:r>
+        <w:t xml:space="preserve">Diseño del sistema electrónico</w:t>
+      </w:r>
+    </w:p>
+    <w:p>
+      <w:pPr>
+        <w:pStyle w:val="FirstParagraph"/>
+      </w:pPr>
+      <w:r>
+        <w:t xml:space="preserve">Como unidad de procesamiento se seleccionó un módulo de desarrollo ESP32 de 30 pines. Integra conectividad inalámbrica, capacidad de procesamiento local y suficientes interfaces de entrada/salida —convertidores analógico-digitales y salidas moduladas por ancho de pulso— para atender los seis canales de sensado y los seis de iluminación sin circuitería auxiliar de expansión.</w:t>
+      </w:r>
+    </w:p>
+    <w:p>
+      <w:pPr>
+        <w:pStyle w:val="BodyText"/>
+      </w:pPr>
+      <w:r>
+        <w:rPr>
+          <w:bCs/>
+          <w:b/>
+        </w:rPr>
+        <w:t xml:space="preserve">Sensado de pisada.</w:t>
+      </w:r>
+      <w:r>
+        <w:t xml:space="preserve"> </w:t>
+      </w:r>
+      <w:r>
+        <w:t xml:space="preserve">Cada casilla incorpora un sensor de presión resistivo (FSR 402), cuya resistencia disminuye al aumentar la fuerza aplicada. El sensor forma un divisor de tensión con una resistencia fija de 10 kΩ a masa, de modo que el nodo intermedio, leído por el convertidor analógico-digital, aumenta su tensión con la fuerza. Los seis canales se asignaron a las entradas GPIO 36, 39, 34, 35, 32 y 33, todas pertenecientes al primer bloque de conversión del ESP32, que es el único utilizable cuando la interfaz inalámbrica está activa. El firmware considera pisada toda lectura que supere un umbral configurable, fijado provisionalmente en 2000 sobre un rango de conversión de 0 a 4095. La transferencia de este divisor se caracteriza en la sección de resultados (evidencia E9), lo que permite traducir ese umbral a un valor concreto de resistencia del sensor. La elección del FSR frente a alternativas como celdas de carga o interruptores mecánicos responde a su bajo costo, su perfil delgado y su idoneidad demostrada para plataformas de medición de presión plantar construidas con este mismo componente</w:t>
+      </w:r>
+      <w:r>
+        <w:t xml:space="preserve"> </w:t>
+      </w:r>
+      <w:r>
+        <w:t xml:space="preserve">(Jung et al., 2024; Wibowo et al., 2020)</w:t>
+      </w:r>
+      <w:r>
+        <w:t xml:space="preserve">.</w:t>
+      </w:r>
+    </w:p>
+    <w:p>
+      <w:pPr>
+        <w:pStyle w:val="BodyText"/>
+      </w:pPr>
+      <w:r>
+        <w:rPr>
+          <w:bCs/>
+          <w:b/>
+        </w:rPr>
+        <w:t xml:space="preserve">Retroalimentación visual.</w:t>
+      </w:r>
+      <w:r>
+        <w:t xml:space="preserve"> </w:t>
+      </w:r>
+      <w:r>
+        <w:t xml:space="preserve">Cada casilla dispone de un grupo de tres diodos emisores de luz blanca, alimentados a 5 V y conmutados mediante un arreglo de transistores Darlington ULN2803A, gobernado por seis salidas moduladas por ancho de pulso del microcontrolador (GPIO 4, 5, 18, 19, 21 y 23). Una resistencia de 2,2 kΩ en serie por grupo fija la corriente.</w:t>
+      </w:r>
+    </w:p>
+    <w:p>
+      <w:pPr>
+        <w:pStyle w:val="BodyText"/>
+      </w:pPr>
+      <w:r>
+        <w:t xml:space="preserve">La decisión de emplear</w:t>
+      </w:r>
+      <w:r>
+        <w:t xml:space="preserve"> </w:t>
+      </w:r>
+      <w:r>
+        <w:rPr>
+          <w:bCs/>
+          <w:b/>
+        </w:rPr>
+        <w:t xml:space="preserve">iluminación blanca regulada por PWM en lugar de tiras de LED RGB direccionables</w:t>
+      </w:r>
+      <w:r>
+        <w:t xml:space="preserve"> </w:t>
+      </w:r>
+      <w:r>
+        <w:t xml:space="preserve">merece justificación explícita, pues se aparta de la propuesta inicial del proyecto. Responde a tres criterios de ingeniería. Primero, accesibilidad: la retroalimentación del tapete se sustenta en la posición de la casilla encendida y en su estado —encendida, apagada, intensidad—, no en la discriminación cromática, con lo que se evita excluir a usuarios con alteraciones de la percepción del color. Segundo, robustez: el control por PWM de un grupo de diodos es más simple y tolerante que el protocolo temporizado que exigen las tiras direccionables, lo que reduce los puntos de fallo en un dispositivo destinado al uso repetido por niños. Tercero, costo y disponibilidad de componentes. Conviene subrayar que esta decisión no compromete la lógica de juego: el firmware expone una abstracción de hardware con las operaciones de encender, apagar y regular intensidad por casilla, de modo que una futura migración a iluminación de color no exigiría modificar la lógica de los modos.</w:t>
+      </w:r>
+    </w:p>
+    <w:p>
+      <w:pPr>
+        <w:pStyle w:val="BodyText"/>
+      </w:pPr>
+      <w:r>
+        <w:rPr>
+          <w:bCs/>
+          <w:b/>
+        </w:rPr>
+        <w:t xml:space="preserve">Salida de audio.</w:t>
+      </w:r>
+      <w:r>
+        <w:t xml:space="preserve"> </w:t>
+      </w:r>
+      <w:r>
+        <w:t xml:space="preserve">Un módulo DFPlayer Mini, con amplificador integrado y tarjeta microSD, reproduce cuatro pistas asociadas a los eventos del juego: instrucción, acierto, error y éxito de secuencia. Se comunica con el microcontrolador por interfaz serie asíncrona (GPIO 17 y 16) y ataca un parlante de 4 Ω y 3 W.</w:t>
+      </w:r>
+    </w:p>
+    <w:p>
+      <w:pPr>
+        <w:pStyle w:val="BodyText"/>
+      </w:pPr>
+      <w:r>
+        <w:rPr>
+          <w:bCs/>
+          <w:b/>
+        </w:rPr>
+        <w:t xml:space="preserve">Alimentación y montaje.</w:t>
+      </w:r>
+      <w:r>
+        <w:t xml:space="preserve"> </w:t>
+      </w:r>
+      <w:r>
+        <w:t xml:space="preserve">El conjunto se alimenta exclusivamente desde el puerto USB del PC que ejecuta el programa de monitoreo, decisión que elimina la necesidad de una fuente externa y simplifica la seguridad eléctrica del prototipo en un entorno con niños. El circuito se montó sobre placa de prototipado alojada en una caja transparente de 40 × 28 × 13 cm, con la tapa reforzada mediante láminas de acrílico que distribuyen la carga de la pisada sobre los sensores y sobre la que se dispone el arte gráfico de las seis casillas. Las Figuras 2 y 3 muestran, respectivamente, el inventario de componentes y el prototipo ensamblado.</w:t>
+      </w:r>
+    </w:p>
+    <w:p>
+      <w:pPr>
+        <w:pStyle w:val="CaptionedFigure"/>
+      </w:pPr>
+      <w:r>
+        <w:drawing>
+          <wp:inline>
+            <wp:extent cx="3627120" cy="3135191"/>
+            <wp:effectExtent b="0" l="0" r="0" t="0"/>
+            <wp:docPr descr="Inventario de componentes del prototipo: placa de prototipado con el módulo ESP32, arreglo de conmutación, módulo de audio con tarjeta microSD, parlante, condensadores, resistencias, diodos emisores de luz, cableado y los seis sensores de presión resistivos (abajo a la derecha)." title="" id="41" name="Picture"/>
+            <a:graphic>
+              <a:graphicData uri="http://schemas.openxmlformats.org/drawingml/2006/picture">
+                <pic:pic>
+                  <pic:nvPicPr>
+                    <pic:cNvPr descr="../evidencia/caja/materiales_completos.jpeg" id="42" name="Picture"/>
+                    <pic:cNvPicPr>
+                      <a:picLocks noChangeArrowheads="1" noChangeAspect="1"/>
+                    </pic:cNvPicPr>
+                  </pic:nvPicPr>
+                  <pic:blipFill>
+                    <a:blip r:embed="rId40"/>
                     <a:stretch>
                       <a:fillRect/>
                     </a:stretch>
@@ -1696,18 +1759,18 @@
           <wp:inline>
             <wp:extent cx="2773680" cy="1280660"/>
             <wp:effectExtent b="0" l="0" r="0" t="0"/>
-            <wp:docPr descr="Prototipo ensamblado. El circuito se aloja en una caja transparente de 40 × 28 × 13 cm, cuya tapa se refuerza con láminas de acrílico que distribuyen la carga de la pisada sobre los sensores. La alimentación se toma exclusivamente del puerto USB del PC." title="" id="41" name="Picture"/>
+            <wp:docPr descr="Prototipo ensamblado. El circuito se aloja en una caja transparente de 40 × 28 × 13 cm, cuya tapa se refuerza con láminas de acrílico que distribuyen la carga de la pisada sobre los sensores. La alimentación se toma exclusivamente del puerto USB del PC." title="" id="44" name="Picture"/>
             <a:graphic>
               <a:graphicData uri="http://schemas.openxmlformats.org/drawingml/2006/picture">
                 <pic:pic>
                   <pic:nvPicPr>
-                    <pic:cNvPr descr="../evidencia/caja/vista_frontal.jpeg" id="42" name="Picture"/>
+                    <pic:cNvPr descr="../evidencia/caja/vista_frontal.jpeg" id="45" name="Picture"/>
                     <pic:cNvPicPr>
                       <a:picLocks noChangeArrowheads="1" noChangeAspect="1"/>
                     </pic:cNvPicPr>
                   </pic:nvPicPr>
                   <pic:blipFill>
-                    <a:blip r:embed="rId40"/>
+                    <a:blip r:embed="rId43"/>
                     <a:stretch>
                       <a:fillRect/>
                     </a:stretch>
@@ -1742,8 +1805,8 @@
         <w:t xml:space="preserve">Prototipo ensamblado. El circuito se aloja en una caja transparente de 40 × 28 × 13 cm, cuya tapa se refuerza con láminas de acrílico que distribuyen la carga de la pisada sobre los sensores. La alimentación se toma exclusivamente del puerto USB del PC.</w:t>
       </w:r>
     </w:p>
-    <w:bookmarkEnd w:id="43"/>
-    <w:bookmarkStart w:id="44" w:name="Xd4691480d663c9dbeb192473310809f309d2595"/>
+    <w:bookmarkEnd w:id="46"/>
+    <w:bookmarkStart w:id="47" w:name="Xd4691480d663c9dbeb192473310809f309d2595"/>
     <w:p>
       <w:pPr>
         <w:pStyle w:val="Heading2"/>
@@ -1837,8 +1900,8 @@
         <w:t xml:space="preserve">El núcleo no utiliza el generador de números aleatorios de la biblioteca estándar. Emplea un generador xorshift de 32 bits propio, con semilla fijable desde el protocolo, cuyo estado nulo se normaliza a una constante para evitar el punto fijo degenerado. Toda elección aleatoria del juego —qué casilla se ilumina, qué patrón se propone— deriva de él. En consecuencia, una terna (modo, nivel, semilla) determina por completo la secuencia de eventos que el sistema producirá. Esta propiedad es la base de todo el protocolo de validación.</w:t>
       </w:r>
     </w:p>
-    <w:bookmarkEnd w:id="44"/>
-    <w:bookmarkStart w:id="45" w:name="protocolo-de-comunicación"/>
+    <w:bookmarkEnd w:id="47"/>
+    <w:bookmarkStart w:id="48" w:name="protocolo-de-comunicación"/>
     <w:p>
       <w:pPr>
         <w:pStyle w:val="Heading2"/>
@@ -2084,8 +2147,8 @@
         <w:t xml:space="preserve">.</w:t>
       </w:r>
     </w:p>
-    <w:bookmarkEnd w:id="45"/>
-    <w:bookmarkStart w:id="46" w:name="modos-de-juego-y-parámetros"/>
+    <w:bookmarkEnd w:id="48"/>
+    <w:bookmarkStart w:id="49" w:name="modos-de-juego-y-parámetros"/>
     <w:p>
       <w:pPr>
         <w:pStyle w:val="Heading2"/>
@@ -2991,8 +3054,8 @@
         <w:t xml:space="preserve">El intervalo entre casillas de la exhibición en el modo de memoria es de 250 ms, constante. Los tres modos releen el nivel vigente al comienzo de cada ronda, de manera que un cambio ordenado por el terapeuta a mitad de sesión surte efecto en la ronda siguiente sin reiniciar el juego.</w:t>
       </w:r>
     </w:p>
-    <w:bookmarkEnd w:id="46"/>
-    <w:bookmarkStart w:id="47" w:name="X1843ce3772c9f21d99b771790349de335c03a6f"/>
+    <w:bookmarkEnd w:id="49"/>
+    <w:bookmarkStart w:id="50" w:name="X1843ce3772c9f21d99b771790349de335c03a6f"/>
     <w:p>
       <w:pPr>
         <w:pStyle w:val="Heading2"/>
@@ -3102,8 +3165,8 @@
         <w:t xml:space="preserve">: un profesional que observa al niño dispone de información —fatiga, frustración, distracción— que ninguna tasa de acierto captura. El algoritmo aporta objetividad; el terapeuta, criterio.</w:t>
       </w:r>
     </w:p>
-    <w:bookmarkEnd w:id="47"/>
-    <w:bookmarkStart w:id="48" w:name="sistema-de-monitoreo-en-pc"/>
+    <w:bookmarkEnd w:id="50"/>
+    <w:bookmarkStart w:id="51" w:name="sistema-de-monitoreo-en-pc"/>
     <w:p>
       <w:pPr>
         <w:pStyle w:val="Heading2"/>
@@ -3145,8 +3208,8 @@
         <w:t xml:space="preserve">El programa incorpora además un modo de práctica que ejecuta el núcleo embebido en el propio PC, sin hardware. Al ser el mismo núcleo, el terapeuta puede familiarizarse con la interfaz y con la dinámica de los tres modos de forma idéntica a como se comportará el dispositivo físico.</w:t>
       </w:r>
     </w:p>
-    <w:bookmarkEnd w:id="48"/>
-    <w:bookmarkStart w:id="49" w:name="protocolo-de-validación"/>
+    <w:bookmarkEnd w:id="51"/>
+    <w:bookmarkStart w:id="52" w:name="protocolo-de-validación"/>
     <w:p>
       <w:pPr>
         <w:pStyle w:val="Heading2"/>
@@ -3280,7 +3343,7 @@
         <w:t xml:space="preserve"> </w:t>
       </w:r>
       <w:r>
-        <w:t xml:space="preserve">Sobre el prototipo físico se contempla la medición de la latencia del lazo pisada→retroalimentación y de la fiabilidad de detección de los sensores, incluyendo la calibración de su umbral de activación, capturadas a través del programa de monitoreo.</w:t>
+        <w:t xml:space="preserve">Comprende dos clases de evidencia. Por un lado, la que se obtiene sobre la implementación sin necesidad del prototipo: el costo computacional del núcleo compilado, la huella de recursos en el microcontrolador y la caracterización del circuito analógico de sensado mediante simulación eléctrica. Por otro, la que exige el prototipo físico instrumentado: la latencia del lazo pisada→retroalimentación y la fiabilidad de detección de los sensores, incluida la calibración de su umbral de activación, capturadas a través del programa de monitoreo.</w:t>
       </w:r>
     </w:p>
     <w:p>
@@ -3288,7 +3351,25 @@
         <w:pStyle w:val="BodyText"/>
       </w:pPr>
       <w:r>
-        <w:t xml:space="preserve">Las evidencias se numeran de E1 a E10. Las siete primeras se obtienen por simulación determinista de la lógica; la octava, por medición sobre la implementación compilada —banco de software, sin el prototipo físico—. Las ocho se reportan en la sección de resultados. Las dos últimas dependen del prototipo instrumentado y se declaran pendientes.</w:t>
+        <w:rPr>
+          <w:bCs/>
+          <w:b/>
+        </w:rPr>
+        <w:t xml:space="preserve">Herramientas de verificación.</w:t>
+      </w:r>
+      <w:r>
+        <w:t xml:space="preserve"> </w:t>
+      </w:r>
+      <w:r>
+        <w:t xml:space="preserve">La lógica se verifica con dos suites de pruebas unitarias —una en C++ sobre el núcleo, otra en Python sobre el simulador y el programa de monitoreo— y con un conjunto de escenarios de referencia que fijan la traza esperada de eventos. El esquemático eléctrico se somete a la comprobación de reglas eléctricas (ERC) de la herramienta de diseño, que verifica que no queden pines sin conectar ni conflictos de alimentación. El circuito analógico se simula con ngspice a partir del netlist del propio diseño. El firmware compilado, por último, se ejecuta en un simulador de microcontrolador (Wokwi) dentro de la integración continua, donde se comprueba que arranca y emite correctamente el saludo del protocolo por el puerto serie; conviene precisar que ese simulador reproduce el microcontrolador, no los periféricos analógicos, de modo que su alcance es la verificación del firmware, no del circuito.</w:t>
+      </w:r>
+    </w:p>
+    <w:p>
+      <w:pPr>
+        <w:pStyle w:val="BodyText"/>
+      </w:pPr>
+      <w:r>
+        <w:t xml:space="preserve">Las evidencias se numeran de E1 a E11. Las siete primeras se obtienen por simulación determinista de la lógica; la octava y la novena, por medición sobre la implementación compilada y por simulación eléctrica del circuito —banco de software, sin el prototipo físico—. Las nueve se reportan en la sección de resultados. Las dos últimas dependen del prototipo instrumentado y se declaran pendientes.</w:t>
       </w:r>
     </w:p>
     <w:p>
@@ -3787,6 +3868,56 @@
               <w:jc w:val="left"/>
             </w:pPr>
             <w:r>
+              <w:t xml:space="preserve">Caracterización analógica del canal de sensado (SPICE)</w:t>
+            </w:r>
+          </w:p>
+        </w:tc>
+        <w:tc>
+          <w:tcPr/>
+          <w:p>
+            <w:pPr>
+              <w:pStyle w:val="Compact"/>
+              <w:jc w:val="left"/>
+            </w:pPr>
+            <w:r>
+              <w:t xml:space="preserve">Banco de software</w:t>
+            </w:r>
+          </w:p>
+        </w:tc>
+        <w:tc>
+          <w:tcPr/>
+          <w:p>
+            <w:pPr>
+              <w:pStyle w:val="Compact"/>
+              <w:jc w:val="left"/>
+            </w:pPr>
+            <w:r>
+              <w:t xml:space="preserve">Reportada</w:t>
+            </w:r>
+          </w:p>
+        </w:tc>
+      </w:tr>
+      <w:tr>
+        <w:tc>
+          <w:tcPr/>
+          <w:p>
+            <w:pPr>
+              <w:pStyle w:val="Compact"/>
+              <w:jc w:val="left"/>
+            </w:pPr>
+            <w:r>
+              <w:t xml:space="preserve">E10</w:t>
+            </w:r>
+          </w:p>
+        </w:tc>
+        <w:tc>
+          <w:tcPr/>
+          <w:p>
+            <w:pPr>
+              <w:pStyle w:val="Compact"/>
+              <w:jc w:val="left"/>
+            </w:pPr>
+            <w:r>
               <w:t xml:space="preserve">Latencia del lazo físico pisada→retroalimentación</w:t>
             </w:r>
           </w:p>
@@ -3829,7 +3960,7 @@
               <w:jc w:val="left"/>
             </w:pPr>
             <w:r>
-              <w:t xml:space="preserve">E10</w:t>
+              <w:t xml:space="preserve">E11</w:t>
             </w:r>
           </w:p>
         </w:tc>
@@ -3899,9 +4030,9 @@
         <w:t xml:space="preserve">y se plantea como trabajo futuro.</w:t>
       </w:r>
     </w:p>
-    <w:bookmarkEnd w:id="49"/>
-    <w:bookmarkEnd w:id="50"/>
-    <w:bookmarkStart w:id="70" w:name="resultados"/>
+    <w:bookmarkEnd w:id="52"/>
+    <w:bookmarkEnd w:id="53"/>
+    <w:bookmarkStart w:id="77" w:name="resultados"/>
     <w:p>
       <w:pPr>
         <w:pStyle w:val="Heading1"/>
@@ -3974,7 +4105,7 @@
         <w:t xml:space="preserve">y no autorizan ninguna afirmación sobre eficacia terapéutica.</w:t>
       </w:r>
     </w:p>
-    <w:bookmarkStart w:id="51" w:name="determinismo-de-la-traza-e1"/>
+    <w:bookmarkStart w:id="54" w:name="determinismo-de-la-traza-e1"/>
     <w:p>
       <w:pPr>
         <w:pStyle w:val="Heading2"/>
@@ -4053,8 +4184,8 @@
         <w:t xml:space="preserve">Este resultado, aparentemente modesto, es la condición de posibilidad de todos los demás: si el sistema no fuese reproducible, ninguna cifra de las siguientes secciones podría verificarse de forma independiente. El determinismo convierte cada figura de este artículo en un experimento repetible por cualquier lector que disponga del código y de la semilla.</w:t>
       </w:r>
     </w:p>
-    <w:bookmarkEnd w:id="51"/>
-    <w:bookmarkStart w:id="52" w:name="Xc8b673ce852e3094f2f0ad5ce8de5fcf9bbb311"/>
+    <w:bookmarkEnd w:id="54"/>
+    <w:bookmarkStart w:id="55" w:name="Xc8b673ce852e3094f2f0ad5ce8de5fcf9bbb311"/>
     <w:p>
       <w:pPr>
         <w:pStyle w:val="Heading2"/>
@@ -4111,8 +4242,8 @@
         <w:t xml:space="preserve">: la traza emitida debe coincidir con la esperada elemento a elemento, sin eventos intermedios ni omisiones. Los seis restantes exigen que la traza esperada aparezca como subsecuencia ordenada de la emitida. Los ocho escenarios se ejecutan contra la biblioteca compilada desde el mismo código fuente que se carga en el microcontrolador, y los ocho pasan. Dado que no existen dos implementaciones de la lógica, este resultado no debe leerse como una comparación entre dos sistemas que coinciden, sino como la verificación de que el único sistema existente se comporta según su especificación en ambos destinos de compilación.</w:t>
       </w:r>
     </w:p>
-    <w:bookmarkEnd w:id="52"/>
-    <w:bookmarkStart w:id="56" w:name="Xaa0dac4c600001b17cde096959bb8876b8122bd"/>
+    <w:bookmarkEnd w:id="55"/>
+    <w:bookmarkStart w:id="59" w:name="Xaa0dac4c600001b17cde096959bb8876b8122bd"/>
     <w:p>
       <w:pPr>
         <w:pStyle w:val="Heading2"/>
@@ -4175,7 +4306,7 @@
         <w:pStyle w:val="BodyText"/>
       </w:pPr>
       <w:r>
-        <w:t xml:space="preserve">La Figura 3 presenta el caso del modo de velocidad, para el que la recomendación transita por las tres direcciones posibles: sugiere bajar con habilidades de 0 a 10 %, mantener entre 20 y 30 % —franja en la que la tasa de acierto se sitúa en el 50 %, dentro de la banda muerta del recomendador— y subir a partir del 40 %.</w:t>
+        <w:t xml:space="preserve">La Figura 4 presenta el caso del modo de velocidad, para el que la recomendación transita por las tres direcciones posibles: sugiere bajar con habilidades de 0 a 10 %, mantener entre 20 y 30 % —franja en la que la tasa de acierto se sitúa en el 50 %, dentro de la banda muerta del recomendador— y subir a partir del 40 %.</w:t>
       </w:r>
     </w:p>
     <w:p>
@@ -4221,18 +4352,18 @@
           <wp:inline>
             <wp:extent cx="5334000" cy="3556000"/>
             <wp:effectExtent b="0" l="0" r="0" t="0"/>
-            <wp:docPr descr="Recomendación adaptativa frente al desempeño en el modo de velocidad, nivel 2. La curva muestra la tasa de acierto de la sesión en función de la habilidad del jugador simulado; el color de cada punto indica la dirección recomendada por el sistema. Simulación determinista." title="" id="54" name="Picture"/>
+            <wp:docPr descr="Recomendación adaptativa frente al desempeño en el modo de velocidad, nivel 2. La curva muestra la tasa de acierto de la sesión en función de la habilidad del jugador simulado; el color de cada punto indica la dirección recomendada por el sistema. Simulación determinista." title="" id="57" name="Picture"/>
             <a:graphic>
               <a:graphicData uri="http://schemas.openxmlformats.org/drawingml/2006/picture">
                 <pic:pic>
                   <pic:nvPicPr>
-                    <pic:cNvPr descr="../evidencia/E2_adaptacion.png" id="55" name="Picture"/>
+                    <pic:cNvPr descr="../evidencia/E2_adaptacion.png" id="58" name="Picture"/>
                     <pic:cNvPicPr>
                       <a:picLocks noChangeArrowheads="1" noChangeAspect="1"/>
                     </pic:cNvPicPr>
                   </pic:nvPicPr>
                   <pic:blipFill>
-                    <a:blip r:embed="rId53"/>
+                    <a:blip r:embed="rId56"/>
                     <a:stretch>
                       <a:fillRect/>
                     </a:stretch>
@@ -4303,8 +4434,8 @@
         <w:t xml:space="preserve">pasos de la secuencia. La exigencia efectiva es, por tanto, considerablemente mayor en estos dos modos: con una habilidad del 70 %, el jugador simulado alcanza el 75 % de aciertos en velocidad, el 67 % en equilibrio y solo el 40 % en memoria. Esta observación, lejos de ser un defecto, describe con precisión el papel de cada modo: el de memoria es el más exigente porque acumula la demanda a lo largo de una secuencia. La sección E6 convierte esta observación cualitativa en una predicción cuantitativa y la somete a contraste.</w:t>
       </w:r>
     </w:p>
-    <w:bookmarkEnd w:id="56"/>
-    <w:bookmarkStart w:id="57" w:name="escalado-de-la-exigencia-con-el-nivel-e4"/>
+    <w:bookmarkEnd w:id="59"/>
+    <w:bookmarkStart w:id="60" w:name="escalado-de-la-exigencia-con-el-nivel-e4"/>
     <w:p>
       <w:pPr>
         <w:pStyle w:val="Heading2"/>
@@ -5187,8 +5318,8 @@
         <w:t xml:space="preserve">El modo de equilibrio muestra el salto esperado entre los niveles 2 y 3, donde el patrón pasa de tres a cuatro casillas simultáneas: los errores se cuadruplican, de uno a cuatro. Es el punto en el que la demanda de control postural se vuelve dominante.</w:t>
       </w:r>
     </w:p>
-    <w:bookmarkEnd w:id="57"/>
-    <w:bookmarkStart w:id="61" w:name="convergencia-del-nivel-al-desempeño-e5"/>
+    <w:bookmarkEnd w:id="60"/>
+    <w:bookmarkStart w:id="64" w:name="convergencia-del-nivel-al-desempeño-e5"/>
     <w:p>
       <w:pPr>
         <w:pStyle w:val="Heading2"/>
@@ -5211,7 +5342,7 @@
         <w:pStyle w:val="FirstParagraph"/>
       </w:pPr>
       <w:r>
-        <w:t xml:space="preserve">Encadenando sesiones y aplicando en cada una la recomendación emitida por el sistema, se simularon dos perfiles extremos: un jugador con habilidad máxima que comienza en el nivel 1, y un jugador con habilidad nula que comienza en el nivel 4. La Figura 4 muestra el resultado para los tres modos.</w:t>
+        <w:t xml:space="preserve">Encadenando sesiones y aplicando en cada una la recomendación emitida por el sistema, se simularon dos perfiles extremos: un jugador con habilidad máxima que comienza en el nivel 1, y un jugador con habilidad nula que comienza en el nivel 4. La Figura 5 muestra el resultado para los tres modos.</w:t>
       </w:r>
     </w:p>
     <w:p>
@@ -5223,18 +5354,18 @@
           <wp:inline>
             <wp:extent cx="5334000" cy="2360246"/>
             <wp:effectExtent b="0" l="0" r="0" t="0"/>
-            <wp:docPr descr="Convergencia del nivel de dificultad al desempeño, en los tres modos. El jugador hábil asciende del nivel 1 al 4 y satura; el jugador con dificultad desciende del 4 al 1 y satura. Simulación determinista." title="" id="59" name="Picture"/>
+            <wp:docPr descr="Convergencia del nivel de dificultad al desempeño, en los tres modos. El jugador hábil asciende del nivel 1 al 4 y satura; el jugador con dificultad desciende del 4 al 1 y satura. Simulación determinista." title="" id="62" name="Picture"/>
             <a:graphic>
               <a:graphicData uri="http://schemas.openxmlformats.org/drawingml/2006/picture">
                 <pic:pic>
                   <pic:nvPicPr>
-                    <pic:cNvPr descr="../evidencia/E5_convergencia_modos.png" id="60" name="Picture"/>
+                    <pic:cNvPr descr="../evidencia/E5_convergencia_modos.png" id="63" name="Picture"/>
                     <pic:cNvPicPr>
                       <a:picLocks noChangeArrowheads="1" noChangeAspect="1"/>
                     </pic:cNvPicPr>
                   </pic:nvPicPr>
                   <pic:blipFill>
-                    <a:blip r:embed="rId58"/>
+                    <a:blip r:embed="rId61"/>
                     <a:stretch>
                       <a:fillRect/>
                     </a:stretch>
@@ -5301,8 +5432,8 @@
         <w:t xml:space="preserve">cada recomendación, cosa que en operación real hace el terapeuta, no el sistema. La figura describe, pues, el comportamiento del recomendador si sus sugerencias se aceptasen siempre, que es el escenario límite útil para caracterizarlo.</w:t>
       </w:r>
     </w:p>
-    <w:bookmarkEnd w:id="61"/>
-    <w:bookmarkStart w:id="65" w:name="Xcbd117778e66c077411b8c62ba9260d63a7a155"/>
+    <w:bookmarkEnd w:id="64"/>
+    <w:bookmarkStart w:id="68" w:name="Xcbd117778e66c077411b8c62ba9260d63a7a155"/>
     <w:p>
       <w:pPr>
         <w:pStyle w:val="Heading2"/>
@@ -5471,7 +5602,7 @@
         <w:pStyle w:val="BodyText"/>
       </w:pPr>
       <w:r>
-        <w:t xml:space="preserve">Para contrastarlas se ejecutaron 200 semillas independientes por punto y se agregaron todas las rondas observadas. La Tabla 5 y la Figura 5 comparan la proporción medida con la predicción teórica. El intervalo de confianza del 95 % se calculó por aproximación normal sobre la proporción.</w:t>
+        <w:t xml:space="preserve">Para contrastarlas se ejecutaron 200 semillas independientes por punto y se agregaron todas las rondas observadas. La Tabla 5 y la Figura 6 comparan la proporción medida con la predicción teórica. El intervalo de confianza del 95 % se calculó por aproximación normal sobre la proporción.</w:t>
       </w:r>
     </w:p>
     <w:p>
@@ -6904,18 +7035,18 @@
           <wp:inline>
             <wp:extent cx="5334000" cy="2326163"/>
             <wp:effectExtent b="0" l="0" r="0" t="0"/>
-            <wp:docPr descr="Verificación estadística de la regla de dificultad sobre 200 semillas. Los puntos son las proporciones medidas con su intervalo de confianza del 95 %; la línea discontinua, la predicción analítica. Simulación determinista." title="" id="63" name="Picture"/>
+            <wp:docPr descr="Verificación estadística de la regla de dificultad sobre 200 semillas. Los puntos son las proporciones medidas con su intervalo de confianza del 95 %; la línea discontinua, la predicción analítica. Simulación determinista." title="" id="66" name="Picture"/>
             <a:graphic>
               <a:graphicData uri="http://schemas.openxmlformats.org/drawingml/2006/picture">
                 <pic:pic>
                   <pic:nvPicPr>
-                    <pic:cNvPr descr="../evidencia/E6_montecarlo.png" id="64" name="Picture"/>
+                    <pic:cNvPr descr="../evidencia/E6_montecarlo.png" id="67" name="Picture"/>
                     <pic:cNvPicPr>
                       <a:picLocks noChangeArrowheads="1" noChangeAspect="1"/>
                     </pic:cNvPicPr>
                   </pic:nvPicPr>
                   <pic:blipFill>
-                    <a:blip r:embed="rId62"/>
+                    <a:blip r:embed="rId65"/>
                     <a:stretch>
                       <a:fillRect/>
                     </a:stretch>
@@ -7021,8 +7152,8 @@
         <w:t xml:space="preserve">funcionar y verificar que hace lo que su especificación dice.</w:t>
       </w:r>
     </w:p>
-    <w:bookmarkEnd w:id="65"/>
-    <w:bookmarkStart w:id="66" w:name="X73f4e29b189cf23b3a42dad1e673342389a8639"/>
+    <w:bookmarkEnd w:id="68"/>
+    <w:bookmarkStart w:id="69" w:name="X73f4e29b189cf23b3a42dad1e673342389a8639"/>
     <w:p>
       <w:pPr>
         <w:pStyle w:val="Heading2"/>
@@ -7112,8 +7243,8 @@
         <w:t xml:space="preserve">Ninguna de estas pruebas produjo una excepción no controlada ni una terminación anómala. Los hallazgos que motivaron este esfuerzo fueron reales y se corrigieron: el analizador original empleaba conversiones de la biblioteca estándar que lanzaban excepción ante enteros fuera de rango, y la aplicación de escritorio podía morir por un error interno en un manejador de eventos. La suite de pruebas del proyecto comprende hoy 52 casos con 2174 aserciones en C++ y 135 pruebas en Python.</w:t>
       </w:r>
     </w:p>
-    <w:bookmarkEnd w:id="66"/>
-    <w:bookmarkStart w:id="67" w:name="X00c204f8fc2d12d022abc099c3eb6738535c1bc"/>
+    <w:bookmarkEnd w:id="69"/>
+    <w:bookmarkStart w:id="70" w:name="X00c204f8fc2d12d022abc099c3eb6738535c1bc"/>
     <w:p>
       <w:pPr>
         <w:pStyle w:val="Heading2"/>
@@ -7196,7 +7327,7 @@
         <w:t xml:space="preserve">no constituyen la latencia del lazo de interacción física</w:t>
       </w:r>
       <w:r>
-        <w:t xml:space="preserve">, que incluye el tiempo de conversión analógico-digital, el filtrado de la pisada y la conmutación de los diodos, y que solo puede medirse sobre el prototipo instrumentado (evidencia E9, pendiente). Lo que sí establecen es que el costo de la lógica es más de seis órdenes de magnitud inferior a la escala temporal del juego —cuya ventana de reacción más exigente es de 1000 ms, frente a los 481,8 ns que cuesta procesar una pisada— y que, por tanto, el núcleo no puede constituir el cuello de botella del lazo de interacción.</w:t>
+        <w:t xml:space="preserve">, que incluye el tiempo de conversión analógico-digital, el filtrado de la pisada y la conmutación de los diodos, y que solo puede medirse sobre el prototipo instrumentado (evidencia E10, pendiente). Lo que sí establecen es que el costo de la lógica es más de seis órdenes de magnitud inferior a la escala temporal del juego —cuya ventana de reacción más exigente es de 1000 ms, frente a los 481,8 ns que cuesta procesar una pisada— y que, por tanto, el núcleo no puede constituir el cuello de botella del lazo de interacción.</w:t>
       </w:r>
     </w:p>
     <w:p>
@@ -7239,8 +7370,8 @@
         <w:t xml:space="preserve">de la memoria de datos (45 324 de 327 680 bytes), lo que deja margen suficiente para las extensiones previstas.</w:t>
       </w:r>
     </w:p>
-    <w:bookmarkEnd w:id="67"/>
-    <w:bookmarkStart w:id="68" w:name="prototipo-físico"/>
+    <w:bookmarkEnd w:id="70"/>
+    <w:bookmarkStart w:id="74" w:name="Xd5b568f1abc8ba6e7993f0b0bc6a787b01c7511"/>
     <w:p>
       <w:pPr>
         <w:pStyle w:val="Heading2"/>
@@ -7255,7 +7386,7 @@
         <w:tab/>
       </w:r>
       <w:r>
-        <w:t xml:space="preserve">Prototipo físico</w:t>
+        <w:t xml:space="preserve">Caracterización analógica del canal de sensado (E9)</w:t>
       </w:r>
     </w:p>
     <w:p>
@@ -7263,7 +7394,7 @@
         <w:pStyle w:val="FirstParagraph"/>
       </w:pPr>
       <w:r>
-        <w:t xml:space="preserve">El prototipo fue construido conforme al diseño descrito: se montó el circuito completo, se integraron los seis sensores y los seis grupos de iluminación en la tapa reforzada, y se verificó con multímetro la ausencia de cortocircuitos entre los rieles de alimentación antes de energizar. El enlace serie con el programa de monitoreo funciona: el dispositivo anuncia su versión de firmware, acepta comandos y emite eventos de estado y puntuación, que quedan registrados en la base de datos de sesiones.</w:t>
+        <w:t xml:space="preserve">El esquemático del sistema se sometió a la comprobación de reglas eléctricas de la herramienta de diseño, que no reportó infracciones. A partir de ese diseño se simuló con ngspice el canal de sensado: un divisor formado por el sensor de presión y la resistencia fija de 10 kΩ a masa, alimentado a 3,3 V.</w:t>
       </w:r>
     </w:p>
     <w:p>
@@ -7271,7 +7402,237 @@
         <w:pStyle w:val="BodyText"/>
       </w:pPr>
       <w:r>
-        <w:t xml:space="preserve">La calibración del umbral de detección de los sensores se encuentra</w:t>
+        <w:t xml:space="preserve">El divisor admite solución cerrada,</w:t>
+      </w:r>
+      <w:r>
+        <w:t xml:space="preserve"> </w:t>
+      </w:r>
+      <m:oMath>
+        <m:sSub>
+          <m:e>
+            <m:r>
+              <m:t>V</m:t>
+            </m:r>
+          </m:e>
+          <m:sub>
+            <m:r>
+              <m:t>n</m:t>
+            </m:r>
+            <m:r>
+              <m:t>o</m:t>
+            </m:r>
+            <m:r>
+              <m:t>d</m:t>
+            </m:r>
+            <m:r>
+              <m:t>o</m:t>
+            </m:r>
+          </m:sub>
+        </m:sSub>
+        <m:r>
+          <m:rPr>
+            <m:sty m:val="p"/>
+          </m:rPr>
+          <m:t>=</m:t>
+        </m:r>
+        <m:sSub>
+          <m:e>
+            <m:r>
+              <m:t>V</m:t>
+            </m:r>
+          </m:e>
+          <m:sub>
+            <m:r>
+              <m:t>r</m:t>
+            </m:r>
+            <m:r>
+              <m:t>e</m:t>
+            </m:r>
+            <m:r>
+              <m:t>f</m:t>
+            </m:r>
+          </m:sub>
+        </m:sSub>
+        <m:r>
+          <m:t> </m:t>
+        </m:r>
+        <m:sSub>
+          <m:e>
+            <m:r>
+              <m:t>R</m:t>
+            </m:r>
+          </m:e>
+          <m:sub>
+            <m:r>
+              <m:t>M</m:t>
+            </m:r>
+          </m:sub>
+        </m:sSub>
+        <m:r>
+          <m:rPr>
+            <m:sty m:val="p"/>
+          </m:rPr>
+          <m:t>/</m:t>
+        </m:r>
+        <m:d>
+          <m:dPr>
+            <m:begChr m:val="("/>
+            <m:endChr m:val=")"/>
+            <m:sepChr m:val=""/>
+            <m:grow/>
+          </m:dPr>
+          <m:e>
+            <m:sSub>
+              <m:e>
+                <m:r>
+                  <m:t>R</m:t>
+                </m:r>
+              </m:e>
+              <m:sub>
+                <m:r>
+                  <m:t>F</m:t>
+                </m:r>
+                <m:r>
+                  <m:t>S</m:t>
+                </m:r>
+                <m:r>
+                  <m:t>R</m:t>
+                </m:r>
+              </m:sub>
+            </m:sSub>
+            <m:r>
+              <m:rPr>
+                <m:sty m:val="p"/>
+              </m:rPr>
+              <m:t>+</m:t>
+            </m:r>
+            <m:sSub>
+              <m:e>
+                <m:r>
+                  <m:t>R</m:t>
+                </m:r>
+              </m:e>
+              <m:sub>
+                <m:r>
+                  <m:t>M</m:t>
+                </m:r>
+              </m:sub>
+            </m:sSub>
+          </m:e>
+        </m:d>
+      </m:oMath>
+      <w:r>
+        <w:t xml:space="preserve">, lo que permite la misma clase de contraste aplicada a la lógica en la sección anterior: la simulación debe reproducir la expresión analítica. Sobre once valores de resistencia entre 250 Ω y 10 MΩ, la discrepancia máxima entre ngspice y la fórmula fue de</w:t>
+      </w:r>
+      <w:r>
+        <w:t xml:space="preserve"> </w:t>
+      </w:r>
+      <m:oMath>
+        <m:r>
+          <m:t>2</m:t>
+        </m:r>
+        <m:r>
+          <m:rPr>
+            <m:sty m:val="p"/>
+          </m:rPr>
+          <m:t>,</m:t>
+        </m:r>
+        <m:r>
+          <m:t>9</m:t>
+        </m:r>
+        <m:r>
+          <m:rPr>
+            <m:sty m:val="p"/>
+          </m:rPr>
+          <m:t>×</m:t>
+        </m:r>
+        <m:sSup>
+          <m:e>
+            <m:r>
+              <m:t>10</m:t>
+            </m:r>
+          </m:e>
+          <m:sup>
+            <m:r>
+              <m:rPr>
+                <m:sty m:val="p"/>
+              </m:rPr>
+              <m:t>−</m:t>
+            </m:r>
+            <m:r>
+              <m:t>6</m:t>
+            </m:r>
+          </m:sup>
+        </m:sSup>
+      </m:oMath>
+      <w:r>
+        <w:t xml:space="preserve"> </w:t>
+      </w:r>
+      <w:r>
+        <w:t xml:space="preserve">V, es decir, del orden del error de redondeo. La Figura 7 muestra la curva.</w:t>
+      </w:r>
+    </w:p>
+    <w:p>
+      <w:pPr>
+        <w:pStyle w:val="CaptionedFigure"/>
+      </w:pPr>
+      <w:r>
+        <w:drawing>
+          <wp:inline>
+            <wp:extent cx="4693920" cy="2784758"/>
+            <wp:effectExtent b="0" l="0" r="0" t="0"/>
+            <wp:docPr descr="Transferencia del canal de sensado. Los puntos son la simulación con ngspice; la línea continua, la expresión analítica del divisor. Las líneas de trazos marcan el umbral de detección configurado en el firmware y la resistencia del sensor que le corresponde. Simulación analógica; no son medidas sobre el prototipo." title="" id="72" name="Picture"/>
+            <a:graphic>
+              <a:graphicData uri="http://schemas.openxmlformats.org/drawingml/2006/picture">
+                <pic:pic>
+                  <pic:nvPicPr>
+                    <pic:cNvPr descr="../evidencia/E9_divisor_fsr.png" id="73" name="Picture"/>
+                    <pic:cNvPicPr>
+                      <a:picLocks noChangeArrowheads="1" noChangeAspect="1"/>
+                    </pic:cNvPicPr>
+                  </pic:nvPicPr>
+                  <pic:blipFill>
+                    <a:blip r:embed="rId71"/>
+                    <a:stretch>
+                      <a:fillRect/>
+                    </a:stretch>
+                  </pic:blipFill>
+                  <pic:spPr bwMode="auto">
+                    <a:xfrm>
+                      <a:off x="0" y="0"/>
+                      <a:ext cx="4693920" cy="2784758"/>
+                    </a:xfrm>
+                    <a:prstGeom prst="rect">
+                      <a:avLst/>
+                    </a:prstGeom>
+                    <a:noFill/>
+                    <a:ln w="9525">
+                      <a:noFill/>
+                      <a:headEnd/>
+                      <a:tailEnd/>
+                    </a:ln>
+                  </pic:spPr>
+                </pic:pic>
+              </a:graphicData>
+            </a:graphic>
+          </wp:inline>
+        </w:drawing>
+      </w:r>
+    </w:p>
+    <w:p>
+      <w:pPr>
+        <w:pStyle w:val="ImageCaption"/>
+      </w:pPr>
+      <w:r>
+        <w:t xml:space="preserve">Transferencia del canal de sensado. Los puntos son la simulación con ngspice; la línea continua, la expresión analítica del divisor. Las líneas de trazos marcan el umbral de detección configurado en el firmware y la resistencia del sensor que le corresponde. Simulación analógica; no son medidas sobre el prototipo.</w:t>
+      </w:r>
+    </w:p>
+    <w:p>
+      <w:pPr>
+        <w:pStyle w:val="BodyText"/>
+      </w:pPr>
+      <w:r>
+        <w:t xml:space="preserve">El resultado de interés práctico es la traducción del umbral. El firmware considera pisada toda lectura superior a 2000 cuentas de las 4095 del convertidor, lo que equivale a</w:t>
       </w:r>
       <w:r>
         <w:t xml:space="preserve"> </w:t>
@@ -7281,17 +7642,97 @@
           <w:bCs/>
           <w:b/>
         </w:rPr>
+        <w:t xml:space="preserve">1,61 V</w:t>
+      </w:r>
+      <w:r>
+        <w:t xml:space="preserve"> </w:t>
+      </w:r>
+      <w:r>
+        <w:t xml:space="preserve">en el nodo. Según la curva, esa tensión se alcanza cuando la resistencia del sensor desciende hasta</w:t>
+      </w:r>
+      <w:r>
+        <w:t xml:space="preserve"> </w:t>
+      </w:r>
+      <w:r>
+        <w:rPr>
+          <w:bCs/>
+          <w:b/>
+        </w:rPr>
+        <w:t xml:space="preserve">10,5 kΩ</w:t>
+      </w:r>
+      <w:r>
+        <w:t xml:space="preserve">, valor muy próximo a la resistencia de la carga fija, como corresponde a un divisor equilibrado. Dicho de otro modo, el umbral vigente exige que la pisada reduzca la resistencia del sensor casi tres órdenes de magnitud por debajo de su valor en reposo, que es de megaohmios.</w:t>
+      </w:r>
+    </w:p>
+    <w:p>
+      <w:pPr>
+        <w:pStyle w:val="BodyText"/>
+      </w:pPr>
+      <w:r>
+        <w:t xml:space="preserve">Esta caracterización acota el espacio de calibración pendiente (E11) sin necesidad del prototipo: fija el objetivo que la instrumentación física debe verificar. No lo sustituye, porque la relación entre la fuerza aplicada y la resistencia del sensor depende del área de contacto y de la distribución de la carga bajo la tapa, y esa relación solo puede establecerse midiendo.</w:t>
+      </w:r>
+    </w:p>
+    <w:p>
+      <w:pPr>
+        <w:pStyle w:val="BodyText"/>
+      </w:pPr>
+      <w:r>
+        <w:t xml:space="preserve">Sobre la etapa de actuación, la misma simulación estima una corriente de 577 µA por grupo de tres diodos, unos 192 µA por diodo, con la resistencia de 2,2 kΩ del inventario. Esta cifra debe leerse con más cautela que la anterior: a diferencia del divisor, que es puramente resistivo, el modelo del diodo y la tensión de saturación del transistor Darlington son valores asumidos, no medidos. Se reporta como estimación de orden de magnitud —coherente con el brillo tenue observado y buscado— pendiente de confirmación con multímetro sobre el circuito armado.</w:t>
+      </w:r>
+    </w:p>
+    <w:bookmarkEnd w:id="74"/>
+    <w:bookmarkStart w:id="75" w:name="prototipo-físico"/>
+    <w:p>
+      <w:pPr>
+        <w:pStyle w:val="Heading2"/>
+      </w:pPr>
+      <w:r>
+        <w:rPr>
+          <w:rStyle w:val="SectionNumber"/>
+        </w:rPr>
+        <w:t xml:space="preserve">5.10</w:t>
+      </w:r>
+      <w:r>
+        <w:tab/>
+      </w:r>
+      <w:r>
+        <w:t xml:space="preserve">Prototipo físico</w:t>
+      </w:r>
+    </w:p>
+    <w:p>
+      <w:pPr>
+        <w:pStyle w:val="FirstParagraph"/>
+      </w:pPr>
+      <w:r>
+        <w:t xml:space="preserve">El prototipo fue construido conforme al diseño descrito: se montó el circuito completo, se integraron los seis sensores y los seis grupos de iluminación en la tapa reforzada, y se verificó con multímetro la ausencia de cortocircuitos entre los rieles de alimentación antes de energizar. El enlace serie con el programa de monitoreo funciona: el dispositivo anuncia su versión de firmware, acepta comandos y emite eventos de estado y puntuación, que quedan registrados en la base de datos de sesiones.</w:t>
+      </w:r>
+    </w:p>
+    <w:p>
+      <w:pPr>
+        <w:pStyle w:val="BodyText"/>
+      </w:pPr>
+      <w:r>
+        <w:t xml:space="preserve">La calibración del umbral de detección de los sensores se encuentra</w:t>
+      </w:r>
+      <w:r>
+        <w:t xml:space="preserve"> </w:t>
+      </w:r>
+      <w:r>
+        <w:rPr>
+          <w:bCs/>
+          <w:b/>
+        </w:rPr>
         <w:t xml:space="preserve">en curso</w:t>
       </w:r>
       <w:r>
         <w:t xml:space="preserve"> </w:t>
       </w:r>
       <w:r>
-        <w:t xml:space="preserve">en el momento de redactar este artículo. En consecuencia, las evidencias E9 —latencia del lazo físico— y E10 —fiabilidad de detección y umbral de activación— no se reportan aquí. El instrumental de captura necesario para obtenerlas forma parte del sistema y está operativo: el programa de monitoreo registra cada pisada con su marca temporal, y se dispone de un modo de firmware específico que expone por el enlace serie los valores crudos de conversión de los seis canales, así como de una herramienta que emite un veredicto por casilla a partir de los eventos almacenados. Su ejecución queda supeditada a la finalización de la calibración.</w:t>
-      </w:r>
-    </w:p>
-    <w:bookmarkEnd w:id="68"/>
-    <w:bookmarkStart w:id="69" w:name="trazabilidad-objetivoevidencia"/>
+        <w:t xml:space="preserve">en el momento de redactar este artículo. En consecuencia, las evidencias E10 —latencia del lazo físico— y E11 —fiabilidad de detección y umbral de activación— no se reportan aquí. El instrumental de captura necesario para obtenerlas forma parte del sistema y está operativo: el programa de monitoreo registra cada pisada con su marca temporal, y se dispone de un modo de firmware específico que expone por el enlace serie los valores crudos de conversión de los seis canales, así como de una herramienta que emite un veredicto por casilla a partir de los eventos almacenados. Su ejecución queda supeditada a la finalización de la calibración.</w:t>
+      </w:r>
+    </w:p>
+    <w:bookmarkEnd w:id="75"/>
+    <w:bookmarkStart w:id="76" w:name="trazabilidad-objetivoevidencia"/>
     <w:p>
       <w:pPr>
         <w:pStyle w:val="Heading2"/>
@@ -7300,7 +7741,7 @@
         <w:rPr>
           <w:rStyle w:val="SectionNumber"/>
         </w:rPr>
-        <w:t xml:space="preserve">5.10</w:t>
+        <w:t xml:space="preserve">5.11</w:t>
       </w:r>
       <w:r>
         <w:tab/>
@@ -7392,19 +7833,19 @@
               <w:jc w:val="left"/>
             </w:pPr>
             <w:r>
-              <w:t xml:space="preserve">Esquema de conexiones, lista de materiales y prototipo construido; E8 (huella de recursos); E10 (detección)</w:t>
-            </w:r>
-          </w:p>
-        </w:tc>
-        <w:tc>
-          <w:tcPr/>
-          <w:p>
-            <w:pPr>
-              <w:pStyle w:val="Compact"/>
-              <w:jc w:val="left"/>
-            </w:pPr>
-            <w:r>
-              <w:t xml:space="preserve">Diseño completo y prototipo ensamblado; verificación de sensado en curso (E10 pendiente)</w:t>
+              <w:t xml:space="preserve">Esquema de conexiones, lista de materiales y prototipo construido; E8 (huella de recursos); E11 (detección); E9 (caracterización analógica)</w:t>
+            </w:r>
+          </w:p>
+        </w:tc>
+        <w:tc>
+          <w:tcPr/>
+          <w:p>
+            <w:pPr>
+              <w:pStyle w:val="Compact"/>
+              <w:jc w:val="left"/>
+            </w:pPr>
+            <w:r>
+              <w:t xml:space="preserve">Diseño completo y prototipo ensamblado; verificación de sensado en curso (E11 pendiente)</w:t>
             </w:r>
           </w:p>
         </w:tc>
@@ -7468,7 +7909,7 @@
               <w:jc w:val="left"/>
             </w:pPr>
             <w:r>
-              <w:t xml:space="preserve">E1–E7 por simulación determinista; E8 en banco de software; E9–E10 sobre el prototipo</w:t>
+              <w:t xml:space="preserve">E1–E7 por simulación determinista; E8 y E9 en banco de software; E10–E11 sobre el prototipo</w:t>
             </w:r>
           </w:p>
         </w:tc>
@@ -7486,9 +7927,9 @@
         </w:tc>
       </w:tr>
     </w:tbl>
-    <w:bookmarkEnd w:id="69"/>
-    <w:bookmarkEnd w:id="70"/>
-    <w:bookmarkStart w:id="71" w:name="discusión"/>
+    <w:bookmarkEnd w:id="76"/>
+    <w:bookmarkEnd w:id="77"/>
+    <w:bookmarkStart w:id="78" w:name="discusión"/>
     <w:p>
       <w:pPr>
         <w:pStyle w:val="Heading1"/>
@@ -7601,8 +8042,8 @@
         <w:t xml:space="preserve">Respondiendo, pues, a la pregunta de investigación: los elementos clave identificados son la integración multisensorial coherente, con luces y sonidos sincronizados con la acción; la retroalimentación inmediata; la adaptabilidad de la dificultad al desempeño, mediada por criterio profesional; y el registro objetivo del desempeño que permite al terapeuta acompañar el proceso con datos. A ellos debe añadirse un quinto elemento, de naturaleza metodológica, que este trabajo defiende: la verificabilidad del propio dispositivo como requisito previo a su uso.</w:t>
       </w:r>
     </w:p>
-    <w:bookmarkEnd w:id="71"/>
-    <w:bookmarkStart w:id="72" w:name="limitaciones"/>
+    <w:bookmarkEnd w:id="78"/>
+    <w:bookmarkStart w:id="79" w:name="limitaciones"/>
     <w:p>
       <w:pPr>
         <w:pStyle w:val="Heading1"/>
@@ -7677,7 +8118,7 @@
         <w:t xml:space="preserve"> </w:t>
       </w:r>
       <w:r>
-        <w:t xml:space="preserve">El modelo de usuario empleado reduce el comportamiento a un único parámetro: la probabilidad de acertar cada pisada, constante e independiente entre pisadas. Un niño real presenta fatiga, aprendizaje intrasesión, variabilidad en el tiempo de reacción, distracción y correlación entre errores consecutivos. El jugador simulado es un instrumento para verificar el sistema, no un modelo del usuario. Las trayectorias de convergencia de la Figura 4 caracterizan al recomendador, no predicen la progresión de ningún niño.</w:t>
+        <w:t xml:space="preserve">El modelo de usuario empleado reduce el comportamiento a un único parámetro: la probabilidad de acertar cada pisada, constante e independiente entre pisadas. Un niño real presenta fatiga, aprendizaje intrasesión, variabilidad en el tiempo de reacción, distracción y correlación entre errores consecutivos. El jugador simulado es un instrumento para verificar el sistema, no un modelo del usuario. Las trayectorias de convergencia de la Figura 5 caracterizan al recomendador, no predicen la progresión de ningún niño.</w:t>
       </w:r>
     </w:p>
     <w:p>
@@ -7695,7 +8136,7 @@
         <w:t xml:space="preserve"> </w:t>
       </w:r>
       <w:r>
-        <w:t xml:space="preserve">Las evidencias E9 y E10 —latencia del lazo pisada→retroalimentación y fiabilidad de detección de los sensores— no se reportan porque la calibración del umbral de sensado se encuentra en curso. Hasta disponer de ellas, la afirmación de que el dispositivo detecta correctamente la pisada de un niño</w:t>
+        <w:t xml:space="preserve">Las evidencias E10 y E11 —latencia del lazo pisada→retroalimentación y fiabilidad de detección de los sensores— no se reportan porque la calibración del umbral de sensado se encuentra en curso. Hasta disponer de ellas, la afirmación de que el dispositivo detecta correctamente la pisada de un niño</w:t>
       </w:r>
       <w:r>
         <w:t xml:space="preserve"> </w:t>
@@ -7779,8 +8220,8 @@
         <w:t xml:space="preserve">no dice nada sobre si una secuencia de seis elementos es apropiada para un niño de siete años.</w:t>
       </w:r>
     </w:p>
-    <w:bookmarkEnd w:id="72"/>
-    <w:bookmarkStart w:id="73" w:name="consideraciones-éticas"/>
+    <w:bookmarkEnd w:id="79"/>
+    <w:bookmarkStart w:id="80" w:name="consideraciones-éticas"/>
     <w:p>
       <w:pPr>
         <w:pStyle w:val="Heading1"/>
@@ -7835,8 +8276,8 @@
         <w:t xml:space="preserve">La fase de evaluación con usuarios, descrita en la sección siguiente, exigirá: aprobación del comité de ética institucional de la Universidad Santiago de Cali; consentimiento informado de padres o tutores y asentimiento del propio niño en la medida de su comprensión; protocolo de interrupción ante signos de fatiga o malestar; anonimización y custodia de los datos de desempeño; y la garantía explícita de que el dispositivo complementa, y en ningún caso sustituye, la intervención del profesional.</w:t>
       </w:r>
     </w:p>
-    <w:bookmarkEnd w:id="73"/>
-    <w:bookmarkStart w:id="74" w:name="trabajo-futuro"/>
+    <w:bookmarkEnd w:id="80"/>
+    <w:bookmarkStart w:id="81" w:name="trabajo-futuro"/>
     <w:p>
       <w:pPr>
         <w:pStyle w:val="Heading1"/>
@@ -7877,7 +8318,7 @@
         <w:t xml:space="preserve"> </w:t>
       </w:r>
       <w:r>
-        <w:t xml:space="preserve">Es el paso inmediato. Requiere finalizar la calibración del umbral de detección de los seis sensores, caracterizar su respuesta bajo la tapa reforzada y medir a continuación las evidencias pendientes: la fiabilidad de detección por casilla (E10) y la latencia del lazo físico pisada→retroalimentación (E9), instrumentando las marcas temporales que el propio protocolo ya transporta. Ambas mediciones se realizan con el instrumental disponible, sin necesidad de equipo adicional.</w:t>
+        <w:t xml:space="preserve">Es el paso inmediato. Requiere finalizar la calibración del umbral de detección de los seis sensores, caracterizar su respuesta bajo la tapa reforzada y medir a continuación las evidencias pendientes: la fiabilidad de detección por casilla (E11) y la latencia del lazo físico pisada→retroalimentación (E10), instrumentando las marcas temporales que el propio protocolo ya transporta. La caracterización analógica (E9) fija el objetivo de esa calibración: la pisada debe llevar la resistencia del sensor por debajo de unos 10,5 kΩ para superar el umbral vigente. Ambas mediciones se realizan con el instrumental disponible, sin necesidad de equipo adicional.</w:t>
       </w:r>
     </w:p>
     <w:p>
@@ -7970,8 +8411,8 @@
         <w:t xml:space="preserve">A más largo plazo, y solo sobre la base de las fases anteriores, cabría plantear estudios longitudinales con muestras suficientes que permitan valorar el impacto del tapete en el desarrollo de habilidades cognitivas y motoras, con un diseño que contemple grupo de comparación y medidas estandarizadas.</w:t>
       </w:r>
     </w:p>
-    <w:bookmarkEnd w:id="74"/>
-    <w:bookmarkStart w:id="75" w:name="conclusiones"/>
+    <w:bookmarkEnd w:id="81"/>
+    <w:bookmarkStart w:id="82" w:name="conclusiones"/>
     <w:p>
       <w:pPr>
         <w:pStyle w:val="Heading1"/>
@@ -8002,7 +8443,7 @@
         <w:pStyle w:val="BodyText"/>
       </w:pPr>
       <w:r>
-        <w:t xml:space="preserve">La contribución central del trabajo es metodológica. Al implementar la lógica de juego como un núcleo portable, determinista y libre de dependencias del hardware, que se compila sin modificaciones tanto para el microcontrolador como para el PC, se hizo posible validar el comportamiento del sistema de forma reproducible y auditable sin exponer a ningún niño a un prototipo no verificado. Sobre esa base se obtuvieron ocho evidencias: el determinismo de la traza, la equivalencia de la lógica entre plataformas, la respuesta de la adaptación al desempeño en los tres modos, el escalado de la exigencia con el nivel, la convergencia del nivel al desempeño, la verificación estadística de la regla de dificultad frente a su predicción analítica, la robustez frente a decenas de miles de entradas malformadas y la caracterización del costo computacional del núcleo.</w:t>
+        <w:t xml:space="preserve">La contribución central del trabajo es metodológica. Al implementar la lógica de juego como un núcleo portable, determinista y libre de dependencias del hardware, que se compila sin modificaciones tanto para el microcontrolador como para el PC, se hizo posible validar el comportamiento del sistema de forma reproducible y auditable sin exponer a ningún niño a un prototipo no verificado. Sobre esa base se obtuvieron nueve evidencias: el determinismo de la traza, la equivalencia de la lógica entre plataformas, la respuesta de la adaptación al desempeño en los tres modos, el escalado de la exigencia con el nivel, la convergencia del nivel al desempeño, la verificación estadística de la regla de dificultad frente a su predicción analítica, la robustez frente a decenas de miles de entradas malformadas, la caracterización del costo computacional del núcleo y la caracterización analógica del canal de sensado mediante simulación eléctrica, que traduce el umbral de detección del firmware a un valor concreto de resistencia del sensor.</w:t>
       </w:r>
     </w:p>
     <w:p>
@@ -8095,8 +8536,8 @@
         <w:t xml:space="preserve">.</w:t>
       </w:r>
     </w:p>
-    <w:bookmarkEnd w:id="75"/>
-    <w:bookmarkStart w:id="76" w:name="disponibilidad-de-la-evidencia"/>
+    <w:bookmarkEnd w:id="82"/>
+    <w:bookmarkStart w:id="83" w:name="disponibilidad-de-la-evidencia"/>
     <w:p>
       <w:pPr>
         <w:pStyle w:val="Heading1"/>
@@ -8110,21 +8551,102 @@
         <w:pStyle w:val="FirstParagraph"/>
       </w:pPr>
       <w:r>
-        <w:t xml:space="preserve">Todas las cifras, tablas y figuras de la sección de resultados se generan mediante un único guion de experimentos incluido con el código del proyecto, que ejecuta el núcleo de software y produce un archivo de resultados junto con las figuras. Fijada la semilla, su ejecución reproduce exactamente los valores aquí reportados.</w:t>
-      </w:r>
-    </w:p>
-    <w:bookmarkEnd w:id="76"/>
-    <w:bookmarkStart w:id="134" w:name="referencias"/>
+        <w:t xml:space="preserve">Todas las cifras, tablas y figuras de la sección de resultados se generan mediante un único guion de experimentos incluido con el código del proyecto, que ejecuta el núcleo de software, invoca la simulación eléctrica y produce un archivo de resultados junto con las figuras. Fijada la semilla, su ejecución reproduce exactamente los valores aquí reportados.</w:t>
+      </w:r>
+    </w:p>
+    <w:p>
+      <w:pPr>
+        <w:pStyle w:val="BodyText"/>
+      </w:pPr>
+      <w:r>
+        <w:t xml:space="preserve">Las figuras de ingeniería siguen el mismo principio. El diagrama de arquitectura (Figura 1) se construye leyendo los números de pin directamente de la configuración del firmware. El esquemático del Anexo A se produce con un guion de salida determinista que, antes de exportar el plano, ejecuta la comprobación de reglas eléctricas y aborta si encuentra alguna infracción. En consecuencia, ninguna figura de este artículo se dibujó a mano, y ninguna puede divergir del código que describe.</w:t>
+      </w:r>
+    </w:p>
+    <w:bookmarkEnd w:id="83"/>
+    <w:bookmarkStart w:id="87" w:name="anexo-a.-esquemático-eléctrico-completo"/>
     <w:p>
       <w:pPr>
         <w:pStyle w:val="Heading1"/>
       </w:pPr>
       <w:r>
+        <w:t xml:space="preserve">Anexo A. Esquemático eléctrico completo</w:t>
+      </w:r>
+    </w:p>
+    <w:p>
+      <w:pPr>
+        <w:pStyle w:val="FirstParagraph"/>
+      </w:pPr>
+      <w:r>
+        <w:t xml:space="preserve">La Figura 8 reproduce el esquemático del sistema, organizado en cuatro bloques funcionales: sensado a 3,3 V, cómputo, actuación a 5 V y audio. La conectividad se expresa mediante etiquetas de red —dos pines con la misma etiqueta pertenecen al mismo nodo—, y el plano se genera automáticamente a partir de un guion que toma los números de pin de la configuración del firmware, de modo que el plano y el código no pueden divergir. La comprobación de reglas eléctricas de la herramienta de diseño no reporta infracciones.</w:t>
+      </w:r>
+    </w:p>
+    <w:p>
+      <w:pPr>
+        <w:pStyle w:val="CaptionedFigure"/>
+      </w:pPr>
+      <w:r>
+        <w:drawing>
+          <wp:inline>
+            <wp:extent cx="5334000" cy="7541486"/>
+            <wp:effectExtent b="0" l="0" r="0" t="0"/>
+            <wp:docPr descr="Esquemático eléctrico completo del tapete interactivo, en formato A3. Bloque 1, sensado: seis divisores formados por un sensor de presión y una resistencia de 10 kΩ, con el nodo intermedio hacia el primer bloque de conversión analógico-digital. Bloque 2, cómputo: microcontrolador ESP32. Bloque 3, actuación: arreglo Darlington ULN2803A conmutando seis grupos de tres diodos con resistencia de 2,2 kΩ en serie. Bloque 4, audio: módulo DFPlayer Mini y parlante, con la línea de transmisión protegida por una resistencia de 1 kΩ. La versión vectorial acompaña al código del proyecto." title="" id="85" name="Picture"/>
+            <a:graphic>
+              <a:graphicData uri="http://schemas.openxmlformats.org/drawingml/2006/picture">
+                <pic:pic>
+                  <pic:nvPicPr>
+                    <pic:cNvPr descr="../evidencia/esquematico.png" id="86" name="Picture"/>
+                    <pic:cNvPicPr>
+                      <a:picLocks noChangeArrowheads="1" noChangeAspect="1"/>
+                    </pic:cNvPicPr>
+                  </pic:nvPicPr>
+                  <pic:blipFill>
+                    <a:blip r:embed="rId84"/>
+                    <a:stretch>
+                      <a:fillRect/>
+                    </a:stretch>
+                  </pic:blipFill>
+                  <pic:spPr bwMode="auto">
+                    <a:xfrm>
+                      <a:off x="0" y="0"/>
+                      <a:ext cx="5334000" cy="7541486"/>
+                    </a:xfrm>
+                    <a:prstGeom prst="rect">
+                      <a:avLst/>
+                    </a:prstGeom>
+                    <a:noFill/>
+                    <a:ln w="9525">
+                      <a:noFill/>
+                      <a:headEnd/>
+                      <a:tailEnd/>
+                    </a:ln>
+                  </pic:spPr>
+                </pic:pic>
+              </a:graphicData>
+            </a:graphic>
+          </wp:inline>
+        </w:drawing>
+      </w:r>
+    </w:p>
+    <w:p>
+      <w:pPr>
+        <w:pStyle w:val="ImageCaption"/>
+      </w:pPr>
+      <w:r>
+        <w:t xml:space="preserve">Esquemático eléctrico completo del tapete interactivo, en formato A3. Bloque 1, sensado: seis divisores formados por un sensor de presión y una resistencia de 10 kΩ, con el nodo intermedio hacia el primer bloque de conversión analógico-digital. Bloque 2, cómputo: microcontrolador ESP32. Bloque 3, actuación: arreglo Darlington ULN2803A conmutando seis grupos de tres diodos con resistencia de 2,2 kΩ en serie. Bloque 4, audio: módulo DFPlayer Mini y parlante, con la línea de transmisión protegida por una resistencia de 1 kΩ. La versión vectorial acompaña al código del proyecto.</w:t>
+      </w:r>
+    </w:p>
+    <w:bookmarkEnd w:id="87"/>
+    <w:bookmarkStart w:id="145" w:name="referencias"/>
+    <w:p>
+      <w:pPr>
+        <w:pStyle w:val="Heading1"/>
+      </w:pPr>
+      <w:r>
         <w:t xml:space="preserve">Referencias</w:t>
       </w:r>
     </w:p>
-    <w:bookmarkStart w:id="133" w:name="refs"/>
-    <w:bookmarkStart w:id="78" w:name="ref-antonarakis2020down"/>
+    <w:bookmarkStart w:id="144" w:name="refs"/>
+    <w:bookmarkStart w:id="89" w:name="ref-antonarakis2020down"/>
     <w:p>
       <w:pPr>
         <w:pStyle w:val="Bibliography"/>
@@ -8161,7 +8683,7 @@
       <w:r>
         <w:t xml:space="preserve"> </w:t>
       </w:r>
-      <w:hyperlink r:id="rId77">
+      <w:hyperlink r:id="rId88">
         <w:r>
           <w:rPr>
             <w:rStyle w:val="Hyperlink"/>
@@ -8170,8 +8692,8 @@
         </w:r>
       </w:hyperlink>
     </w:p>
-    <w:bookmarkEnd w:id="78"/>
-    <w:bookmarkStart w:id="79" w:name="ref-arevalo2007playtek"/>
+    <w:bookmarkEnd w:id="89"/>
+    <w:bookmarkStart w:id="90" w:name="ref-arevalo2007playtek"/>
     <w:p>
       <w:pPr>
         <w:pStyle w:val="Bibliography"/>
@@ -8228,8 +8750,8 @@
         <w:t xml:space="preserve">, (11), 17-28.</w:t>
       </w:r>
     </w:p>
-    <w:bookmarkEnd w:id="79"/>
-    <w:bookmarkStart w:id="81" w:name="ref-bausela2014funciones"/>
+    <w:bookmarkEnd w:id="90"/>
+    <w:bookmarkStart w:id="92" w:name="ref-bausela2014funciones"/>
     <w:p>
       <w:pPr>
         <w:pStyle w:val="Bibliography"/>
@@ -8300,7 +8822,7 @@
       <w:r>
         <w:t xml:space="preserve"> </w:t>
       </w:r>
-      <w:hyperlink r:id="rId80">
+      <w:hyperlink r:id="rId91">
         <w:r>
           <w:rPr>
             <w:rStyle w:val="Hyperlink"/>
@@ -8309,8 +8831,8 @@
         </w:r>
       </w:hyperlink>
     </w:p>
-    <w:bookmarkEnd w:id="81"/>
-    <w:bookmarkStart w:id="83" w:name="ref-beccaluva2022vic"/>
+    <w:bookmarkEnd w:id="92"/>
+    <w:bookmarkStart w:id="94" w:name="ref-beccaluva2022vic"/>
     <w:p>
       <w:pPr>
         <w:pStyle w:val="Bibliography"/>
@@ -8359,7 +8881,7 @@
       <w:r>
         <w:t xml:space="preserve"> </w:t>
       </w:r>
-      <w:hyperlink r:id="rId82">
+      <w:hyperlink r:id="rId93">
         <w:r>
           <w:rPr>
             <w:rStyle w:val="Hyperlink"/>
@@ -8368,8 +8890,8 @@
         </w:r>
       </w:hyperlink>
     </w:p>
-    <w:bookmarkEnd w:id="83"/>
-    <w:bookmarkStart w:id="84" w:name="ref-bernal2019tapete"/>
+    <w:bookmarkEnd w:id="94"/>
+    <w:bookmarkStart w:id="95" w:name="ref-bernal2019tapete"/>
     <w:p>
       <w:pPr>
         <w:pStyle w:val="Bibliography"/>
@@ -8437,8 +8959,8 @@
         <w:t xml:space="preserve">.</w:t>
       </w:r>
     </w:p>
-    <w:bookmarkEnd w:id="84"/>
-    <w:bookmarkStart w:id="86" w:name="ref-bevilacqua2023analysis"/>
+    <w:bookmarkEnd w:id="95"/>
+    <w:bookmarkStart w:id="97" w:name="ref-bevilacqua2023analysis"/>
     <w:p>
       <w:pPr>
         <w:pStyle w:val="Bibliography"/>
@@ -8487,7 +9009,7 @@
       <w:r>
         <w:t xml:space="preserve"> </w:t>
       </w:r>
-      <w:hyperlink r:id="rId85">
+      <w:hyperlink r:id="rId96">
         <w:r>
           <w:rPr>
             <w:rStyle w:val="Hyperlink"/>
@@ -8496,8 +9018,8 @@
         </w:r>
       </w:hyperlink>
     </w:p>
-    <w:bookmarkEnd w:id="86"/>
-    <w:bookmarkStart w:id="88" w:name="ref-bian2020designed"/>
+    <w:bookmarkEnd w:id="97"/>
+    <w:bookmarkStart w:id="99" w:name="ref-bian2020designed"/>
     <w:p>
       <w:pPr>
         <w:pStyle w:val="Bibliography"/>
@@ -8542,7 +9064,7 @@
       <w:r>
         <w:t xml:space="preserve"> </w:t>
       </w:r>
-      <w:hyperlink r:id="rId87">
+      <w:hyperlink r:id="rId98">
         <w:r>
           <w:rPr>
             <w:rStyle w:val="Hyperlink"/>
@@ -8551,8 +9073,8 @@
         </w:r>
       </w:hyperlink>
     </w:p>
-    <w:bookmarkEnd w:id="88"/>
-    <w:bookmarkStart w:id="90" w:name="ref-chen2018effectiveness"/>
+    <w:bookmarkEnd w:id="99"/>
+    <w:bookmarkStart w:id="101" w:name="ref-chen2018effectiveness"/>
     <w:p>
       <w:pPr>
         <w:pStyle w:val="Bibliography"/>
@@ -8589,7 +9111,7 @@
       <w:r>
         <w:t xml:space="preserve"> </w:t>
       </w:r>
-      <w:hyperlink r:id="rId89">
+      <w:hyperlink r:id="rId100">
         <w:r>
           <w:rPr>
             <w:rStyle w:val="Hyperlink"/>
@@ -8598,8 +9120,8 @@
         </w:r>
       </w:hyperlink>
     </w:p>
-    <w:bookmarkEnd w:id="90"/>
-    <w:bookmarkStart w:id="92" w:name="ref-minh2021gamebased"/>
+    <w:bookmarkEnd w:id="101"/>
+    <w:bookmarkStart w:id="103" w:name="ref-minh2021gamebased"/>
     <w:p>
       <w:pPr>
         <w:pStyle w:val="Bibliography"/>
@@ -8636,7 +9158,7 @@
       <w:r>
         <w:t xml:space="preserve"> </w:t>
       </w:r>
-      <w:hyperlink r:id="rId91">
+      <w:hyperlink r:id="rId102">
         <w:r>
           <w:rPr>
             <w:rStyle w:val="Hyperlink"/>
@@ -8645,8 +9167,8 @@
         </w:r>
       </w:hyperlink>
     </w:p>
-    <w:bookmarkEnd w:id="92"/>
-    <w:bookmarkStart w:id="94" w:name="ref-covaci2015assessing"/>
+    <w:bookmarkEnd w:id="103"/>
+    <w:bookmarkStart w:id="105" w:name="ref-covaci2015assessing"/>
     <w:p>
       <w:pPr>
         <w:pStyle w:val="Bibliography"/>
@@ -8670,7 +9192,7 @@
       <w:r>
         <w:t xml:space="preserve"> </w:t>
       </w:r>
-      <w:hyperlink r:id="rId93">
+      <w:hyperlink r:id="rId104">
         <w:r>
           <w:rPr>
             <w:rStyle w:val="Hyperlink"/>
@@ -8679,8 +9201,8 @@
         </w:r>
       </w:hyperlink>
     </w:p>
-    <w:bookmarkEnd w:id="94"/>
-    <w:bookmarkStart w:id="96" w:name="ref-darzi2021dda"/>
+    <w:bookmarkEnd w:id="105"/>
+    <w:bookmarkStart w:id="107" w:name="ref-darzi2021dda"/>
     <w:p>
       <w:pPr>
         <w:pStyle w:val="Bibliography"/>
@@ -8717,7 +9239,7 @@
       <w:r>
         <w:t xml:space="preserve"> </w:t>
       </w:r>
-      <w:hyperlink r:id="rId95">
+      <w:hyperlink r:id="rId106">
         <w:r>
           <w:rPr>
             <w:rStyle w:val="Hyperlink"/>
@@ -8726,8 +9248,8 @@
         </w:r>
       </w:hyperlink>
     </w:p>
-    <w:bookmarkEnd w:id="96"/>
-    <w:bookmarkStart w:id="98" w:name="ref-doumas2025dda"/>
+    <w:bookmarkEnd w:id="107"/>
+    <w:bookmarkStart w:id="109" w:name="ref-doumas2025dda"/>
     <w:p>
       <w:pPr>
         <w:pStyle w:val="Bibliography"/>
@@ -8764,7 +9286,7 @@
       <w:r>
         <w:t xml:space="preserve"> </w:t>
       </w:r>
-      <w:hyperlink r:id="rId97">
+      <w:hyperlink r:id="rId108">
         <w:r>
           <w:rPr>
             <w:rStyle w:val="Hyperlink"/>
@@ -8773,8 +9295,8 @@
         </w:r>
       </w:hyperlink>
     </w:p>
-    <w:bookmarkEnd w:id="98"/>
-    <w:bookmarkStart w:id="100" w:name="ref-vanderfels2015relationship"/>
+    <w:bookmarkEnd w:id="109"/>
+    <w:bookmarkStart w:id="111" w:name="ref-vanderfels2015relationship"/>
     <w:p>
       <w:pPr>
         <w:pStyle w:val="Bibliography"/>
@@ -8811,7 +9333,7 @@
       <w:r>
         <w:t xml:space="preserve"> </w:t>
       </w:r>
-      <w:hyperlink r:id="rId99">
+      <w:hyperlink r:id="rId110">
         <w:r>
           <w:rPr>
             <w:rStyle w:val="Hyperlink"/>
@@ -8820,8 +9342,8 @@
         </w:r>
       </w:hyperlink>
     </w:p>
-    <w:bookmarkEnd w:id="100"/>
-    <w:bookmarkStart w:id="102" w:name="ref-fournier2010motor"/>
+    <w:bookmarkEnd w:id="111"/>
+    <w:bookmarkStart w:id="113" w:name="ref-fournier2010motor"/>
     <w:p>
       <w:pPr>
         <w:pStyle w:val="Bibliography"/>
@@ -8858,7 +9380,7 @@
       <w:r>
         <w:t xml:space="preserve"> </w:t>
       </w:r>
-      <w:hyperlink r:id="rId101">
+      <w:hyperlink r:id="rId112">
         <w:r>
           <w:rPr>
             <w:rStyle w:val="Hyperlink"/>
@@ -8867,8 +9389,8 @@
         </w:r>
       </w:hyperlink>
     </w:p>
-    <w:bookmarkEnd w:id="102"/>
-    <w:bookmarkStart w:id="104" w:name="ref-galli2008postural"/>
+    <w:bookmarkEnd w:id="113"/>
+    <w:bookmarkStart w:id="115" w:name="ref-galli2008postural"/>
     <w:p>
       <w:pPr>
         <w:pStyle w:val="Bibliography"/>
@@ -8917,7 +9439,7 @@
       <w:r>
         <w:t xml:space="preserve"> </w:t>
       </w:r>
-      <w:hyperlink r:id="rId103">
+      <w:hyperlink r:id="rId114">
         <w:r>
           <w:rPr>
             <w:rStyle w:val="Hyperlink"/>
@@ -8926,8 +9448,8 @@
         </w:r>
       </w:hyperlink>
     </w:p>
-    <w:bookmarkEnd w:id="104"/>
-    <w:bookmarkStart w:id="106" w:name="ref-degraaf2015estimates"/>
+    <w:bookmarkEnd w:id="115"/>
+    <w:bookmarkStart w:id="117" w:name="ref-degraaf2015estimates"/>
     <w:p>
       <w:pPr>
         <w:pStyle w:val="Bibliography"/>
@@ -8985,7 +9507,7 @@
       <w:r>
         <w:t xml:space="preserve"> </w:t>
       </w:r>
-      <w:hyperlink r:id="rId105">
+      <w:hyperlink r:id="rId116">
         <w:r>
           <w:rPr>
             <w:rStyle w:val="Hyperlink"/>
@@ -8994,8 +9516,8 @@
         </w:r>
       </w:hyperlink>
     </w:p>
-    <w:bookmarkEnd w:id="106"/>
-    <w:bookmarkStart w:id="108" w:name="ref-degraaf2025latam"/>
+    <w:bookmarkEnd w:id="117"/>
+    <w:bookmarkStart w:id="119" w:name="ref-degraaf2025latam"/>
     <w:p>
       <w:pPr>
         <w:pStyle w:val="Bibliography"/>
@@ -9065,7 +9587,7 @@
       <w:r>
         <w:t xml:space="preserve"> </w:t>
       </w:r>
-      <w:hyperlink r:id="rId107">
+      <w:hyperlink r:id="rId118">
         <w:r>
           <w:rPr>
             <w:rStyle w:val="Hyperlink"/>
@@ -9074,8 +9596,8 @@
         </w:r>
       </w:hyperlink>
     </w:p>
-    <w:bookmarkEnd w:id="108"/>
-    <w:bookmarkStart w:id="110" w:name="ref-grieco2015down"/>
+    <w:bookmarkEnd w:id="119"/>
+    <w:bookmarkStart w:id="121" w:name="ref-grieco2015down"/>
     <w:p>
       <w:pPr>
         <w:pStyle w:val="Bibliography"/>
@@ -9112,7 +9634,7 @@
       <w:r>
         <w:t xml:space="preserve"> </w:t>
       </w:r>
-      <w:hyperlink r:id="rId109">
+      <w:hyperlink r:id="rId120">
         <w:r>
           <w:rPr>
             <w:rStyle w:val="Hyperlink"/>
@@ -9121,8 +9643,8 @@
         </w:r>
       </w:hyperlink>
     </w:p>
-    <w:bookmarkEnd w:id="110"/>
-    <w:bookmarkStart w:id="112" w:name="ref-hulteen2018foundational"/>
+    <w:bookmarkEnd w:id="121"/>
+    <w:bookmarkStart w:id="123" w:name="ref-hulteen2018foundational"/>
     <w:p>
       <w:pPr>
         <w:pStyle w:val="Bibliography"/>
@@ -9159,7 +9681,7 @@
       <w:r>
         <w:t xml:space="preserve"> </w:t>
       </w:r>
-      <w:hyperlink r:id="rId111">
+      <w:hyperlink r:id="rId122">
         <w:r>
           <w:rPr>
             <w:rStyle w:val="Hyperlink"/>
@@ -9168,8 +9690,8 @@
         </w:r>
       </w:hyperlink>
     </w:p>
-    <w:bookmarkEnd w:id="112"/>
-    <w:bookmarkStart w:id="114" w:name="ref-jung2024fsr"/>
+    <w:bookmarkEnd w:id="123"/>
+    <w:bookmarkStart w:id="125" w:name="ref-jung2024fsr"/>
     <w:p>
       <w:pPr>
         <w:pStyle w:val="Bibliography"/>
@@ -9206,7 +9728,7 @@
       <w:r>
         <w:t xml:space="preserve"> </w:t>
       </w:r>
-      <w:hyperlink r:id="rId113">
+      <w:hyperlink r:id="rId124">
         <w:r>
           <w:rPr>
             <w:rStyle w:val="Hyperlink"/>
@@ -9215,8 +9737,8 @@
         </w:r>
       </w:hyperlink>
     </w:p>
-    <w:bookmarkEnd w:id="114"/>
-    <w:bookmarkStart w:id="116" w:name="ref-kaminska2023benefits"/>
+    <w:bookmarkEnd w:id="125"/>
+    <w:bookmarkStart w:id="127" w:name="ref-kaminska2023benefits"/>
     <w:p>
       <w:pPr>
         <w:pStyle w:val="Bibliography"/>
@@ -9265,7 +9787,7 @@
       <w:r>
         <w:t xml:space="preserve"> </w:t>
       </w:r>
-      <w:hyperlink r:id="rId115">
+      <w:hyperlink r:id="rId126">
         <w:r>
           <w:rPr>
             <w:rStyle w:val="Hyperlink"/>
@@ -9274,8 +9796,8 @@
         </w:r>
       </w:hyperlink>
     </w:p>
-    <w:bookmarkEnd w:id="116"/>
-    <w:bookmarkStart w:id="118" w:name="ref-latash2008hypotonia"/>
+    <w:bookmarkEnd w:id="127"/>
+    <w:bookmarkStart w:id="129" w:name="ref-latash2008hypotonia"/>
     <w:p>
       <w:pPr>
         <w:pStyle w:val="Bibliography"/>
@@ -9311,7 +9833,7 @@
       <w:r>
         <w:t xml:space="preserve"> </w:t>
       </w:r>
-      <w:hyperlink r:id="rId117">
+      <w:hyperlink r:id="rId128">
         <w:r>
           <w:rPr>
             <w:rStyle w:val="Hyperlink"/>
@@ -9320,8 +9842,8 @@
         </w:r>
       </w:hyperlink>
     </w:p>
-    <w:bookmarkEnd w:id="118"/>
-    <w:bookmarkStart w:id="120" w:name="ref-lukowski2019cognitive"/>
+    <w:bookmarkEnd w:id="129"/>
+    <w:bookmarkStart w:id="131" w:name="ref-lukowski2019cognitive"/>
     <w:p>
       <w:pPr>
         <w:pStyle w:val="Bibliography"/>
@@ -9360,7 +9882,7 @@
       <w:r>
         <w:t xml:space="preserve"> </w:t>
       </w:r>
-      <w:hyperlink r:id="rId119">
+      <w:hyperlink r:id="rId130">
         <w:r>
           <w:rPr>
             <w:rStyle w:val="Hyperlink"/>
@@ -9369,8 +9891,8 @@
         </w:r>
       </w:hyperlink>
     </w:p>
-    <w:bookmarkEnd w:id="120"/>
-    <w:bookmarkStart w:id="122" w:name="ref-okada2019assessing"/>
+    <w:bookmarkEnd w:id="131"/>
+    <w:bookmarkStart w:id="133" w:name="ref-okada2019assessing"/>
     <w:p>
       <w:pPr>
         <w:pStyle w:val="Bibliography"/>
@@ -9419,7 +9941,7 @@
       <w:r>
         <w:t xml:space="preserve"> </w:t>
       </w:r>
-      <w:hyperlink r:id="rId121">
+      <w:hyperlink r:id="rId132">
         <w:r>
           <w:rPr>
             <w:rStyle w:val="Hyperlink"/>
@@ -9428,8 +9950,8 @@
         </w:r>
       </w:hyperlink>
     </w:p>
-    <w:bookmarkEnd w:id="122"/>
-    <w:bookmarkStart w:id="124" w:name="ref-rodrigueztimana2024use"/>
+    <w:bookmarkEnd w:id="133"/>
+    <w:bookmarkStart w:id="135" w:name="ref-rodrigueztimana2024use"/>
     <w:p>
       <w:pPr>
         <w:pStyle w:val="Bibliography"/>
@@ -9466,7 +9988,7 @@
       <w:r>
         <w:t xml:space="preserve"> </w:t>
       </w:r>
-      <w:hyperlink r:id="rId123">
+      <w:hyperlink r:id="rId134">
         <w:r>
           <w:rPr>
             <w:rStyle w:val="Hyperlink"/>
@@ -9475,8 +9997,8 @@
         </w:r>
       </w:hyperlink>
     </w:p>
-    <w:bookmarkEnd w:id="124"/>
-    <w:bookmarkStart w:id="126" w:name="ref-un2015sdgs"/>
+    <w:bookmarkEnd w:id="135"/>
+    <w:bookmarkStart w:id="137" w:name="ref-un2015sdgs"/>
     <w:p>
       <w:pPr>
         <w:pStyle w:val="Bibliography"/>
@@ -9570,7 +10092,7 @@
       <w:r>
         <w:t xml:space="preserve"> </w:t>
       </w:r>
-      <w:hyperlink r:id="rId125">
+      <w:hyperlink r:id="rId136">
         <w:r>
           <w:rPr>
             <w:rStyle w:val="Hyperlink"/>
@@ -9582,8 +10104,8 @@
         <w:t xml:space="preserve">.</w:t>
       </w:r>
     </w:p>
-    <w:bookmarkEnd w:id="126"/>
-    <w:bookmarkStart w:id="128" w:name="ref-valenciajimenez2023effect"/>
+    <w:bookmarkEnd w:id="137"/>
+    <w:bookmarkStart w:id="139" w:name="ref-valenciajimenez2023effect"/>
     <w:p>
       <w:pPr>
         <w:pStyle w:val="Bibliography"/>
@@ -9632,7 +10154,7 @@
       <w:r>
         <w:t xml:space="preserve"> </w:t>
       </w:r>
-      <w:hyperlink r:id="rId127">
+      <w:hyperlink r:id="rId138">
         <w:r>
           <w:rPr>
             <w:rStyle w:val="Hyperlink"/>
@@ -9641,8 +10163,8 @@
         </w:r>
       </w:hyperlink>
     </w:p>
-    <w:bookmarkEnd w:id="128"/>
-    <w:bookmarkStart w:id="130" w:name="ref-wibowo2020fsr"/>
+    <w:bookmarkEnd w:id="139"/>
+    <w:bookmarkStart w:id="141" w:name="ref-wibowo2020fsr"/>
     <w:p>
       <w:pPr>
         <w:pStyle w:val="Bibliography"/>
@@ -9679,7 +10201,7 @@
       <w:r>
         <w:t xml:space="preserve"> </w:t>
       </w:r>
-      <w:hyperlink r:id="rId129">
+      <w:hyperlink r:id="rId140">
         <w:r>
           <w:rPr>
             <w:rStyle w:val="Hyperlink"/>
@@ -9688,8 +10210,8 @@
         </w:r>
       </w:hyperlink>
     </w:p>
-    <w:bookmarkEnd w:id="130"/>
-    <w:bookmarkStart w:id="132" w:name="ref-wishart1993learning"/>
+    <w:bookmarkEnd w:id="141"/>
+    <w:bookmarkStart w:id="143" w:name="ref-wishart1993learning"/>
     <w:p>
       <w:pPr>
         <w:pStyle w:val="Bibliography"/>
@@ -9738,7 +10260,7 @@
       <w:r>
         <w:t xml:space="preserve"> </w:t>
       </w:r>
-      <w:hyperlink r:id="rId131">
+      <w:hyperlink r:id="rId142">
         <w:r>
           <w:rPr>
             <w:rStyle w:val="Hyperlink"/>
@@ -9747,9 +10269,9 @@
         </w:r>
       </w:hyperlink>
     </w:p>
-    <w:bookmarkEnd w:id="132"/>
-    <w:bookmarkEnd w:id="133"/>
-    <w:bookmarkEnd w:id="134"/>
+    <w:bookmarkEnd w:id="143"/>
+    <w:bookmarkEnd w:id="144"/>
+    <w:bookmarkEnd w:id="145"/>
     <w:sectPr/>
   </w:body>
 </w:document>

--- a/docs/articulo/Articulo_Tapete_Interactivo.docx
+++ b/docs/articulo/Articulo_Tapete_Interactivo.docx
@@ -7267,7 +7267,7 @@
         <w:pStyle w:val="FirstParagraph"/>
       </w:pPr>
       <w:r>
-        <w:t xml:space="preserve">Se midió el costo de cómputo del núcleo compilado con optimización sobre un procesador Intel Core i7-1355U, ejercitando directamente la máquina de estados y serializando cada evento emitido como haría el firmware. Un ciclo de avance temporal sin transiciones cuesta</w:t>
+        <w:t xml:space="preserve">Se midió el costo de cómputo del núcleo compilado con optimización sobre un procesador Intel Core i7-1355U, ejercitando directamente la máquina de estados y serializando cada evento emitido como haría el firmware. A diferencia del resto de las evidencias, esta medición</w:t>
       </w:r>
       <w:r>
         <w:t xml:space="preserve"> </w:t>
@@ -7277,10 +7277,18 @@
           <w:bCs/>
           <w:b/>
         </w:rPr>
-        <w:t xml:space="preserve">6,4 ns</w:t>
-      </w:r>
-      <w:r>
-        <w:t xml:space="preserve">. Una pisada que sí produce eventos —encendido o apagado de casilla, sonido, puntuación y, cuando corresponde, recomendación— cuesta</w:t>
+        <w:t xml:space="preserve">no es determinista</w:t>
+      </w:r>
+      <w:r>
+        <w:t xml:space="preserve">: depende del procesador y de la carga de la máquina. Se reporta, por tanto, como mediana de siete ejecuciones, con su rango observado.</w:t>
+      </w:r>
+    </w:p>
+    <w:p>
+      <w:pPr>
+        <w:pStyle w:val="BodyText"/>
+      </w:pPr>
+      <w:r>
+        <w:t xml:space="preserve">Un ciclo de avance temporal sin transiciones cuesta</w:t>
       </w:r>
       <w:r>
         <w:t xml:space="preserve"> </w:t>
@@ -7290,10 +7298,13 @@
           <w:bCs/>
           <w:b/>
         </w:rPr>
-        <w:t xml:space="preserve">481,8 ns</w:t>
-      </w:r>
-      <w:r>
-        <w:t xml:space="preserve">, promediada sobre 240 000 pisadas efectivas. Una sesión completa del modo de velocidad en nivel 4, con sus doce rondas, se resuelve en</w:t>
+        <w:t xml:space="preserve">5,7 ns</w:t>
+      </w:r>
+      <w:r>
+        <w:t xml:space="preserve"> </w:t>
+      </w:r>
+      <w:r>
+        <w:t xml:space="preserve">(rango 4,4–5,9 ns). Una pisada que sí produce eventos —encendido o apagado de casilla, sonido, puntuación y, cuando corresponde, recomendación— cuesta</w:t>
       </w:r>
       <w:r>
         <w:t xml:space="preserve"> </w:t>
@@ -7303,18 +7314,13 @@
           <w:bCs/>
           <w:b/>
         </w:rPr>
-        <w:t xml:space="preserve">5,78 µs</w:t>
-      </w:r>
-      <w:r>
-        <w:t xml:space="preserve">.</w:t>
-      </w:r>
-    </w:p>
-    <w:p>
-      <w:pPr>
-        <w:pStyle w:val="BodyText"/>
-      </w:pPr>
-      <w:r>
-        <w:t xml:space="preserve">Estas cifras deben leerse con cuidado. Corresponden a un procesador de PC, no al microcontrolador, y</w:t>
+        <w:t xml:space="preserve">463 ns</w:t>
+      </w:r>
+      <w:r>
+        <w:t xml:space="preserve"> </w:t>
+      </w:r>
+      <w:r>
+        <w:t xml:space="preserve">(rango 451–538 ns), promediada sobre 240 000 pisadas efectivas por ejecución. Una sesión completa del modo de velocidad en nivel 4, con sus doce rondas, se resuelve en</w:t>
       </w:r>
       <w:r>
         <w:t xml:space="preserve"> </w:t>
@@ -7324,10 +7330,34 @@
           <w:bCs/>
           <w:b/>
         </w:rPr>
+        <w:t xml:space="preserve">5,6 µs</w:t>
+      </w:r>
+      <w:r>
+        <w:t xml:space="preserve"> </w:t>
+      </w:r>
+      <w:r>
+        <w:t xml:space="preserve">(rango 5,4–6,5 µs).</w:t>
+      </w:r>
+    </w:p>
+    <w:p>
+      <w:pPr>
+        <w:pStyle w:val="BodyText"/>
+      </w:pPr>
+      <w:r>
+        <w:t xml:space="preserve">Estas cifras deben leerse con cuidado. Corresponden a un procesador de PC, no al microcontrolador, y</w:t>
+      </w:r>
+      <w:r>
+        <w:t xml:space="preserve"> </w:t>
+      </w:r>
+      <w:r>
+        <w:rPr>
+          <w:bCs/>
+          <w:b/>
+        </w:rPr>
         <w:t xml:space="preserve">no constituyen la latencia del lazo de interacción física</w:t>
       </w:r>
       <w:r>
-        <w:t xml:space="preserve">, que incluye el tiempo de conversión analógico-digital, el filtrado de la pisada y la conmutación de los diodos, y que solo puede medirse sobre el prototipo instrumentado (evidencia E10, pendiente). Lo que sí establecen es que el costo de la lógica es más de seis órdenes de magnitud inferior a la escala temporal del juego —cuya ventana de reacción más exigente es de 1000 ms, frente a los 481,8 ns que cuesta procesar una pisada— y que, por tanto, el núcleo no puede constituir el cuello de botella del lazo de interacción.</w:t>
+        <w:t xml:space="preserve">, que incluye el tiempo de conversión analógico-digital, el filtrado de la pisada y la conmutación de los diodos, y que solo puede medirse sobre el prototipo instrumentado (evidencia E10, pendiente). Lo que sí establecen es que el costo de la lógica es más de seis órdenes de magnitud inferior a la escala temporal del juego —cuya ventana de reacción más exigente es de 1000 ms, frente a los aproximadamente 460 ns que cuesta procesar una pisada— y que, por tanto, el núcleo no puede constituir el cuello de botella del lazo de interacción.</w:t>
       </w:r>
     </w:p>
     <w:p>
@@ -8551,7 +8581,7 @@
         <w:pStyle w:val="FirstParagraph"/>
       </w:pPr>
       <w:r>
-        <w:t xml:space="preserve">Todas las cifras, tablas y figuras de la sección de resultados se generan mediante un único guion de experimentos incluido con el código del proyecto, que ejecuta el núcleo de software, invoca la simulación eléctrica y produce un archivo de resultados junto con las figuras. Fijada la semilla, su ejecución reproduce exactamente los valores aquí reportados.</w:t>
+        <w:t xml:space="preserve">Todas las cifras, tablas y figuras de la sección de resultados se generan mediante un único guion de experimentos incluido con el código del proyecto, que ejecuta el núcleo de software, invoca la simulación eléctrica y produce un archivo de resultados junto con las figuras. Fijada la semilla, su ejecución reproduce exactamente los valores aquí reportados, con una única excepción declarada: las cifras de costo computacional (E8) son medidas de tiempo de ejecución y dependen del procesador y de la carga de la máquina, por lo que se informan como mediana y rango de siete repeticiones y no como valores exactos.</w:t>
       </w:r>
     </w:p>
     <w:p>

--- a/docs/articulo/Articulo_Tapete_Interactivo.docx
+++ b/docs/articulo/Articulo_Tapete_Interactivo.docx
@@ -7288,7 +7288,19 @@
         <w:pStyle w:val="BodyText"/>
       </w:pPr>
       <w:r>
-        <w:t xml:space="preserve">Un ciclo de avance temporal sin transiciones cuesta</w:t>
+        <w:t xml:space="preserve">Por ser medidas de tiempo de ejecución, estas cifras dependen del procesador y de la carga de la máquina, y varían entre ejecuciones; se informan, por tanto, como órdenes de magnitud y no como valores exactos, y los datos puntuales de la última corrida quedan registrados en</w:t>
+      </w:r>
+      <w:r>
+        <w:t xml:space="preserve"> </w:t>
+      </w:r>
+      <w:r>
+        <w:rPr>
+          <w:rStyle w:val="VerbatimChar"/>
+        </w:rPr>
+        <w:t xml:space="preserve">resultados.json</w:t>
+      </w:r>
+      <w:r>
+        <w:t xml:space="preserve">. Un ciclo de avance temporal sin transiciones cuesta</w:t>
       </w:r>
       <w:r>
         <w:t xml:space="preserve"> </w:t>
@@ -7298,13 +7310,13 @@
           <w:bCs/>
           <w:b/>
         </w:rPr>
-        <w:t xml:space="preserve">5,7 ns</w:t>
-      </w:r>
-      <w:r>
-        <w:t xml:space="preserve"> </w:t>
-      </w:r>
-      <w:r>
-        <w:t xml:space="preserve">(rango 4,4–5,9 ns). Una pisada que sí produce eventos —encendido o apagado de casilla, sonido, puntuación y, cuando corresponde, recomendación— cuesta</w:t>
+        <w:t xml:space="preserve">unos pocos nanosegundos</w:t>
+      </w:r>
+      <w:r>
+        <w:t xml:space="preserve"> </w:t>
+      </w:r>
+      <w:r>
+        <w:t xml:space="preserve">(mediana en torno a 5 ns, siempre por debajo de 10 ns). Una pisada que sí produce eventos —encendido o apagado de casilla, sonido, puntuación y, cuando corresponde, recomendación— cuesta</w:t>
       </w:r>
       <w:r>
         <w:t xml:space="preserve"> </w:t>
@@ -7314,13 +7326,13 @@
           <w:bCs/>
           <w:b/>
         </w:rPr>
-        <w:t xml:space="preserve">463 ns</w:t>
-      </w:r>
-      <w:r>
-        <w:t xml:space="preserve"> </w:t>
-      </w:r>
-      <w:r>
-        <w:t xml:space="preserve">(rango 451–538 ns), promediada sobre 240 000 pisadas efectivas por ejecución. Una sesión completa del modo de velocidad en nivel 4, con sus doce rondas, se resuelve en</w:t>
+        <w:t xml:space="preserve">alrededor de medio microsegundo</w:t>
+      </w:r>
+      <w:r>
+        <w:t xml:space="preserve"> </w:t>
+      </w:r>
+      <w:r>
+        <w:t xml:space="preserve">(mediana en el entorno de 450–500 ns), promediada sobre 240 000 pisadas efectivas por ejecución. Una sesión completa del modo de velocidad en nivel 4, con sus doce rondas, se resuelve en</w:t>
       </w:r>
       <w:r>
         <w:t xml:space="preserve"> </w:t>
@@ -7330,13 +7342,13 @@
           <w:bCs/>
           <w:b/>
         </w:rPr>
-        <w:t xml:space="preserve">5,6 µs</w:t>
-      </w:r>
-      <w:r>
-        <w:t xml:space="preserve"> </w:t>
-      </w:r>
-      <w:r>
-        <w:t xml:space="preserve">(rango 5,4–6,5 µs).</w:t>
+        <w:t xml:space="preserve">unos pocos microsegundos</w:t>
+      </w:r>
+      <w:r>
+        <w:t xml:space="preserve"> </w:t>
+      </w:r>
+      <w:r>
+        <w:t xml:space="preserve">(mediana cercana a 6 µs).</w:t>
       </w:r>
     </w:p>
     <w:p>
@@ -7357,7 +7369,7 @@
         <w:t xml:space="preserve">no constituyen la latencia del lazo de interacción física</w:t>
       </w:r>
       <w:r>
-        <w:t xml:space="preserve">, que incluye el tiempo de conversión analógico-digital, el filtrado de la pisada y la conmutación de los diodos, y que solo puede medirse sobre el prototipo instrumentado (evidencia E10, pendiente). Lo que sí establecen es que el costo de la lógica es más de seis órdenes de magnitud inferior a la escala temporal del juego —cuya ventana de reacción más exigente es de 1000 ms, frente a los aproximadamente 460 ns que cuesta procesar una pisada— y que, por tanto, el núcleo no puede constituir el cuello de botella del lazo de interacción.</w:t>
+        <w:t xml:space="preserve">, que incluye el tiempo de conversión analógico-digital, el filtrado de la pisada y la conmutación de los diodos, y que solo puede medirse sobre el prototipo instrumentado (evidencia E10, pendiente). Lo que sí establecen es que el costo de la lógica es más de seis órdenes de magnitud inferior a la escala temporal del juego —cuya ventana de reacción más exigente es de 1000 ms, frente al medio microsegundo que cuesta procesar una pisada— y que, por tanto, el núcleo no puede constituir el cuello de botella del lazo de interacción.</w:t>
       </w:r>
     </w:p>
     <w:p>
@@ -7691,7 +7703,20 @@
         <w:t xml:space="preserve">10,5 kΩ</w:t>
       </w:r>
       <w:r>
-        <w:t xml:space="preserve">, valor muy próximo a la resistencia de la carga fija, como corresponde a un divisor equilibrado. Dicho de otro modo, el umbral vigente exige que la pisada reduzca la resistencia del sensor casi tres órdenes de magnitud por debajo de su valor en reposo, que es de megaohmios.</w:t>
+        <w:t xml:space="preserve">, valor muy próximo a la resistencia de la carga fija, como corresponde a un divisor equilibrado. Dicho de otro modo, el umbral vigente exige que la pisada haga descender la resistencia del sensor hasta el orden de la resistencia de carga. Cuánto vale esa resistencia sin fuerza aplicada —y qué fuerza se necesita para llevarla a 10,5 kΩ— es un dato que este trabajo</w:t>
+      </w:r>
+      <w:r>
+        <w:t xml:space="preserve"> </w:t>
+      </w:r>
+      <w:r>
+        <w:rPr>
+          <w:bCs/>
+          <w:b/>
+        </w:rPr>
+        <w:t xml:space="preserve">no ha medido</w:t>
+      </w:r>
+      <w:r>
+        <w:t xml:space="preserve">: el barrido de la Figura 7 se extiende hasta 10 MΩ como rango de exploración, no como valor característico del sensor. Fijar el umbral definitivo exige, por tanto, caracterizar el sensor sobre el prototipo instrumentado (evidencia E11, pendiente). Lo que la simulación aporta es la traducción exacta entre umbral digital y resistencia, que convierte esa caracterización en una única medida de contraste en lugar de una búsqueda a ciegas.</w:t>
       </w:r>
     </w:p>
     <w:p>
@@ -8581,7 +8606,7 @@
         <w:pStyle w:val="FirstParagraph"/>
       </w:pPr>
       <w:r>
-        <w:t xml:space="preserve">Todas las cifras, tablas y figuras de la sección de resultados se generan mediante un único guion de experimentos incluido con el código del proyecto, que ejecuta el núcleo de software, invoca la simulación eléctrica y produce un archivo de resultados junto con las figuras. Fijada la semilla, su ejecución reproduce exactamente los valores aquí reportados, con una única excepción declarada: las cifras de costo computacional (E8) son medidas de tiempo de ejecución y dependen del procesador y de la carga de la máquina, por lo que se informan como mediana y rango de siete repeticiones y no como valores exactos.</w:t>
+        <w:t xml:space="preserve">Todas las cifras, tablas y figuras de la sección de resultados se generan mediante un único guion de experimentos incluido con el código del proyecto, que ejecuta el núcleo de software, invoca la simulación eléctrica y produce un archivo de resultados junto con las figuras. Fijada la semilla, su ejecución reproduce exactamente los valores aquí reportados, con una única excepción declarada: las cifras de costo computacional (E8) son medidas de tiempo de ejecución y dependen del procesador y de la carga de la máquina, por lo que se calculan como mediana y rango de siete repeticiones y se enuncian en el texto como órdenes de magnitud, no como valores exactos. El guion registra los valores puntuales de cada corrida en el archivo de resultados.</w:t>
       </w:r>
     </w:p>
     <w:p>

--- a/docs/articulo/Articulo_Tapete_Interactivo.docx
+++ b/docs/articulo/Articulo_Tapete_Interactivo.docx
@@ -7316,7 +7316,7 @@
         <w:t xml:space="preserve"> </w:t>
       </w:r>
       <w:r>
-        <w:t xml:space="preserve">(mediana en torno a 5 ns, siempre por debajo de 10 ns). Una pisada que sí produce eventos —encendido o apagado de casilla, sonido, puntuación y, cuando corresponde, recomendación— cuesta</w:t>
+        <w:t xml:space="preserve">(mediana en torno a 5 ns). Una pisada que sí produce eventos —encendido o apagado de casilla, sonido, puntuación y, cuando corresponde, recomendación— cuesta</w:t>
       </w:r>
       <w:r>
         <w:t xml:space="preserve"> </w:t>

--- a/docs/articulo/Articulo_Tapete_Interactivo.docx
+++ b/docs/articulo/Articulo_Tapete_Interactivo.docx
@@ -608,7 +608,7 @@
         <w:t xml:space="preserve"> </w:t>
       </w:r>
       <w:r>
-        <w:t xml:space="preserve">(Graaf et al., 2015)</w:t>
+        <w:t xml:space="preserve">(de Graaf et al., 2015)</w:t>
       </w:r>
       <w:r>
         <w:t xml:space="preserve">, y estudios recientes han modelado la población afectada en América Latina y el Caribe, región donde se ubica este trabajo</w:t>
@@ -617,7 +617,7 @@
         <w:t xml:space="preserve"> </w:t>
       </w:r>
       <w:r>
-        <w:t xml:space="preserve">(Graaf et al., 2025)</w:t>
+        <w:t xml:space="preserve">(de Graaf et al., 2026)</w:t>
       </w:r>
       <w:r>
         <w:t xml:space="preserve">.</w:t>
@@ -741,23 +741,7 @@
         <w:pStyle w:val="BodyText"/>
       </w:pPr>
       <w:r>
-        <w:t xml:space="preserve">La pregunta de investigación que guía el trabajo es:</w:t>
-      </w:r>
-      <w:r>
-        <w:t xml:space="preserve"> </w:t>
-      </w:r>
-      <w:r>
-        <w:rPr>
-          <w:bCs/>
-          <w:b/>
-        </w:rPr>
-        <w:t xml:space="preserve">¿cuáles son los elementos clave en el desarrollo de un tapete interactivo con luces y sonidos que favorezcan su efectividad como herramienta de apoyo terapéutico para niños con síndrome de Down?</w:t>
-      </w:r>
-      <w:r>
-        <w:t xml:space="preserve"> </w:t>
-      </w:r>
-      <w:r>
-        <w:t xml:space="preserve">Para responderla se definió como objetivo general desarrollar un tapete interactivo que combine secuencias de luces y sonidos como herramienta de apoyo en terapias para niños con síndrome de Down, y como objetivos específicos: (i) diseñar el sistema electrónico que integra sensores de presión, módulos de iluminación LED y componentes de salida de audio; (ii) desarrollar el firmware del microcontrolador encargado de la interacción entre sensores, luces y sonidos, implementando diferentes modos terapéuticos adaptables; y (iii) validar el comportamiento funcional del prototipo mediante simulación determinista de su lógica y pruebas de banco.</w:t>
+        <w:t xml:space="preserve">La pregunta de investigación que guía el trabajo es: ¿cuáles son los elementos clave en el desarrollo de un tapete interactivo con luces y sonidos que favorezcan su efectividad como herramienta de apoyo terapéutico para niños con síndrome de Down? Para responderla se definió como objetivo general desarrollar un tapete interactivo que combine secuencias de luces y sonidos como herramienta de apoyo en terapias para niños con síndrome de Down, y como objetivos específicos: (i) diseñar el sistema electrónico que integra sensores de presión, módulos de iluminación LED y componentes de salida de audio; (ii) desarrollar el firmware del microcontrolador encargado de la interacción entre sensores, luces y sonidos, implementando diferentes modos terapéuticos adaptables; y (iii) validar el comportamiento funcional del prototipo mediante simulación determinista de su lógica y pruebas de banco.</w:t>
       </w:r>
     </w:p>
     <w:p>
@@ -765,7 +749,7 @@
         <w:pStyle w:val="BodyText"/>
       </w:pPr>
       <w:r>
-        <w:t xml:space="preserve">El artículo realiza tres aportaciones. La primera es de arquitectura: la lógica de juego se aísla en un núcleo portable que se compila sin modificaciones tanto para el microcontrolador como para el PC, de modo que el simulador no es una reimplementación aproximada del dispositivo, sino el dispositivo mismo ejecutándose en otra máquina. La segunda es metodológica: esa propiedad permite validar el comportamiento del sistema de forma reproducible y auditable, sin necesidad de exponer a ningún niño a un prototipo no verificado. La tercera es empírica: se deriva la probabilidad teórica de superar una ronda en cada modo y se contrasta con la medición sobre doscientas semillas independientes, obteniendo una verificación —y no una mera ilustración— de que el mecanismo de dificultad implementa la regla que se le atribuye.</w:t>
+        <w:t xml:space="preserve">El artículo realiza tres aportaciones. La primera es de arquitectura: la lógica de juego se aísla en un núcleo portable que se compila sin modificaciones tanto para el microcontrolador como para el PC, de modo que el simulador no es una reimplementación aproximada del dispositivo, sino el dispositivo mismo ejecutándose en otra máquina. La segunda es metodológica: esa propiedad permite validar el comportamiento del sistema de forma reproducible y auditable, sin necesidad de exponer a ningún niño a un prototipo no verificado. La tercera es empírica: se deriva la probabilidad teórica de superar una ronda en cada modo y se contrasta con la medición sobre doscientas semillas independientes, lo que permite verificar que el mecanismo de dificultad implementa la regla que se le atribuye.</w:t>
       </w:r>
     </w:p>
     <w:bookmarkEnd w:id="22"/>
@@ -887,7 +871,7 @@
         <w:t xml:space="preserve"> </w:t>
       </w:r>
       <w:r>
-        <w:t xml:space="preserve">(Fels et al., 2015)</w:t>
+        <w:t xml:space="preserve">(van der Fels et al., 2015)</w:t>
       </w:r>
       <w:r>
         <w:t xml:space="preserve">. Los modelos conceptuales contemporáneos las organizan como un conjunto de destrezas fundamentales del movimiento que se desarrollan a lo largo del ciclo vital y sostienen la actividad física posterior</w:t>
@@ -913,7 +897,7 @@
         <w:t xml:space="preserve"> </w:t>
       </w:r>
       <w:r>
-        <w:t xml:space="preserve">(Fels et al., 2015)</w:t>
+        <w:t xml:space="preserve">(van der Fels et al., 2015)</w:t>
       </w:r>
       <w:r>
         <w:t xml:space="preserve">. La segunda es que dicha relación no es exclusiva del síndrome de Down: se ha descrito también en otras condiciones del neurodesarrollo, como los trastornos del espectro autista, donde el metaanálisis de Fournier y colaboradores establece un déficit de coordinación motora robusto</w:t>
@@ -1075,7 +1059,7 @@
         <w:pStyle w:val="BodyText"/>
       </w:pPr>
       <w:r>
-        <w:t xml:space="preserve">Ahora bien, la adaptación automática presenta un riesgo en contextos terapéuticos pediátricos: un algoritmo que sube el nivel ante una racha afortunada puede empujar al niño fuera de su zona de competencia justo cuando la evidencia advierte de las estrategias de evitación ante la dificultad</w:t>
+        <w:t xml:space="preserve">La adaptación automática presenta, sin embargo, un riesgo en contextos terapéuticos pediátricos: un algoritmo que sube el nivel ante una racha afortunada puede empujar al niño fuera de su zona de competencia justo cuando la evidencia advierte de las estrategias de evitación ante la dificultad</w:t>
       </w:r>
       <w:r>
         <w:t xml:space="preserve"> </w:t>
@@ -1084,33 +1068,7 @@
         <w:t xml:space="preserve">(Wishart, 1993)</w:t>
       </w:r>
       <w:r>
-        <w:t xml:space="preserve">. El sistema aquí descrito adopta por ello una postura intermedia y deliberada, que se detalla en la sección de metodología: el algoritmo</w:t>
-      </w:r>
-      <w:r>
-        <w:t xml:space="preserve"> </w:t>
-      </w:r>
-      <w:r>
-        <w:rPr>
-          <w:bCs/>
-          <w:b/>
-        </w:rPr>
-        <w:t xml:space="preserve">recomienda</w:t>
-      </w:r>
-      <w:r>
-        <w:t xml:space="preserve">, el terapeuta</w:t>
-      </w:r>
-      <w:r>
-        <w:t xml:space="preserve"> </w:t>
-      </w:r>
-      <w:r>
-        <w:rPr>
-          <w:bCs/>
-          <w:b/>
-        </w:rPr>
-        <w:t xml:space="preserve">decide</w:t>
-      </w:r>
-      <w:r>
-        <w:t xml:space="preserve">.</w:t>
+        <w:t xml:space="preserve">. El sistema aquí descrito adopta por ello una postura intermedia, que se detalla en la sección de metodología: el algoritmo emite una recomendación de nivel y la decisión de aplicarla corresponde al terapeuta.</w:t>
       </w:r>
     </w:p>
     <w:bookmarkEnd w:id="27"/>
@@ -1371,23 +1329,7 @@
         <w:pStyle w:val="FirstParagraph"/>
       </w:pPr>
       <w:r>
-        <w:t xml:space="preserve">Los antecedentes revisados coinciden en tres puntos: la interacción física y multisensorial resulta apropiada para esta población; la retroalimentación inmediata sostiene la motivación; y el registro objetivo del desempeño aporta valor al terapeuta. Coinciden también en una omisión. Ninguno de los trabajos revisados documenta cómo se verificó que el dispositivo se comporta según su especificación</w:t>
-      </w:r>
-      <w:r>
-        <w:t xml:space="preserve"> </w:t>
-      </w:r>
-      <w:r>
-        <w:rPr>
-          <w:bCs/>
-          <w:b/>
-        </w:rPr>
-        <w:t xml:space="preserve">antes</w:t>
-      </w:r>
-      <w:r>
-        <w:t xml:space="preserve"> </w:t>
-      </w:r>
-      <w:r>
-        <w:t xml:space="preserve">de ponerlo frente a un niño. La validación se reporta, cuando existe, en términos de resultados de la intervención, no de corrección del sistema. Esta brecha es la que el presente trabajo aborda: se propone y ejecuta un protocolo de validación funcional que permite auditar el comportamiento del dispositivo de forma reproducible, y cuyo resultado es condición previa —no sustituta— de cualquier evaluación con usuarios.</w:t>
+        <w:t xml:space="preserve">Los antecedentes revisados coinciden en tres puntos: la interacción física y multisensorial resulta apropiada para esta población; la retroalimentación inmediata sostiene la motivación; y el registro objetivo del desempeño aporta valor al terapeuta. Coinciden también en una omisión: ninguno de los trabajos revisados documenta cómo se verificó que el dispositivo se comporta según su especificación antes de ponerlo frente a un niño. La validación se reporta, cuando existe, en términos de resultados de la intervención, no de corrección del sistema. Esta brecha es la que el presente trabajo aborda: se propone y ejecuta un protocolo de validación funcional que permite auditar el comportamiento del dispositivo de forma reproducible, y cuyo resultado es condición previa —no sustituta— de cualquier evaluación con usuarios.</w:t>
       </w:r>
     </w:p>
     <w:bookmarkEnd w:id="34"/>
@@ -1441,55 +1383,7 @@
         <w:pStyle w:val="FirstParagraph"/>
       </w:pPr>
       <w:r>
-        <w:t xml:space="preserve">El sistema consta de tres elementos. Un</w:t>
-      </w:r>
-      <w:r>
-        <w:t xml:space="preserve"> </w:t>
-      </w:r>
-      <w:r>
-        <w:rPr>
-          <w:bCs/>
-          <w:b/>
-        </w:rPr>
-        <w:t xml:space="preserve">tapete físico</w:t>
-      </w:r>
-      <w:r>
-        <w:t xml:space="preserve"> </w:t>
-      </w:r>
-      <w:r>
-        <w:t xml:space="preserve">de seis casillas dispuestas en dos filas por tres columnas, cada una equipada con un sensor de presión y un grupo de tres diodos emisores de luz. Un</w:t>
-      </w:r>
-      <w:r>
-        <w:t xml:space="preserve"> </w:t>
-      </w:r>
-      <w:r>
-        <w:rPr>
-          <w:bCs/>
-          <w:b/>
-        </w:rPr>
-        <w:t xml:space="preserve">microcontrolador ESP32</w:t>
-      </w:r>
-      <w:r>
-        <w:t xml:space="preserve"> </w:t>
-      </w:r>
-      <w:r>
-        <w:t xml:space="preserve">que adquiere las pisadas, gobierna la iluminación y el audio, y ejecuta la lógica de los tres modos de juego. Y un</w:t>
-      </w:r>
-      <w:r>
-        <w:t xml:space="preserve"> </w:t>
-      </w:r>
-      <w:r>
-        <w:rPr>
-          <w:bCs/>
-          <w:b/>
-        </w:rPr>
-        <w:t xml:space="preserve">programa de monitoreo en PC</w:t>
-      </w:r>
-      <w:r>
-        <w:t xml:space="preserve"> </w:t>
-      </w:r>
-      <w:r>
-        <w:t xml:space="preserve">que dialoga con el microcontrolador, registra la sesión y presenta al terapeuta el estado del juego, las métricas de desempeño y la recomendación de nivel.</w:t>
+        <w:t xml:space="preserve">El sistema consta de tres elementos. Un tapete físico de seis casillas dispuestas en dos filas por tres columnas, cada una equipada con un sensor de presión y un grupo de tres diodos emisores de luz. Un microcontrolador ESP32 que adquiere las pisadas, gobierna la iluminación y el audio, y ejecuta la lógica de los tres modos de juego. Y un programa de monitoreo en PC que dialoga con el microcontrolador, registra la sesión y presenta al terapeuta el estado del juego, las métricas de desempeño y la recomendación de nivel.</w:t>
       </w:r>
     </w:p>
     <w:p>
@@ -1497,7 +1391,7 @@
         <w:pStyle w:val="BodyText"/>
       </w:pPr>
       <w:r>
-        <w:t xml:space="preserve">La frontera entre el dispositivo y el PC es un protocolo de texto documentado, descrito más adelante. Esa frontera es el elemento que hace posible toda la estrategia de validación: cualquier entidad que hable el protocolo puede ocupar el lugar del tapete.</w:t>
+        <w:t xml:space="preserve">La frontera entre el dispositivo y el PC es un protocolo de texto documentado, descrito más adelante. De esa frontera depende la estrategia de validación: cualquier entidad que hable el protocolo puede ocupar el lugar del tapete.</w:t>
       </w:r>
     </w:p>
     <w:p>
@@ -1640,23 +1534,7 @@
         <w:pStyle w:val="BodyText"/>
       </w:pPr>
       <w:r>
-        <w:t xml:space="preserve">La decisión de emplear</w:t>
-      </w:r>
-      <w:r>
-        <w:t xml:space="preserve"> </w:t>
-      </w:r>
-      <w:r>
-        <w:rPr>
-          <w:bCs/>
-          <w:b/>
-        </w:rPr>
-        <w:t xml:space="preserve">iluminación blanca regulada por PWM en lugar de tiras de LED RGB direccionables</w:t>
-      </w:r>
-      <w:r>
-        <w:t xml:space="preserve"> </w:t>
-      </w:r>
-      <w:r>
-        <w:t xml:space="preserve">merece justificación explícita, pues se aparta de la propuesta inicial del proyecto. Responde a tres criterios de ingeniería. Primero, accesibilidad: la retroalimentación del tapete se sustenta en la posición de la casilla encendida y en su estado —encendida, apagada, intensidad—, no en la discriminación cromática, con lo que se evita excluir a usuarios con alteraciones de la percepción del color. Segundo, robustez: el control por PWM de un grupo de diodos es más simple y tolerante que el protocolo temporizado que exigen las tiras direccionables, lo que reduce los puntos de fallo en un dispositivo destinado al uso repetido por niños. Tercero, costo y disponibilidad de componentes. Conviene subrayar que esta decisión no compromete la lógica de juego: el firmware expone una abstracción de hardware con las operaciones de encender, apagar y regular intensidad por casilla, de modo que una futura migración a iluminación de color no exigiría modificar la lógica de los modos.</w:t>
+        <w:t xml:space="preserve">La decisión de emplear iluminación blanca regulada por PWM en lugar de tiras de LED RGB direccionables se aparta de la propuesta inicial del proyecto y exige justificación. Responde a tres criterios de ingeniería. Primero, accesibilidad: la retroalimentación del tapete se sustenta en la posición de la casilla encendida y en su estado —encendida, apagada, intensidad—, no en la discriminación cromática, con lo que se evita excluir a usuarios con alteraciones de la percepción del color. Segundo, robustez: el control por PWM de un grupo de diodos es más simple y tolerante que el protocolo temporizado que exigen las tiras direccionables, lo que reduce los puntos de fallo en un dispositivo destinado al uso repetido por niños. Tercero, costo y disponibilidad de componentes. La decisión no compromete la lógica de juego: el firmware expone una abstracción de hardware con las operaciones de encender, apagar y regular intensidad por casilla, de modo que una futura migración a iluminación de color no exigiría modificar la lógica de los modos.</w:t>
       </w:r>
     </w:p>
     <w:p>
@@ -1845,52 +1723,26 @@
         <w:pStyle w:val="BodyText"/>
       </w:pPr>
       <w:r>
-        <w:t xml:space="preserve">Este núcleo se compila dos veces. Para el microcontrolador, enlazado con una implementación de la interfaz de hardware que accede a los convertidores, a los canales PWM y al módulo de audio. Para el PC, enlazado con una implementación virtual y empaquetado como biblioteca de enlace dinámico, que el simulador carga en tiempo de ejecución. La consecuencia es central y conviene enunciarla sin ambigüedad:</w:t>
-      </w:r>
-      <w:r>
-        <w:t xml:space="preserve"> </w:t>
-      </w:r>
+        <w:t xml:space="preserve">Este núcleo se compila dos veces. Para el microcontrolador, enlazado con una implementación de la interfaz de hardware que accede a los convertidores, a los canales PWM y al módulo de audio. Para el PC, enlazado con una implementación virtual y empaquetado como biblioteca de enlace dinámico, que el simulador carga en tiempo de ejecución. La consecuencia es central: el simulador no reimplementa el comportamiento del tapete, sino que ejecuta el mismo código que este, con el reloj inyectado desde el exterior y las salidas físicas inertes. No existen dos implementaciones que puedan divergir.</w:t>
+      </w:r>
+    </w:p>
+    <w:p>
+      <w:pPr>
+        <w:pStyle w:val="BodyText"/>
+      </w:pPr>
+      <w:r>
+        <w:t xml:space="preserve">El motor es, además, no bloqueante. No contiene esperas activas ni suspensiones: recibe el instante actual y avanza su máquina de estados hasta él, resolviendo cuantas transiciones hayan vencido. Los estados son reposo, en ejecución, en pausa y finalizado. Esta propiedad, exigida por la ejecución en un microcontrolador que debe atender simultáneamente sensores, audio y comunicaciones, es la que permite además ejecutar una sesión completa en el PC en microsegundos, con el tiempo simulado a la velocidad que convenga.</w:t>
+      </w:r>
+    </w:p>
+    <w:p>
+      <w:pPr>
+        <w:pStyle w:val="BodyText"/>
+      </w:pPr>
       <w:r>
         <w:rPr>
           <w:bCs/>
           <w:b/>
         </w:rPr>
-        <w:t xml:space="preserve">el simulador no reimplementa el comportamiento del tapete; ejecuta exactamente el mismo código que el tapete</w:t>
-      </w:r>
-      <w:r>
-        <w:t xml:space="preserve">, con el reloj inyectado desde el exterior y las salidas físicas inertes. No existen dos implementaciones que puedan divergir.</w:t>
-      </w:r>
-    </w:p>
-    <w:p>
-      <w:pPr>
-        <w:pStyle w:val="BodyText"/>
-      </w:pPr>
-      <w:r>
-        <w:t xml:space="preserve">El motor es, además,</w:t>
-      </w:r>
-      <w:r>
-        <w:t xml:space="preserve"> </w:t>
-      </w:r>
-      <w:r>
-        <w:rPr>
-          <w:bCs/>
-          <w:b/>
-        </w:rPr>
-        <w:t xml:space="preserve">no bloqueante</w:t>
-      </w:r>
-      <w:r>
-        <w:t xml:space="preserve">. No contiene esperas activas ni suspensiones: recibe el instante actual y avanza su máquina de estados hasta él, resolviendo cuantas transiciones hayan vencido. Los estados son reposo, en ejecución, en pausa y finalizado. Esta propiedad, exigida por la ejecución en un microcontrolador que debe atender simultáneamente sensores, audio y comunicaciones, es la que permite además ejecutar una sesión completa en el PC en microsegundos, con el tiempo simulado a la velocidad que convenga.</w:t>
-      </w:r>
-    </w:p>
-    <w:p>
-      <w:pPr>
-        <w:pStyle w:val="BodyText"/>
-      </w:pPr>
-      <w:r>
-        <w:rPr>
-          <w:bCs/>
-          <w:b/>
-        </w:rPr>
         <w:t xml:space="preserve">Determinismo.</w:t>
       </w:r>
       <w:r>
@@ -1932,7 +1784,7 @@
         <w:pStyle w:val="BodyText"/>
       </w:pPr>
       <w:r>
-        <w:t xml:space="preserve">Para garantizar que la representación sea idéntica en ambos extremos se implementó un serializador propio que acepta un subconjunto estricto de JSON —objetos planos, claves entrecomilladas, valores enteros o cadenas— y emite las claves en un orden canónico fijo por tipo de mensaje. Esta decisión, aparentemente menor, es la que permite comparar trazas byte a byte entre el firmware y el simulador.</w:t>
+        <w:t xml:space="preserve">Para garantizar que la representación sea idéntica en ambos extremos se implementó un serializador propio que acepta un subconjunto estricto de JSON —objetos planos, claves entrecomilladas, valores enteros o cadenas— y emite las claves en un orden canónico fijo por tipo de mensaje. Esta decisión permite comparar trazas byte a byte entre el firmware y el simulador.</w:t>
       </w:r>
     </w:p>
     <w:p>
@@ -3078,182 +2930,124 @@
         <w:pStyle w:val="FirstParagraph"/>
       </w:pPr>
       <w:r>
-        <w:t xml:space="preserve">El sistema mantiene una ventana móvil con el resultado —acierto o fallo— de las cuatro últimas rondas y calcula sobre ella la tasa de acierto. Cuando la ventana está incompleta no se pronuncia. Una vez llena, aplica la regla siguiente: si la tasa alcanza o supera el 75 %, recomienda</w:t>
-      </w:r>
-      <w:r>
-        <w:t xml:space="preserve"> </w:t>
-      </w:r>
+        <w:t xml:space="preserve">El sistema mantiene una ventana móvil con el resultado —acierto o fallo— de las cuatro últimas rondas y calcula sobre ella la tasa de acierto. Cuando la ventana está incompleta no se pronuncia. Una vez llena, aplica la regla siguiente: si la tasa alcanza o supera el 75 %, recomienda subir un nivel; si es igual o inferior al 25 %, recomienda bajar uno; en la banda intermedia recomienda mantener. El nivel propuesto se acota al intervalo de 1 a 4, y si tras acotarlo coincide con el vigente, la recomendación se degrada a mantener. La recomendación se transmite al PC únicamente cuando cambia de dirección respecto a la anterior, lo que evita saturar la interfaz.</w:t>
+      </w:r>
+    </w:p>
+    <w:p>
+      <w:pPr>
+        <w:pStyle w:val="BodyText"/>
+      </w:pPr>
+      <w:r>
+        <w:t xml:space="preserve">La decisión de diseño más relevante es que el sistema nunca cambia el nivel por sí mismo. La recomendación viaja al programa de monitoreo, se muestra al terapeuta, y solo se aplica si este emite la orden correspondiente. La literatura sobre ajuste dinámico de la dificultad respalda la utilidad de adaptar el reto</w:t>
+      </w:r>
+      <w:r>
+        <w:t xml:space="preserve"> </w:t>
+      </w:r>
+      <w:r>
+        <w:t xml:space="preserve">(Darzi et al., 2021; Doumas et al., 2025)</w:t>
+      </w:r>
+      <w:r>
+        <w:t xml:space="preserve">, pero la evidencia sobre estrategias de evitación en niños con síndrome de Down aconseja prudencia ante los cambios automáticos</w:t>
+      </w:r>
+      <w:r>
+        <w:t xml:space="preserve"> </w:t>
+      </w:r>
+      <w:r>
+        <w:t xml:space="preserve">(Wishart, 1993)</w:t>
+      </w:r>
+      <w:r>
+        <w:t xml:space="preserve">: un profesional que observa al niño dispone de información sobre su fatiga, su frustración o su distracción que ninguna tasa de acierto captura. La medición aporta objetividad al juicio del terapeuta, sin sustituirlo.</w:t>
+      </w:r>
+    </w:p>
+    <w:bookmarkEnd w:id="50"/>
+    <w:bookmarkStart w:id="51" w:name="sistema-de-monitoreo-en-pc"/>
+    <w:p>
+      <w:pPr>
+        <w:pStyle w:val="Heading2"/>
+      </w:pPr>
+      <w:r>
+        <w:rPr>
+          <w:rStyle w:val="SectionNumber"/>
+        </w:rPr>
+        <w:t xml:space="preserve">4.7</w:t>
+      </w:r>
+      <w:r>
+        <w:tab/>
+      </w:r>
+      <w:r>
+        <w:t xml:space="preserve">Sistema de monitoreo en PC</w:t>
+      </w:r>
+    </w:p>
+    <w:p>
+      <w:pPr>
+        <w:pStyle w:val="FirstParagraph"/>
+      </w:pPr>
+      <w:r>
+        <w:t xml:space="preserve">El programa de monitoreo, desarrollado en Python con interfaz gráfica Qt, se conecta al dispositivo por puerto serie o por red y consume el mismo protocolo. Presenta el estado del tapete en tiempo real, permite seleccionar modo y nivel, iniciar, pausar y detener la sesión, y muestra las métricas acumuladas junto con la recomendación vigente.</w:t>
+      </w:r>
+    </w:p>
+    <w:p>
+      <w:pPr>
+        <w:pStyle w:val="BodyText"/>
+      </w:pPr>
+      <w:r>
+        <w:t xml:space="preserve">La persistencia se resuelve sobre una base de datos SQLite con tres tablas: perfiles de usuario, sesiones —con modo, nivel, marcas temporales, aciertos, errores, tiempo de reacción promedio, rondas y estado final— y eventos, donde se archivan las pisadas y las puntuaciones con su marca temporal. A partir de ese registro, la aplicación exporta un informe por sesión en formato CSV, con el resumen y el registro completo de eventos, y en formato PDF, con los indicadores y una gráfica de aciertos frente a errores.</w:t>
+      </w:r>
+    </w:p>
+    <w:p>
+      <w:pPr>
+        <w:pStyle w:val="BodyText"/>
+      </w:pPr>
+      <w:r>
+        <w:t xml:space="preserve">El programa incorpora además un modo de práctica que ejecuta el núcleo embebido en el propio PC, sin hardware. Al ser el mismo núcleo, el terapeuta puede familiarizarse con la interfaz y con la dinámica de los tres modos de forma idéntica a como se comportará el dispositivo físico.</w:t>
+      </w:r>
+    </w:p>
+    <w:bookmarkEnd w:id="51"/>
+    <w:bookmarkStart w:id="52" w:name="protocolo-de-validación"/>
+    <w:p>
+      <w:pPr>
+        <w:pStyle w:val="Heading2"/>
+      </w:pPr>
+      <w:r>
+        <w:rPr>
+          <w:rStyle w:val="SectionNumber"/>
+        </w:rPr>
+        <w:t xml:space="preserve">4.8</w:t>
+      </w:r>
+      <w:r>
+        <w:tab/>
+      </w:r>
+      <w:r>
+        <w:t xml:space="preserve">Protocolo de validación</w:t>
+      </w:r>
+    </w:p>
+    <w:p>
+      <w:pPr>
+        <w:pStyle w:val="FirstParagraph"/>
+      </w:pPr>
+      <w:r>
+        <w:t xml:space="preserve">La validación se estructuró en dos niveles complementarios.</w:t>
+      </w:r>
+      <w:r>
+        <w:t xml:space="preserve"> </w:t>
+      </w:r>
+      <w:r>
+        <w:rPr>
+          <w:iCs/>
+          <w:i/>
+        </w:rPr>
+        <w:t xml:space="preserve">Ninguno involucró la participación de pacientes.</w:t>
+      </w:r>
+    </w:p>
+    <w:p>
+      <w:pPr>
+        <w:pStyle w:val="BodyText"/>
+      </w:pPr>
       <w:r>
         <w:rPr>
           <w:bCs/>
           <w:b/>
         </w:rPr>
-        <w:t xml:space="preserve">subir</w:t>
-      </w:r>
-      <w:r>
-        <w:t xml:space="preserve"> </w:t>
-      </w:r>
-      <w:r>
-        <w:t xml:space="preserve">un nivel; si es igual o inferior al 25 %, recomienda</w:t>
-      </w:r>
-      <w:r>
-        <w:t xml:space="preserve"> </w:t>
-      </w:r>
-      <w:r>
-        <w:rPr>
-          <w:bCs/>
-          <w:b/>
-        </w:rPr>
-        <w:t xml:space="preserve">bajar</w:t>
-      </w:r>
-      <w:r>
-        <w:t xml:space="preserve"> </w:t>
-      </w:r>
-      <w:r>
-        <w:t xml:space="preserve">uno; en la banda intermedia recomienda</w:t>
-      </w:r>
-      <w:r>
-        <w:t xml:space="preserve"> </w:t>
-      </w:r>
-      <w:r>
-        <w:rPr>
-          <w:bCs/>
-          <w:b/>
-        </w:rPr>
-        <w:t xml:space="preserve">mantener</w:t>
-      </w:r>
-      <w:r>
-        <w:t xml:space="preserve">. El nivel propuesto se acota al intervalo de 1 a 4, y si tras acotarlo coincide con el vigente, la recomendación se degrada a mantener. La recomendación se transmite al PC únicamente cuando cambia de dirección respecto a la anterior, lo que evita saturar la interfaz.</w:t>
-      </w:r>
-    </w:p>
-    <w:p>
-      <w:pPr>
-        <w:pStyle w:val="BodyText"/>
-      </w:pPr>
-      <w:r>
-        <w:t xml:space="preserve">La decisión de diseño que conviene destacar es que</w:t>
-      </w:r>
-      <w:r>
-        <w:t xml:space="preserve"> </w:t>
-      </w:r>
-      <w:r>
-        <w:rPr>
-          <w:bCs/>
-          <w:b/>
-        </w:rPr>
-        <w:t xml:space="preserve">el sistema nunca cambia el nivel por sí mismo</w:t>
-      </w:r>
-      <w:r>
-        <w:t xml:space="preserve">. La recomendación viaja al programa de monitoreo, se muestra al terapeuta, y solo se aplica si este emite la orden correspondiente. La literatura sobre ajuste dinámico de la dificultad respalda la utilidad de adaptar el reto</w:t>
-      </w:r>
-      <w:r>
-        <w:t xml:space="preserve"> </w:t>
-      </w:r>
-      <w:r>
-        <w:t xml:space="preserve">(Darzi et al., 2021; Doumas et al., 2025)</w:t>
-      </w:r>
-      <w:r>
-        <w:t xml:space="preserve">, pero la evidencia sobre estrategias de evitación en niños con síndrome de Down aconseja prudencia ante los cambios automáticos</w:t>
-      </w:r>
-      <w:r>
-        <w:t xml:space="preserve"> </w:t>
-      </w:r>
-      <w:r>
-        <w:t xml:space="preserve">(Wishart, 1993)</w:t>
-      </w:r>
-      <w:r>
-        <w:t xml:space="preserve">: un profesional que observa al niño dispone de información —fatiga, frustración, distracción— que ninguna tasa de acierto captura. El algoritmo aporta objetividad; el terapeuta, criterio.</w:t>
-      </w:r>
-    </w:p>
-    <w:bookmarkEnd w:id="50"/>
-    <w:bookmarkStart w:id="51" w:name="sistema-de-monitoreo-en-pc"/>
-    <w:p>
-      <w:pPr>
-        <w:pStyle w:val="Heading2"/>
-      </w:pPr>
-      <w:r>
-        <w:rPr>
-          <w:rStyle w:val="SectionNumber"/>
-        </w:rPr>
-        <w:t xml:space="preserve">4.7</w:t>
-      </w:r>
-      <w:r>
-        <w:tab/>
-      </w:r>
-      <w:r>
-        <w:t xml:space="preserve">Sistema de monitoreo en PC</w:t>
-      </w:r>
-    </w:p>
-    <w:p>
-      <w:pPr>
-        <w:pStyle w:val="FirstParagraph"/>
-      </w:pPr>
-      <w:r>
-        <w:t xml:space="preserve">El programa de monitoreo, desarrollado en Python con interfaz gráfica Qt, se conecta al dispositivo por puerto serie o por red y consume el mismo protocolo. Presenta el estado del tapete en tiempo real, permite seleccionar modo y nivel, iniciar, pausar y detener la sesión, y muestra las métricas acumuladas junto con la recomendación vigente.</w:t>
-      </w:r>
-    </w:p>
-    <w:p>
-      <w:pPr>
-        <w:pStyle w:val="BodyText"/>
-      </w:pPr>
-      <w:r>
-        <w:t xml:space="preserve">La persistencia se resuelve sobre una base de datos SQLite con tres tablas: perfiles de usuario, sesiones —con modo, nivel, marcas temporales, aciertos, errores, tiempo de reacción promedio, rondas y estado final— y eventos, donde se archivan las pisadas y las puntuaciones con su marca temporal. A partir de ese registro, la aplicación exporta un informe por sesión en formato CSV, con el resumen y el registro completo de eventos, y en formato PDF, con los indicadores y una gráfica de aciertos frente a errores.</w:t>
-      </w:r>
-    </w:p>
-    <w:p>
-      <w:pPr>
-        <w:pStyle w:val="BodyText"/>
-      </w:pPr>
-      <w:r>
-        <w:t xml:space="preserve">El programa incorpora además un modo de práctica que ejecuta el núcleo embebido en el propio PC, sin hardware. Al ser el mismo núcleo, el terapeuta puede familiarizarse con la interfaz y con la dinámica de los tres modos de forma idéntica a como se comportará el dispositivo físico.</w:t>
-      </w:r>
-    </w:p>
-    <w:bookmarkEnd w:id="51"/>
-    <w:bookmarkStart w:id="52" w:name="protocolo-de-validación"/>
-    <w:p>
-      <w:pPr>
-        <w:pStyle w:val="Heading2"/>
-      </w:pPr>
-      <w:r>
-        <w:rPr>
-          <w:rStyle w:val="SectionNumber"/>
-        </w:rPr>
-        <w:t xml:space="preserve">4.8</w:t>
-      </w:r>
-      <w:r>
-        <w:tab/>
-      </w:r>
-      <w:r>
-        <w:t xml:space="preserve">Protocolo de validación</w:t>
-      </w:r>
-    </w:p>
-    <w:p>
-      <w:pPr>
-        <w:pStyle w:val="FirstParagraph"/>
-      </w:pPr>
-      <w:r>
-        <w:t xml:space="preserve">La validación se estructuró en dos niveles complementarios.</w:t>
-      </w:r>
-      <w:r>
-        <w:t xml:space="preserve"> </w:t>
-      </w:r>
-      <w:r>
-        <w:rPr>
-          <w:bCs/>
-          <w:b/>
-        </w:rPr>
-        <w:t xml:space="preserve">Ninguno involucró la participación de pacientes.</w:t>
-      </w:r>
-    </w:p>
-    <w:p>
-      <w:pPr>
-        <w:pStyle w:val="BodyText"/>
-      </w:pPr>
-      <w:r>
-        <w:rPr>
-          <w:bCs/>
-          <w:b/>
-        </w:rPr>
         <w:t xml:space="preserve">Nivel 1: validación de la lógica por simulación determinista.</w:t>
       </w:r>
       <w:r>
@@ -3276,17 +3070,7 @@
         <w:t xml:space="preserve"> </w:t>
       </w:r>
       <w:r>
-        <w:t xml:space="preserve">parametrizado por una</w:t>
-      </w:r>
-      <w:r>
-        <w:t xml:space="preserve"> </w:t>
-      </w:r>
-      <w:r>
-        <w:rPr>
-          <w:bCs/>
-          <w:b/>
-        </w:rPr>
-        <w:t xml:space="preserve">habilidad</w:t>
+        <w:t xml:space="preserve">parametrizado por una habilidad</w:t>
       </w:r>
       <w:r>
         <w:t xml:space="preserve"> </w:t>
@@ -3343,7 +3127,7 @@
         <w:t xml:space="preserve"> </w:t>
       </w:r>
       <w:r>
-        <w:t xml:space="preserve">Comprende dos clases de evidencia. Por un lado, la que se obtiene sobre la implementación sin necesidad del prototipo: el costo computacional del núcleo compilado, la huella de recursos en el microcontrolador y la caracterización del circuito analógico de sensado mediante simulación eléctrica. Por otro, la que exige el prototipo físico instrumentado: la latencia del lazo pisada→retroalimentación y la fiabilidad de detección de los sensores, incluida la calibración de su umbral de activación, capturadas a través del programa de monitoreo.</w:t>
+        <w:t xml:space="preserve">Comprende dos clases de evidencia. Por un lado, la que se obtiene sobre la implementación sin necesidad del prototipo: el costo computacional del núcleo compilado, la huella de recursos en el microcontrolador y la caracterización del circuito analógico de sensado mediante simulación eléctrica. Por otro, la que exige el prototipo físico instrumentado: la latencia del lazo entre la pisada y la retroalimentación, y la fiabilidad de detección de los sensores, incluida la calibración de su umbral de activación, capturadas a través del programa de monitoreo.</w:t>
       </w:r>
     </w:p>
     <w:p>
@@ -3361,7 +3145,7 @@
         <w:t xml:space="preserve"> </w:t>
       </w:r>
       <w:r>
-        <w:t xml:space="preserve">La lógica se verifica con dos suites de pruebas unitarias —una en C++ sobre el núcleo, otra en Python sobre el simulador y el programa de monitoreo— y con un conjunto de escenarios de referencia que fijan la traza esperada de eventos. El esquemático eléctrico se somete a la comprobación de reglas eléctricas (ERC) de la herramienta de diseño, que verifica que no queden pines sin conectar ni conflictos de alimentación. El circuito analógico se simula con ngspice a partir del netlist del propio diseño. El firmware compilado, por último, se ejecuta en un simulador de microcontrolador (Wokwi) dentro de la integración continua, donde se comprueba que arranca y emite correctamente el saludo del protocolo por el puerto serie; conviene precisar que ese simulador reproduce el microcontrolador, no los periféricos analógicos, de modo que su alcance es la verificación del firmware, no del circuito.</w:t>
+        <w:t xml:space="preserve">La lógica se verifica con dos suites de pruebas unitarias —una en C++ sobre el núcleo, otra en Python sobre el simulador y el programa de monitoreo— y con un conjunto de escenarios de referencia que fijan la traza esperada de eventos. El esquemático eléctrico se somete a la comprobación de reglas eléctricas (ERC) de la herramienta de diseño, que verifica que no queden pines sin conectar ni conflictos de alimentación. El circuito analógico se simula con ngspice a partir del netlist del propio diseño. El firmware compilado, por último, se ejecuta en un simulador de microcontrolador (Wokwi) dentro de la integración continua, donde se comprueba que arranca y emite correctamente el saludo del protocolo por el puerto serie. Ese simulador reproduce el microcontrolador, no los periféricos analógicos, de modo que su alcance es la verificación del firmware y no la del circuito.</w:t>
       </w:r>
     </w:p>
     <w:p>
@@ -3369,7 +3153,7 @@
         <w:pStyle w:val="BodyText"/>
       </w:pPr>
       <w:r>
-        <w:t xml:space="preserve">Las evidencias se numeran de E1 a E11. Las siete primeras se obtienen por simulación determinista de la lógica; la octava y la novena, por medición sobre la implementación compilada y por simulación eléctrica del circuito —banco de software, sin el prototipo físico—. Las nueve se reportan en la sección de resultados. Las dos últimas dependen del prototipo instrumentado y se declaran pendientes.</w:t>
+        <w:t xml:space="preserve">Las evidencias se numeran de E1 a E11. Las siete primeras se obtienen por simulación determinista de la lógica; la octava y la novena, por medición sobre la implementación compilada y por simulación eléctrica del circuito —banco de software, sin el prototipo físico—. Las nueve se reportan en la sección de resultados. Las dos últimas dependen del prototipo instrumentado y se declaran pendientes. La Tabla 3 recoge las once evidencias con su nivel y su estado.</w:t>
       </w:r>
     </w:p>
     <w:p>
@@ -3918,7 +3702,7 @@
               <w:jc w:val="left"/>
             </w:pPr>
             <w:r>
-              <w:t xml:space="preserve">Latencia del lazo físico pisada→retroalimentación</w:t>
+              <w:t xml:space="preserve">Latencia del lazo físico entre la pisada y la retroalimentación</w:t>
             </w:r>
           </w:p>
         </w:tc>
@@ -4018,8 +3802,8 @@
       </w:r>
       <w:r>
         <w:rPr>
-          <w:bCs/>
-          <w:b/>
+          <w:iCs/>
+          <w:i/>
         </w:rPr>
         <w:t xml:space="preserve">no se aborda en este trabajo</w:t>
       </w:r>
@@ -4055,7 +3839,7 @@
         <w:pStyle w:val="FirstParagraph"/>
       </w:pPr>
       <w:r>
-        <w:t xml:space="preserve">Todas las cifras de esta sección se generan de forma reproducible mediante un único guion de experimentos que ejecuta el núcleo de software y vuelca sus resultados; ninguna se transcribió a mano. Salvo indicación contraria, la semilla es 777.</w:t>
+        <w:t xml:space="preserve">Las cifras de simulación y de caracterización analógica de esta sección se generan mediante un único guion de experimentos, que ejecuta el núcleo de software y vuelca sus resultados en un archivo. Los conteos de robustez y de cobertura de pruebas proceden del código de las propias suites, y la huella de recursos, de la compilación del firmware; todos ellos se reproducen ejecutando el proyecto. Salvo indicación contraria, la semilla es 777.</w:t>
       </w:r>
     </w:p>
     <w:p>
@@ -4073,28 +3857,15 @@
         <w:t xml:space="preserve"> </w:t>
       </w:r>
       <w:r>
-        <w:t xml:space="preserve">Las figuras y tablas que siguen describen el comportamiento del</w:t>
-      </w:r>
-      <w:r>
-        <w:t xml:space="preserve"> </w:t>
-      </w:r>
-      <w:r>
-        <w:rPr>
-          <w:bCs/>
-          <w:b/>
-        </w:rPr>
-        <w:t xml:space="preserve">sistema</w:t>
-      </w:r>
-      <w:r>
-        <w:t xml:space="preserve">, obtenido por simulación determinista de su lógica y por medición sobre su implementación.</w:t>
-      </w:r>
-      <w:r>
-        <w:t xml:space="preserve"> </w:t>
-      </w:r>
-      <w:r>
-        <w:rPr>
-          <w:bCs/>
-          <w:b/>
+        <w:t xml:space="preserve">Las figuras y tablas que siguen describen el comportamiento del sistema, obtenido por simulación determinista de su lógica y por medición sobre su implementación.</w:t>
+      </w:r>
+      <w:r>
+        <w:t xml:space="preserve"> </w:t>
+      </w:r>
+      <w:r>
+        <w:rPr>
+          <w:iCs/>
+          <w:i/>
         </w:rPr>
         <w:t xml:space="preserve">No son datos obtenidos con pacientes</w:t>
       </w:r>
@@ -4181,7 +3952,7 @@
         <w:pStyle w:val="BodyText"/>
       </w:pPr>
       <w:r>
-        <w:t xml:space="preserve">Este resultado, aparentemente modesto, es la condición de posibilidad de todos los demás: si el sistema no fuese reproducible, ninguna cifra de las siguientes secciones podría verificarse de forma independiente. El determinismo convierte cada figura de este artículo en un experimento repetible por cualquier lector que disponga del código y de la semilla.</w:t>
+        <w:t xml:space="preserve">De este resultado dependen todos los demás: si el sistema no fuese reproducible, ninguna cifra de las secciones siguientes podría verificarse de forma independiente. El determinismo permite que cualquier lector que disponga del código y de la semilla repita los experimentos aquí reportados.</w:t>
       </w:r>
     </w:p>
     <w:bookmarkEnd w:id="54"/>
@@ -4226,20 +3997,7 @@
         <w:pStyle w:val="BodyText"/>
       </w:pPr>
       <w:r>
-        <w:t xml:space="preserve">Dos de los ocho escenarios se verifican en modo</w:t>
-      </w:r>
-      <w:r>
-        <w:t xml:space="preserve"> </w:t>
-      </w:r>
-      <w:r>
-        <w:rPr>
-          <w:bCs/>
-          <w:b/>
-        </w:rPr>
-        <w:t xml:space="preserve">estricto</w:t>
-      </w:r>
-      <w:r>
-        <w:t xml:space="preserve">: la traza emitida debe coincidir con la esperada elemento a elemento, sin eventos intermedios ni omisiones. Los seis restantes exigen que la traza esperada aparezca como subsecuencia ordenada de la emitida. Los ocho escenarios se ejecutan contra la biblioteca compilada desde el mismo código fuente que se carga en el microcontrolador, y los ocho pasan. Dado que no existen dos implementaciones de la lógica, este resultado no debe leerse como una comparación entre dos sistemas que coinciden, sino como la verificación de que el único sistema existente se comporta según su especificación en ambos destinos de compilación.</w:t>
+        <w:t xml:space="preserve">Dos de los ocho escenarios se verifican en modo estricto: la traza emitida debe coincidir con la esperada elemento a elemento, sin eventos intermedios ni omisiones. Los seis restantes exigen que la traza esperada aparezca como subsecuencia ordenada de la emitida. Los ocho escenarios se ejecutan contra la biblioteca compilada desde el mismo código fuente que se carga en el microcontrolador, y los ocho pasan. Dado que no existen dos implementaciones de la lógica, este resultado no debe leerse como una comparación entre dos sistemas que coinciden, sino como la verificación de que el único sistema existente se comporta según su especificación en ambos destinos de compilación.</w:t>
       </w:r>
     </w:p>
     <w:bookmarkEnd w:id="55"/>
@@ -4266,39 +4024,7 @@
         <w:pStyle w:val="FirstParagraph"/>
       </w:pPr>
       <w:r>
-        <w:t xml:space="preserve">Se ejecutó un barrido de la habilidad del jugador simulado de 0 % a 100 %, en incrementos de 10 puntos, sobre el nivel 2 de cada modo. La tasa de acierto de la sesión crece de forma monótona con la habilidad en los tres modos, y la dirección recomendada por el sistema sigue coherentemente al desempeño: recomienda</w:t>
-      </w:r>
-      <w:r>
-        <w:t xml:space="preserve"> </w:t>
-      </w:r>
-      <w:r>
-        <w:rPr>
-          <w:bCs/>
-          <w:b/>
-        </w:rPr>
-        <w:t xml:space="preserve">bajar</w:t>
-      </w:r>
-      <w:r>
-        <w:t xml:space="preserve"> </w:t>
-      </w:r>
-      <w:r>
-        <w:t xml:space="preserve">el nivel ante habilidades bajas y</w:t>
-      </w:r>
-      <w:r>
-        <w:t xml:space="preserve"> </w:t>
-      </w:r>
-      <w:r>
-        <w:rPr>
-          <w:bCs/>
-          <w:b/>
-        </w:rPr>
-        <w:t xml:space="preserve">subir</w:t>
-      </w:r>
-      <w:r>
-        <w:t xml:space="preserve"> </w:t>
-      </w:r>
-      <w:r>
-        <w:t xml:space="preserve">ante habilidades altas.</w:t>
+        <w:t xml:space="preserve">Se ejecutó un barrido de la habilidad del jugador simulado de 0 % a 100 %, en incrementos de 10 puntos, sobre el nivel 2 de cada modo. La tasa de acierto de la sesión crece de forma monótona con la habilidad en los tres modos, y la dirección recomendada por el sistema sigue coherentemente al desempeño: recomienda bajar el nivel ante habilidades bajas y subir ante habilidades altas.</w:t>
       </w:r>
     </w:p>
     <w:p>
@@ -4314,33 +4040,7 @@
         <w:pStyle w:val="BodyText"/>
       </w:pPr>
       <w:r>
-        <w:t xml:space="preserve">Conviene evitar aquí una lectura errónea de la figura. El eje vertical representa la tasa de acierto de la</w:t>
-      </w:r>
-      <w:r>
-        <w:t xml:space="preserve"> </w:t>
-      </w:r>
-      <w:r>
-        <w:rPr>
-          <w:bCs/>
-          <w:b/>
-        </w:rPr>
-        <w:t xml:space="preserve">sesión completa</w:t>
-      </w:r>
-      <w:r>
-        <w:t xml:space="preserve">, mientras que la dirección recomendada se calcula sobre la</w:t>
-      </w:r>
-      <w:r>
-        <w:t xml:space="preserve"> </w:t>
-      </w:r>
-      <w:r>
-        <w:rPr>
-          <w:bCs/>
-          <w:b/>
-        </w:rPr>
-        <w:t xml:space="preserve">ventana de las cuatro últimas rondas</w:t>
-      </w:r>
-      <w:r>
-        <w:t xml:space="preserve">. Ambas magnitudes no tienen por qué coincidir: con una habilidad del 40 %, la sesión cierra con un 62,5 % de aciertos y, sin embargo, el sistema recomienda subir, porque las cuatro rondas finales alcanzaron el umbral del 75 %. La figura describe el desempeño global; la recomendación responde al desempeño reciente, que es justamente lo que interesa a un mecanismo adaptativo.</w:t>
+        <w:t xml:space="preserve">La figura admite una lectura errónea que interesa precisar. El eje vertical representa la tasa de acierto de la sesión completa, mientras que la dirección recomendada se calcula sobre la ventana de las cuatro últimas rondas. Ambas magnitudes no tienen por qué coincidir: con una habilidad del 40 %, la sesión cierra con un 62,5 % de aciertos y, aun así, el sistema recomienda subir, porque las cuatro rondas finales alcanzaron el umbral del 75 %. La figura describe el desempeño global; la recomendación responde al desempeño reciente, que es lo que interesa a un mecanismo adaptativo.</w:t>
       </w:r>
     </w:p>
     <w:p>
@@ -4350,14 +4050,14 @@
       <w:r>
         <w:drawing>
           <wp:inline>
-            <wp:extent cx="5334000" cy="3556000"/>
+            <wp:extent cx="5334000" cy="4113764"/>
             <wp:effectExtent b="0" l="0" r="0" t="0"/>
             <wp:docPr descr="Recomendación adaptativa frente al desempeño en el modo de velocidad, nivel 2. La curva muestra la tasa de acierto de la sesión en función de la habilidad del jugador simulado; el color de cada punto indica la dirección recomendada por el sistema. Simulación determinista." title="" id="57" name="Picture"/>
             <a:graphic>
               <a:graphicData uri="http://schemas.openxmlformats.org/drawingml/2006/picture">
                 <pic:pic>
                   <pic:nvPicPr>
-                    <pic:cNvPr descr="../evidencia/E2_adaptacion.png" id="58" name="Picture"/>
+                    <pic:cNvPr descr="../evidencia/E3_adaptacion.png" id="58" name="Picture"/>
                     <pic:cNvPicPr>
                       <a:picLocks noChangeArrowheads="1" noChangeAspect="1"/>
                     </pic:cNvPicPr>
@@ -4371,7 +4071,7 @@
                   <pic:spPr bwMode="auto">
                     <a:xfrm>
                       <a:off x="0" y="0"/>
-                      <a:ext cx="5334000" cy="3556000"/>
+                      <a:ext cx="5334000" cy="4113764"/>
                     </a:xfrm>
                     <a:prstGeom prst="rect">
                       <a:avLst/>
@@ -4431,7 +4131,7 @@
         <w:t xml:space="preserve"> </w:t>
       </w:r>
       <w:r>
-        <w:t xml:space="preserve">pasos de la secuencia. La exigencia efectiva es, por tanto, considerablemente mayor en estos dos modos: con una habilidad del 70 %, el jugador simulado alcanza el 75 % de aciertos en velocidad, el 67 % en equilibrio y solo el 40 % en memoria. Esta observación, lejos de ser un defecto, describe con precisión el papel de cada modo: el de memoria es el más exigente porque acumula la demanda a lo largo de una secuencia. La sección E6 convierte esta observación cualitativa en una predicción cuantitativa y la somete a contraste.</w:t>
+        <w:t xml:space="preserve">pasos de la secuencia. La exigencia efectiva es, por tanto, considerablemente mayor en estos dos modos: con una habilidad del 70 %, el jugador simulado alcanza el 75 % de aciertos en velocidad, el 67 % en equilibrio y solo el 40 % en memoria. El comportamiento no constituye un defecto, sino la expresión del papel de cada modo: el de memoria es el más exigente porque acumula la demanda a lo largo de una secuencia. La sección E6 traduce esta observación cualitativa en una predicción cuantitativa y la somete a contraste.</w:t>
       </w:r>
     </w:p>
     <w:bookmarkEnd w:id="59"/>
@@ -5307,7 +5007,7 @@
         <w:pStyle w:val="BodyText"/>
       </w:pPr>
       <w:r>
-        <w:t xml:space="preserve">En el modo de memoria el patrón es distinto y revelador. El número de aciertos por sesión es constante e igual a cuatro en los cuatro niveles, porque por construcción la sesión termina cuando la secuencia alcanza su longitud final, tres elementos por encima de la inicial. Lo que crece con el nivel no es el número de aciertos sino el de errores necesarios para llegar hasta allí: de uno en el nivel 1 a nueve en el nivel 4. La dificultad se manifiesta como costo de intentos, no como duración.</w:t>
+        <w:t xml:space="preserve">En el modo de memoria el patrón es distinto. El número de aciertos por sesión es constante e igual a cuatro en los cuatro niveles, porque por construcción la sesión termina cuando la secuencia alcanza su longitud final, tres elementos por encima de la inicial. Lo que crece con el nivel no es el número de aciertos, sino el de errores necesarios para llegar hasta allí: de uno en el nivel 1 a nueve en el nivel 4. La dificultad se manifiesta, pues, como costo de intentos y no como duración de la sesión.</w:t>
       </w:r>
     </w:p>
     <w:p>
@@ -5405,7 +5105,7 @@
         <w:pStyle w:val="BodyText"/>
       </w:pPr>
       <w:r>
-        <w:t xml:space="preserve">En los tres modos, el jugador hábil escala 1→2→3→4 en tres sesiones y se estabiliza en el máximo, mientras que el jugador con dificultad desciende 4→3→2→1 y se estabiliza en el mínimo. La saturación en los extremos es la conducta correcta: el recomendador degrada su propuesta a «mantener» cuando el nivel acotado coincide con el vigente, de modo que no propone cambios imposibles.</w:t>
+        <w:t xml:space="preserve">En los tres modos, el jugador hábil escala del nivel 1 al 4 en tres sesiones y se estabiliza en el máximo, mientras que el jugador con dificultad desciende del 4 al 1 y se estabiliza en el mínimo. La saturación en los extremos es la conducta correcta: el recomendador degrada su propuesta a «mantener» cuando el nivel acotado coincide con el vigente, de modo que no propone cambios imposibles.</w:t>
       </w:r>
     </w:p>
     <w:p>
@@ -5413,23 +5113,7 @@
         <w:pStyle w:val="BodyText"/>
       </w:pPr>
       <w:r>
-        <w:t xml:space="preserve">Conviene recordar la salvedad de diseño: esta trayectoria se obtiene</w:t>
-      </w:r>
-      <w:r>
-        <w:t xml:space="preserve"> </w:t>
-      </w:r>
-      <w:r>
-        <w:rPr>
-          <w:bCs/>
-          <w:b/>
-        </w:rPr>
-        <w:t xml:space="preserve">aplicando</w:t>
-      </w:r>
-      <w:r>
-        <w:t xml:space="preserve"> </w:t>
-      </w:r>
-      <w:r>
-        <w:t xml:space="preserve">cada recomendación, cosa que en operación real hace el terapeuta, no el sistema. La figura describe, pues, el comportamiento del recomendador si sus sugerencias se aceptasen siempre, que es el escenario límite útil para caracterizarlo.</w:t>
+        <w:t xml:space="preserve">Debe recordarse la salvedad de diseño: esta trayectoria se obtiene aplicando cada recomendación, cosa que en operación real hace el terapeuta y no el sistema. La figura describe, pues, el comportamiento del recomendador si sus sugerencias se aceptasen siempre, que es el escenario límite útil para caracterizarlo.</w:t>
       </w:r>
     </w:p>
     <w:bookmarkEnd w:id="64"/>
@@ -5456,20 +5140,7 @@
         <w:pStyle w:val="FirstParagraph"/>
       </w:pPr>
       <w:r>
-        <w:t xml:space="preserve">Las evidencias anteriores muestran que el mecanismo de adaptación se comporta</w:t>
-      </w:r>
-      <w:r>
-        <w:t xml:space="preserve"> </w:t>
-      </w:r>
-      <w:r>
-        <w:rPr>
-          <w:iCs/>
-          <w:i/>
-        </w:rPr>
-        <w:t xml:space="preserve">como cabría esperar</w:t>
-      </w:r>
-      <w:r>
-        <w:t xml:space="preserve">. Esta sección da un paso más y verifica que implementa exactamente la regla que se le atribuye.</w:t>
+        <w:t xml:space="preserve">Las evidencias anteriores muestran que el mecanismo de adaptación se comporta como cabría esperar. Esta sección verifica, además, que implementa exactamente la regla que se le atribuye.</w:t>
       </w:r>
     </w:p>
     <w:p>
@@ -7086,23 +6757,7 @@
         <w:pStyle w:val="BodyText"/>
       </w:pPr>
       <w:r>
-        <w:t xml:space="preserve">Los</w:t>
-      </w:r>
-      <w:r>
-        <w:t xml:space="preserve"> </w:t>
-      </w:r>
-      <w:r>
-        <w:rPr>
-          <w:bCs/>
-          <w:b/>
-        </w:rPr>
-        <w:t xml:space="preserve">once puntos</w:t>
-      </w:r>
-      <w:r>
-        <w:t xml:space="preserve"> </w:t>
-      </w:r>
-      <w:r>
-        <w:t xml:space="preserve">medidos contienen la predicción teórica dentro de su intervalo de confianza del 95 %. En el modo de memoria, además, la medición se estratificó por longitud de secuencia, lo que permite comprobar la ley</w:t>
+        <w:t xml:space="preserve">Los once puntos medidos contienen la predicción teórica dentro de su intervalo de confianza del 95 %. En el modo de memoria, además, la medición se estratificó por longitud de secuencia, lo que permite comprobar la ley</w:t>
       </w:r>
       <w:r>
         <w:t xml:space="preserve"> </w:t>
@@ -7133,23 +6788,7 @@
         <w:pStyle w:val="BodyText"/>
       </w:pPr>
       <w:r>
-        <w:t xml:space="preserve">El significado de este resultado merece precisarse. No demuestra que el sistema sea terapéuticamente eficaz, ni que la dificultad esté bien calibrada para un niño real. Demuestra algo más modesto y, para un dispositivo destinado a uso clínico, más fundamental: que el comportamiento observable del motor coincide con el modelo formal de su regla de dificultad. Es la diferencia entre afirmar que un mecanismo</w:t>
-      </w:r>
-      <w:r>
-        <w:t xml:space="preserve"> </w:t>
-      </w:r>
-      <w:r>
-        <w:rPr>
-          <w:iCs/>
-          <w:i/>
-        </w:rPr>
-        <w:t xml:space="preserve">parece</w:t>
-      </w:r>
-      <w:r>
-        <w:t xml:space="preserve"> </w:t>
-      </w:r>
-      <w:r>
-        <w:t xml:space="preserve">funcionar y verificar que hace lo que su especificación dice.</w:t>
+        <w:t xml:space="preserve">El alcance de este resultado debe precisarse. No demuestra que el sistema sea terapéuticamente eficaz, ni que la dificultad esté bien calibrada para un niño real: establece que el comportamiento observable del motor coincide con el modelo formal de su regla de dificultad. Se trata de una propiedad más limitada que la eficacia clínica, pero necesaria en un dispositivo destinado a uso terapéutico, pues distingue un mecanismo cuyo funcionamiento se presume de uno cuyo funcionamiento se ha comprobado frente a su especificación.</w:t>
       </w:r>
     </w:p>
     <w:bookmarkEnd w:id="68"/>
@@ -7184,55 +6823,7 @@
         <w:pStyle w:val="BodyText"/>
       </w:pPr>
       <w:r>
-        <w:t xml:space="preserve">El sistema se sometió por ello a un conjunto de pruebas de entradas aleatorias. El analizador del protocolo en C++ —el mismo que se ejecuta en el microcontrolador— procesó</w:t>
-      </w:r>
-      <w:r>
-        <w:t xml:space="preserve"> </w:t>
-      </w:r>
-      <w:r>
-        <w:rPr>
-          <w:bCs/>
-          <w:b/>
-        </w:rPr>
-        <w:t xml:space="preserve">40 000 líneas</w:t>
-      </w:r>
-      <w:r>
-        <w:t xml:space="preserve"> </w:t>
-      </w:r>
-      <w:r>
-        <w:t xml:space="preserve">generadas de forma pseudoaleatoria y determinista (20 000 contra el analizador de comandos y 20 000 contra el de eventos), más 18 fragmentos construidos a mano con valores extremos, entre ellos enteros de treinta dígitos y valores en los límites del rango representable. El analizador del lado del PC procesó</w:t>
-      </w:r>
-      <w:r>
-        <w:t xml:space="preserve"> </w:t>
-      </w:r>
-      <w:r>
-        <w:rPr>
-          <w:bCs/>
-          <w:b/>
-        </w:rPr>
-        <w:t xml:space="preserve">18 000 líneas</w:t>
-      </w:r>
-      <w:r>
-        <w:t xml:space="preserve"> </w:t>
-      </w:r>
-      <w:r>
-        <w:t xml:space="preserve">basura reproducibles, y la interfaz gráfica se sometió a un generador de eventos aleatorios que ejecutó</w:t>
-      </w:r>
-      <w:r>
-        <w:t xml:space="preserve"> </w:t>
-      </w:r>
-      <w:r>
-        <w:rPr>
-          <w:bCs/>
-          <w:b/>
-        </w:rPr>
-        <w:t xml:space="preserve">15 000 acciones</w:t>
-      </w:r>
-      <w:r>
-        <w:t xml:space="preserve"> </w:t>
-      </w:r>
-      <w:r>
-        <w:t xml:space="preserve">de usuario —iniciar, detener, pausar, cambiar de modo y de nivel, pisar casillas, cambiar de pestaña— repartidas en tres semillas.</w:t>
+        <w:t xml:space="preserve">El sistema se sometió por ello a un conjunto de pruebas de entradas aleatorias. El analizador del protocolo en C++ —el mismo que se ejecuta en el microcontrolador— procesó 40 000 líneas generadas de forma pseudoaleatoria y determinista (20 000 contra el analizador de comandos y 20 000 contra el de eventos), más 18 fragmentos construidos a mano con valores extremos, entre ellos enteros de treinta dígitos y valores en los límites del rango representable. El analizador del lado del PC procesó 18 000 líneas basura reproducibles, y la interfaz gráfica se sometió a un generador de eventos aleatorios que ejecutó 15 000 acciones de usuario —iniciar, detener, pausar, cambiar de modo y de nivel, pisar casillas, cambiar de pestaña— repartidas en tres semillas.</w:t>
       </w:r>
     </w:p>
     <w:p>
@@ -7240,7 +6831,7 @@
         <w:pStyle w:val="BodyText"/>
       </w:pPr>
       <w:r>
-        <w:t xml:space="preserve">Ninguna de estas pruebas produjo una excepción no controlada ni una terminación anómala. Los hallazgos que motivaron este esfuerzo fueron reales y se corrigieron: el analizador original empleaba conversiones de la biblioteca estándar que lanzaban excepción ante enteros fuera de rango, y la aplicación de escritorio podía morir por un error interno en un manejador de eventos. La suite de pruebas del proyecto comprende hoy 52 casos con 2174 aserciones en C++ y 135 pruebas en Python.</w:t>
+        <w:t xml:space="preserve">Ninguna de estas pruebas produjo una excepción no controlada ni una terminación anómala. Los hallazgos que motivaron este esfuerzo fueron reales y se corrigieron: el analizador original empleaba conversiones de la biblioteca estándar que lanzaban excepción ante enteros fuera de rango, y la aplicación de escritorio podía morir por un error interno en un manejador de eventos. La suite de pruebas del proyecto comprende 52 casos con 2174 aserciones en C++ y 137 pruebas en Python.</w:t>
       </w:r>
     </w:p>
     <w:bookmarkEnd w:id="69"/>
@@ -7267,20 +6858,7 @@
         <w:pStyle w:val="FirstParagraph"/>
       </w:pPr>
       <w:r>
-        <w:t xml:space="preserve">Se midió el costo de cómputo del núcleo compilado con optimización sobre un procesador Intel Core i7-1355U, ejercitando directamente la máquina de estados y serializando cada evento emitido como haría el firmware. A diferencia del resto de las evidencias, esta medición</w:t>
-      </w:r>
-      <w:r>
-        <w:t xml:space="preserve"> </w:t>
-      </w:r>
-      <w:r>
-        <w:rPr>
-          <w:bCs/>
-          <w:b/>
-        </w:rPr>
-        <w:t xml:space="preserve">no es determinista</w:t>
-      </w:r>
-      <w:r>
-        <w:t xml:space="preserve">: depende del procesador y de la carga de la máquina. Se reporta, por tanto, como mediana de siete ejecuciones, con su rango observado.</w:t>
+        <w:t xml:space="preserve">Se midió el costo de cómputo del núcleo compilado con optimización sobre un procesador Intel Core i7-1355U, ejercitando directamente la máquina de estados y serializando cada evento emitido como haría el firmware. A diferencia del resto de las evidencias, esta medición no es determinista: depende del procesador y de la carga de la máquina. El guion la calcula como mediana de siete ejecuciones, con su rango observado, y la registra en el archivo de resultados.</w:t>
       </w:r>
     </w:p>
     <w:p>
@@ -7288,67 +6866,7 @@
         <w:pStyle w:val="BodyText"/>
       </w:pPr>
       <w:r>
-        <w:t xml:space="preserve">Por ser medidas de tiempo de ejecución, estas cifras dependen del procesador y de la carga de la máquina, y varían entre ejecuciones; se informan, por tanto, como órdenes de magnitud y no como valores exactos, y los datos puntuales de la última corrida quedan registrados en</w:t>
-      </w:r>
-      <w:r>
-        <w:t xml:space="preserve"> </w:t>
-      </w:r>
-      <w:r>
-        <w:rPr>
-          <w:rStyle w:val="VerbatimChar"/>
-        </w:rPr>
-        <w:t xml:space="preserve">resultados.json</w:t>
-      </w:r>
-      <w:r>
-        <w:t xml:space="preserve">. Un ciclo de avance temporal sin transiciones cuesta</w:t>
-      </w:r>
-      <w:r>
-        <w:t xml:space="preserve"> </w:t>
-      </w:r>
-      <w:r>
-        <w:rPr>
-          <w:bCs/>
-          <w:b/>
-        </w:rPr>
-        <w:t xml:space="preserve">unos pocos nanosegundos</w:t>
-      </w:r>
-      <w:r>
-        <w:t xml:space="preserve"> </w:t>
-      </w:r>
-      <w:r>
-        <w:t xml:space="preserve">(mediana en torno a 5 ns). Una pisada que sí produce eventos —encendido o apagado de casilla, sonido, puntuación y, cuando corresponde, recomendación— cuesta</w:t>
-      </w:r>
-      <w:r>
-        <w:t xml:space="preserve"> </w:t>
-      </w:r>
-      <w:r>
-        <w:rPr>
-          <w:bCs/>
-          <w:b/>
-        </w:rPr>
-        <w:t xml:space="preserve">alrededor de medio microsegundo</w:t>
-      </w:r>
-      <w:r>
-        <w:t xml:space="preserve"> </w:t>
-      </w:r>
-      <w:r>
-        <w:t xml:space="preserve">(mediana en el entorno de 450–500 ns), promediada sobre 240 000 pisadas efectivas por ejecución. Una sesión completa del modo de velocidad en nivel 4, con sus doce rondas, se resuelve en</w:t>
-      </w:r>
-      <w:r>
-        <w:t xml:space="preserve"> </w:t>
-      </w:r>
-      <w:r>
-        <w:rPr>
-          <w:bCs/>
-          <w:b/>
-        </w:rPr>
-        <w:t xml:space="preserve">unos pocos microsegundos</w:t>
-      </w:r>
-      <w:r>
-        <w:t xml:space="preserve"> </w:t>
-      </w:r>
-      <w:r>
-        <w:t xml:space="preserve">(mediana cercana a 6 µs).</w:t>
+        <w:t xml:space="preserve">Por depender del procesador y de la carga de la máquina, estas cifras varían entre ejecuciones; se informan como órdenes de magnitud y no como valores exactos, y los valores puntuales de cada corrida quedan registrados en el archivo de resultados. Un ciclo de avance temporal sin transiciones cuesta unos pocos nanosegundos. Una pisada que produce eventos (encendido o apagado de casilla, sonido, puntuación y, cuando corresponde, recomendación) cuesta una fracción de microsegundo, promediada sobre 240 000 pisadas efectivas por ejecución. Una sesión completa del modo de velocidad en nivel 4, con sus doce rondas, se resuelve en unos pocos microsegundos.</w:t>
       </w:r>
     </w:p>
     <w:p>
@@ -7356,20 +6874,7 @@
         <w:pStyle w:val="BodyText"/>
       </w:pPr>
       <w:r>
-        <w:t xml:space="preserve">Estas cifras deben leerse con cuidado. Corresponden a un procesador de PC, no al microcontrolador, y</w:t>
-      </w:r>
-      <w:r>
-        <w:t xml:space="preserve"> </w:t>
-      </w:r>
-      <w:r>
-        <w:rPr>
-          <w:bCs/>
-          <w:b/>
-        </w:rPr>
-        <w:t xml:space="preserve">no constituyen la latencia del lazo de interacción física</w:t>
-      </w:r>
-      <w:r>
-        <w:t xml:space="preserve">, que incluye el tiempo de conversión analógico-digital, el filtrado de la pisada y la conmutación de los diodos, y que solo puede medirse sobre el prototipo instrumentado (evidencia E10, pendiente). Lo que sí establecen es que el costo de la lógica es más de seis órdenes de magnitud inferior a la escala temporal del juego —cuya ventana de reacción más exigente es de 1000 ms, frente al medio microsegundo que cuesta procesar una pisada— y que, por tanto, el núcleo no puede constituir el cuello de botella del lazo de interacción.</w:t>
+        <w:t xml:space="preserve">Estas cifras deben leerse con cuidado. Corresponden a un procesador de PC, no al microcontrolador, y no constituyen la latencia del lazo de interacción física, que incluye el tiempo de conversión analógico-digital, el filtrado de la pisada y la conmutación de los diodos, y que solo puede medirse sobre el prototipo instrumentado (evidencia E10, pendiente). Lo que sí establecen es que el costo de la lógica es más de cinco órdenes de magnitud inferior a la escala temporal del juego, cuya ventana de reacción más exigente es de 1000 ms frente al microsegundo escaso que cuesta procesar una pisada, y que, por tanto, el núcleo no puede constituir el cuello de botella del lazo de interacción.</w:t>
       </w:r>
     </w:p>
     <w:p>
@@ -7377,39 +6882,7 @@
         <w:pStyle w:val="BodyText"/>
       </w:pPr>
       <w:r>
-        <w:t xml:space="preserve">Respecto a la huella en el dispositivo, la compilación del firmware para el ESP32 ocupa</w:t>
-      </w:r>
-      <w:r>
-        <w:t xml:space="preserve"> </w:t>
-      </w:r>
-      <w:r>
-        <w:rPr>
-          <w:bCs/>
-          <w:b/>
-        </w:rPr>
-        <w:t xml:space="preserve">60,2 %</w:t>
-      </w:r>
-      <w:r>
-        <w:t xml:space="preserve"> </w:t>
-      </w:r>
-      <w:r>
-        <w:t xml:space="preserve">de la memoria de programa (788 501 de 1 310 720 bytes) y</w:t>
-      </w:r>
-      <w:r>
-        <w:t xml:space="preserve"> </w:t>
-      </w:r>
-      <w:r>
-        <w:rPr>
-          <w:bCs/>
-          <w:b/>
-        </w:rPr>
-        <w:t xml:space="preserve">13,8 %</w:t>
-      </w:r>
-      <w:r>
-        <w:t xml:space="preserve"> </w:t>
-      </w:r>
-      <w:r>
-        <w:t xml:space="preserve">de la memoria de datos (45 324 de 327 680 bytes), lo que deja margen suficiente para las extensiones previstas.</w:t>
+        <w:t xml:space="preserve">Respecto a la huella en el dispositivo, la compilación del firmware para el ESP32 ocupa 60,2 % de la memoria de programa (788 501 de 1 310 720 bytes) y 13,8 % de la memoria de datos (45 324 de 327 680 bytes), lo que deja margen suficiente para las extensiones previstas.</w:t>
       </w:r>
     </w:p>
     <w:bookmarkEnd w:id="70"/>
@@ -7674,49 +7147,7 @@
         <w:pStyle w:val="BodyText"/>
       </w:pPr>
       <w:r>
-        <w:t xml:space="preserve">El resultado de interés práctico es la traducción del umbral. El firmware considera pisada toda lectura superior a 2000 cuentas de las 4095 del convertidor, lo que equivale a</w:t>
-      </w:r>
-      <w:r>
-        <w:t xml:space="preserve"> </w:t>
-      </w:r>
-      <w:r>
-        <w:rPr>
-          <w:bCs/>
-          <w:b/>
-        </w:rPr>
-        <w:t xml:space="preserve">1,61 V</w:t>
-      </w:r>
-      <w:r>
-        <w:t xml:space="preserve"> </w:t>
-      </w:r>
-      <w:r>
-        <w:t xml:space="preserve">en el nodo. Según la curva, esa tensión se alcanza cuando la resistencia del sensor desciende hasta</w:t>
-      </w:r>
-      <w:r>
-        <w:t xml:space="preserve"> </w:t>
-      </w:r>
-      <w:r>
-        <w:rPr>
-          <w:bCs/>
-          <w:b/>
-        </w:rPr>
-        <w:t xml:space="preserve">10,5 kΩ</w:t>
-      </w:r>
-      <w:r>
-        <w:t xml:space="preserve">, valor muy próximo a la resistencia de la carga fija, como corresponde a un divisor equilibrado. Dicho de otro modo, el umbral vigente exige que la pisada haga descender la resistencia del sensor hasta el orden de la resistencia de carga. Cuánto vale esa resistencia sin fuerza aplicada —y qué fuerza se necesita para llevarla a 10,5 kΩ— es un dato que este trabajo</w:t>
-      </w:r>
-      <w:r>
-        <w:t xml:space="preserve"> </w:t>
-      </w:r>
-      <w:r>
-        <w:rPr>
-          <w:bCs/>
-          <w:b/>
-        </w:rPr>
-        <w:t xml:space="preserve">no ha medido</w:t>
-      </w:r>
-      <w:r>
-        <w:t xml:space="preserve">: el barrido de la Figura 7 se extiende hasta 10 MΩ como rango de exploración, no como valor característico del sensor. Fijar el umbral definitivo exige, por tanto, caracterizar el sensor sobre el prototipo instrumentado (evidencia E11, pendiente). Lo que la simulación aporta es la traducción exacta entre umbral digital y resistencia, que convierte esa caracterización en una única medida de contraste en lugar de una búsqueda a ciegas.</w:t>
+        <w:t xml:space="preserve">El resultado de interés práctico es la traducción del umbral. El firmware considera pisada toda lectura superior a 2000 cuentas de las 4095 del convertidor, lo que equivale a 1,61 V en el nodo. Según la curva, esa tensión se alcanza cuando la resistencia del sensor desciende hasta 10,5 kΩ, valor muy próximo a la resistencia de la carga fija, como corresponde a un divisor equilibrado. El umbral vigente exige, por tanto, que la pisada haga descender la resistencia del sensor hasta el orden de la resistencia de carga. Cuánto vale esa resistencia sin fuerza aplicada —y qué fuerza se necesita para llevarla a 10,5 kΩ— es un dato que este trabajo no ha medido: el barrido de la Figura 7 se extiende hasta 10 MΩ como rango de exploración, no como valor característico del sensor. Fijar el umbral definitivo exige, por tanto, caracterizar el sensor sobre el prototipo instrumentado (evidencia E11, pendiente). Lo que la simulación aporta es la traducción exacta entre umbral digital y resistencia, que convierte esa caracterización en una única medida de contraste en lugar de una búsqueda a ciegas.</w:t>
       </w:r>
     </w:p>
     <w:p>
@@ -7767,23 +7198,7 @@
         <w:pStyle w:val="BodyText"/>
       </w:pPr>
       <w:r>
-        <w:t xml:space="preserve">La calibración del umbral de detección de los sensores se encuentra</w:t>
-      </w:r>
-      <w:r>
-        <w:t xml:space="preserve"> </w:t>
-      </w:r>
-      <w:r>
-        <w:rPr>
-          <w:bCs/>
-          <w:b/>
-        </w:rPr>
-        <w:t xml:space="preserve">en curso</w:t>
-      </w:r>
-      <w:r>
-        <w:t xml:space="preserve"> </w:t>
-      </w:r>
-      <w:r>
-        <w:t xml:space="preserve">en el momento de redactar este artículo. En consecuencia, las evidencias E10 —latencia del lazo físico— y E11 —fiabilidad de detección y umbral de activación— no se reportan aquí. El instrumental de captura necesario para obtenerlas forma parte del sistema y está operativo: el programa de monitoreo registra cada pisada con su marca temporal, y se dispone de un modo de firmware específico que expone por el enlace serie los valores crudos de conversión de los seis canales, así como de una herramienta que emite un veredicto por casilla a partir de los eventos almacenados. Su ejecución queda supeditada a la finalización de la calibración.</w:t>
+        <w:t xml:space="preserve">La calibración del umbral de detección de los sensores se encuentra en curso en el momento de redactar este artículo. En consecuencia, las evidencias E10 —latencia del lazo físico— y E11 —fiabilidad de detección y umbral de activación— no se reportan aquí. El instrumental de captura necesario para obtenerlas forma parte del sistema y está operativo: el programa de monitoreo registra cada pisada con su marca temporal, y se dispone de un modo de firmware específico que expone por el enlace serie los valores crudos de conversión de los seis canales, así como de una herramienta que emite un veredicto por casilla a partir de los eventos almacenados. Su ejecución queda supeditada a la finalización de la calibración.</w:t>
       </w:r>
     </w:p>
     <w:bookmarkEnd w:id="75"/>
@@ -7803,6 +7218,14 @@
       </w:r>
       <w:r>
         <w:t xml:space="preserve">Trazabilidad objetivo–evidencia</w:t>
+      </w:r>
+    </w:p>
+    <w:p>
+      <w:pPr>
+        <w:pStyle w:val="FirstParagraph"/>
+      </w:pPr>
+      <w:r>
+        <w:t xml:space="preserve">La Tabla 6 asocia cada objetivo específico del proyecto con las evidencias que lo respaldan y con el estado de su validación.</w:t>
       </w:r>
     </w:p>
     <w:p>
@@ -8015,7 +7438,7 @@
         <w:pStyle w:val="BodyText"/>
       </w:pPr>
       <w:r>
-        <w:t xml:space="preserve">El determinismo de la lógica (E1) garantiza que el comportamiento del sistema es reproducible y auditable, condición necesaria para que cualquier evidencia funcional sea verificable por un tercero. Sobre esa base, la equivalencia entre plataformas (E2) elimina una fuente habitual de error en los sistemas embebidos con simulador: la divergencia entre el modelo y el dispositivo. Aquí no puede haber divergencia porque no hay dos artefactos, sino uno solo compilado para dos destinos. Esta decisión de arquitectura, tomada al inicio del proyecto, es la que hace que todo lo demás sea afirmable.</w:t>
+        <w:t xml:space="preserve">El determinismo de la lógica (E1) garantiza que el comportamiento del sistema es reproducible y auditable, condición necesaria para que cualquier evidencia funcional sea verificable por un tercero. Sobre esa base, la equivalencia entre plataformas (E2) elimina una fuente habitual de error en los sistemas embebidos con simulador: la divergencia entre el modelo y el dispositivo. Aquí no puede haber divergencia porque no hay dos artefactos, sino uno solo compilado para dos destinos. Sobre esta decisión de arquitectura, tomada al inicio del proyecto, se sostiene la validez del resto de las evidencias.</w:t>
       </w:r>
     </w:p>
     <w:p>
@@ -8031,7 +7454,7 @@
         <w:pStyle w:val="BodyText"/>
       </w:pPr>
       <w:r>
-        <w:t xml:space="preserve">Un hallazgo no anticipado merece comentario. La estructura de cada modo determina cómo la habilidad del usuario se traduce en tasa de éxito, y lo hace de forma muy desigual: linealmente en el modo de velocidad, exponencialmente con el número de casillas en el de equilibrio y con la longitud de la secuencia en el de memoria. Un mismo umbral de recomendación —el 75 % de aciertos para subir de nivel— significa, por tanto, exigencias muy distintas según el modo. Un niño con una habilidad por pisada del 90 % supera el umbral en velocidad, lo roza en equilibrio con patrones de tres casillas y queda claramente por debajo en memoria con secuencias de seis pasos. La consecuencia práctica es que los umbrales del recomendador deberían, en un desarrollo futuro, especificarse por modo y no de forma global. Esta observación, que ningún ensayo cualitativo habría hecho evidente, emerge directamente de haber contrastado el comportamiento medido con su modelo formal.</w:t>
+        <w:t xml:space="preserve">El contraste dejó además un hallazgo no anticipado. La estructura de cada modo determina cómo la habilidad del usuario se traduce en tasa de éxito, y lo hace de forma muy desigual: linealmente en el modo de velocidad, exponencialmente con el número de casillas en el de equilibrio y con la longitud de la secuencia en el de memoria. Un mismo umbral de recomendación —el 75 % de aciertos para subir de nivel— significa, por tanto, exigencias muy distintas según el modo. Un niño con una habilidad por pisada del 90 % supera el umbral en velocidad, lo roza en equilibrio con patrones de tres casillas y queda claramente por debajo en memoria con secuencias de seis pasos. La consecuencia práctica es que los umbrales del recomendador deberían, en un desarrollo futuro, especificarse por modo y no de forma global. Esta observación, que ningún ensayo cualitativo habría hecho evidente, emerge directamente de haber contrastado el comportamiento medido con su modelo formal.</w:t>
       </w:r>
     </w:p>
     <w:p>
@@ -8121,7 +7544,7 @@
         <w:pStyle w:val="FirstParagraph"/>
       </w:pPr>
       <w:r>
-        <w:t xml:space="preserve">Este trabajo presenta limitaciones que conviene enunciar sin atenuantes.</w:t>
+        <w:t xml:space="preserve">Este trabajo presenta las siguientes limitaciones.</w:t>
       </w:r>
     </w:p>
     <w:p>
@@ -8146,16 +7569,34 @@
       </w:r>
       <w:r>
         <w:rPr>
+          <w:iCs/>
+          <w:i/>
+        </w:rPr>
+        <w:t xml:space="preserve">no permite afirmar nada</w:t>
+      </w:r>
+      <w:r>
+        <w:t xml:space="preserve"> </w:t>
+      </w:r>
+      <w:r>
+        <w:t xml:space="preserve">sobre la experiencia de uso real, la aceptación del dispositivo, su usabilidad, la motivación que genera ni su impacto cognitivo o motor. Ninguna cifra de la sección de resultados debe interpretarse como un indicio de eficacia terapéutica.</w:t>
+      </w:r>
+    </w:p>
+    <w:p>
+      <w:pPr>
+        <w:pStyle w:val="BodyText"/>
+      </w:pPr>
+      <w:r>
+        <w:rPr>
           <w:bCs/>
           <w:b/>
         </w:rPr>
-        <w:t xml:space="preserve">no permite afirmar nada</w:t>
-      </w:r>
-      <w:r>
-        <w:t xml:space="preserve"> </w:t>
-      </w:r>
-      <w:r>
-        <w:t xml:space="preserve">sobre la experiencia de uso real, la aceptación del dispositivo, su usabilidad, la motivación que genera ni su impacto cognitivo o motor. Ninguna cifra de la sección de resultados debe interpretarse como un indicio de eficacia terapéutica.</w:t>
+        <w:t xml:space="preserve">El jugador simulado no es un niño.</w:t>
+      </w:r>
+      <w:r>
+        <w:t xml:space="preserve"> </w:t>
+      </w:r>
+      <w:r>
+        <w:t xml:space="preserve">El modelo de usuario empleado reduce el comportamiento a un único parámetro: la probabilidad de acertar cada pisada, constante e independiente entre pisadas. Un niño real presenta fatiga, aprendizaje intrasesión, variabilidad en el tiempo de reacción, distracción y correlación entre errores consecutivos. El jugador simulado es un instrumento para verificar el sistema, no un modelo del usuario. Las trayectorias de convergencia de la Figura 5 caracterizan al recomendador, no predicen la progresión de ningún niño.</w:t>
       </w:r>
     </w:p>
     <w:p>
@@ -8167,44 +7608,13 @@
           <w:bCs/>
           <w:b/>
         </w:rPr>
-        <w:t xml:space="preserve">El jugador simulado no es un niño.</w:t>
-      </w:r>
-      <w:r>
-        <w:t xml:space="preserve"> </w:t>
-      </w:r>
-      <w:r>
-        <w:t xml:space="preserve">El modelo de usuario empleado reduce el comportamiento a un único parámetro: la probabilidad de acertar cada pisada, constante e independiente entre pisadas. Un niño real presenta fatiga, aprendizaje intrasesión, variabilidad en el tiempo de reacción, distracción y correlación entre errores consecutivos. El jugador simulado es un instrumento para verificar el sistema, no un modelo del usuario. Las trayectorias de convergencia de la Figura 5 caracterizan al recomendador, no predicen la progresión de ningún niño.</w:t>
-      </w:r>
-    </w:p>
-    <w:p>
-      <w:pPr>
-        <w:pStyle w:val="BodyText"/>
-      </w:pPr>
-      <w:r>
-        <w:rPr>
-          <w:bCs/>
-          <w:b/>
-        </w:rPr>
         <w:t xml:space="preserve">La validación de banco física está incompleta.</w:t>
       </w:r>
       <w:r>
         <w:t xml:space="preserve"> </w:t>
       </w:r>
       <w:r>
-        <w:t xml:space="preserve">Las evidencias E10 y E11 —latencia del lazo pisada→retroalimentación y fiabilidad de detección de los sensores— no se reportan porque la calibración del umbral de sensado se encuentra en curso. Hasta disponer de ellas, la afirmación de que el dispositivo detecta correctamente la pisada de un niño</w:t>
-      </w:r>
-      <w:r>
-        <w:t xml:space="preserve"> </w:t>
-      </w:r>
-      <w:r>
-        <w:rPr>
-          <w:bCs/>
-          <w:b/>
-        </w:rPr>
-        <w:t xml:space="preserve">no está respaldada por medición</w:t>
-      </w:r>
-      <w:r>
-        <w:t xml:space="preserve">. Las cifras de costo computacional (E8) acotan la contribución del software a la latencia, pero no sustituyen la medición del lazo completo.</w:t>
+        <w:t xml:space="preserve">Las evidencias E10 y E11 (latencia del lazo entre la pisada y la retroalimentación, y fiabilidad de detección de los sensores) no se reportan porque la calibración del umbral de sensado se encuentra en curso. Hasta disponer de ellas, la afirmación de que el dispositivo detecta correctamente la pisada de un niño no está respaldada por medición. Las cifras de costo computacional (E8) acotan la contribución del software a la latencia, pero no sustituyen la medición del lazo completo.</w:t>
       </w:r>
     </w:p>
     <w:p>
@@ -8306,74 +7716,74 @@
       </w:r>
       <w:r>
         <w:rPr>
+          <w:iCs/>
+          <w:i/>
+        </w:rPr>
+        <w:t xml:space="preserve">no participaron seres humanos</w:t>
+      </w:r>
+      <w:r>
+        <w:t xml:space="preserve">. No se realizaron pruebas, entrevistas, observaciones ni recogida de datos con niños, familias, docentes o terapeutas. No se recopiló ningún dato personal ni clínico. Las sesiones registradas en la base de datos del sistema durante el desarrollo corresponden a ejecuciones del jugador simulado y a pruebas de banco realizadas por los autores sobre el prototipo, bajo un perfil de prueba ficticio. Por consiguiente, la investigación aquí reportada no requirió aprobación de comité de ética ni consentimiento informado.</w:t>
+      </w:r>
+    </w:p>
+    <w:p>
+      <w:pPr>
+        <w:pStyle w:val="BodyText"/>
+      </w:pPr>
+      <w:r>
+        <w:t xml:space="preserve">La aclaración tiene consecuencias prácticas. El dispositivo está destinado a una población infantil con discapacidad intelectual, es decir, a un grupo con capacidad limitada para otorgar consentimiento y particularmente vulnerable a la frustración inducida por una tarea mal calibrada. Exponer a un niño a un prototipo cuyo comportamiento no ha sido verificado sería, además de metodológicamente pobre, éticamente cuestionable. La secuencia adoptada, que verifica primero el sistema y evalúa después con usuarios, responde a esa consideración.</w:t>
+      </w:r>
+    </w:p>
+    <w:p>
+      <w:pPr>
+        <w:pStyle w:val="BodyText"/>
+      </w:pPr>
+      <w:r>
+        <w:t xml:space="preserve">La fase de evaluación con usuarios, descrita en la sección siguiente, exigirá: aprobación del comité de ética institucional de la Universidad Santiago de Cali; consentimiento informado de padres o tutores y asentimiento del propio niño en la medida de su comprensión; protocolo de interrupción ante signos de fatiga o malestar; anonimización y custodia de los datos de desempeño; y la garantía explícita de que el dispositivo complementa, y en ningún caso sustituye, la intervención del profesional.</w:t>
+      </w:r>
+    </w:p>
+    <w:bookmarkEnd w:id="80"/>
+    <w:bookmarkStart w:id="81" w:name="trabajo-futuro"/>
+    <w:p>
+      <w:pPr>
+        <w:pStyle w:val="Heading1"/>
+      </w:pPr>
+      <w:r>
+        <w:rPr>
+          <w:rStyle w:val="SectionNumber"/>
+        </w:rPr>
+        <w:t xml:space="preserve">9</w:t>
+      </w:r>
+      <w:r>
+        <w:tab/>
+      </w:r>
+      <w:r>
+        <w:t xml:space="preserve">Trabajo futuro</w:t>
+      </w:r>
+    </w:p>
+    <w:p>
+      <w:pPr>
+        <w:pStyle w:val="FirstParagraph"/>
+      </w:pPr>
+      <w:r>
+        <w:t xml:space="preserve">Las líneas de continuación se ordenan por dependencia.</w:t>
+      </w:r>
+    </w:p>
+    <w:p>
+      <w:pPr>
+        <w:pStyle w:val="BodyText"/>
+      </w:pPr>
+      <w:r>
+        <w:rPr>
           <w:bCs/>
           <w:b/>
         </w:rPr>
-        <w:t xml:space="preserve">no participaron seres humanos</w:t>
-      </w:r>
-      <w:r>
-        <w:t xml:space="preserve">. No se realizaron pruebas, entrevistas, observaciones ni recogida de datos con niños, familias, docentes o terapeutas. No se recopiló ningún dato personal ni clínico. Las sesiones registradas en la base de datos del sistema durante el desarrollo corresponden a ejecuciones del jugador simulado y a pruebas de banco realizadas por los autores sobre el prototipo, bajo un perfil de prueba ficticio. Por consiguiente, la investigación aquí reportada no requirió aprobación de comité de ética ni consentimiento informado.</w:t>
-      </w:r>
-    </w:p>
-    <w:p>
-      <w:pPr>
-        <w:pStyle w:val="BodyText"/>
-      </w:pPr>
-      <w:r>
-        <w:t xml:space="preserve">Esta aclaración no es una formalidad. El dispositivo está destinado a una población infantil con discapacidad intelectual, es decir, a un grupo con capacidad limitada para otorgar consentimiento y particularmente vulnerable a la frustración inducida por una tarea mal calibrada. Exponer a un niño a un prototipo cuyo comportamiento no ha sido verificado sería, además de metodológicamente pobre, éticamente cuestionable. La secuencia adoptada —verificar primero el sistema, evaluar después con usuarios— responde a esa consideración.</w:t>
-      </w:r>
-    </w:p>
-    <w:p>
-      <w:pPr>
-        <w:pStyle w:val="BodyText"/>
-      </w:pPr>
-      <w:r>
-        <w:t xml:space="preserve">La fase de evaluación con usuarios, descrita en la sección siguiente, exigirá: aprobación del comité de ética institucional de la Universidad Santiago de Cali; consentimiento informado de padres o tutores y asentimiento del propio niño en la medida de su comprensión; protocolo de interrupción ante signos de fatiga o malestar; anonimización y custodia de los datos de desempeño; y la garantía explícita de que el dispositivo complementa, y en ningún caso sustituye, la intervención del profesional.</w:t>
-      </w:r>
-    </w:p>
-    <w:bookmarkEnd w:id="80"/>
-    <w:bookmarkStart w:id="81" w:name="trabajo-futuro"/>
-    <w:p>
-      <w:pPr>
-        <w:pStyle w:val="Heading1"/>
-      </w:pPr>
-      <w:r>
-        <w:rPr>
-          <w:rStyle w:val="SectionNumber"/>
-        </w:rPr>
-        <w:t xml:space="preserve">9</w:t>
-      </w:r>
-      <w:r>
-        <w:tab/>
-      </w:r>
-      <w:r>
-        <w:t xml:space="preserve">Trabajo futuro</w:t>
-      </w:r>
-    </w:p>
-    <w:p>
-      <w:pPr>
-        <w:pStyle w:val="FirstParagraph"/>
-      </w:pPr>
-      <w:r>
-        <w:t xml:space="preserve">Las líneas de continuación se ordenan por dependencia.</w:t>
-      </w:r>
-    </w:p>
-    <w:p>
-      <w:pPr>
-        <w:pStyle w:val="BodyText"/>
-      </w:pPr>
-      <w:r>
-        <w:rPr>
-          <w:bCs/>
-          <w:b/>
-        </w:rPr>
         <w:t xml:space="preserve">Completar la validación funcional de banco.</w:t>
       </w:r>
       <w:r>
         <w:t xml:space="preserve"> </w:t>
       </w:r>
       <w:r>
-        <w:t xml:space="preserve">Es el paso inmediato. Requiere finalizar la calibración del umbral de detección de los seis sensores, caracterizar su respuesta bajo la tapa reforzada y medir a continuación las evidencias pendientes: la fiabilidad de detección por casilla (E11) y la latencia del lazo físico pisada→retroalimentación (E10), instrumentando las marcas temporales que el propio protocolo ya transporta. La caracterización analógica (E9) fija el objetivo de esa calibración: la pisada debe llevar la resistencia del sensor por debajo de unos 10,5 kΩ para superar el umbral vigente. Ambas mediciones se realizan con el instrumental disponible, sin necesidad de equipo adicional.</w:t>
+        <w:t xml:space="preserve">Es el paso inmediato. Requiere finalizar la calibración del umbral de detección de los seis sensores, caracterizar su respuesta bajo la tapa reforzada y medir a continuación las evidencias pendientes: la fiabilidad de detección por casilla (E11) y la latencia del lazo físico entre la pisada y la retroalimentación (E10), instrumentando las marcas temporales que el propio protocolo ya transporta. La caracterización analógica (E9) fija el objetivo de esa calibración: la pisada debe llevar la resistencia del sensor por debajo de unos 10,5 kΩ para superar el umbral vigente. Ambas mediciones se realizan con el instrumental disponible, sin necesidad de equipo adicional.</w:t>
       </w:r>
     </w:p>
     <w:p>
@@ -8563,7 +7973,7 @@
         <w:t xml:space="preserve"> </w:t>
       </w:r>
       <w:r>
-        <w:t xml:space="preserve">en los modos de velocidad, equilibrio y memoria respectivamente: los once puntos medidos sobre doscientas semillas independientes coinciden con la predicción teórica dentro de su intervalo de confianza del 95 %. El mecanismo de dificultad no solo parece comportarse bien: hace demostrablemente lo que su especificación establece. De ese contraste surgió además un hallazgo de diseño —la conveniencia de umbrales de recomendación específicos por modo— que la observación cualitativa no habría revelado.</w:t>
+        <w:t xml:space="preserve">en los modos de velocidad, equilibrio y memoria respectivamente: los once puntos medidos sobre doscientas semillas independientes coinciden con la predicción teórica dentro de su intervalo de confianza del 95 %. El mecanismo de dificultad no se limita, por tanto, a comportarse de forma plausible: reproduce la regla que su especificación establece. De ese contraste surgió además un hallazgo de diseño, la conveniencia de umbrales de recomendación específicos por modo, que la observación cualitativa no habría revelado.</w:t>
       </w:r>
     </w:p>
     <w:p>
@@ -8606,7 +8016,7 @@
         <w:pStyle w:val="FirstParagraph"/>
       </w:pPr>
       <w:r>
-        <w:t xml:space="preserve">Todas las cifras, tablas y figuras de la sección de resultados se generan mediante un único guion de experimentos incluido con el código del proyecto, que ejecuta el núcleo de software, invoca la simulación eléctrica y produce un archivo de resultados junto con las figuras. Fijada la semilla, su ejecución reproduce exactamente los valores aquí reportados, con una única excepción declarada: las cifras de costo computacional (E8) son medidas de tiempo de ejecución y dependen del procesador y de la carga de la máquina, por lo que se calculan como mediana y rango de siete repeticiones y se enuncian en el texto como órdenes de magnitud, no como valores exactos. El guion registra los valores puntuales de cada corrida en el archivo de resultados.</w:t>
+        <w:t xml:space="preserve">Las cifras, tablas y figuras de simulación de la sección de resultados, junto con la caracterización analógica, se generan mediante un único guion de experimentos incluido con el código del proyecto, que ejecuta el núcleo de software, invoca la simulación eléctrica y produce un archivo de resultados junto con las figuras. Fijada la semilla, su ejecución reproduce exactamente los valores aquí reportados, con una única excepción declarada: las cifras de costo computacional (E8) son medidas de tiempo de ejecución y dependen del procesador y de la carga de la máquina, por lo que se calculan como mediana y rango de siete repeticiones y se enuncian en el texto como órdenes de magnitud, no como valores exactos. El guion registra los valores puntuales de cada corrida en el archivo de resultados.</w:t>
       </w:r>
     </w:p>
     <w:p>
@@ -8614,11 +8024,1655 @@
         <w:pStyle w:val="BodyText"/>
       </w:pPr>
       <w:r>
-        <w:t xml:space="preserve">Las figuras de ingeniería siguen el mismo principio. El diagrama de arquitectura (Figura 1) se construye leyendo los números de pin directamente de la configuración del firmware. El esquemático del Anexo A se produce con un guion de salida determinista que, antes de exportar el plano, ejecuta la comprobación de reglas eléctricas y aborta si encuentra alguna infracción. En consecuencia, ninguna figura de este artículo se dibujó a mano, y ninguna puede divergir del código que describe.</w:t>
+        <w:t xml:space="preserve">Tres conjuntos de cifras quedan fuera de ese guion, y se reproducen de otro modo: los conteos de las pruebas de robustez y de la cobertura de la suite, que proceden del código de las propias pruebas y se obtienen ejecutándolas; y la huella de memoria del firmware, que la informa el compilador al construirlo para el microcontrolador.</w:t>
+      </w:r>
+    </w:p>
+    <w:p>
+      <w:pPr>
+        <w:pStyle w:val="BodyText"/>
+      </w:pPr>
+      <w:r>
+        <w:t xml:space="preserve">Las figuras de ingeniería siguen el mismo principio. El diagrama de arquitectura (Figura 1) se construye leyendo los números de pin directamente de la configuración del firmware. El esquemático del Anexo A se produce con un guion de salida determinista que, antes de exportar el plano, ejecuta la comprobación de reglas eléctricas y aborta si encuentra alguna infracción. En consecuencia, ninguno de los dos planos se dibujó a mano, y ninguno puede divergir del código que describe. Las restantes figuras son fotografías del prototipo o gráficas producidas por el guion de experimentos.</w:t>
       </w:r>
     </w:p>
     <w:bookmarkEnd w:id="83"/>
-    <w:bookmarkStart w:id="87" w:name="anexo-a.-esquemático-eléctrico-completo"/>
+    <w:bookmarkStart w:id="141" w:name="referencias"/>
+    <w:p>
+      <w:pPr>
+        <w:pStyle w:val="Heading1"/>
+      </w:pPr>
+      <w:r>
+        <w:t xml:space="preserve">Referencias</w:t>
+      </w:r>
+    </w:p>
+    <w:bookmarkStart w:id="140" w:name="refs"/>
+    <w:bookmarkStart w:id="85" w:name="ref-antonarakis2020down"/>
+    <w:p>
+      <w:pPr>
+        <w:pStyle w:val="Bibliography"/>
+      </w:pPr>
+      <w:r>
+        <w:t xml:space="preserve">Antonarakis, S. E., Skotko, B. G., Rafii, M. S., Strydom, A., Pape, S. E., Bianchi, D. W., Sherman, S. L., &amp; Reeves, R. H. (2020). Down syndrome.</w:t>
+      </w:r>
+      <w:r>
+        <w:t xml:space="preserve"> </w:t>
+      </w:r>
+      <w:r>
+        <w:rPr>
+          <w:iCs/>
+          <w:i/>
+        </w:rPr>
+        <w:t xml:space="preserve">Nature Reviews Disease Primers</w:t>
+      </w:r>
+      <w:r>
+        <w:t xml:space="preserve">,</w:t>
+      </w:r>
+      <w:r>
+        <w:t xml:space="preserve"> </w:t>
+      </w:r>
+      <w:r>
+        <w:rPr>
+          <w:iCs/>
+          <w:i/>
+        </w:rPr>
+        <w:t xml:space="preserve">6</w:t>
+      </w:r>
+      <w:r>
+        <w:t xml:space="preserve">(1), 9.</w:t>
+      </w:r>
+      <w:r>
+        <w:t xml:space="preserve"> </w:t>
+      </w:r>
+      <w:hyperlink r:id="rId84">
+        <w:r>
+          <w:rPr>
+            <w:rStyle w:val="Hyperlink"/>
+          </w:rPr>
+          <w:t xml:space="preserve">https://doi.org/10.1038/s41572-019-0143-7</w:t>
+        </w:r>
+      </w:hyperlink>
+    </w:p>
+    <w:bookmarkEnd w:id="85"/>
+    <w:bookmarkStart w:id="86" w:name="ref-arevalo2007playtek"/>
+    <w:p>
+      <w:pPr>
+        <w:pStyle w:val="Bibliography"/>
+      </w:pPr>
+      <w:r>
+        <w:t xml:space="preserve">Arévalo, J. E., Roa Fernández, J. A., &amp; Galeano Aguilar, J. A. (2007).</w:t>
+      </w:r>
+      <w:r>
+        <w:t xml:space="preserve"> </w:t>
+      </w:r>
+      <w:r>
+        <w:t xml:space="preserve">PLAYTEK</w:t>
+      </w:r>
+      <w:r>
+        <w:t xml:space="preserve">: Juguete electr</w:t>
+      </w:r>
+      <w:r>
+        <w:t xml:space="preserve">ó</w:t>
+      </w:r>
+      <w:r>
+        <w:t xml:space="preserve">nico para ni</w:t>
+      </w:r>
+      <w:r>
+        <w:t xml:space="preserve">ñ</w:t>
+      </w:r>
+      <w:r>
+        <w:t xml:space="preserve">os con discapacidad mental.</w:t>
+      </w:r>
+      <w:r>
+        <w:t xml:space="preserve"> </w:t>
+      </w:r>
+      <w:r>
+        <w:rPr>
+          <w:iCs/>
+          <w:i/>
+        </w:rPr>
+        <w:t xml:space="preserve">Umbral Cient</w:t>
+      </w:r>
+      <w:r>
+        <w:rPr>
+          <w:iCs/>
+          <w:i/>
+        </w:rPr>
+        <w:t xml:space="preserve">í</w:t>
+      </w:r>
+      <w:r>
+        <w:rPr>
+          <w:iCs/>
+          <w:i/>
+        </w:rPr>
+        <w:t xml:space="preserve">fico</w:t>
+      </w:r>
+      <w:r>
+        <w:t xml:space="preserve">, (11), 17-28.</w:t>
+      </w:r>
+    </w:p>
+    <w:bookmarkEnd w:id="86"/>
+    <w:bookmarkStart w:id="88" w:name="ref-bausela2014funciones"/>
+    <w:p>
+      <w:pPr>
+        <w:pStyle w:val="Bibliography"/>
+      </w:pPr>
+      <w:r>
+        <w:t xml:space="preserve">Bausela Herreras, E. (2014). Funciones ejecutivas: Nociones del desarrollo desde una perspectiva neuropsicol</w:t>
+      </w:r>
+      <w:r>
+        <w:t xml:space="preserve">ó</w:t>
+      </w:r>
+      <w:r>
+        <w:t xml:space="preserve">gica.</w:t>
+      </w:r>
+      <w:r>
+        <w:t xml:space="preserve"> </w:t>
+      </w:r>
+      <w:r>
+        <w:rPr>
+          <w:iCs/>
+          <w:i/>
+        </w:rPr>
+        <w:t xml:space="preserve">Acci</w:t>
+      </w:r>
+      <w:r>
+        <w:rPr>
+          <w:iCs/>
+          <w:i/>
+        </w:rPr>
+        <w:t xml:space="preserve">ó</w:t>
+      </w:r>
+      <w:r>
+        <w:rPr>
+          <w:iCs/>
+          <w:i/>
+        </w:rPr>
+        <w:t xml:space="preserve">n Psicol</w:t>
+      </w:r>
+      <w:r>
+        <w:rPr>
+          <w:iCs/>
+          <w:i/>
+        </w:rPr>
+        <w:t xml:space="preserve">ó</w:t>
+      </w:r>
+      <w:r>
+        <w:rPr>
+          <w:iCs/>
+          <w:i/>
+        </w:rPr>
+        <w:t xml:space="preserve">gica</w:t>
+      </w:r>
+      <w:r>
+        <w:t xml:space="preserve">,</w:t>
+      </w:r>
+      <w:r>
+        <w:t xml:space="preserve"> </w:t>
+      </w:r>
+      <w:r>
+        <w:rPr>
+          <w:iCs/>
+          <w:i/>
+        </w:rPr>
+        <w:t xml:space="preserve">11</w:t>
+      </w:r>
+      <w:r>
+        <w:t xml:space="preserve">(1), 21-34.</w:t>
+      </w:r>
+      <w:r>
+        <w:t xml:space="preserve"> </w:t>
+      </w:r>
+      <w:hyperlink r:id="rId87">
+        <w:r>
+          <w:rPr>
+            <w:rStyle w:val="Hyperlink"/>
+          </w:rPr>
+          <w:t xml:space="preserve">https://doi.org/10.5944/ap.11.1.13789</w:t>
+        </w:r>
+      </w:hyperlink>
+    </w:p>
+    <w:bookmarkEnd w:id="88"/>
+    <w:bookmarkStart w:id="90" w:name="ref-beccaluva2022vic"/>
+    <w:p>
+      <w:pPr>
+        <w:pStyle w:val="Bibliography"/>
+      </w:pPr>
+      <w:r>
+        <w:t xml:space="preserve">Beccaluva, E., Riccardi, F., Gianotti, M., Barbieri, J., &amp; Garzotto, F. (2022).</w:t>
+      </w:r>
+      <w:r>
+        <w:t xml:space="preserve"> </w:t>
+      </w:r>
+      <w:r>
+        <w:t xml:space="preserve">VIC</w:t>
+      </w:r>
+      <w:r>
+        <w:t xml:space="preserve"> </w:t>
+      </w:r>
+      <w:r>
+        <w:t xml:space="preserve">— A tangible user interface to train memory skills in children with intellectual disability.</w:t>
+      </w:r>
+      <w:r>
+        <w:t xml:space="preserve"> </w:t>
+      </w:r>
+      <w:r>
+        <w:rPr>
+          <w:iCs/>
+          <w:i/>
+        </w:rPr>
+        <w:t xml:space="preserve">International Journal of Child-Computer Interaction</w:t>
+      </w:r>
+      <w:r>
+        <w:t xml:space="preserve">,</w:t>
+      </w:r>
+      <w:r>
+        <w:t xml:space="preserve"> </w:t>
+      </w:r>
+      <w:r>
+        <w:rPr>
+          <w:iCs/>
+          <w:i/>
+        </w:rPr>
+        <w:t xml:space="preserve">32</w:t>
+      </w:r>
+      <w:r>
+        <w:t xml:space="preserve">, 100376.</w:t>
+      </w:r>
+      <w:r>
+        <w:t xml:space="preserve"> </w:t>
+      </w:r>
+      <w:hyperlink r:id="rId89">
+        <w:r>
+          <w:rPr>
+            <w:rStyle w:val="Hyperlink"/>
+          </w:rPr>
+          <w:t xml:space="preserve">https://doi.org/10.1016/j.ijcci.2021.100376</w:t>
+        </w:r>
+      </w:hyperlink>
+    </w:p>
+    <w:bookmarkEnd w:id="90"/>
+    <w:bookmarkStart w:id="91" w:name="ref-bernal2019tapete"/>
+    <w:p>
+      <w:pPr>
+        <w:pStyle w:val="Bibliography"/>
+      </w:pPr>
+      <w:r>
+        <w:t xml:space="preserve">Bernal Díaz, A., Barrón Tirado, M. T., &amp; Bustos Jiménez, J. S. (2019). Dise</w:t>
+      </w:r>
+      <w:r>
+        <w:t xml:space="preserve">ñ</w:t>
+      </w:r>
+      <w:r>
+        <w:t xml:space="preserve">o tecnol</w:t>
+      </w:r>
+      <w:r>
+        <w:t xml:space="preserve">ó</w:t>
+      </w:r>
+      <w:r>
+        <w:t xml:space="preserve">gico de un tapete interactivo para la motricidad gruesa en ni</w:t>
+      </w:r>
+      <w:r>
+        <w:t xml:space="preserve">ñ</w:t>
+      </w:r>
+      <w:r>
+        <w:t xml:space="preserve">os con discapacidad.</w:t>
+      </w:r>
+      <w:r>
+        <w:t xml:space="preserve"> </w:t>
+      </w:r>
+      <w:r>
+        <w:rPr>
+          <w:iCs/>
+          <w:i/>
+        </w:rPr>
+        <w:t xml:space="preserve">XV Congreso Nacional de Investigaci</w:t>
+      </w:r>
+      <w:r>
+        <w:rPr>
+          <w:iCs/>
+          <w:i/>
+        </w:rPr>
+        <w:t xml:space="preserve">ó</w:t>
+      </w:r>
+      <w:r>
+        <w:rPr>
+          <w:iCs/>
+          <w:i/>
+        </w:rPr>
+        <w:t xml:space="preserve">n Educativa (</w:t>
+      </w:r>
+      <w:r>
+        <w:rPr>
+          <w:iCs/>
+          <w:i/>
+        </w:rPr>
+        <w:t xml:space="preserve">COMIE</w:t>
+      </w:r>
+      <w:r>
+        <w:rPr>
+          <w:iCs/>
+          <w:i/>
+        </w:rPr>
+        <w:t xml:space="preserve">)</w:t>
+      </w:r>
+      <w:r>
+        <w:t xml:space="preserve">.</w:t>
+      </w:r>
+    </w:p>
+    <w:bookmarkEnd w:id="91"/>
+    <w:bookmarkStart w:id="93" w:name="ref-bevilacqua2023analysis"/>
+    <w:p>
+      <w:pPr>
+        <w:pStyle w:val="Bibliography"/>
+      </w:pPr>
+      <w:r>
+        <w:t xml:space="preserve">Bevilacqua Junior, D. E., de Mello, E. C., Lage, J. B., Ribeiro, M. F., Ferreira, A. A., Teixeira, V. de P. A., &amp; Espindula, A. P. (2023). Analysis of strength and electromyographic activity of lower limbs of individuals with</w:t>
+      </w:r>
+      <w:r>
+        <w:t xml:space="preserve"> </w:t>
+      </w:r>
+      <w:r>
+        <w:t xml:space="preserve">Down</w:t>
+      </w:r>
+      <w:r>
+        <w:t xml:space="preserve"> </w:t>
+      </w:r>
+      <w:r>
+        <w:t xml:space="preserve">syndrome assisted in physiotherapy and hippotherapy.</w:t>
+      </w:r>
+      <w:r>
+        <w:t xml:space="preserve"> </w:t>
+      </w:r>
+      <w:r>
+        <w:rPr>
+          <w:iCs/>
+          <w:i/>
+        </w:rPr>
+        <w:t xml:space="preserve">Journal of Bodywork and Movement Therapies</w:t>
+      </w:r>
+      <w:r>
+        <w:t xml:space="preserve">,</w:t>
+      </w:r>
+      <w:r>
+        <w:t xml:space="preserve"> </w:t>
+      </w:r>
+      <w:r>
+        <w:rPr>
+          <w:iCs/>
+          <w:i/>
+        </w:rPr>
+        <w:t xml:space="preserve">36</w:t>
+      </w:r>
+      <w:r>
+        <w:t xml:space="preserve">, 83-88.</w:t>
+      </w:r>
+      <w:r>
+        <w:t xml:space="preserve"> </w:t>
+      </w:r>
+      <w:hyperlink r:id="rId92">
+        <w:r>
+          <w:rPr>
+            <w:rStyle w:val="Hyperlink"/>
+          </w:rPr>
+          <w:t xml:space="preserve">https://doi.org/10.1016/j.jbmt.2023.05.009</w:t>
+        </w:r>
+      </w:hyperlink>
+    </w:p>
+    <w:bookmarkEnd w:id="93"/>
+    <w:bookmarkStart w:id="95" w:name="ref-bian2020designed"/>
+    <w:p>
+      <w:pPr>
+        <w:pStyle w:val="Bibliography"/>
+      </w:pPr>
+      <w:r>
+        <w:t xml:space="preserve">Bian, Y., Wang, X., Han, D., &amp; Sun, J. (2020). Designed interactive toys for children with cerebral palsy.</w:t>
+      </w:r>
+      <w:r>
+        <w:t xml:space="preserve"> </w:t>
+      </w:r>
+      <w:r>
+        <w:rPr>
+          <w:iCs/>
+          <w:i/>
+        </w:rPr>
+        <w:t xml:space="preserve">Proceedings of the Fourteenth International Conference on Tangible, Embedded, and Embodied Interaction (</w:t>
+      </w:r>
+      <w:r>
+        <w:rPr>
+          <w:iCs/>
+          <w:i/>
+        </w:rPr>
+        <w:t xml:space="preserve">TEI</w:t>
+      </w:r>
+      <w:r>
+        <w:rPr>
+          <w:iCs/>
+          <w:i/>
+        </w:rPr>
+        <w:t xml:space="preserve"> </w:t>
+      </w:r>
+      <w:r>
+        <w:rPr>
+          <w:iCs/>
+          <w:i/>
+        </w:rPr>
+        <w:t xml:space="preserve">’20)</w:t>
+      </w:r>
+      <w:r>
+        <w:t xml:space="preserve">, 473-478.</w:t>
+      </w:r>
+      <w:r>
+        <w:t xml:space="preserve"> </w:t>
+      </w:r>
+      <w:hyperlink r:id="rId94">
+        <w:r>
+          <w:rPr>
+            <w:rStyle w:val="Hyperlink"/>
+          </w:rPr>
+          <w:t xml:space="preserve">https://doi.org/10.1145/3374920.3374975</w:t>
+        </w:r>
+      </w:hyperlink>
+    </w:p>
+    <w:bookmarkEnd w:id="95"/>
+    <w:bookmarkStart w:id="97" w:name="ref-chen2018effectiveness"/>
+    <w:p>
+      <w:pPr>
+        <w:pStyle w:val="Bibliography"/>
+      </w:pPr>
+      <w:r>
+        <w:t xml:space="preserve">Chen, Y., Fanchiang, H.-C. D., &amp; Howard, A. (2018). Effectiveness of virtual reality in children with cerebral palsy: A systematic review and meta-analysis of randomized controlled trials.</w:t>
+      </w:r>
+      <w:r>
+        <w:t xml:space="preserve"> </w:t>
+      </w:r>
+      <w:r>
+        <w:rPr>
+          <w:iCs/>
+          <w:i/>
+        </w:rPr>
+        <w:t xml:space="preserve">Physical Therapy</w:t>
+      </w:r>
+      <w:r>
+        <w:t xml:space="preserve">,</w:t>
+      </w:r>
+      <w:r>
+        <w:t xml:space="preserve"> </w:t>
+      </w:r>
+      <w:r>
+        <w:rPr>
+          <w:iCs/>
+          <w:i/>
+        </w:rPr>
+        <w:t xml:space="preserve">98</w:t>
+      </w:r>
+      <w:r>
+        <w:t xml:space="preserve">(1), 63-77.</w:t>
+      </w:r>
+      <w:r>
+        <w:t xml:space="preserve"> </w:t>
+      </w:r>
+      <w:hyperlink r:id="rId96">
+        <w:r>
+          <w:rPr>
+            <w:rStyle w:val="Hyperlink"/>
+          </w:rPr>
+          <w:t xml:space="preserve">https://doi.org/10.1093/ptj/pzx107</w:t>
+        </w:r>
+      </w:hyperlink>
+    </w:p>
+    <w:bookmarkEnd w:id="97"/>
+    <w:bookmarkStart w:id="99" w:name="ref-minh2021gamebased"/>
+    <w:p>
+      <w:pPr>
+        <w:pStyle w:val="Bibliography"/>
+      </w:pPr>
+      <w:r>
+        <w:t xml:space="preserve">Chu Minh, P., Nguyen Xuan, T., Dang Van, T., &amp; Nguyen Minh, D. (2021). A game-based solution with interactive toys for supporting upper limb rehabilitation for preschool-aged children with cerebral palsy: A preliminary result.</w:t>
+      </w:r>
+      <w:r>
+        <w:t xml:space="preserve"> </w:t>
+      </w:r>
+      <w:r>
+        <w:rPr>
+          <w:iCs/>
+          <w:i/>
+        </w:rPr>
+        <w:t xml:space="preserve">Journal of Applied Science and Engineering</w:t>
+      </w:r>
+      <w:r>
+        <w:t xml:space="preserve">,</w:t>
+      </w:r>
+      <w:r>
+        <w:t xml:space="preserve"> </w:t>
+      </w:r>
+      <w:r>
+        <w:rPr>
+          <w:iCs/>
+          <w:i/>
+        </w:rPr>
+        <w:t xml:space="preserve">24</w:t>
+      </w:r>
+      <w:r>
+        <w:t xml:space="preserve">(6), 867-874.</w:t>
+      </w:r>
+      <w:r>
+        <w:t xml:space="preserve"> </w:t>
+      </w:r>
+      <w:hyperlink r:id="rId98">
+        <w:r>
+          <w:rPr>
+            <w:rStyle w:val="Hyperlink"/>
+          </w:rPr>
+          <w:t xml:space="preserve">https://doi.org/10.6180/jase.202112_24(6).0007</w:t>
+        </w:r>
+      </w:hyperlink>
+    </w:p>
+    <w:bookmarkEnd w:id="99"/>
+    <w:bookmarkStart w:id="101" w:name="ref-covaci2015assessing"/>
+    <w:p>
+      <w:pPr>
+        <w:pStyle w:val="Bibliography"/>
+      </w:pPr>
+      <w:r>
+        <w:t xml:space="preserve">Covaci, A., Kramer, D., Augusto, J. C., Rus, S., &amp; Braun, A. (2015). Assessing real world imagery in virtual environments for people with cognitive disabilities.</w:t>
+      </w:r>
+      <w:r>
+        <w:t xml:space="preserve"> </w:t>
+      </w:r>
+      <w:r>
+        <w:rPr>
+          <w:iCs/>
+          <w:i/>
+        </w:rPr>
+        <w:t xml:space="preserve">2015 International Conference on Intelligent Environments</w:t>
+      </w:r>
+      <w:r>
+        <w:t xml:space="preserve">, 41-48.</w:t>
+      </w:r>
+      <w:r>
+        <w:t xml:space="preserve"> </w:t>
+      </w:r>
+      <w:hyperlink r:id="rId100">
+        <w:r>
+          <w:rPr>
+            <w:rStyle w:val="Hyperlink"/>
+          </w:rPr>
+          <w:t xml:space="preserve">https://doi.org/10.1109/IE.2015.14</w:t>
+        </w:r>
+      </w:hyperlink>
+    </w:p>
+    <w:bookmarkEnd w:id="101"/>
+    <w:bookmarkStart w:id="103" w:name="ref-darzi2021dda"/>
+    <w:p>
+      <w:pPr>
+        <w:pStyle w:val="Bibliography"/>
+      </w:pPr>
+      <w:r>
+        <w:t xml:space="preserve">Darzi, A., McCrea, S. M., &amp; Novak, D. (2021). User experience with dynamic difficulty adjustment methods for an affective exergame: Comparative laboratory-based study.</w:t>
+      </w:r>
+      <w:r>
+        <w:t xml:space="preserve"> </w:t>
+      </w:r>
+      <w:r>
+        <w:rPr>
+          <w:iCs/>
+          <w:i/>
+        </w:rPr>
+        <w:t xml:space="preserve">JMIR Serious Games</w:t>
+      </w:r>
+      <w:r>
+        <w:t xml:space="preserve">,</w:t>
+      </w:r>
+      <w:r>
+        <w:t xml:space="preserve"> </w:t>
+      </w:r>
+      <w:r>
+        <w:rPr>
+          <w:iCs/>
+          <w:i/>
+        </w:rPr>
+        <w:t xml:space="preserve">9</w:t>
+      </w:r>
+      <w:r>
+        <w:t xml:space="preserve">(2), e25771.</w:t>
+      </w:r>
+      <w:r>
+        <w:t xml:space="preserve"> </w:t>
+      </w:r>
+      <w:hyperlink r:id="rId102">
+        <w:r>
+          <w:rPr>
+            <w:rStyle w:val="Hyperlink"/>
+          </w:rPr>
+          <w:t xml:space="preserve">https://doi.org/10.2196/25771</w:t>
+        </w:r>
+      </w:hyperlink>
+    </w:p>
+    <w:bookmarkEnd w:id="103"/>
+    <w:bookmarkStart w:id="105" w:name="ref-degraaf2015estimates"/>
+    <w:p>
+      <w:pPr>
+        <w:pStyle w:val="Bibliography"/>
+      </w:pPr>
+      <w:r>
+        <w:t xml:space="preserve">de Graaf, G., Buckley, F., &amp; Skotko, B. G. (2015). Estimates of the live births, natural losses, and elective terminations with</w:t>
+      </w:r>
+      <w:r>
+        <w:t xml:space="preserve"> </w:t>
+      </w:r>
+      <w:r>
+        <w:t xml:space="preserve">Down</w:t>
+      </w:r>
+      <w:r>
+        <w:t xml:space="preserve"> </w:t>
+      </w:r>
+      <w:r>
+        <w:t xml:space="preserve">syndrome in the</w:t>
+      </w:r>
+      <w:r>
+        <w:t xml:space="preserve"> </w:t>
+      </w:r>
+      <w:r>
+        <w:t xml:space="preserve">United States</w:t>
+      </w:r>
+      <w:r>
+        <w:t xml:space="preserve">.</w:t>
+      </w:r>
+      <w:r>
+        <w:t xml:space="preserve"> </w:t>
+      </w:r>
+      <w:r>
+        <w:rPr>
+          <w:iCs/>
+          <w:i/>
+        </w:rPr>
+        <w:t xml:space="preserve">American Journal of Medical Genetics Part A</w:t>
+      </w:r>
+      <w:r>
+        <w:t xml:space="preserve">,</w:t>
+      </w:r>
+      <w:r>
+        <w:t xml:space="preserve"> </w:t>
+      </w:r>
+      <w:r>
+        <w:rPr>
+          <w:iCs/>
+          <w:i/>
+        </w:rPr>
+        <w:t xml:space="preserve">167</w:t>
+      </w:r>
+      <w:r>
+        <w:t xml:space="preserve">(4), 756-767.</w:t>
+      </w:r>
+      <w:r>
+        <w:t xml:space="preserve"> </w:t>
+      </w:r>
+      <w:hyperlink r:id="rId104">
+        <w:r>
+          <w:rPr>
+            <w:rStyle w:val="Hyperlink"/>
+          </w:rPr>
+          <w:t xml:space="preserve">https://doi.org/10.1002/ajmg.a.37001</w:t>
+        </w:r>
+      </w:hyperlink>
+    </w:p>
+    <w:bookmarkEnd w:id="105"/>
+    <w:bookmarkStart w:id="107" w:name="ref-degraaf2026latam"/>
+    <w:p>
+      <w:pPr>
+        <w:pStyle w:val="Bibliography"/>
+      </w:pPr>
+      <w:r>
+        <w:t xml:space="preserve">de Graaf, G., Buckley, F., &amp; Skotko, B. G. (2026). Estimation of the number of people with</w:t>
+      </w:r>
+      <w:r>
+        <w:t xml:space="preserve"> </w:t>
+      </w:r>
+      <w:r>
+        <w:t xml:space="preserve">Down</w:t>
+      </w:r>
+      <w:r>
+        <w:t xml:space="preserve"> </w:t>
+      </w:r>
+      <w:r>
+        <w:t xml:space="preserve">syndrome in</w:t>
+      </w:r>
+      <w:r>
+        <w:t xml:space="preserve"> </w:t>
+      </w:r>
+      <w:r>
+        <w:t xml:space="preserve">Latin America</w:t>
+      </w:r>
+      <w:r>
+        <w:t xml:space="preserve"> </w:t>
+      </w:r>
+      <w:r>
+        <w:t xml:space="preserve">and the</w:t>
+      </w:r>
+      <w:r>
+        <w:t xml:space="preserve"> </w:t>
+      </w:r>
+      <w:r>
+        <w:t xml:space="preserve">Caribbean</w:t>
+      </w:r>
+      <w:r>
+        <w:t xml:space="preserve">.</w:t>
+      </w:r>
+      <w:r>
+        <w:t xml:space="preserve"> </w:t>
+      </w:r>
+      <w:r>
+        <w:rPr>
+          <w:iCs/>
+          <w:i/>
+        </w:rPr>
+        <w:t xml:space="preserve">Genetics in Medicine</w:t>
+      </w:r>
+      <w:r>
+        <w:t xml:space="preserve">,</w:t>
+      </w:r>
+      <w:r>
+        <w:t xml:space="preserve"> </w:t>
+      </w:r>
+      <w:r>
+        <w:rPr>
+          <w:iCs/>
+          <w:i/>
+        </w:rPr>
+        <w:t xml:space="preserve">28</w:t>
+      </w:r>
+      <w:r>
+        <w:t xml:space="preserve">(1), 101621.</w:t>
+      </w:r>
+      <w:r>
+        <w:t xml:space="preserve"> </w:t>
+      </w:r>
+      <w:hyperlink r:id="rId106">
+        <w:r>
+          <w:rPr>
+            <w:rStyle w:val="Hyperlink"/>
+          </w:rPr>
+          <w:t xml:space="preserve">https://doi.org/10.1016/j.gim.2025.101621</w:t>
+        </w:r>
+      </w:hyperlink>
+    </w:p>
+    <w:bookmarkEnd w:id="107"/>
+    <w:bookmarkStart w:id="109" w:name="ref-doumas2025dda"/>
+    <w:p>
+      <w:pPr>
+        <w:pStyle w:val="Bibliography"/>
+      </w:pPr>
+      <w:r>
+        <w:t xml:space="preserve">Doumas, I., Lejeune, T., Edwards, M. G., Stoquart, G., Vandermeeren, Y., Dehez, B., &amp; Dehem, S. (2025). Clinical validation of an individualized auto-adaptative serious game for combined cognitive and upper limb motor robotic rehabilitation after stroke.</w:t>
+      </w:r>
+      <w:r>
+        <w:t xml:space="preserve"> </w:t>
+      </w:r>
+      <w:r>
+        <w:rPr>
+          <w:iCs/>
+          <w:i/>
+        </w:rPr>
+        <w:t xml:space="preserve">Journal of NeuroEngineering and Rehabilitation</w:t>
+      </w:r>
+      <w:r>
+        <w:t xml:space="preserve">,</w:t>
+      </w:r>
+      <w:r>
+        <w:t xml:space="preserve"> </w:t>
+      </w:r>
+      <w:r>
+        <w:rPr>
+          <w:iCs/>
+          <w:i/>
+        </w:rPr>
+        <w:t xml:space="preserve">22</w:t>
+      </w:r>
+      <w:r>
+        <w:t xml:space="preserve">(1), 10.</w:t>
+      </w:r>
+      <w:r>
+        <w:t xml:space="preserve"> </w:t>
+      </w:r>
+      <w:hyperlink r:id="rId108">
+        <w:r>
+          <w:rPr>
+            <w:rStyle w:val="Hyperlink"/>
+          </w:rPr>
+          <w:t xml:space="preserve">https://doi.org/10.1186/s12984-025-01551-w</w:t>
+        </w:r>
+      </w:hyperlink>
+    </w:p>
+    <w:bookmarkEnd w:id="109"/>
+    <w:bookmarkStart w:id="111" w:name="ref-fournier2010motor"/>
+    <w:p>
+      <w:pPr>
+        <w:pStyle w:val="Bibliography"/>
+      </w:pPr>
+      <w:r>
+        <w:t xml:space="preserve">Fournier, K. A., Hass, C. J., Naik, S. K., Lodha, N., &amp; Cauraugh, J. H. (2010). Motor coordination in autism spectrum disorders: A synthesis and meta-analysis.</w:t>
+      </w:r>
+      <w:r>
+        <w:t xml:space="preserve"> </w:t>
+      </w:r>
+      <w:r>
+        <w:rPr>
+          <w:iCs/>
+          <w:i/>
+        </w:rPr>
+        <w:t xml:space="preserve">Journal of Autism and Developmental Disorders</w:t>
+      </w:r>
+      <w:r>
+        <w:t xml:space="preserve">,</w:t>
+      </w:r>
+      <w:r>
+        <w:t xml:space="preserve"> </w:t>
+      </w:r>
+      <w:r>
+        <w:rPr>
+          <w:iCs/>
+          <w:i/>
+        </w:rPr>
+        <w:t xml:space="preserve">40</w:t>
+      </w:r>
+      <w:r>
+        <w:t xml:space="preserve">(10), 1227-1240.</w:t>
+      </w:r>
+      <w:r>
+        <w:t xml:space="preserve"> </w:t>
+      </w:r>
+      <w:hyperlink r:id="rId110">
+        <w:r>
+          <w:rPr>
+            <w:rStyle w:val="Hyperlink"/>
+          </w:rPr>
+          <w:t xml:space="preserve">https://doi.org/10.1007/s10803-010-0981-3</w:t>
+        </w:r>
+      </w:hyperlink>
+    </w:p>
+    <w:bookmarkEnd w:id="111"/>
+    <w:bookmarkStart w:id="113" w:name="ref-galli2008postural"/>
+    <w:p>
+      <w:pPr>
+        <w:pStyle w:val="Bibliography"/>
+      </w:pPr>
+      <w:r>
+        <w:t xml:space="preserve">Galli, M., Rigoldi, C., Mainardi, L., Tenore, N., Onorati, P., &amp; Albertini, G. (2008). Postural control in patients with</w:t>
+      </w:r>
+      <w:r>
+        <w:t xml:space="preserve"> </w:t>
+      </w:r>
+      <w:r>
+        <w:t xml:space="preserve">Down</w:t>
+      </w:r>
+      <w:r>
+        <w:t xml:space="preserve"> </w:t>
+      </w:r>
+      <w:r>
+        <w:t xml:space="preserve">syndrome.</w:t>
+      </w:r>
+      <w:r>
+        <w:t xml:space="preserve"> </w:t>
+      </w:r>
+      <w:r>
+        <w:rPr>
+          <w:iCs/>
+          <w:i/>
+        </w:rPr>
+        <w:t xml:space="preserve">Disability and Rehabilitation</w:t>
+      </w:r>
+      <w:r>
+        <w:t xml:space="preserve">,</w:t>
+      </w:r>
+      <w:r>
+        <w:t xml:space="preserve"> </w:t>
+      </w:r>
+      <w:r>
+        <w:rPr>
+          <w:iCs/>
+          <w:i/>
+        </w:rPr>
+        <w:t xml:space="preserve">30</w:t>
+      </w:r>
+      <w:r>
+        <w:t xml:space="preserve">(17), 1274-1278.</w:t>
+      </w:r>
+      <w:r>
+        <w:t xml:space="preserve"> </w:t>
+      </w:r>
+      <w:hyperlink r:id="rId112">
+        <w:r>
+          <w:rPr>
+            <w:rStyle w:val="Hyperlink"/>
+          </w:rPr>
+          <w:t xml:space="preserve">https://doi.org/10.1080/09638280701610353</w:t>
+        </w:r>
+      </w:hyperlink>
+    </w:p>
+    <w:bookmarkEnd w:id="113"/>
+    <w:bookmarkStart w:id="115" w:name="ref-grieco2015down"/>
+    <w:p>
+      <w:pPr>
+        <w:pStyle w:val="Bibliography"/>
+      </w:pPr>
+      <w:r>
+        <w:t xml:space="preserve">Grieco, J., Pulsifer, M., Seligsohn, K., Skotko, B., &amp; Schwartz, A. (2015). Down syndrome: Cognitive and behavioral functioning across the lifespan.</w:t>
+      </w:r>
+      <w:r>
+        <w:t xml:space="preserve"> </w:t>
+      </w:r>
+      <w:r>
+        <w:rPr>
+          <w:iCs/>
+          <w:i/>
+        </w:rPr>
+        <w:t xml:space="preserve">American Journal of Medical Genetics Part C: Seminars in Medical Genetics</w:t>
+      </w:r>
+      <w:r>
+        <w:t xml:space="preserve">,</w:t>
+      </w:r>
+      <w:r>
+        <w:t xml:space="preserve"> </w:t>
+      </w:r>
+      <w:r>
+        <w:rPr>
+          <w:iCs/>
+          <w:i/>
+        </w:rPr>
+        <w:t xml:space="preserve">169</w:t>
+      </w:r>
+      <w:r>
+        <w:t xml:space="preserve">(2), 135-149.</w:t>
+      </w:r>
+      <w:r>
+        <w:t xml:space="preserve"> </w:t>
+      </w:r>
+      <w:hyperlink r:id="rId114">
+        <w:r>
+          <w:rPr>
+            <w:rStyle w:val="Hyperlink"/>
+          </w:rPr>
+          <w:t xml:space="preserve">https://doi.org/10.1002/ajmg.c.31439</w:t>
+        </w:r>
+      </w:hyperlink>
+    </w:p>
+    <w:bookmarkEnd w:id="115"/>
+    <w:bookmarkStart w:id="117" w:name="ref-hulteen2018foundational"/>
+    <w:p>
+      <w:pPr>
+        <w:pStyle w:val="Bibliography"/>
+      </w:pPr>
+      <w:r>
+        <w:t xml:space="preserve">Hulteen, R. M., Morgan, P. J., Barnett, L. M., Stodden, D. F., &amp; Lubans, D. R. (2018). Development of foundational movement skills: A conceptual model for physical activity across the lifespan.</w:t>
+      </w:r>
+      <w:r>
+        <w:t xml:space="preserve"> </w:t>
+      </w:r>
+      <w:r>
+        <w:rPr>
+          <w:iCs/>
+          <w:i/>
+        </w:rPr>
+        <w:t xml:space="preserve">Sports Medicine</w:t>
+      </w:r>
+      <w:r>
+        <w:t xml:space="preserve">,</w:t>
+      </w:r>
+      <w:r>
+        <w:t xml:space="preserve"> </w:t>
+      </w:r>
+      <w:r>
+        <w:rPr>
+          <w:iCs/>
+          <w:i/>
+        </w:rPr>
+        <w:t xml:space="preserve">48</w:t>
+      </w:r>
+      <w:r>
+        <w:t xml:space="preserve">(7), 1533-1540.</w:t>
+      </w:r>
+      <w:r>
+        <w:t xml:space="preserve"> </w:t>
+      </w:r>
+      <w:hyperlink r:id="rId116">
+        <w:r>
+          <w:rPr>
+            <w:rStyle w:val="Hyperlink"/>
+          </w:rPr>
+          <w:t xml:space="preserve">https://doi.org/10.1007/s40279-018-0892-6</w:t>
+        </w:r>
+      </w:hyperlink>
+    </w:p>
+    <w:bookmarkEnd w:id="117"/>
+    <w:bookmarkStart w:id="119" w:name="ref-jung2024fsr"/>
+    <w:p>
+      <w:pPr>
+        <w:pStyle w:val="Bibliography"/>
+      </w:pPr>
+      <w:r>
+        <w:t xml:space="preserve">Jung, J., Lee, K., &amp; Kim, B. (2024). Rapid and cost-effective fabrication and performance evaluation of force-sensing resistor sensors.</w:t>
+      </w:r>
+      <w:r>
+        <w:t xml:space="preserve"> </w:t>
+      </w:r>
+      <w:r>
+        <w:rPr>
+          <w:iCs/>
+          <w:i/>
+        </w:rPr>
+        <w:t xml:space="preserve">Applied Sciences</w:t>
+      </w:r>
+      <w:r>
+        <w:t xml:space="preserve">,</w:t>
+      </w:r>
+      <w:r>
+        <w:t xml:space="preserve"> </w:t>
+      </w:r>
+      <w:r>
+        <w:rPr>
+          <w:iCs/>
+          <w:i/>
+        </w:rPr>
+        <w:t xml:space="preserve">14</w:t>
+      </w:r>
+      <w:r>
+        <w:t xml:space="preserve">(17), 7774.</w:t>
+      </w:r>
+      <w:r>
+        <w:t xml:space="preserve"> </w:t>
+      </w:r>
+      <w:hyperlink r:id="rId118">
+        <w:r>
+          <w:rPr>
+            <w:rStyle w:val="Hyperlink"/>
+          </w:rPr>
+          <w:t xml:space="preserve">https://doi.org/10.3390/app14177774</w:t>
+        </w:r>
+      </w:hyperlink>
+    </w:p>
+    <w:bookmarkEnd w:id="119"/>
+    <w:bookmarkStart w:id="121" w:name="ref-kaminska2023benefits"/>
+    <w:p>
+      <w:pPr>
+        <w:pStyle w:val="Bibliography"/>
+      </w:pPr>
+      <w:r>
+        <w:t xml:space="preserve">Kamińska, K., Ciołek, M., Krysta, K., &amp; Krzystanek, M. (2023). Benefits of treadmill training for patients with</w:t>
+      </w:r>
+      <w:r>
+        <w:t xml:space="preserve"> </w:t>
+      </w:r>
+      <w:r>
+        <w:t xml:space="preserve">Down</w:t>
+      </w:r>
+      <w:r>
+        <w:t xml:space="preserve"> </w:t>
+      </w:r>
+      <w:r>
+        <w:t xml:space="preserve">syndrome: A systematic review.</w:t>
+      </w:r>
+      <w:r>
+        <w:t xml:space="preserve"> </w:t>
+      </w:r>
+      <w:r>
+        <w:rPr>
+          <w:iCs/>
+          <w:i/>
+        </w:rPr>
+        <w:t xml:space="preserve">Brain Sciences</w:t>
+      </w:r>
+      <w:r>
+        <w:t xml:space="preserve">,</w:t>
+      </w:r>
+      <w:r>
+        <w:t xml:space="preserve"> </w:t>
+      </w:r>
+      <w:r>
+        <w:rPr>
+          <w:iCs/>
+          <w:i/>
+        </w:rPr>
+        <w:t xml:space="preserve">13</w:t>
+      </w:r>
+      <w:r>
+        <w:t xml:space="preserve">(5), 808.</w:t>
+      </w:r>
+      <w:r>
+        <w:t xml:space="preserve"> </w:t>
+      </w:r>
+      <w:hyperlink r:id="rId120">
+        <w:r>
+          <w:rPr>
+            <w:rStyle w:val="Hyperlink"/>
+          </w:rPr>
+          <w:t xml:space="preserve">https://doi.org/10.3390/brainsci13050808</w:t>
+        </w:r>
+      </w:hyperlink>
+    </w:p>
+    <w:bookmarkEnd w:id="121"/>
+    <w:bookmarkStart w:id="123" w:name="ref-latash2008hypotonia"/>
+    <w:p>
+      <w:pPr>
+        <w:pStyle w:val="Bibliography"/>
+      </w:pPr>
+      <w:r>
+        <w:t xml:space="preserve">Latash, M. L., Wood, L., &amp; Ulrich, D. A. (2008). What is currently known about hypotonia, motor skill development, and physical activity in</w:t>
+      </w:r>
+      <w:r>
+        <w:t xml:space="preserve"> </w:t>
+      </w:r>
+      <w:r>
+        <w:t xml:space="preserve">Down</w:t>
+      </w:r>
+      <w:r>
+        <w:t xml:space="preserve"> </w:t>
+      </w:r>
+      <w:r>
+        <w:t xml:space="preserve">syndrome.</w:t>
+      </w:r>
+      <w:r>
+        <w:t xml:space="preserve"> </w:t>
+      </w:r>
+      <w:r>
+        <w:rPr>
+          <w:iCs/>
+          <w:i/>
+        </w:rPr>
+        <w:t xml:space="preserve">Down Syndrome Research and Practice</w:t>
+      </w:r>
+      <w:r>
+        <w:t xml:space="preserve">.</w:t>
+      </w:r>
+      <w:r>
+        <w:t xml:space="preserve"> </w:t>
+      </w:r>
+      <w:hyperlink r:id="rId122">
+        <w:r>
+          <w:rPr>
+            <w:rStyle w:val="Hyperlink"/>
+          </w:rPr>
+          <w:t xml:space="preserve">https://www.down-syndrome.org/en-us/library/research-practice/online/2008/is-currently-known-hypotonia-motor-skill-development-physical-activity-down-syndrome/</w:t>
+        </w:r>
+      </w:hyperlink>
+    </w:p>
+    <w:bookmarkEnd w:id="123"/>
+    <w:bookmarkStart w:id="125" w:name="ref-lukowski2019cognitive"/>
+    <w:p>
+      <w:pPr>
+        <w:pStyle w:val="Bibliography"/>
+      </w:pPr>
+      <w:r>
+        <w:t xml:space="preserve">Lukowski, A. F., Milojevich, H. M., &amp; Eales, L. (2019). Cognitive functioning in children with</w:t>
+      </w:r>
+      <w:r>
+        <w:t xml:space="preserve"> </w:t>
+      </w:r>
+      <w:r>
+        <w:t xml:space="preserve">Down</w:t>
+      </w:r>
+      <w:r>
+        <w:t xml:space="preserve"> </w:t>
+      </w:r>
+      <w:r>
+        <w:t xml:space="preserve">syndrome: Current knowledge and future directions. En</w:t>
+      </w:r>
+      <w:r>
+        <w:t xml:space="preserve"> </w:t>
+      </w:r>
+      <w:r>
+        <w:rPr>
+          <w:iCs/>
+          <w:i/>
+        </w:rPr>
+        <w:t xml:space="preserve">Advances in Child Development and Behavior</w:t>
+      </w:r>
+      <w:r>
+        <w:t xml:space="preserve"> </w:t>
+      </w:r>
+      <w:r>
+        <w:t xml:space="preserve">(Vol. 56, pp. 257-289). Elsevier.</w:t>
+      </w:r>
+      <w:r>
+        <w:t xml:space="preserve"> </w:t>
+      </w:r>
+      <w:hyperlink r:id="rId124">
+        <w:r>
+          <w:rPr>
+            <w:rStyle w:val="Hyperlink"/>
+          </w:rPr>
+          <w:t xml:space="preserve">https://doi.org/10.1016/bs.acdb.2019.01.002</w:t>
+        </w:r>
+      </w:hyperlink>
+    </w:p>
+    <w:bookmarkEnd w:id="125"/>
+    <w:bookmarkStart w:id="127" w:name="ref-okada2019assessing"/>
+    <w:p>
+      <w:pPr>
+        <w:pStyle w:val="Bibliography"/>
+      </w:pPr>
+      <w:r>
+        <w:t xml:space="preserve">Okada, S., Uejo, T., Hirano, R., Nishi, H., Matsuno, I., Muramatsu, T., Fujiwara, M., Miyake, A., Okada, Y., Fukunaga, S., &amp; Ishikawa, Y. (2019). Assessing the efficacy of very early motor rehabilitation in children with</w:t>
+      </w:r>
+      <w:r>
+        <w:t xml:space="preserve"> </w:t>
+      </w:r>
+      <w:r>
+        <w:t xml:space="preserve">Down</w:t>
+      </w:r>
+      <w:r>
+        <w:t xml:space="preserve"> </w:t>
+      </w:r>
+      <w:r>
+        <w:t xml:space="preserve">syndrome.</w:t>
+      </w:r>
+      <w:r>
+        <w:t xml:space="preserve"> </w:t>
+      </w:r>
+      <w:r>
+        <w:rPr>
+          <w:iCs/>
+          <w:i/>
+        </w:rPr>
+        <w:t xml:space="preserve">The Journal of Pediatrics</w:t>
+      </w:r>
+      <w:r>
+        <w:t xml:space="preserve">,</w:t>
+      </w:r>
+      <w:r>
+        <w:t xml:space="preserve"> </w:t>
+      </w:r>
+      <w:r>
+        <w:rPr>
+          <w:iCs/>
+          <w:i/>
+        </w:rPr>
+        <w:t xml:space="preserve">213</w:t>
+      </w:r>
+      <w:r>
+        <w:t xml:space="preserve">, 227-231.e1.</w:t>
+      </w:r>
+      <w:r>
+        <w:t xml:space="preserve"> </w:t>
+      </w:r>
+      <w:hyperlink r:id="rId126">
+        <w:r>
+          <w:rPr>
+            <w:rStyle w:val="Hyperlink"/>
+          </w:rPr>
+          <w:t xml:space="preserve">https://doi.org/10.1016/j.jpeds.2019.05.038</w:t>
+        </w:r>
+      </w:hyperlink>
+    </w:p>
+    <w:bookmarkEnd w:id="127"/>
+    <w:bookmarkStart w:id="129" w:name="ref-rodrigueztimana2024use"/>
+    <w:p>
+      <w:pPr>
+        <w:pStyle w:val="Bibliography"/>
+      </w:pPr>
+      <w:r>
+        <w:t xml:space="preserve">Rodríguez-Timaná, L. C., Castillo-García, J. F., Bastos-Filho, T., Ocampo-González, A. A., Hincapié-Monsalve, N. R., &amp; Valencia-Jiménez, N. J. (2024). Use of serious games in interventions of executive functions in neurodiverse children: Systematic review.</w:t>
+      </w:r>
+      <w:r>
+        <w:t xml:space="preserve"> </w:t>
+      </w:r>
+      <w:r>
+        <w:rPr>
+          <w:iCs/>
+          <w:i/>
+        </w:rPr>
+        <w:t xml:space="preserve">JMIR Serious Games</w:t>
+      </w:r>
+      <w:r>
+        <w:t xml:space="preserve">,</w:t>
+      </w:r>
+      <w:r>
+        <w:t xml:space="preserve"> </w:t>
+      </w:r>
+      <w:r>
+        <w:rPr>
+          <w:iCs/>
+          <w:i/>
+        </w:rPr>
+        <w:t xml:space="preserve">12</w:t>
+      </w:r>
+      <w:r>
+        <w:t xml:space="preserve">, e59053.</w:t>
+      </w:r>
+      <w:r>
+        <w:t xml:space="preserve"> </w:t>
+      </w:r>
+      <w:hyperlink r:id="rId128">
+        <w:r>
+          <w:rPr>
+            <w:rStyle w:val="Hyperlink"/>
+          </w:rPr>
+          <w:t xml:space="preserve">https://doi.org/10.2196/59053</w:t>
+        </w:r>
+      </w:hyperlink>
+    </w:p>
+    <w:bookmarkEnd w:id="129"/>
+    <w:bookmarkStart w:id="131" w:name="ref-un2015sdgs"/>
+    <w:p>
+      <w:pPr>
+        <w:pStyle w:val="Bibliography"/>
+      </w:pPr>
+      <w:r>
+        <w:t xml:space="preserve">United Nations. (2015).</w:t>
+      </w:r>
+      <w:r>
+        <w:t xml:space="preserve"> </w:t>
+      </w:r>
+      <w:r>
+        <w:rPr>
+          <w:iCs/>
+          <w:i/>
+        </w:rPr>
+        <w:t xml:space="preserve">Transforming our world: The 2030</w:t>
+      </w:r>
+      <w:r>
+        <w:rPr>
+          <w:iCs/>
+          <w:i/>
+        </w:rPr>
+        <w:t xml:space="preserve"> </w:t>
+      </w:r>
+      <w:r>
+        <w:rPr>
+          <w:iCs/>
+          <w:i/>
+        </w:rPr>
+        <w:t xml:space="preserve">Agenda</w:t>
+      </w:r>
+      <w:r>
+        <w:rPr>
+          <w:iCs/>
+          <w:i/>
+        </w:rPr>
+        <w:t xml:space="preserve"> </w:t>
+      </w:r>
+      <w:r>
+        <w:rPr>
+          <w:iCs/>
+          <w:i/>
+        </w:rPr>
+        <w:t xml:space="preserve">for</w:t>
+      </w:r>
+      <w:r>
+        <w:rPr>
+          <w:iCs/>
+          <w:i/>
+        </w:rPr>
+        <w:t xml:space="preserve"> </w:t>
+      </w:r>
+      <w:r>
+        <w:rPr>
+          <w:iCs/>
+          <w:i/>
+        </w:rPr>
+        <w:t xml:space="preserve">Sustainable Development</w:t>
+      </w:r>
+      <w:r>
+        <w:rPr>
+          <w:iCs/>
+          <w:i/>
+        </w:rPr>
+        <w:t xml:space="preserve"> </w:t>
+      </w:r>
+      <w:r>
+        <w:rPr>
+          <w:iCs/>
+          <w:i/>
+        </w:rPr>
+        <w:t xml:space="preserve">(</w:t>
+      </w:r>
+      <w:r>
+        <w:rPr>
+          <w:iCs/>
+          <w:i/>
+        </w:rPr>
+        <w:t xml:space="preserve">A/RES/70/1</w:t>
+      </w:r>
+      <w:r>
+        <w:rPr>
+          <w:iCs/>
+          <w:i/>
+        </w:rPr>
+        <w:t xml:space="preserve">)</w:t>
+      </w:r>
+      <w:r>
+        <w:t xml:space="preserve">.</w:t>
+      </w:r>
+      <w:r>
+        <w:t xml:space="preserve"> </w:t>
+      </w:r>
+      <w:hyperlink r:id="rId130">
+        <w:r>
+          <w:rPr>
+            <w:rStyle w:val="Hyperlink"/>
+          </w:rPr>
+          <w:t xml:space="preserve">https://sdgs.un.org/2030agenda</w:t>
+        </w:r>
+      </w:hyperlink>
+      <w:r>
+        <w:t xml:space="preserve">.</w:t>
+      </w:r>
+    </w:p>
+    <w:bookmarkEnd w:id="131"/>
+    <w:bookmarkStart w:id="133" w:name="ref-valenciajimenez2023effect"/>
+    <w:p>
+      <w:pPr>
+        <w:pStyle w:val="Bibliography"/>
+      </w:pPr>
+      <w:r>
+        <w:t xml:space="preserve">Valencia-Jiménez, N. J., Ramirez-Duque, A. A., Rodriguez-Timana, L. C., Castillo-Garcia, J. F., Silveira, M. L., Da Luz, S., Bastos, T., &amp; Frizera-Neto, A. (2023). Effect of an intervention based on multisensory environment for proprioception assessment in children with</w:t>
+      </w:r>
+      <w:r>
+        <w:t xml:space="preserve"> </w:t>
+      </w:r>
+      <w:r>
+        <w:t xml:space="preserve">Down</w:t>
+      </w:r>
+      <w:r>
+        <w:t xml:space="preserve"> </w:t>
+      </w:r>
+      <w:r>
+        <w:t xml:space="preserve">syndrome: Case study.</w:t>
+      </w:r>
+      <w:r>
+        <w:t xml:space="preserve"> </w:t>
+      </w:r>
+      <w:r>
+        <w:rPr>
+          <w:iCs/>
+          <w:i/>
+        </w:rPr>
+        <w:t xml:space="preserve">IEEE Access</w:t>
+      </w:r>
+      <w:r>
+        <w:t xml:space="preserve">,</w:t>
+      </w:r>
+      <w:r>
+        <w:t xml:space="preserve"> </w:t>
+      </w:r>
+      <w:r>
+        <w:rPr>
+          <w:iCs/>
+          <w:i/>
+        </w:rPr>
+        <w:t xml:space="preserve">11</w:t>
+      </w:r>
+      <w:r>
+        <w:t xml:space="preserve">, 9326-9338.</w:t>
+      </w:r>
+      <w:r>
+        <w:t xml:space="preserve"> </w:t>
+      </w:r>
+      <w:hyperlink r:id="rId132">
+        <w:r>
+          <w:rPr>
+            <w:rStyle w:val="Hyperlink"/>
+          </w:rPr>
+          <w:t xml:space="preserve">https://doi.org/10.1109/ACCESS.2023.3239589</w:t>
+        </w:r>
+      </w:hyperlink>
+    </w:p>
+    <w:bookmarkEnd w:id="133"/>
+    <w:bookmarkStart w:id="135" w:name="ref-vanderfels2015relationship"/>
+    <w:p>
+      <w:pPr>
+        <w:pStyle w:val="Bibliography"/>
+      </w:pPr>
+      <w:r>
+        <w:t xml:space="preserve">van der Fels, I. M. J., te Wierike, S. C. M., Hartman, E., Elferink-Gemser, M. T., Smith, J., &amp; Visscher, C. (2015). The relationship between motor skills and cognitive skills in 4–16 year old typically developing children: A systematic review.</w:t>
+      </w:r>
+      <w:r>
+        <w:t xml:space="preserve"> </w:t>
+      </w:r>
+      <w:r>
+        <w:rPr>
+          <w:iCs/>
+          <w:i/>
+        </w:rPr>
+        <w:t xml:space="preserve">Journal of Science and Medicine in Sport</w:t>
+      </w:r>
+      <w:r>
+        <w:t xml:space="preserve">,</w:t>
+      </w:r>
+      <w:r>
+        <w:t xml:space="preserve"> </w:t>
+      </w:r>
+      <w:r>
+        <w:rPr>
+          <w:iCs/>
+          <w:i/>
+        </w:rPr>
+        <w:t xml:space="preserve">18</w:t>
+      </w:r>
+      <w:r>
+        <w:t xml:space="preserve">(6), 697-703.</w:t>
+      </w:r>
+      <w:r>
+        <w:t xml:space="preserve"> </w:t>
+      </w:r>
+      <w:hyperlink r:id="rId134">
+        <w:r>
+          <w:rPr>
+            <w:rStyle w:val="Hyperlink"/>
+          </w:rPr>
+          <w:t xml:space="preserve">https://doi.org/10.1016/j.jsams.2014.09.007</w:t>
+        </w:r>
+      </w:hyperlink>
+    </w:p>
+    <w:bookmarkEnd w:id="135"/>
+    <w:bookmarkStart w:id="137" w:name="ref-wibowo2020fsr"/>
+    <w:p>
+      <w:pPr>
+        <w:pStyle w:val="Bibliography"/>
+      </w:pPr>
+      <w:r>
+        <w:t xml:space="preserve">Wibowo, D. B., Suprihanto, A., Caesarendra, W., Khoeron, S., Glowacz, A., &amp; Irfan, M. (2020). A simple foot plantar pressure measurement platform system using force-sensing resistors.</w:t>
+      </w:r>
+      <w:r>
+        <w:t xml:space="preserve"> </w:t>
+      </w:r>
+      <w:r>
+        <w:rPr>
+          <w:iCs/>
+          <w:i/>
+        </w:rPr>
+        <w:t xml:space="preserve">Applied System Innovation</w:t>
+      </w:r>
+      <w:r>
+        <w:t xml:space="preserve">,</w:t>
+      </w:r>
+      <w:r>
+        <w:t xml:space="preserve"> </w:t>
+      </w:r>
+      <w:r>
+        <w:rPr>
+          <w:iCs/>
+          <w:i/>
+        </w:rPr>
+        <w:t xml:space="preserve">3</w:t>
+      </w:r>
+      <w:r>
+        <w:t xml:space="preserve">(3), 33.</w:t>
+      </w:r>
+      <w:r>
+        <w:t xml:space="preserve"> </w:t>
+      </w:r>
+      <w:hyperlink r:id="rId136">
+        <w:r>
+          <w:rPr>
+            <w:rStyle w:val="Hyperlink"/>
+          </w:rPr>
+          <w:t xml:space="preserve">https://doi.org/10.3390/asi3030033</w:t>
+        </w:r>
+      </w:hyperlink>
+    </w:p>
+    <w:bookmarkEnd w:id="137"/>
+    <w:bookmarkStart w:id="139" w:name="ref-wishart1993learning"/>
+    <w:p>
+      <w:pPr>
+        <w:pStyle w:val="Bibliography"/>
+      </w:pPr>
+      <w:r>
+        <w:t xml:space="preserve">Wishart, J. G. (1993). Learning the hard way: Avoidance strategies in young children with</w:t>
+      </w:r>
+      <w:r>
+        <w:t xml:space="preserve"> </w:t>
+      </w:r>
+      <w:r>
+        <w:t xml:space="preserve">Down</w:t>
+      </w:r>
+      <w:r>
+        <w:t xml:space="preserve"> </w:t>
+      </w:r>
+      <w:r>
+        <w:t xml:space="preserve">syndrome.</w:t>
+      </w:r>
+      <w:r>
+        <w:t xml:space="preserve"> </w:t>
+      </w:r>
+      <w:r>
+        <w:rPr>
+          <w:iCs/>
+          <w:i/>
+        </w:rPr>
+        <w:t xml:space="preserve">Down Syndrome Research and Practice</w:t>
+      </w:r>
+      <w:r>
+        <w:t xml:space="preserve">,</w:t>
+      </w:r>
+      <w:r>
+        <w:t xml:space="preserve"> </w:t>
+      </w:r>
+      <w:r>
+        <w:rPr>
+          <w:iCs/>
+          <w:i/>
+        </w:rPr>
+        <w:t xml:space="preserve">1</w:t>
+      </w:r>
+      <w:r>
+        <w:t xml:space="preserve">(2), 47-55.</w:t>
+      </w:r>
+      <w:r>
+        <w:t xml:space="preserve"> </w:t>
+      </w:r>
+      <w:hyperlink r:id="rId138">
+        <w:r>
+          <w:rPr>
+            <w:rStyle w:val="Hyperlink"/>
+          </w:rPr>
+          <w:t xml:space="preserve">https://doi.org/10.3104/reviews.10</w:t>
+        </w:r>
+      </w:hyperlink>
+    </w:p>
+    <w:bookmarkEnd w:id="139"/>
+    <w:bookmarkEnd w:id="140"/>
+    <w:bookmarkEnd w:id="141"/>
+    <w:bookmarkStart w:id="145" w:name="anexo-a.-esquemático-eléctrico-completo"/>
     <w:p>
       <w:pPr>
         <w:pStyle w:val="Heading1"/>
@@ -8644,18 +9698,18 @@
           <wp:inline>
             <wp:extent cx="5334000" cy="7541486"/>
             <wp:effectExtent b="0" l="0" r="0" t="0"/>
-            <wp:docPr descr="Esquemático eléctrico completo del tapete interactivo, en formato A3. Bloque 1, sensado: seis divisores formados por un sensor de presión y una resistencia de 10 kΩ, con el nodo intermedio hacia el primer bloque de conversión analógico-digital. Bloque 2, cómputo: microcontrolador ESP32. Bloque 3, actuación: arreglo Darlington ULN2803A conmutando seis grupos de tres diodos con resistencia de 2,2 kΩ en serie. Bloque 4, audio: módulo DFPlayer Mini y parlante, con la línea de transmisión protegida por una resistencia de 1 kΩ. La versión vectorial acompaña al código del proyecto." title="" id="85" name="Picture"/>
+            <wp:docPr descr="Esquemático eléctrico completo del tapete interactivo, en formato A3. Bloque 1, sensado: seis divisores formados por un sensor de presión y una resistencia de 10 kΩ, con el nodo intermedio hacia el primer bloque de conversión analógico-digital. Bloque 2, cómputo: microcontrolador ESP32. Bloque 3, actuación: arreglo Darlington ULN2803A conmutando seis grupos de tres diodos con resistencia de 2,2 kΩ en serie. Bloque 4, audio: módulo DFPlayer Mini y parlante, con la línea de transmisión protegida por una resistencia de 1 kΩ. La versión vectorial acompaña al código del proyecto." title="" id="143" name="Picture"/>
             <a:graphic>
               <a:graphicData uri="http://schemas.openxmlformats.org/drawingml/2006/picture">
                 <pic:pic>
                   <pic:nvPicPr>
-                    <pic:cNvPr descr="../evidencia/esquematico.png" id="86" name="Picture"/>
+                    <pic:cNvPr descr="../evidencia/esquematico.png" id="144" name="Picture"/>
                     <pic:cNvPicPr>
                       <a:picLocks noChangeArrowheads="1" noChangeAspect="1"/>
                     </pic:cNvPicPr>
                   </pic:nvPicPr>
                   <pic:blipFill>
-                    <a:blip r:embed="rId84"/>
+                    <a:blip r:embed="rId142"/>
                     <a:stretch>
                       <a:fillRect/>
                     </a:stretch>
@@ -8690,1642 +9744,6 @@
         <w:t xml:space="preserve">Esquemático eléctrico completo del tapete interactivo, en formato A3. Bloque 1, sensado: seis divisores formados por un sensor de presión y una resistencia de 10 kΩ, con el nodo intermedio hacia el primer bloque de conversión analógico-digital. Bloque 2, cómputo: microcontrolador ESP32. Bloque 3, actuación: arreglo Darlington ULN2803A conmutando seis grupos de tres diodos con resistencia de 2,2 kΩ en serie. Bloque 4, audio: módulo DFPlayer Mini y parlante, con la línea de transmisión protegida por una resistencia de 1 kΩ. La versión vectorial acompaña al código del proyecto.</w:t>
       </w:r>
     </w:p>
-    <w:bookmarkEnd w:id="87"/>
-    <w:bookmarkStart w:id="145" w:name="referencias"/>
-    <w:p>
-      <w:pPr>
-        <w:pStyle w:val="Heading1"/>
-      </w:pPr>
-      <w:r>
-        <w:t xml:space="preserve">Referencias</w:t>
-      </w:r>
-    </w:p>
-    <w:bookmarkStart w:id="144" w:name="refs"/>
-    <w:bookmarkStart w:id="89" w:name="ref-antonarakis2020down"/>
-    <w:p>
-      <w:pPr>
-        <w:pStyle w:val="Bibliography"/>
-      </w:pPr>
-      <w:r>
-        <w:t xml:space="preserve">Antonarakis, S. E., Skotko, B. G., Rafii, M. S., Strydom, A., Pape, S. E., Bianchi, D. W., Sherman, S. L., &amp; Reeves, R. H. (2020). Down syndrome.</w:t>
-      </w:r>
-      <w:r>
-        <w:t xml:space="preserve"> </w:t>
-      </w:r>
-      <w:r>
-        <w:rPr>
-          <w:iCs/>
-          <w:i/>
-        </w:rPr>
-        <w:t xml:space="preserve">Nature Reviews Disease Primers</w:t>
-      </w:r>
-      <w:r>
-        <w:t xml:space="preserve">,</w:t>
-      </w:r>
-      <w:r>
-        <w:t xml:space="preserve"> </w:t>
-      </w:r>
-      <w:r>
-        <w:rPr>
-          <w:iCs/>
-          <w:i/>
-        </w:rPr>
-        <w:t xml:space="preserve">6</w:t>
-      </w:r>
-      <w:r>
-        <w:t xml:space="preserve">(1), 9.</w:t>
-      </w:r>
-      <w:r>
-        <w:t xml:space="preserve"> </w:t>
-      </w:r>
-      <w:hyperlink r:id="rId88">
-        <w:r>
-          <w:rPr>
-            <w:rStyle w:val="Hyperlink"/>
-          </w:rPr>
-          <w:t xml:space="preserve">https://doi.org/10.1038/s41572-019-0143-7</w:t>
-        </w:r>
-      </w:hyperlink>
-    </w:p>
-    <w:bookmarkEnd w:id="89"/>
-    <w:bookmarkStart w:id="90" w:name="ref-arevalo2007playtek"/>
-    <w:p>
-      <w:pPr>
-        <w:pStyle w:val="Bibliography"/>
-      </w:pPr>
-      <w:r>
-        <w:t xml:space="preserve">Arévalo, J. E., Roa Fernández, J. A., &amp; Galeano Aguilar, J. A. (2007).</w:t>
-      </w:r>
-      <w:r>
-        <w:t xml:space="preserve"> </w:t>
-      </w:r>
-      <w:r>
-        <w:t xml:space="preserve">PLAYTEK</w:t>
-      </w:r>
-      <w:r>
-        <w:t xml:space="preserve">: Juguete electr</w:t>
-      </w:r>
-      <w:r>
-        <w:t xml:space="preserve">ó</w:t>
-      </w:r>
-      <w:r>
-        <w:t xml:space="preserve">nico para ni</w:t>
-      </w:r>
-      <w:r>
-        <w:t xml:space="preserve">ñ</w:t>
-      </w:r>
-      <w:r>
-        <w:t xml:space="preserve">os con discapacidad mental.</w:t>
-      </w:r>
-      <w:r>
-        <w:t xml:space="preserve"> </w:t>
-      </w:r>
-      <w:r>
-        <w:rPr>
-          <w:iCs/>
-          <w:i/>
-        </w:rPr>
-        <w:t xml:space="preserve">Umbral Cient</w:t>
-      </w:r>
-      <w:r>
-        <w:rPr>
-          <w:iCs/>
-          <w:i/>
-        </w:rPr>
-        <w:t xml:space="preserve">í</w:t>
-      </w:r>
-      <w:r>
-        <w:rPr>
-          <w:iCs/>
-          <w:i/>
-        </w:rPr>
-        <w:t xml:space="preserve">fico</w:t>
-      </w:r>
-      <w:r>
-        <w:t xml:space="preserve">, (11), 17-28.</w:t>
-      </w:r>
-    </w:p>
-    <w:bookmarkEnd w:id="90"/>
-    <w:bookmarkStart w:id="92" w:name="ref-bausela2014funciones"/>
-    <w:p>
-      <w:pPr>
-        <w:pStyle w:val="Bibliography"/>
-      </w:pPr>
-      <w:r>
-        <w:t xml:space="preserve">Bausela Herreras, E. (2014). Funciones ejecutivas: Nociones del desarrollo desde una perspectiva neuropsicol</w:t>
-      </w:r>
-      <w:r>
-        <w:t xml:space="preserve">ó</w:t>
-      </w:r>
-      <w:r>
-        <w:t xml:space="preserve">gica.</w:t>
-      </w:r>
-      <w:r>
-        <w:t xml:space="preserve"> </w:t>
-      </w:r>
-      <w:r>
-        <w:rPr>
-          <w:iCs/>
-          <w:i/>
-        </w:rPr>
-        <w:t xml:space="preserve">Acci</w:t>
-      </w:r>
-      <w:r>
-        <w:rPr>
-          <w:iCs/>
-          <w:i/>
-        </w:rPr>
-        <w:t xml:space="preserve">ó</w:t>
-      </w:r>
-      <w:r>
-        <w:rPr>
-          <w:iCs/>
-          <w:i/>
-        </w:rPr>
-        <w:t xml:space="preserve">n Psicol</w:t>
-      </w:r>
-      <w:r>
-        <w:rPr>
-          <w:iCs/>
-          <w:i/>
-        </w:rPr>
-        <w:t xml:space="preserve">ó</w:t>
-      </w:r>
-      <w:r>
-        <w:rPr>
-          <w:iCs/>
-          <w:i/>
-        </w:rPr>
-        <w:t xml:space="preserve">gica</w:t>
-      </w:r>
-      <w:r>
-        <w:t xml:space="preserve">,</w:t>
-      </w:r>
-      <w:r>
-        <w:t xml:space="preserve"> </w:t>
-      </w:r>
-      <w:r>
-        <w:rPr>
-          <w:iCs/>
-          <w:i/>
-        </w:rPr>
-        <w:t xml:space="preserve">11</w:t>
-      </w:r>
-      <w:r>
-        <w:t xml:space="preserve">(1), 21-34.</w:t>
-      </w:r>
-      <w:r>
-        <w:t xml:space="preserve"> </w:t>
-      </w:r>
-      <w:hyperlink r:id="rId91">
-        <w:r>
-          <w:rPr>
-            <w:rStyle w:val="Hyperlink"/>
-          </w:rPr>
-          <w:t xml:space="preserve">https://doi.org/10.5944/ap.11.1.13789</w:t>
-        </w:r>
-      </w:hyperlink>
-    </w:p>
-    <w:bookmarkEnd w:id="92"/>
-    <w:bookmarkStart w:id="94" w:name="ref-beccaluva2022vic"/>
-    <w:p>
-      <w:pPr>
-        <w:pStyle w:val="Bibliography"/>
-      </w:pPr>
-      <w:r>
-        <w:t xml:space="preserve">Beccaluva, E., Riccardi, F., Gianotti, M., Barbieri, J., &amp; Garzotto, F. (2022).</w:t>
-      </w:r>
-      <w:r>
-        <w:t xml:space="preserve"> </w:t>
-      </w:r>
-      <w:r>
-        <w:t xml:space="preserve">VIC</w:t>
-      </w:r>
-      <w:r>
-        <w:t xml:space="preserve"> </w:t>
-      </w:r>
-      <w:r>
-        <w:t xml:space="preserve">— A tangible user interface to train memory skills in children with intellectual disability.</w:t>
-      </w:r>
-      <w:r>
-        <w:t xml:space="preserve"> </w:t>
-      </w:r>
-      <w:r>
-        <w:rPr>
-          <w:iCs/>
-          <w:i/>
-        </w:rPr>
-        <w:t xml:space="preserve">International Journal of Child-Computer Interaction</w:t>
-      </w:r>
-      <w:r>
-        <w:t xml:space="preserve">,</w:t>
-      </w:r>
-      <w:r>
-        <w:t xml:space="preserve"> </w:t>
-      </w:r>
-      <w:r>
-        <w:rPr>
-          <w:iCs/>
-          <w:i/>
-        </w:rPr>
-        <w:t xml:space="preserve">32</w:t>
-      </w:r>
-      <w:r>
-        <w:t xml:space="preserve">, 100376.</w:t>
-      </w:r>
-      <w:r>
-        <w:t xml:space="preserve"> </w:t>
-      </w:r>
-      <w:hyperlink r:id="rId93">
-        <w:r>
-          <w:rPr>
-            <w:rStyle w:val="Hyperlink"/>
-          </w:rPr>
-          <w:t xml:space="preserve">https://doi.org/10.1016/j.ijcci.2021.100376</w:t>
-        </w:r>
-      </w:hyperlink>
-    </w:p>
-    <w:bookmarkEnd w:id="94"/>
-    <w:bookmarkStart w:id="95" w:name="ref-bernal2019tapete"/>
-    <w:p>
-      <w:pPr>
-        <w:pStyle w:val="Bibliography"/>
-      </w:pPr>
-      <w:r>
-        <w:t xml:space="preserve">Bernal Díaz, A., Barrón Tirado, M. T., &amp; Bustos Jiménez, J. S. (2019). Dise</w:t>
-      </w:r>
-      <w:r>
-        <w:t xml:space="preserve">ñ</w:t>
-      </w:r>
-      <w:r>
-        <w:t xml:space="preserve">o tecnol</w:t>
-      </w:r>
-      <w:r>
-        <w:t xml:space="preserve">ó</w:t>
-      </w:r>
-      <w:r>
-        <w:t xml:space="preserve">gico de un tapete interactivo para la motricidad gruesa en ni</w:t>
-      </w:r>
-      <w:r>
-        <w:t xml:space="preserve">ñ</w:t>
-      </w:r>
-      <w:r>
-        <w:t xml:space="preserve">os con discapacidad.</w:t>
-      </w:r>
-      <w:r>
-        <w:t xml:space="preserve"> </w:t>
-      </w:r>
-      <w:r>
-        <w:rPr>
-          <w:iCs/>
-          <w:i/>
-        </w:rPr>
-        <w:t xml:space="preserve">XV Congreso Nacional de Investigaci</w:t>
-      </w:r>
-      <w:r>
-        <w:rPr>
-          <w:iCs/>
-          <w:i/>
-        </w:rPr>
-        <w:t xml:space="preserve">ó</w:t>
-      </w:r>
-      <w:r>
-        <w:rPr>
-          <w:iCs/>
-          <w:i/>
-        </w:rPr>
-        <w:t xml:space="preserve">n Educativa (</w:t>
-      </w:r>
-      <w:r>
-        <w:rPr>
-          <w:iCs/>
-          <w:i/>
-        </w:rPr>
-        <w:t xml:space="preserve">COMIE</w:t>
-      </w:r>
-      <w:r>
-        <w:rPr>
-          <w:iCs/>
-          <w:i/>
-        </w:rPr>
-        <w:t xml:space="preserve">)</w:t>
-      </w:r>
-      <w:r>
-        <w:t xml:space="preserve">.</w:t>
-      </w:r>
-    </w:p>
-    <w:bookmarkEnd w:id="95"/>
-    <w:bookmarkStart w:id="97" w:name="ref-bevilacqua2023analysis"/>
-    <w:p>
-      <w:pPr>
-        <w:pStyle w:val="Bibliography"/>
-      </w:pPr>
-      <w:r>
-        <w:t xml:space="preserve">Bevilacqua Junior, D. E., Mello, E. C. de, Lage, J. B., Ribeiro, M. F., Ferreira, A. A., Teixeira, V. de P. A., &amp; Espindula, A. P. (2023). Analysis of strength and electromyographic activity of lower limbs of individuals with</w:t>
-      </w:r>
-      <w:r>
-        <w:t xml:space="preserve"> </w:t>
-      </w:r>
-      <w:r>
-        <w:t xml:space="preserve">Down</w:t>
-      </w:r>
-      <w:r>
-        <w:t xml:space="preserve"> </w:t>
-      </w:r>
-      <w:r>
-        <w:t xml:space="preserve">syndrome assisted in physiotherapy and hippotherapy.</w:t>
-      </w:r>
-      <w:r>
-        <w:t xml:space="preserve"> </w:t>
-      </w:r>
-      <w:r>
-        <w:rPr>
-          <w:iCs/>
-          <w:i/>
-        </w:rPr>
-        <w:t xml:space="preserve">Journal of Bodywork and Movement Therapies</w:t>
-      </w:r>
-      <w:r>
-        <w:t xml:space="preserve">,</w:t>
-      </w:r>
-      <w:r>
-        <w:t xml:space="preserve"> </w:t>
-      </w:r>
-      <w:r>
-        <w:rPr>
-          <w:iCs/>
-          <w:i/>
-        </w:rPr>
-        <w:t xml:space="preserve">36</w:t>
-      </w:r>
-      <w:r>
-        <w:t xml:space="preserve">, 83-88.</w:t>
-      </w:r>
-      <w:r>
-        <w:t xml:space="preserve"> </w:t>
-      </w:r>
-      <w:hyperlink r:id="rId96">
-        <w:r>
-          <w:rPr>
-            <w:rStyle w:val="Hyperlink"/>
-          </w:rPr>
-          <w:t xml:space="preserve">https://doi.org/10.1016/j.jbmt.2023.05.009</w:t>
-        </w:r>
-      </w:hyperlink>
-    </w:p>
-    <w:bookmarkEnd w:id="97"/>
-    <w:bookmarkStart w:id="99" w:name="ref-bian2020designed"/>
-    <w:p>
-      <w:pPr>
-        <w:pStyle w:val="Bibliography"/>
-      </w:pPr>
-      <w:r>
-        <w:t xml:space="preserve">Bian, Y., Wang, X., Han, D., &amp; Sun, J. (2020). Designed interactive toys for children with cerebral palsy.</w:t>
-      </w:r>
-      <w:r>
-        <w:t xml:space="preserve"> </w:t>
-      </w:r>
-      <w:r>
-        <w:rPr>
-          <w:iCs/>
-          <w:i/>
-        </w:rPr>
-        <w:t xml:space="preserve">Proceedings of the Fourteenth International Conference on Tangible, Embedded, and Embodied Interaction (</w:t>
-      </w:r>
-      <w:r>
-        <w:rPr>
-          <w:iCs/>
-          <w:i/>
-        </w:rPr>
-        <w:t xml:space="preserve">TEI</w:t>
-      </w:r>
-      <w:r>
-        <w:rPr>
-          <w:iCs/>
-          <w:i/>
-        </w:rPr>
-        <w:t xml:space="preserve"> </w:t>
-      </w:r>
-      <w:r>
-        <w:rPr>
-          <w:iCs/>
-          <w:i/>
-        </w:rPr>
-        <w:t xml:space="preserve">’20)</w:t>
-      </w:r>
-      <w:r>
-        <w:t xml:space="preserve">, 473-478.</w:t>
-      </w:r>
-      <w:r>
-        <w:t xml:space="preserve"> </w:t>
-      </w:r>
-      <w:hyperlink r:id="rId98">
-        <w:r>
-          <w:rPr>
-            <w:rStyle w:val="Hyperlink"/>
-          </w:rPr>
-          <w:t xml:space="preserve">https://doi.org/10.1145/3374920.3374975</w:t>
-        </w:r>
-      </w:hyperlink>
-    </w:p>
-    <w:bookmarkEnd w:id="99"/>
-    <w:bookmarkStart w:id="101" w:name="ref-chen2018effectiveness"/>
-    <w:p>
-      <w:pPr>
-        <w:pStyle w:val="Bibliography"/>
-      </w:pPr>
-      <w:r>
-        <w:t xml:space="preserve">Chen, Y., Fanchiang, H.-C. D., &amp; Howard, A. (2018). Effectiveness of virtual reality in children with cerebral palsy: A systematic review and meta-analysis of randomized controlled trials.</w:t>
-      </w:r>
-      <w:r>
-        <w:t xml:space="preserve"> </w:t>
-      </w:r>
-      <w:r>
-        <w:rPr>
-          <w:iCs/>
-          <w:i/>
-        </w:rPr>
-        <w:t xml:space="preserve">Physical Therapy</w:t>
-      </w:r>
-      <w:r>
-        <w:t xml:space="preserve">,</w:t>
-      </w:r>
-      <w:r>
-        <w:t xml:space="preserve"> </w:t>
-      </w:r>
-      <w:r>
-        <w:rPr>
-          <w:iCs/>
-          <w:i/>
-        </w:rPr>
-        <w:t xml:space="preserve">98</w:t>
-      </w:r>
-      <w:r>
-        <w:t xml:space="preserve">(1), 63-77.</w:t>
-      </w:r>
-      <w:r>
-        <w:t xml:space="preserve"> </w:t>
-      </w:r>
-      <w:hyperlink r:id="rId100">
-        <w:r>
-          <w:rPr>
-            <w:rStyle w:val="Hyperlink"/>
-          </w:rPr>
-          <w:t xml:space="preserve">https://doi.org/10.1093/ptj/pzx107</w:t>
-        </w:r>
-      </w:hyperlink>
-    </w:p>
-    <w:bookmarkEnd w:id="101"/>
-    <w:bookmarkStart w:id="103" w:name="ref-minh2021gamebased"/>
-    <w:p>
-      <w:pPr>
-        <w:pStyle w:val="Bibliography"/>
-      </w:pPr>
-      <w:r>
-        <w:t xml:space="preserve">Chu Minh, P., Nguyen Xuan, T., Dang Van, T., &amp; Nguyen Minh, D. (2021). A game-based solution with interactive toys for supporting upper limb rehabilitation for preschool-aged children with cerebral palsy: A preliminary result.</w:t>
-      </w:r>
-      <w:r>
-        <w:t xml:space="preserve"> </w:t>
-      </w:r>
-      <w:r>
-        <w:rPr>
-          <w:iCs/>
-          <w:i/>
-        </w:rPr>
-        <w:t xml:space="preserve">Journal of Applied Science and Engineering</w:t>
-      </w:r>
-      <w:r>
-        <w:t xml:space="preserve">,</w:t>
-      </w:r>
-      <w:r>
-        <w:t xml:space="preserve"> </w:t>
-      </w:r>
-      <w:r>
-        <w:rPr>
-          <w:iCs/>
-          <w:i/>
-        </w:rPr>
-        <w:t xml:space="preserve">24</w:t>
-      </w:r>
-      <w:r>
-        <w:t xml:space="preserve">(6), 867-874.</w:t>
-      </w:r>
-      <w:r>
-        <w:t xml:space="preserve"> </w:t>
-      </w:r>
-      <w:hyperlink r:id="rId102">
-        <w:r>
-          <w:rPr>
-            <w:rStyle w:val="Hyperlink"/>
-          </w:rPr>
-          <w:t xml:space="preserve">https://doi.org/10.6180/jase.202112_24(6).0007</w:t>
-        </w:r>
-      </w:hyperlink>
-    </w:p>
-    <w:bookmarkEnd w:id="103"/>
-    <w:bookmarkStart w:id="105" w:name="ref-covaci2015assessing"/>
-    <w:p>
-      <w:pPr>
-        <w:pStyle w:val="Bibliography"/>
-      </w:pPr>
-      <w:r>
-        <w:t xml:space="preserve">Covaci, A., Kramer, D., Augusto, J. C., Rus, S., &amp; Braun, A. (2015). Assessing real world imagery in virtual environments for people with cognitive disabilities.</w:t>
-      </w:r>
-      <w:r>
-        <w:t xml:space="preserve"> </w:t>
-      </w:r>
-      <w:r>
-        <w:rPr>
-          <w:iCs/>
-          <w:i/>
-        </w:rPr>
-        <w:t xml:space="preserve">2015 International Conference on Intelligent Environments</w:t>
-      </w:r>
-      <w:r>
-        <w:t xml:space="preserve">, 41-48.</w:t>
-      </w:r>
-      <w:r>
-        <w:t xml:space="preserve"> </w:t>
-      </w:r>
-      <w:hyperlink r:id="rId104">
-        <w:r>
-          <w:rPr>
-            <w:rStyle w:val="Hyperlink"/>
-          </w:rPr>
-          <w:t xml:space="preserve">https://doi.org/10.1109/IE.2015.14</w:t>
-        </w:r>
-      </w:hyperlink>
-    </w:p>
-    <w:bookmarkEnd w:id="105"/>
-    <w:bookmarkStart w:id="107" w:name="ref-darzi2021dda"/>
-    <w:p>
-      <w:pPr>
-        <w:pStyle w:val="Bibliography"/>
-      </w:pPr>
-      <w:r>
-        <w:t xml:space="preserve">Darzi, A., McCrea, S. M., &amp; Novak, D. (2021). User experience with dynamic difficulty adjustment methods for an affective exergame: Comparative laboratory-based study.</w:t>
-      </w:r>
-      <w:r>
-        <w:t xml:space="preserve"> </w:t>
-      </w:r>
-      <w:r>
-        <w:rPr>
-          <w:iCs/>
-          <w:i/>
-        </w:rPr>
-        <w:t xml:space="preserve">JMIR Serious Games</w:t>
-      </w:r>
-      <w:r>
-        <w:t xml:space="preserve">,</w:t>
-      </w:r>
-      <w:r>
-        <w:t xml:space="preserve"> </w:t>
-      </w:r>
-      <w:r>
-        <w:rPr>
-          <w:iCs/>
-          <w:i/>
-        </w:rPr>
-        <w:t xml:space="preserve">9</w:t>
-      </w:r>
-      <w:r>
-        <w:t xml:space="preserve">(2), e25771.</w:t>
-      </w:r>
-      <w:r>
-        <w:t xml:space="preserve"> </w:t>
-      </w:r>
-      <w:hyperlink r:id="rId106">
-        <w:r>
-          <w:rPr>
-            <w:rStyle w:val="Hyperlink"/>
-          </w:rPr>
-          <w:t xml:space="preserve">https://doi.org/10.2196/25771</w:t>
-        </w:r>
-      </w:hyperlink>
-    </w:p>
-    <w:bookmarkEnd w:id="107"/>
-    <w:bookmarkStart w:id="109" w:name="ref-doumas2025dda"/>
-    <w:p>
-      <w:pPr>
-        <w:pStyle w:val="Bibliography"/>
-      </w:pPr>
-      <w:r>
-        <w:t xml:space="preserve">Doumas, I., Lejeune, T., Edwards, M. G., Stoquart, G., Vandermeeren, Y., Dehez, B., &amp; Dehem, S. (2025). Clinical validation of an individualized auto-adaptative serious game for combined cognitive and upper limb motor robotic rehabilitation after stroke.</w:t>
-      </w:r>
-      <w:r>
-        <w:t xml:space="preserve"> </w:t>
-      </w:r>
-      <w:r>
-        <w:rPr>
-          <w:iCs/>
-          <w:i/>
-        </w:rPr>
-        <w:t xml:space="preserve">Journal of NeuroEngineering and Rehabilitation</w:t>
-      </w:r>
-      <w:r>
-        <w:t xml:space="preserve">,</w:t>
-      </w:r>
-      <w:r>
-        <w:t xml:space="preserve"> </w:t>
-      </w:r>
-      <w:r>
-        <w:rPr>
-          <w:iCs/>
-          <w:i/>
-        </w:rPr>
-        <w:t xml:space="preserve">22</w:t>
-      </w:r>
-      <w:r>
-        <w:t xml:space="preserve">(1), 10.</w:t>
-      </w:r>
-      <w:r>
-        <w:t xml:space="preserve"> </w:t>
-      </w:r>
-      <w:hyperlink r:id="rId108">
-        <w:r>
-          <w:rPr>
-            <w:rStyle w:val="Hyperlink"/>
-          </w:rPr>
-          <w:t xml:space="preserve">https://doi.org/10.1186/s12984-025-01551-w</w:t>
-        </w:r>
-      </w:hyperlink>
-    </w:p>
-    <w:bookmarkEnd w:id="109"/>
-    <w:bookmarkStart w:id="111" w:name="ref-vanderfels2015relationship"/>
-    <w:p>
-      <w:pPr>
-        <w:pStyle w:val="Bibliography"/>
-      </w:pPr>
-      <w:r>
-        <w:t xml:space="preserve">Fels, I. M. J. van der, Wierike, S. C. M. te, Hartman, E., Elferink-Gemser, M. T., Smith, J., &amp; Visscher, C. (2015). The relationship between motor skills and cognitive skills in 4–16 year old typically developing children: A systematic review.</w:t>
-      </w:r>
-      <w:r>
-        <w:t xml:space="preserve"> </w:t>
-      </w:r>
-      <w:r>
-        <w:rPr>
-          <w:iCs/>
-          <w:i/>
-        </w:rPr>
-        <w:t xml:space="preserve">Journal of Science and Medicine in Sport</w:t>
-      </w:r>
-      <w:r>
-        <w:t xml:space="preserve">,</w:t>
-      </w:r>
-      <w:r>
-        <w:t xml:space="preserve"> </w:t>
-      </w:r>
-      <w:r>
-        <w:rPr>
-          <w:iCs/>
-          <w:i/>
-        </w:rPr>
-        <w:t xml:space="preserve">18</w:t>
-      </w:r>
-      <w:r>
-        <w:t xml:space="preserve">(6), 697-703.</w:t>
-      </w:r>
-      <w:r>
-        <w:t xml:space="preserve"> </w:t>
-      </w:r>
-      <w:hyperlink r:id="rId110">
-        <w:r>
-          <w:rPr>
-            <w:rStyle w:val="Hyperlink"/>
-          </w:rPr>
-          <w:t xml:space="preserve">https://doi.org/10.1016/j.jsams.2014.09.007</w:t>
-        </w:r>
-      </w:hyperlink>
-    </w:p>
-    <w:bookmarkEnd w:id="111"/>
-    <w:bookmarkStart w:id="113" w:name="ref-fournier2010motor"/>
-    <w:p>
-      <w:pPr>
-        <w:pStyle w:val="Bibliography"/>
-      </w:pPr>
-      <w:r>
-        <w:t xml:space="preserve">Fournier, K. A., Hass, C. J., Naik, S. K., Lodha, N., &amp; Cauraugh, J. H. (2010). Motor coordination in autism spectrum disorders: A synthesis and meta-analysis.</w:t>
-      </w:r>
-      <w:r>
-        <w:t xml:space="preserve"> </w:t>
-      </w:r>
-      <w:r>
-        <w:rPr>
-          <w:iCs/>
-          <w:i/>
-        </w:rPr>
-        <w:t xml:space="preserve">Journal of Autism and Developmental Disorders</w:t>
-      </w:r>
-      <w:r>
-        <w:t xml:space="preserve">,</w:t>
-      </w:r>
-      <w:r>
-        <w:t xml:space="preserve"> </w:t>
-      </w:r>
-      <w:r>
-        <w:rPr>
-          <w:iCs/>
-          <w:i/>
-        </w:rPr>
-        <w:t xml:space="preserve">40</w:t>
-      </w:r>
-      <w:r>
-        <w:t xml:space="preserve">(10), 1227-1240.</w:t>
-      </w:r>
-      <w:r>
-        <w:t xml:space="preserve"> </w:t>
-      </w:r>
-      <w:hyperlink r:id="rId112">
-        <w:r>
-          <w:rPr>
-            <w:rStyle w:val="Hyperlink"/>
-          </w:rPr>
-          <w:t xml:space="preserve">https://doi.org/10.1007/s10803-010-0981-3</w:t>
-        </w:r>
-      </w:hyperlink>
-    </w:p>
-    <w:bookmarkEnd w:id="113"/>
-    <w:bookmarkStart w:id="115" w:name="ref-galli2008postural"/>
-    <w:p>
-      <w:pPr>
-        <w:pStyle w:val="Bibliography"/>
-      </w:pPr>
-      <w:r>
-        <w:t xml:space="preserve">Galli, M., Rigoldi, C., Mainardi, L., Tenore, N., Onorati, P., &amp; Albertini, G. (2008). Postural control in patients with</w:t>
-      </w:r>
-      <w:r>
-        <w:t xml:space="preserve"> </w:t>
-      </w:r>
-      <w:r>
-        <w:t xml:space="preserve">Down</w:t>
-      </w:r>
-      <w:r>
-        <w:t xml:space="preserve"> </w:t>
-      </w:r>
-      <w:r>
-        <w:t xml:space="preserve">syndrome.</w:t>
-      </w:r>
-      <w:r>
-        <w:t xml:space="preserve"> </w:t>
-      </w:r>
-      <w:r>
-        <w:rPr>
-          <w:iCs/>
-          <w:i/>
-        </w:rPr>
-        <w:t xml:space="preserve">Disability and Rehabilitation</w:t>
-      </w:r>
-      <w:r>
-        <w:t xml:space="preserve">,</w:t>
-      </w:r>
-      <w:r>
-        <w:t xml:space="preserve"> </w:t>
-      </w:r>
-      <w:r>
-        <w:rPr>
-          <w:iCs/>
-          <w:i/>
-        </w:rPr>
-        <w:t xml:space="preserve">30</w:t>
-      </w:r>
-      <w:r>
-        <w:t xml:space="preserve">(17), 1274-1278.</w:t>
-      </w:r>
-      <w:r>
-        <w:t xml:space="preserve"> </w:t>
-      </w:r>
-      <w:hyperlink r:id="rId114">
-        <w:r>
-          <w:rPr>
-            <w:rStyle w:val="Hyperlink"/>
-          </w:rPr>
-          <w:t xml:space="preserve">https://doi.org/10.1080/09638280701610353</w:t>
-        </w:r>
-      </w:hyperlink>
-    </w:p>
-    <w:bookmarkEnd w:id="115"/>
-    <w:bookmarkStart w:id="117" w:name="ref-degraaf2015estimates"/>
-    <w:p>
-      <w:pPr>
-        <w:pStyle w:val="Bibliography"/>
-      </w:pPr>
-      <w:r>
-        <w:t xml:space="preserve">Graaf, G. de, Buckley, F., &amp; Skotko, B. G. (2015). Estimates of the live births, natural losses, and elective terminations with</w:t>
-      </w:r>
-      <w:r>
-        <w:t xml:space="preserve"> </w:t>
-      </w:r>
-      <w:r>
-        <w:t xml:space="preserve">Down</w:t>
-      </w:r>
-      <w:r>
-        <w:t xml:space="preserve"> </w:t>
-      </w:r>
-      <w:r>
-        <w:t xml:space="preserve">syndrome in the</w:t>
-      </w:r>
-      <w:r>
-        <w:t xml:space="preserve"> </w:t>
-      </w:r>
-      <w:r>
-        <w:t xml:space="preserve">United States</w:t>
-      </w:r>
-      <w:r>
-        <w:t xml:space="preserve">.</w:t>
-      </w:r>
-      <w:r>
-        <w:t xml:space="preserve"> </w:t>
-      </w:r>
-      <w:r>
-        <w:rPr>
-          <w:iCs/>
-          <w:i/>
-        </w:rPr>
-        <w:t xml:space="preserve">American Journal of Medical Genetics Part A</w:t>
-      </w:r>
-      <w:r>
-        <w:t xml:space="preserve">,</w:t>
-      </w:r>
-      <w:r>
-        <w:t xml:space="preserve"> </w:t>
-      </w:r>
-      <w:r>
-        <w:rPr>
-          <w:iCs/>
-          <w:i/>
-        </w:rPr>
-        <w:t xml:space="preserve">167</w:t>
-      </w:r>
-      <w:r>
-        <w:t xml:space="preserve">(4), 756-767.</w:t>
-      </w:r>
-      <w:r>
-        <w:t xml:space="preserve"> </w:t>
-      </w:r>
-      <w:hyperlink r:id="rId116">
-        <w:r>
-          <w:rPr>
-            <w:rStyle w:val="Hyperlink"/>
-          </w:rPr>
-          <w:t xml:space="preserve">https://doi.org/10.1002/ajmg.a.37001</w:t>
-        </w:r>
-      </w:hyperlink>
-    </w:p>
-    <w:bookmarkEnd w:id="117"/>
-    <w:bookmarkStart w:id="119" w:name="ref-degraaf2025latam"/>
-    <w:p>
-      <w:pPr>
-        <w:pStyle w:val="Bibliography"/>
-      </w:pPr>
-      <w:r>
-        <w:t xml:space="preserve">Graaf, G. de, Buckley, F., &amp; Skotko, B. G. (2025). Estimation of the number of people with</w:t>
-      </w:r>
-      <w:r>
-        <w:t xml:space="preserve"> </w:t>
-      </w:r>
-      <w:r>
-        <w:t xml:space="preserve">Down</w:t>
-      </w:r>
-      <w:r>
-        <w:t xml:space="preserve"> </w:t>
-      </w:r>
-      <w:r>
-        <w:t xml:space="preserve">syndrome in</w:t>
-      </w:r>
-      <w:r>
-        <w:t xml:space="preserve"> </w:t>
-      </w:r>
-      <w:r>
-        <w:t xml:space="preserve">Latin America</w:t>
-      </w:r>
-      <w:r>
-        <w:t xml:space="preserve"> </w:t>
-      </w:r>
-      <w:r>
-        <w:t xml:space="preserve">and the</w:t>
-      </w:r>
-      <w:r>
-        <w:t xml:space="preserve"> </w:t>
-      </w:r>
-      <w:r>
-        <w:t xml:space="preserve">Caribbean</w:t>
-      </w:r>
-      <w:r>
-        <w:t xml:space="preserve">.</w:t>
-      </w:r>
-      <w:r>
-        <w:t xml:space="preserve"> </w:t>
-      </w:r>
-      <w:r>
-        <w:rPr>
-          <w:iCs/>
-          <w:i/>
-        </w:rPr>
-        <w:t xml:space="preserve">Genetics in Medicine</w:t>
-      </w:r>
-      <w:r>
-        <w:t xml:space="preserve">,</w:t>
-      </w:r>
-      <w:r>
-        <w:t xml:space="preserve"> </w:t>
-      </w:r>
-      <w:r>
-        <w:rPr>
-          <w:iCs/>
-          <w:i/>
-        </w:rPr>
-        <w:t xml:space="preserve">28</w:t>
-      </w:r>
-      <w:r>
-        <w:t xml:space="preserve">(1), 101621.</w:t>
-      </w:r>
-      <w:r>
-        <w:t xml:space="preserve"> </w:t>
-      </w:r>
-      <w:hyperlink r:id="rId118">
-        <w:r>
-          <w:rPr>
-            <w:rStyle w:val="Hyperlink"/>
-          </w:rPr>
-          <w:t xml:space="preserve">https://doi.org/10.1016/j.gim.2025.101621</w:t>
-        </w:r>
-      </w:hyperlink>
-    </w:p>
-    <w:bookmarkEnd w:id="119"/>
-    <w:bookmarkStart w:id="121" w:name="ref-grieco2015down"/>
-    <w:p>
-      <w:pPr>
-        <w:pStyle w:val="Bibliography"/>
-      </w:pPr>
-      <w:r>
-        <w:t xml:space="preserve">Grieco, J., Pulsifer, M., Seligsohn, K., Skotko, B., &amp; Schwartz, A. (2015). Down syndrome: Cognitive and behavioral functioning across the lifespan.</w:t>
-      </w:r>
-      <w:r>
-        <w:t xml:space="preserve"> </w:t>
-      </w:r>
-      <w:r>
-        <w:rPr>
-          <w:iCs/>
-          <w:i/>
-        </w:rPr>
-        <w:t xml:space="preserve">American Journal of Medical Genetics Part C: Seminars in Medical Genetics</w:t>
-      </w:r>
-      <w:r>
-        <w:t xml:space="preserve">,</w:t>
-      </w:r>
-      <w:r>
-        <w:t xml:space="preserve"> </w:t>
-      </w:r>
-      <w:r>
-        <w:rPr>
-          <w:iCs/>
-          <w:i/>
-        </w:rPr>
-        <w:t xml:space="preserve">169</w:t>
-      </w:r>
-      <w:r>
-        <w:t xml:space="preserve">(2), 135-149.</w:t>
-      </w:r>
-      <w:r>
-        <w:t xml:space="preserve"> </w:t>
-      </w:r>
-      <w:hyperlink r:id="rId120">
-        <w:r>
-          <w:rPr>
-            <w:rStyle w:val="Hyperlink"/>
-          </w:rPr>
-          <w:t xml:space="preserve">https://doi.org/10.1002/ajmg.c.31439</w:t>
-        </w:r>
-      </w:hyperlink>
-    </w:p>
-    <w:bookmarkEnd w:id="121"/>
-    <w:bookmarkStart w:id="123" w:name="ref-hulteen2018foundational"/>
-    <w:p>
-      <w:pPr>
-        <w:pStyle w:val="Bibliography"/>
-      </w:pPr>
-      <w:r>
-        <w:t xml:space="preserve">Hulteen, R. M., Morgan, P. J., Barnett, L. M., Stodden, D. F., &amp; Lubans, D. R. (2018). Development of foundational movement skills: A conceptual model for physical activity across the lifespan.</w:t>
-      </w:r>
-      <w:r>
-        <w:t xml:space="preserve"> </w:t>
-      </w:r>
-      <w:r>
-        <w:rPr>
-          <w:iCs/>
-          <w:i/>
-        </w:rPr>
-        <w:t xml:space="preserve">Sports Medicine</w:t>
-      </w:r>
-      <w:r>
-        <w:t xml:space="preserve">,</w:t>
-      </w:r>
-      <w:r>
-        <w:t xml:space="preserve"> </w:t>
-      </w:r>
-      <w:r>
-        <w:rPr>
-          <w:iCs/>
-          <w:i/>
-        </w:rPr>
-        <w:t xml:space="preserve">48</w:t>
-      </w:r>
-      <w:r>
-        <w:t xml:space="preserve">(7), 1533-1540.</w:t>
-      </w:r>
-      <w:r>
-        <w:t xml:space="preserve"> </w:t>
-      </w:r>
-      <w:hyperlink r:id="rId122">
-        <w:r>
-          <w:rPr>
-            <w:rStyle w:val="Hyperlink"/>
-          </w:rPr>
-          <w:t xml:space="preserve">https://doi.org/10.1007/s40279-018-0892-6</w:t>
-        </w:r>
-      </w:hyperlink>
-    </w:p>
-    <w:bookmarkEnd w:id="123"/>
-    <w:bookmarkStart w:id="125" w:name="ref-jung2024fsr"/>
-    <w:p>
-      <w:pPr>
-        <w:pStyle w:val="Bibliography"/>
-      </w:pPr>
-      <w:r>
-        <w:t xml:space="preserve">Jung, J., Lee, K., &amp; Kim, B. (2024). Rapid and cost-effective fabrication and performance evaluation of force-sensing resistor sensors.</w:t>
-      </w:r>
-      <w:r>
-        <w:t xml:space="preserve"> </w:t>
-      </w:r>
-      <w:r>
-        <w:rPr>
-          <w:iCs/>
-          <w:i/>
-        </w:rPr>
-        <w:t xml:space="preserve">Applied Sciences</w:t>
-      </w:r>
-      <w:r>
-        <w:t xml:space="preserve">,</w:t>
-      </w:r>
-      <w:r>
-        <w:t xml:space="preserve"> </w:t>
-      </w:r>
-      <w:r>
-        <w:rPr>
-          <w:iCs/>
-          <w:i/>
-        </w:rPr>
-        <w:t xml:space="preserve">14</w:t>
-      </w:r>
-      <w:r>
-        <w:t xml:space="preserve">(17), 7774.</w:t>
-      </w:r>
-      <w:r>
-        <w:t xml:space="preserve"> </w:t>
-      </w:r>
-      <w:hyperlink r:id="rId124">
-        <w:r>
-          <w:rPr>
-            <w:rStyle w:val="Hyperlink"/>
-          </w:rPr>
-          <w:t xml:space="preserve">https://doi.org/10.3390/app14177774</w:t>
-        </w:r>
-      </w:hyperlink>
-    </w:p>
-    <w:bookmarkEnd w:id="125"/>
-    <w:bookmarkStart w:id="127" w:name="ref-kaminska2023benefits"/>
-    <w:p>
-      <w:pPr>
-        <w:pStyle w:val="Bibliography"/>
-      </w:pPr>
-      <w:r>
-        <w:t xml:space="preserve">Kamińska, K., Ciołek, M., Krysta, K., &amp; Krzystanek, M. (2023). Benefits of treadmill training for patients with</w:t>
-      </w:r>
-      <w:r>
-        <w:t xml:space="preserve"> </w:t>
-      </w:r>
-      <w:r>
-        <w:t xml:space="preserve">Down</w:t>
-      </w:r>
-      <w:r>
-        <w:t xml:space="preserve"> </w:t>
-      </w:r>
-      <w:r>
-        <w:t xml:space="preserve">syndrome: A systematic review.</w:t>
-      </w:r>
-      <w:r>
-        <w:t xml:space="preserve"> </w:t>
-      </w:r>
-      <w:r>
-        <w:rPr>
-          <w:iCs/>
-          <w:i/>
-        </w:rPr>
-        <w:t xml:space="preserve">Brain Sciences</w:t>
-      </w:r>
-      <w:r>
-        <w:t xml:space="preserve">,</w:t>
-      </w:r>
-      <w:r>
-        <w:t xml:space="preserve"> </w:t>
-      </w:r>
-      <w:r>
-        <w:rPr>
-          <w:iCs/>
-          <w:i/>
-        </w:rPr>
-        <w:t xml:space="preserve">13</w:t>
-      </w:r>
-      <w:r>
-        <w:t xml:space="preserve">(5), 808.</w:t>
-      </w:r>
-      <w:r>
-        <w:t xml:space="preserve"> </w:t>
-      </w:r>
-      <w:hyperlink r:id="rId126">
-        <w:r>
-          <w:rPr>
-            <w:rStyle w:val="Hyperlink"/>
-          </w:rPr>
-          <w:t xml:space="preserve">https://doi.org/10.3390/brainsci13050808</w:t>
-        </w:r>
-      </w:hyperlink>
-    </w:p>
-    <w:bookmarkEnd w:id="127"/>
-    <w:bookmarkStart w:id="129" w:name="ref-latash2008hypotonia"/>
-    <w:p>
-      <w:pPr>
-        <w:pStyle w:val="Bibliography"/>
-      </w:pPr>
-      <w:r>
-        <w:t xml:space="preserve">Latash, M. L., Wood, L., &amp; Ulrich, D. A. (2008). What is currently known about hypotonia, motor skill development, and physical activity in</w:t>
-      </w:r>
-      <w:r>
-        <w:t xml:space="preserve"> </w:t>
-      </w:r>
-      <w:r>
-        <w:t xml:space="preserve">Down</w:t>
-      </w:r>
-      <w:r>
-        <w:t xml:space="preserve"> </w:t>
-      </w:r>
-      <w:r>
-        <w:t xml:space="preserve">syndrome.</w:t>
-      </w:r>
-      <w:r>
-        <w:t xml:space="preserve"> </w:t>
-      </w:r>
-      <w:r>
-        <w:rPr>
-          <w:iCs/>
-          <w:i/>
-        </w:rPr>
-        <w:t xml:space="preserve">Down Syndrome Research and Practice</w:t>
-      </w:r>
-      <w:r>
-        <w:t xml:space="preserve">.</w:t>
-      </w:r>
-      <w:r>
-        <w:t xml:space="preserve"> </w:t>
-      </w:r>
-      <w:hyperlink r:id="rId128">
-        <w:r>
-          <w:rPr>
-            <w:rStyle w:val="Hyperlink"/>
-          </w:rPr>
-          <w:t xml:space="preserve">https://doi.org/10.3104/reviews.2074</w:t>
-        </w:r>
-      </w:hyperlink>
-    </w:p>
-    <w:bookmarkEnd w:id="129"/>
-    <w:bookmarkStart w:id="131" w:name="ref-lukowski2019cognitive"/>
-    <w:p>
-      <w:pPr>
-        <w:pStyle w:val="Bibliography"/>
-      </w:pPr>
-      <w:r>
-        <w:t xml:space="preserve">Lukowski, A. F., Milojevich, H. M., &amp; Eales, L. (2019). Cognitive functioning in children with</w:t>
-      </w:r>
-      <w:r>
-        <w:t xml:space="preserve"> </w:t>
-      </w:r>
-      <w:r>
-        <w:t xml:space="preserve">Down</w:t>
-      </w:r>
-      <w:r>
-        <w:t xml:space="preserve"> </w:t>
-      </w:r>
-      <w:r>
-        <w:t xml:space="preserve">syndrome: Current knowledge and future directions. En</w:t>
-      </w:r>
-      <w:r>
-        <w:t xml:space="preserve"> </w:t>
-      </w:r>
-      <w:r>
-        <w:rPr>
-          <w:iCs/>
-          <w:i/>
-        </w:rPr>
-        <w:t xml:space="preserve">Advances in Child Development and Behavior</w:t>
-      </w:r>
-      <w:r>
-        <w:t xml:space="preserve"> </w:t>
-      </w:r>
-      <w:r>
-        <w:t xml:space="preserve">(Vol. 56, pp. 257-289). Elsevier.</w:t>
-      </w:r>
-      <w:r>
-        <w:t xml:space="preserve"> </w:t>
-      </w:r>
-      <w:hyperlink r:id="rId130">
-        <w:r>
-          <w:rPr>
-            <w:rStyle w:val="Hyperlink"/>
-          </w:rPr>
-          <w:t xml:space="preserve">https://doi.org/10.1016/bs.acdb.2019.01.002</w:t>
-        </w:r>
-      </w:hyperlink>
-    </w:p>
-    <w:bookmarkEnd w:id="131"/>
-    <w:bookmarkStart w:id="133" w:name="ref-okada2019assessing"/>
-    <w:p>
-      <w:pPr>
-        <w:pStyle w:val="Bibliography"/>
-      </w:pPr>
-      <w:r>
-        <w:t xml:space="preserve">Okada, S., Uejo, T., Hirano, R., Nishi, H., Matsuno, I., Muramatsu, T., Fujiwara, M., Miyake, A., Okada, Y., Fukunaga, S., &amp; Ishikawa, Y. (2019). Assessing the efficacy of very early motor rehabilitation in children with</w:t>
-      </w:r>
-      <w:r>
-        <w:t xml:space="preserve"> </w:t>
-      </w:r>
-      <w:r>
-        <w:t xml:space="preserve">Down</w:t>
-      </w:r>
-      <w:r>
-        <w:t xml:space="preserve"> </w:t>
-      </w:r>
-      <w:r>
-        <w:t xml:space="preserve">syndrome.</w:t>
-      </w:r>
-      <w:r>
-        <w:t xml:space="preserve"> </w:t>
-      </w:r>
-      <w:r>
-        <w:rPr>
-          <w:iCs/>
-          <w:i/>
-        </w:rPr>
-        <w:t xml:space="preserve">The Journal of Pediatrics</w:t>
-      </w:r>
-      <w:r>
-        <w:t xml:space="preserve">,</w:t>
-      </w:r>
-      <w:r>
-        <w:t xml:space="preserve"> </w:t>
-      </w:r>
-      <w:r>
-        <w:rPr>
-          <w:iCs/>
-          <w:i/>
-        </w:rPr>
-        <w:t xml:space="preserve">213</w:t>
-      </w:r>
-      <w:r>
-        <w:t xml:space="preserve">, 227-231.e1.</w:t>
-      </w:r>
-      <w:r>
-        <w:t xml:space="preserve"> </w:t>
-      </w:r>
-      <w:hyperlink r:id="rId132">
-        <w:r>
-          <w:rPr>
-            <w:rStyle w:val="Hyperlink"/>
-          </w:rPr>
-          <w:t xml:space="preserve">https://doi.org/10.1016/j.jpeds.2019.05.038</w:t>
-        </w:r>
-      </w:hyperlink>
-    </w:p>
-    <w:bookmarkEnd w:id="133"/>
-    <w:bookmarkStart w:id="135" w:name="ref-rodrigueztimana2024use"/>
-    <w:p>
-      <w:pPr>
-        <w:pStyle w:val="Bibliography"/>
-      </w:pPr>
-      <w:r>
-        <w:t xml:space="preserve">Rodríguez-Timaná, L. C., Castillo-García, J. F., Bastos-Filho, T., Ocampo-González, A. A., Hincapié-Monsalve, N. R., &amp; Valencia-Jiménez, N. J. (2024). Use of serious games in interventions of executive functions in neurodiverse children: Systematic review.</w:t>
-      </w:r>
-      <w:r>
-        <w:t xml:space="preserve"> </w:t>
-      </w:r>
-      <w:r>
-        <w:rPr>
-          <w:iCs/>
-          <w:i/>
-        </w:rPr>
-        <w:t xml:space="preserve">JMIR Serious Games</w:t>
-      </w:r>
-      <w:r>
-        <w:t xml:space="preserve">,</w:t>
-      </w:r>
-      <w:r>
-        <w:t xml:space="preserve"> </w:t>
-      </w:r>
-      <w:r>
-        <w:rPr>
-          <w:iCs/>
-          <w:i/>
-        </w:rPr>
-        <w:t xml:space="preserve">12</w:t>
-      </w:r>
-      <w:r>
-        <w:t xml:space="preserve">, e59053.</w:t>
-      </w:r>
-      <w:r>
-        <w:t xml:space="preserve"> </w:t>
-      </w:r>
-      <w:hyperlink r:id="rId134">
-        <w:r>
-          <w:rPr>
-            <w:rStyle w:val="Hyperlink"/>
-          </w:rPr>
-          <w:t xml:space="preserve">https://doi.org/10.2196/59053</w:t>
-        </w:r>
-      </w:hyperlink>
-    </w:p>
-    <w:bookmarkEnd w:id="135"/>
-    <w:bookmarkStart w:id="137" w:name="ref-un2015sdgs"/>
-    <w:p>
-      <w:pPr>
-        <w:pStyle w:val="Bibliography"/>
-      </w:pPr>
-      <w:r>
-        <w:t xml:space="preserve">United Nations. (2015).</w:t>
-      </w:r>
-      <w:r>
-        <w:t xml:space="preserve"> </w:t>
-      </w:r>
-      <w:r>
-        <w:rPr>
-          <w:iCs/>
-          <w:i/>
-        </w:rPr>
-        <w:t xml:space="preserve">Transforming our world: The 2030</w:t>
-      </w:r>
-      <w:r>
-        <w:rPr>
-          <w:iCs/>
-          <w:i/>
-        </w:rPr>
-        <w:t xml:space="preserve"> </w:t>
-      </w:r>
-      <w:r>
-        <w:rPr>
-          <w:iCs/>
-          <w:i/>
-        </w:rPr>
-        <w:t xml:space="preserve">Agenda</w:t>
-      </w:r>
-      <w:r>
-        <w:rPr>
-          <w:iCs/>
-          <w:i/>
-        </w:rPr>
-        <w:t xml:space="preserve"> </w:t>
-      </w:r>
-      <w:r>
-        <w:rPr>
-          <w:iCs/>
-          <w:i/>
-        </w:rPr>
-        <w:t xml:space="preserve">for</w:t>
-      </w:r>
-      <w:r>
-        <w:rPr>
-          <w:iCs/>
-          <w:i/>
-        </w:rPr>
-        <w:t xml:space="preserve"> </w:t>
-      </w:r>
-      <w:r>
-        <w:rPr>
-          <w:iCs/>
-          <w:i/>
-        </w:rPr>
-        <w:t xml:space="preserve">Sustainable Development</w:t>
-      </w:r>
-      <w:r>
-        <w:rPr>
-          <w:iCs/>
-          <w:i/>
-        </w:rPr>
-        <w:t xml:space="preserve"> </w:t>
-      </w:r>
-      <w:r>
-        <w:rPr>
-          <w:iCs/>
-          <w:i/>
-        </w:rPr>
-        <w:t xml:space="preserve">(</w:t>
-      </w:r>
-      <w:r>
-        <w:rPr>
-          <w:iCs/>
-          <w:i/>
-        </w:rPr>
-        <w:t xml:space="preserve">A/RES/70/1</w:t>
-      </w:r>
-      <w:r>
-        <w:rPr>
-          <w:iCs/>
-          <w:i/>
-        </w:rPr>
-        <w:t xml:space="preserve">)</w:t>
-      </w:r>
-      <w:r>
-        <w:t xml:space="preserve">.</w:t>
-      </w:r>
-      <w:r>
-        <w:t xml:space="preserve"> </w:t>
-      </w:r>
-      <w:hyperlink r:id="rId136">
-        <w:r>
-          <w:rPr>
-            <w:rStyle w:val="Hyperlink"/>
-          </w:rPr>
-          <w:t xml:space="preserve">https://sdgs.un.org/2030agenda</w:t>
-        </w:r>
-      </w:hyperlink>
-      <w:r>
-        <w:t xml:space="preserve">.</w:t>
-      </w:r>
-    </w:p>
-    <w:bookmarkEnd w:id="137"/>
-    <w:bookmarkStart w:id="139" w:name="ref-valenciajimenez2023effect"/>
-    <w:p>
-      <w:pPr>
-        <w:pStyle w:val="Bibliography"/>
-      </w:pPr>
-      <w:r>
-        <w:t xml:space="preserve">Valencia-Jiménez, N. J., Ramirez-Duque, A. A., Rodriguez-Timana, L. C., Castillo-Garcia, J. F., Silveira, M. L., Da Luz, S., Bastos, T., &amp; Frizera-Neto, A. (2023). Effect of an intervention based on multisensory environment for proprioception assessment in children with</w:t>
-      </w:r>
-      <w:r>
-        <w:t xml:space="preserve"> </w:t>
-      </w:r>
-      <w:r>
-        <w:t xml:space="preserve">Down</w:t>
-      </w:r>
-      <w:r>
-        <w:t xml:space="preserve"> </w:t>
-      </w:r>
-      <w:r>
-        <w:t xml:space="preserve">syndrome: Case study.</w:t>
-      </w:r>
-      <w:r>
-        <w:t xml:space="preserve"> </w:t>
-      </w:r>
-      <w:r>
-        <w:rPr>
-          <w:iCs/>
-          <w:i/>
-        </w:rPr>
-        <w:t xml:space="preserve">IEEE Access</w:t>
-      </w:r>
-      <w:r>
-        <w:t xml:space="preserve">,</w:t>
-      </w:r>
-      <w:r>
-        <w:t xml:space="preserve"> </w:t>
-      </w:r>
-      <w:r>
-        <w:rPr>
-          <w:iCs/>
-          <w:i/>
-        </w:rPr>
-        <w:t xml:space="preserve">11</w:t>
-      </w:r>
-      <w:r>
-        <w:t xml:space="preserve">, 9326-9338.</w:t>
-      </w:r>
-      <w:r>
-        <w:t xml:space="preserve"> </w:t>
-      </w:r>
-      <w:hyperlink r:id="rId138">
-        <w:r>
-          <w:rPr>
-            <w:rStyle w:val="Hyperlink"/>
-          </w:rPr>
-          <w:t xml:space="preserve">https://doi.org/10.1109/ACCESS.2023.3239589</w:t>
-        </w:r>
-      </w:hyperlink>
-    </w:p>
-    <w:bookmarkEnd w:id="139"/>
-    <w:bookmarkStart w:id="141" w:name="ref-wibowo2020fsr"/>
-    <w:p>
-      <w:pPr>
-        <w:pStyle w:val="Bibliography"/>
-      </w:pPr>
-      <w:r>
-        <w:t xml:space="preserve">Wibowo, D. B., Suprihanto, A., Caesarendra, W., Khoeron, S., Glowacz, A., &amp; Irfan, M. (2020). A simple foot plantar pressure measurement platform system using force-sensing resistors.</w:t>
-      </w:r>
-      <w:r>
-        <w:t xml:space="preserve"> </w:t>
-      </w:r>
-      <w:r>
-        <w:rPr>
-          <w:iCs/>
-          <w:i/>
-        </w:rPr>
-        <w:t xml:space="preserve">Applied System Innovation</w:t>
-      </w:r>
-      <w:r>
-        <w:t xml:space="preserve">,</w:t>
-      </w:r>
-      <w:r>
-        <w:t xml:space="preserve"> </w:t>
-      </w:r>
-      <w:r>
-        <w:rPr>
-          <w:iCs/>
-          <w:i/>
-        </w:rPr>
-        <w:t xml:space="preserve">3</w:t>
-      </w:r>
-      <w:r>
-        <w:t xml:space="preserve">(3), 33.</w:t>
-      </w:r>
-      <w:r>
-        <w:t xml:space="preserve"> </w:t>
-      </w:r>
-      <w:hyperlink r:id="rId140">
-        <w:r>
-          <w:rPr>
-            <w:rStyle w:val="Hyperlink"/>
-          </w:rPr>
-          <w:t xml:space="preserve">https://doi.org/10.3390/asi3030033</w:t>
-        </w:r>
-      </w:hyperlink>
-    </w:p>
-    <w:bookmarkEnd w:id="141"/>
-    <w:bookmarkStart w:id="143" w:name="ref-wishart1993learning"/>
-    <w:p>
-      <w:pPr>
-        <w:pStyle w:val="Bibliography"/>
-      </w:pPr>
-      <w:r>
-        <w:t xml:space="preserve">Wishart, J. G. (1993). Learning the hard way: Avoidance strategies in young children with</w:t>
-      </w:r>
-      <w:r>
-        <w:t xml:space="preserve"> </w:t>
-      </w:r>
-      <w:r>
-        <w:t xml:space="preserve">Down</w:t>
-      </w:r>
-      <w:r>
-        <w:t xml:space="preserve"> </w:t>
-      </w:r>
-      <w:r>
-        <w:t xml:space="preserve">syndrome.</w:t>
-      </w:r>
-      <w:r>
-        <w:t xml:space="preserve"> </w:t>
-      </w:r>
-      <w:r>
-        <w:rPr>
-          <w:iCs/>
-          <w:i/>
-        </w:rPr>
-        <w:t xml:space="preserve">Down Syndrome Research and Practice</w:t>
-      </w:r>
-      <w:r>
-        <w:t xml:space="preserve">,</w:t>
-      </w:r>
-      <w:r>
-        <w:t xml:space="preserve"> </w:t>
-      </w:r>
-      <w:r>
-        <w:rPr>
-          <w:iCs/>
-          <w:i/>
-        </w:rPr>
-        <w:t xml:space="preserve">1</w:t>
-      </w:r>
-      <w:r>
-        <w:t xml:space="preserve">(2), 47-55.</w:t>
-      </w:r>
-      <w:r>
-        <w:t xml:space="preserve"> </w:t>
-      </w:r>
-      <w:hyperlink r:id="rId142">
-        <w:r>
-          <w:rPr>
-            <w:rStyle w:val="Hyperlink"/>
-          </w:rPr>
-          <w:t xml:space="preserve">https://doi.org/10.3104/reviews.10</w:t>
-        </w:r>
-      </w:hyperlink>
-    </w:p>
-    <w:bookmarkEnd w:id="143"/>
-    <w:bookmarkEnd w:id="144"/>
     <w:bookmarkEnd w:id="145"/>
     <w:sectPr/>
   </w:body>

--- a/docs/articulo/Articulo_Tapete_Interactivo.docx
+++ b/docs/articulo/Articulo_Tapete_Interactivo.docx
@@ -1526,7 +1526,7 @@
         <w:t xml:space="preserve"> </w:t>
       </w:r>
       <w:r>
-        <w:t xml:space="preserve">Cada casilla dispone de un grupo de tres diodos emisores de luz blanca, alimentados a 5 V y conmutados mediante un arreglo de transistores Darlington ULN2803A, gobernado por seis salidas moduladas por ancho de pulso del microcontrolador (GPIO 4, 5, 18, 19, 21 y 23). Una resistencia de 2,2 kΩ en serie por grupo fija la corriente.</w:t>
+        <w:t xml:space="preserve">Cada casilla dispone de un grupo de tres diodos emisores de luz blanca, alimentados a 5 V y conmutados mediante un arreglo de transistores Darlington ULN2803A, gobernado por seis salidas moduladas por ancho de pulso del microcontrolador (GPIO 4, 5, 18, 19, 21 y 23). Una resistencia de 110 Ω en serie por grupo fija la corriente.</w:t>
       </w:r>
     </w:p>
     <w:p>
@@ -6831,7 +6831,7 @@
         <w:pStyle w:val="BodyText"/>
       </w:pPr>
       <w:r>
-        <w:t xml:space="preserve">Ninguna de estas pruebas produjo una excepción no controlada ni una terminación anómala. Los hallazgos que motivaron este esfuerzo fueron reales y se corrigieron: el analizador original empleaba conversiones de la biblioteca estándar que lanzaban excepción ante enteros fuera de rango, y la aplicación de escritorio podía morir por un error interno en un manejador de eventos. La suite de pruebas del proyecto comprende 52 casos con 2174 aserciones en C++ y 137 pruebas en Python.</w:t>
+        <w:t xml:space="preserve">Ninguna de estas pruebas produjo una excepción no controlada ni una terminación anómala. Los hallazgos que motivaron este esfuerzo fueron reales y se corrigieron: el analizador original empleaba conversiones de la biblioteca estándar que lanzaban excepción ante enteros fuera de rango, y la aplicación de escritorio podía morir por un error interno en un manejador de eventos. La suite de pruebas del proyecto comprende 58 casos con 2186 aserciones en C++ y 145 pruebas en Python.</w:t>
       </w:r>
     </w:p>
     <w:bookmarkEnd w:id="69"/>
@@ -7163,7 +7163,7 @@
         <w:pStyle w:val="BodyText"/>
       </w:pPr>
       <w:r>
-        <w:t xml:space="preserve">Sobre la etapa de actuación, la misma simulación estima una corriente de 577 µA por grupo de tres diodos, unos 192 µA por diodo, con la resistencia de 2,2 kΩ del inventario. Esta cifra debe leerse con más cautela que la anterior: a diferencia del divisor, que es puramente resistivo, el modelo del diodo y la tensión de saturación del transistor Darlington son valores asumidos, no medidos. Se reporta como estimación de orden de magnitud —coherente con el brillo tenue observado y buscado— pendiente de confirmación con multímetro sobre el circuito armado.</w:t>
+        <w:t xml:space="preserve">Sobre la etapa de actuación, la misma simulación estima una corriente de 10,1 mA por grupo de tres diodos, unos 3,4 mA por diodo, con la resistencia de 110 Ω que fija la corriente de cada grupo. Esta cifra debe leerse con más cautela que la anterior: a diferencia del divisor, que es puramente resistivo, el modelo del diodo y la tensión de saturación del transistor Darlington son valores asumidos, no medidos. Se reporta como estimación de orden de magnitud, pendiente de confirmación con multímetro sobre el circuito armado. El valor inicial fue de 2,2 kΩ, tomado del inventario disponible, con el que cada diodo recibía unos 192 µA y la iluminación resultaba demasiado débil; la sustitución por 110 Ω multiplica la corriente por un factor cercano a veinte y mantiene el consumo del conjunto de seis grupos en unos 61 mA, un orden de magnitud por debajo del límite del arreglo Darlington.</w:t>
       </w:r>
     </w:p>
     <w:bookmarkEnd w:id="74"/>
@@ -9698,7 +9698,7 @@
           <wp:inline>
             <wp:extent cx="5334000" cy="7541486"/>
             <wp:effectExtent b="0" l="0" r="0" t="0"/>
-            <wp:docPr descr="Esquemático eléctrico completo del tapete interactivo, en formato A3. Bloque 1, sensado: seis divisores formados por un sensor de presión y una resistencia de 10 kΩ, con el nodo intermedio hacia el primer bloque de conversión analógico-digital. Bloque 2, cómputo: microcontrolador ESP32. Bloque 3, actuación: arreglo Darlington ULN2803A conmutando seis grupos de tres diodos con resistencia de 2,2 kΩ en serie. Bloque 4, audio: módulo DFPlayer Mini y parlante, con la línea de transmisión protegida por una resistencia de 1 kΩ. La versión vectorial acompaña al código del proyecto." title="" id="143" name="Picture"/>
+            <wp:docPr descr="Esquemático eléctrico completo del tapete interactivo, en formato A3. Bloque 1, sensado: seis divisores formados por un sensor de presión y una resistencia de 10 kΩ, con el nodo intermedio hacia el primer bloque de conversión analógico-digital. Bloque 2, cómputo: microcontrolador ESP32. Bloque 3, actuación: arreglo Darlington ULN2803A conmutando seis grupos de tres diodos con resistencia de 110 Ω en serie. Bloque 4, audio: módulo DFPlayer Mini y parlante, con la línea de transmisión protegida por una resistencia de 1 kΩ. La versión vectorial acompaña al código del proyecto." title="" id="143" name="Picture"/>
             <a:graphic>
               <a:graphicData uri="http://schemas.openxmlformats.org/drawingml/2006/picture">
                 <pic:pic>
@@ -9741,7 +9741,7 @@
         <w:pStyle w:val="ImageCaption"/>
       </w:pPr>
       <w:r>
-        <w:t xml:space="preserve">Esquemático eléctrico completo del tapete interactivo, en formato A3. Bloque 1, sensado: seis divisores formados por un sensor de presión y una resistencia de 10 kΩ, con el nodo intermedio hacia el primer bloque de conversión analógico-digital. Bloque 2, cómputo: microcontrolador ESP32. Bloque 3, actuación: arreglo Darlington ULN2803A conmutando seis grupos de tres diodos con resistencia de 2,2 kΩ en serie. Bloque 4, audio: módulo DFPlayer Mini y parlante, con la línea de transmisión protegida por una resistencia de 1 kΩ. La versión vectorial acompaña al código del proyecto.</w:t>
+        <w:t xml:space="preserve">Esquemático eléctrico completo del tapete interactivo, en formato A3. Bloque 1, sensado: seis divisores formados por un sensor de presión y una resistencia de 10 kΩ, con el nodo intermedio hacia el primer bloque de conversión analógico-digital. Bloque 2, cómputo: microcontrolador ESP32. Bloque 3, actuación: arreglo Darlington ULN2803A conmutando seis grupos de tres diodos con resistencia de 110 Ω en serie. Bloque 4, audio: módulo DFPlayer Mini y parlante, con la línea de transmisión protegida por una resistencia de 1 kΩ. La versión vectorial acompaña al código del proyecto.</w:t>
       </w:r>
     </w:p>
     <w:bookmarkEnd w:id="145"/>

--- a/docs/articulo/Articulo_Tapete_Interactivo.docx
+++ b/docs/articulo/Articulo_Tapete_Interactivo.docx
@@ -6643,19 +6643,19 @@
               <w:jc w:val="right"/>
             </w:pPr>
             <w:r>
-              <w:t xml:space="preserve">520</w:t>
-            </w:r>
-          </w:p>
-        </w:tc>
-        <w:tc>
-          <w:tcPr/>
-          <w:p>
-            <w:pPr>
-              <w:pStyle w:val="Compact"/>
-              <w:jc w:val="right"/>
-            </w:pPr>
-            <w:r>
-              <w:t xml:space="preserve">0,385</w:t>
+              <w:t xml:space="preserve">519</w:t>
+            </w:r>
+          </w:p>
+        </w:tc>
+        <w:tc>
+          <w:tcPr/>
+          <w:p>
+            <w:pPr>
+              <w:pStyle w:val="Compact"/>
+              <w:jc w:val="right"/>
+            </w:pPr>
+            <w:r>
+              <w:t xml:space="preserve">0,383</w:t>
             </w:r>
           </w:p>
         </w:tc>
@@ -7163,7 +7163,7 @@
         <w:pStyle w:val="BodyText"/>
       </w:pPr>
       <w:r>
-        <w:t xml:space="preserve">Sobre la etapa de actuación, la misma simulación estima una corriente de 10,1 mA por grupo de tres diodos, unos 3,4 mA por diodo, con la resistencia de 110 Ω que fija la corriente de cada grupo. Esta cifra debe leerse con más cautela que la anterior: a diferencia del divisor, que es puramente resistivo, el modelo del diodo y la tensión de saturación del transistor Darlington son valores asumidos, no medidos. Se reporta como estimación de orden de magnitud, pendiente de confirmación con multímetro sobre el circuito armado. El valor inicial fue de 2,2 kΩ, tomado del inventario disponible, con el que cada diodo recibía unos 192 µA y la iluminación resultaba demasiado débil; la sustitución por 110 Ω multiplica la corriente por un factor cercano a veinte y mantiene el consumo del conjunto de seis grupos en unos 61 mA, un orden de magnitud por debajo del límite del arreglo Darlington.</w:t>
+        <w:t xml:space="preserve">Sobre la etapa de actuación, la misma simulación estima una corriente de 10,1 mA por grupo de tres diodos, unos 3,4 mA por diodo, con la resistencia de 110 Ω que fija la corriente de cada grupo. Esta cifra debe leerse con más cautela que la anterior: a diferencia del divisor, que es puramente resistivo, el modelo del diodo y la tensión de saturación del transistor Darlington son valores asumidos, no medidos. Se reporta como estimación de orden de magnitud, pendiente de confirmación con multímetro sobre el circuito armado. El valor inicial fue de 2,2 kΩ, tomado del inventario disponible, con el que cada diodo recibía unos 192 µA y la iluminación resultaba demasiado débil; la sustitución por 110 Ω multiplica la corriente por un factor cercano a veinte y mantiene el consumo del conjunto de seis grupos en unos 61 mA; cada canal del arreglo Darlington conduce así 10,1 mA, muy por debajo de los 500 mA que su hoja de datos declara como máximo por canal.</w:t>
       </w:r>
     </w:p>
     <w:bookmarkEnd w:id="74"/>
